--- a/claude/thesis_chapter/RESULTS_CHAPTER_FA_R4_color.docx
+++ b/claude/thesis_chapter/RESULTS_CHAPTER_FA_R4_color.docx
@@ -2,7 +2,7 @@
 <file path=word/document.xml><?xml version="1.0" encoding="utf-8"?>
 <w:document xmlns:w="http://schemas.openxmlformats.org/wordprocessingml/2006/main" xmlns:m="http://schemas.openxmlformats.org/officeDocument/2006/math" xmlns:r="http://schemas.openxmlformats.org/officeDocument/2006/relationships" xmlns:o="urn:schemas-microsoft-com:office:office" xmlns:v="urn:schemas-microsoft-com:vml" xmlns:w10="urn:schemas-microsoft-com:office:word" xmlns:a="http://schemas.openxmlformats.org/drawingml/2006/main" xmlns:pic="http://schemas.openxmlformats.org/drawingml/2006/picture" xmlns:wp="http://schemas.openxmlformats.org/drawingml/2006/wordprocessingDrawing">
   <w:body>
-    <w:bookmarkStart w:id="99" w:name="فصل-چهارم-یافتههای-پژوهش"/>
+    <w:bookmarkStart w:id="108" w:name="فصل-چهارم-یافتههای-پژوهش"/>
     <w:p>
       <w:pPr>
         <w:pStyle w:val="Heading1"/>
@@ -994,7 +994,7 @@
           <wp:inline>
             <wp:extent cx="5334000" cy="3243072"/>
             <wp:effectExtent b="0" l="0" r="0" t="0"/>
-            <wp:docPr descr="conv_NL" title="" id="12" name="Picture"/>
+            <wp:docPr descr="همگرایی تعداد لایه: پروفیل تنش محیطی و دما، خطای L2 و هزینه برحسب تعداد لایه N_L (با N_r=15 و N_z=11)." title="" id="12" name="Picture"/>
             <a:graphic>
               <a:graphicData uri="http://schemas.openxmlformats.org/drawingml/2006/picture">
                 <pic:pic>
@@ -1041,7 +1041,7 @@
         <w:rPr>
           <w:rtl/>
         </w:rPr>
-        <w:t xml:space="preserve">conv_NL</w:t>
+        <w:t xml:space="preserve">همگرایی تعداد لایه: پروفیل تنش محیطی و دما، خطای L2 و هزینه برحسب تعداد لایه N_L (با N_r=15 و N_z=11).</w:t>
       </w:r>
     </w:p>
     <w:p>
@@ -1149,7 +1149,7 @@
           <wp:inline>
             <wp:extent cx="5334000" cy="4002024"/>
             <wp:effectExtent b="0" l="0" r="0" t="0"/>
-            <wp:docPr descr="conv_Nr" title="" id="15" name="Picture"/>
+            <wp:docPr descr="همگرایی نقاط شعاعیِ هر لایه (با N_z=11 و N_L=7)؛ کمیت‌های میدانی از N_r=7 همگرایند." title="" id="15" name="Picture"/>
             <a:graphic>
               <a:graphicData uri="http://schemas.openxmlformats.org/drawingml/2006/picture">
                 <pic:pic>
@@ -1196,7 +1196,7 @@
         <w:rPr>
           <w:rtl/>
         </w:rPr>
-        <w:t xml:space="preserve">conv_Nr</w:t>
+        <w:t xml:space="preserve">همگرایی نقاط شعاعیِ هر لایه (با N_z=11 و N_L=7)؛ کمیت‌های میدانی از N_r=7 همگرایند.</w:t>
       </w:r>
     </w:p>
     <w:p>
@@ -1304,7 +1304,7 @@
           <wp:inline>
             <wp:extent cx="5334000" cy="3243072"/>
             <wp:effectExtent b="0" l="0" r="0" t="0"/>
-            <wp:docPr descr="conv_Nz" title="" id="18" name="Picture"/>
+            <wp:docPr descr="همگرایی نقاط محوری، راستای تعیین‌کننده (با N_r=15 و N_L=7)؛ N_z=5 خطای ۹٫۴٪ می‌دهد؛ همراه با هزینهٔ سریِ خالص." title="" id="18" name="Picture"/>
             <a:graphic>
               <a:graphicData uri="http://schemas.openxmlformats.org/drawingml/2006/picture">
                 <pic:pic>
@@ -1351,7 +1351,7 @@
         <w:rPr>
           <w:rtl/>
         </w:rPr>
-        <w:t xml:space="preserve">conv_Nz</w:t>
+        <w:t xml:space="preserve">همگرایی نقاط محوری، راستای تعیین‌کننده (با N_r=15 و N_L=7)؛ N_z=5 خطای ۹٫۴٪ می‌دهد؛ همراه با هزینهٔ سریِ خالص.</w:t>
       </w:r>
     </w:p>
     <w:p>
@@ -1483,7 +1483,7 @@
           <wp:inline>
             <wp:extent cx="5334000" cy="3243072"/>
             <wp:effectExtent b="0" l="0" r="0" t="0"/>
-            <wp:docPr descr="conv_dt" title="" id="21" name="Picture"/>
+            <wp:docPr descr="همگرایی گام زمانی؛ گام‌های تا ۲ ثانیه همگرایند و گام ۵ ثانیه فراجهش کاذب می‌سازد." title="" id="21" name="Picture"/>
             <a:graphic>
               <a:graphicData uri="http://schemas.openxmlformats.org/drawingml/2006/picture">
                 <pic:pic>
@@ -1530,7 +1530,7 @@
         <w:rPr>
           <w:rtl/>
         </w:rPr>
-        <w:t xml:space="preserve">conv_dt</w:t>
+        <w:t xml:space="preserve">همگرایی گام زمانی؛ گام‌های تا ۲ ثانیه همگرایند و گام ۵ ثانیه فراجهش کاذب می‌سازد.</w:t>
       </w:r>
     </w:p>
     <w:p>
@@ -1602,7 +1602,7 @@
           <wp:inline>
             <wp:extent cx="5334000" cy="4036178"/>
             <wp:effectExtent b="0" l="0" r="0" t="0"/>
-            <wp:docPr descr="conv_master" title="" id="24" name="Picture"/>
+            <wp:docPr descr="خطای L2 پروفیل محیطی برحسب اندازهٔ مسئله N_dof، با ریزسازیِ هر بار یک راستا؛ راستای محوری تعیین‌کننده است." title="" id="24" name="Picture"/>
             <a:graphic>
               <a:graphicData uri="http://schemas.openxmlformats.org/drawingml/2006/picture">
                 <pic:pic>
@@ -1649,7 +1649,7 @@
         <w:rPr>
           <w:rtl/>
         </w:rPr>
-        <w:t xml:space="preserve">conv_master</w:t>
+        <w:t xml:space="preserve">خطای L2 پروفیل محیطی برحسب اندازهٔ مسئله N_dof، با ریزسازیِ هر بار یک راستا؛ راستای محوری تعیین‌کننده است.</w:t>
       </w:r>
     </w:p>
     <w:p>
@@ -1760,7 +1760,7 @@
       </w:r>
     </w:p>
     <w:bookmarkEnd w:id="26"/>
-    <w:bookmarkStart w:id="27" w:name="صحتسنجی"/>
+    <w:bookmarkStart w:id="36" w:name="صحتسنجی"/>
     <w:p>
       <w:pPr>
         <w:pStyle w:val="Heading2"/>
@@ -2020,6 +2020,233 @@
           <w:rtl/>
         </w:rPr>
         <w:t xml:space="preserve">جدول ۴-۲ آمده است.</w:t>
+      </w:r>
+    </w:p>
+    <w:p>
+      <w:pPr>
+        <w:bidi/>
+      </w:pPr>
+      <w:r>
+        <w:rPr>
+          <w:rtl/>
+        </w:rPr>
+        <w:t xml:space="preserve">سه آزمونی که با مراجع منتشرشده یا حل دقیق مقایسه می‌شوند در ادامه نشان داده شده‌اند —</w:t>
+      </w:r>
+      <w:r>
+        <w:rPr>
+          <w:rtl/>
+        </w:rPr>
+        <w:t xml:space="preserve"> </w:t>
+      </w:r>
+      <w:r>
+        <w:rPr>
+          <w:rtl/>
+        </w:rPr>
+        <w:t xml:space="preserve">پاسخ مکانیکی در برابر ملک‌زاده و حیدرپور و انسیس، هدایتِ گذرا در برابر حل دقیق سریِ</w:t>
+      </w:r>
+      <w:r>
+        <w:rPr>
+          <w:rtl/>
+        </w:rPr>
+        <w:t xml:space="preserve"> </w:t>
+      </w:r>
+      <w:r>
+        <w:rPr>
+          <w:rtl/>
+        </w:rPr>
+        <w:t xml:space="preserve">بسل، و پیشانی‌های موجِ ممزوجِ لرد–شولمن در برابر باقری و اسلامی — که در همهٔ موارد</w:t>
+      </w:r>
+      <w:r>
+        <w:rPr>
+          <w:rtl/>
+        </w:rPr>
+        <w:t xml:space="preserve"> </w:t>
+      </w:r>
+      <w:r>
+        <w:rPr>
+          <w:rtl/>
+        </w:rPr>
+        <w:t xml:space="preserve">منحنی‌های حاضر بر مراجع منطبق‌اند.</w:t>
+      </w:r>
+    </w:p>
+    <w:p>
+      <w:pPr>
+        <w:pStyle w:val="CaptionedFigure"/>
+        <w:bidi/>
+      </w:pPr>
+      <w:r>
+        <w:drawing>
+          <wp:inline>
+            <wp:extent cx="5334000" cy="3810348"/>
+            <wp:effectExtent b="0" l="0" r="0" t="0"/>
+            <wp:docPr descr="صحت‌سنجی (مکانیکی): جابجایی شعاعیِ بی‌بعدِ سطح داخلیِ حل‌گر حاضر در برابر ملک‌زاده و حیدرپور (۲۰۱۲) و حل مستقل انسیس." title="" id="28" name="Picture"/>
+            <a:graphic>
+              <a:graphicData uri="http://schemas.openxmlformats.org/drawingml/2006/picture">
+                <pic:pic>
+                  <pic:nvPicPr>
+                    <pic:cNvPr descr="figures_ch4_color/bench1_U.png" id="29" name="Picture"/>
+                    <pic:cNvPicPr>
+                      <a:picLocks noChangeArrowheads="1" noChangeAspect="1"/>
+                    </pic:cNvPicPr>
+                  </pic:nvPicPr>
+                  <pic:blipFill>
+                    <a:blip r:embed="rId27"/>
+                    <a:stretch>
+                      <a:fillRect/>
+                    </a:stretch>
+                  </pic:blipFill>
+                  <pic:spPr bwMode="auto">
+                    <a:xfrm>
+                      <a:off x="0" y="0"/>
+                      <a:ext cx="5334000" cy="3810348"/>
+                    </a:xfrm>
+                    <a:prstGeom prst="rect">
+                      <a:avLst/>
+                    </a:prstGeom>
+                    <a:noFill/>
+                    <a:ln w="9525">
+                      <a:noFill/>
+                      <a:headEnd/>
+                      <a:tailEnd/>
+                    </a:ln>
+                  </pic:spPr>
+                </pic:pic>
+              </a:graphicData>
+            </a:graphic>
+          </wp:inline>
+        </w:drawing>
+      </w:r>
+    </w:p>
+    <w:p>
+      <w:pPr>
+        <w:pStyle w:val="ImageCaption"/>
+        <w:bidi/>
+      </w:pPr>
+      <w:r>
+        <w:rPr>
+          <w:rtl/>
+        </w:rPr>
+        <w:t xml:space="preserve">صحت‌سنجی (مکانیکی): جابجایی شعاعیِ بی‌بعدِ سطح داخلیِ حل‌گر حاضر در برابر ملک‌زاده و حیدرپور (۲۰۱۲) و حل مستقل انسیس.</w:t>
+      </w:r>
+    </w:p>
+    <w:p>
+      <w:pPr>
+        <w:pStyle w:val="CaptionedFigure"/>
+        <w:bidi/>
+      </w:pPr>
+      <w:r>
+        <w:drawing>
+          <wp:inline>
+            <wp:extent cx="5334000" cy="3697845"/>
+            <wp:effectExtent b="0" l="0" r="0" t="0"/>
+            <wp:docPr descr="صحت‌سنجی (حرارتی): پروفیل‌های دمای گذرا از حل‌گر مربعات‌تفاضلی+نیومارکِ حاضر در برابر حل دقیق سریِ بسل در t = ۲، ۱۰ و ۴۰ ثانیه." title="" id="31" name="Picture"/>
+            <a:graphic>
+              <a:graphicData uri="http://schemas.openxmlformats.org/drawingml/2006/picture">
+                <pic:pic>
+                  <pic:nvPicPr>
+                    <pic:cNvPr descr="figures_ch4_color/bench2_T_profiles.png" id="32" name="Picture"/>
+                    <pic:cNvPicPr>
+                      <a:picLocks noChangeArrowheads="1" noChangeAspect="1"/>
+                    </pic:cNvPicPr>
+                  </pic:nvPicPr>
+                  <pic:blipFill>
+                    <a:blip r:embed="rId30"/>
+                    <a:stretch>
+                      <a:fillRect/>
+                    </a:stretch>
+                  </pic:blipFill>
+                  <pic:spPr bwMode="auto">
+                    <a:xfrm>
+                      <a:off x="0" y="0"/>
+                      <a:ext cx="5334000" cy="3697845"/>
+                    </a:xfrm>
+                    <a:prstGeom prst="rect">
+                      <a:avLst/>
+                    </a:prstGeom>
+                    <a:noFill/>
+                    <a:ln w="9525">
+                      <a:noFill/>
+                      <a:headEnd/>
+                      <a:tailEnd/>
+                    </a:ln>
+                  </pic:spPr>
+                </pic:pic>
+              </a:graphicData>
+            </a:graphic>
+          </wp:inline>
+        </w:drawing>
+      </w:r>
+    </w:p>
+    <w:p>
+      <w:pPr>
+        <w:pStyle w:val="ImageCaption"/>
+        <w:bidi/>
+      </w:pPr>
+      <w:r>
+        <w:rPr>
+          <w:rtl/>
+        </w:rPr>
+        <w:t xml:space="preserve">صحت‌سنجی (حرارتی): پروفیل‌های دمای گذرا از حل‌گر مربعات‌تفاضلی+نیومارکِ حاضر در برابر حل دقیق سریِ بسل در t = ۲، ۱۰ و ۴۰ ثانیه.</w:t>
+      </w:r>
+    </w:p>
+    <w:p>
+      <w:pPr>
+        <w:pStyle w:val="CaptionedFigure"/>
+        <w:bidi/>
+      </w:pPr>
+      <w:r>
+        <w:drawing>
+          <wp:inline>
+            <wp:extent cx="5334000" cy="3472656"/>
+            <wp:effectExtent b="0" l="0" r="0" t="0"/>
+            <wp:docPr descr="صحت‌سنجی (امواج لرد–شولمن): پیشانی‌های دمای صوت دوم در عرض جداره در برابر باقری و اسلامی (۲۰۰۷)، شکل ۲." title="" id="34" name="Picture"/>
+            <a:graphic>
+              <a:graphicData uri="http://schemas.openxmlformats.org/drawingml/2006/picture">
+                <pic:pic>
+                  <pic:nvPicPr>
+                    <pic:cNvPr descr="figures_ch4_color/bench3_theta.png" id="35" name="Picture"/>
+                    <pic:cNvPicPr>
+                      <a:picLocks noChangeArrowheads="1" noChangeAspect="1"/>
+                    </pic:cNvPicPr>
+                  </pic:nvPicPr>
+                  <pic:blipFill>
+                    <a:blip r:embed="rId33"/>
+                    <a:stretch>
+                      <a:fillRect/>
+                    </a:stretch>
+                  </pic:blipFill>
+                  <pic:spPr bwMode="auto">
+                    <a:xfrm>
+                      <a:off x="0" y="0"/>
+                      <a:ext cx="5334000" cy="3472656"/>
+                    </a:xfrm>
+                    <a:prstGeom prst="rect">
+                      <a:avLst/>
+                    </a:prstGeom>
+                    <a:noFill/>
+                    <a:ln w="9525">
+                      <a:noFill/>
+                      <a:headEnd/>
+                      <a:tailEnd/>
+                    </a:ln>
+                  </pic:spPr>
+                </pic:pic>
+              </a:graphicData>
+            </a:graphic>
+          </wp:inline>
+        </w:drawing>
+      </w:r>
+    </w:p>
+    <w:p>
+      <w:pPr>
+        <w:pStyle w:val="ImageCaption"/>
+        <w:bidi/>
+      </w:pPr>
+      <w:r>
+        <w:rPr>
+          <w:rtl/>
+        </w:rPr>
+        <w:t xml:space="preserve">صحت‌سنجی (امواج لرد–شولمن): پیشانی‌های دمای صوت دوم در عرض جداره در برابر باقری و اسلامی (۲۰۰۷)، شکل ۲.</w:t>
       </w:r>
     </w:p>
     <w:p>
@@ -2424,8 +2651,8 @@
         </w:tc>
       </w:tr>
     </w:tbl>
-    <w:bookmarkEnd w:id="27"/>
-    <w:bookmarkStart w:id="31" w:name="اثر-الگوی-توزیع-پلاکت-گرافنی"/>
+    <w:bookmarkEnd w:id="36"/>
+    <w:bookmarkStart w:id="40" w:name="اثر-الگوی-توزیع-پلاکت-گرافنی"/>
     <w:p>
       <w:pPr>
         <w:pStyle w:val="Heading2"/>
@@ -2495,18 +2722,18 @@
           <wp:inline>
             <wp:extent cx="5334000" cy="3708431"/>
             <wp:effectExtent b="0" l="0" r="0" t="0"/>
-            <wp:docPr descr="A_GPL_patterns" title="" id="29" name="Picture"/>
+            <wp:docPr descr="اثر الگوی توزیع گرافن (UD, O, X, V, A): تاریخچه‌های T* و U* نقطهٔ میانی برحسب Fo و پروفیل‌های نهاییِ T* و تنش محیطی برحسب xi." title="" id="38" name="Picture"/>
             <a:graphic>
               <a:graphicData uri="http://schemas.openxmlformats.org/drawingml/2006/picture">
                 <pic:pic>
                   <pic:nvPicPr>
-                    <pic:cNvPr descr="figures_ch4_color/A_GPL_patterns.png" id="30" name="Picture"/>
+                    <pic:cNvPr descr="figures_ch4_color/A_GPL_patterns.png" id="39" name="Picture"/>
                     <pic:cNvPicPr>
                       <a:picLocks noChangeArrowheads="1" noChangeAspect="1"/>
                     </pic:cNvPicPr>
                   </pic:nvPicPr>
                   <pic:blipFill>
-                    <a:blip r:embed="rId28"/>
+                    <a:blip r:embed="rId37"/>
                     <a:stretch>
                       <a:fillRect/>
                     </a:stretch>
@@ -2542,7 +2769,7 @@
         <w:rPr>
           <w:rtl/>
         </w:rPr>
-        <w:t xml:space="preserve">A_GPL_patterns</w:t>
+        <w:t xml:space="preserve">اثر الگوی توزیع گرافن (UD, O, X, V, A): تاریخچه‌های T* و U* نقطهٔ میانی برحسب Fo و پروفیل‌های نهاییِ T* و تنش محیطی برحسب xi.</w:t>
       </w:r>
     </w:p>
     <w:p>
@@ -2782,8 +3009,8 @@
         <w:t xml:space="preserve">گرافن در استوانه‌های تحت شوک حرارتیِ داخلی توصیه می‌شود.</w:t>
       </w:r>
     </w:p>
-    <w:bookmarkEnd w:id="31"/>
-    <w:bookmarkStart w:id="38" w:name="اثر-الگو-و-شدت-تخلخل"/>
+    <w:bookmarkEnd w:id="40"/>
+    <w:bookmarkStart w:id="47" w:name="اثر-الگو-و-شدت-تخلخل"/>
     <w:p>
       <w:pPr>
         <w:pStyle w:val="Heading2"/>
@@ -2901,18 +3128,18 @@
           <wp:inline>
             <wp:extent cx="5334000" cy="3708431"/>
             <wp:effectExtent b="0" l="0" r="0" t="0"/>
-            <wp:docPr descr="B_porosity_patterns" title="" id="33" name="Picture"/>
+            <wp:docPr descr="اثر الگوی توزیع تخلخل (UD, O, X, V, A) با گرافن یکنواخت؛ الگوی A همچون سد حرارتی عمل می‌کند." title="" id="42" name="Picture"/>
             <a:graphic>
               <a:graphicData uri="http://schemas.openxmlformats.org/drawingml/2006/picture">
                 <pic:pic>
                   <pic:nvPicPr>
-                    <pic:cNvPr descr="figures_ch4_color/B_porosity_patterns.png" id="34" name="Picture"/>
+                    <pic:cNvPr descr="figures_ch4_color/B_porosity_patterns.png" id="43" name="Picture"/>
                     <pic:cNvPicPr>
                       <a:picLocks noChangeArrowheads="1" noChangeAspect="1"/>
                     </pic:cNvPicPr>
                   </pic:nvPicPr>
                   <pic:blipFill>
-                    <a:blip r:embed="rId32"/>
+                    <a:blip r:embed="rId41"/>
                     <a:stretch>
                       <a:fillRect/>
                     </a:stretch>
@@ -2948,7 +3175,7 @@
         <w:rPr>
           <w:rtl/>
         </w:rPr>
-        <w:t xml:space="preserve">B_porosity_patterns</w:t>
+        <w:t xml:space="preserve">اثر الگوی توزیع تخلخل (UD, O, X, V, A) با گرافن یکنواخت؛ الگوی A همچون سد حرارتی عمل می‌کند.</w:t>
       </w:r>
     </w:p>
     <w:p>
@@ -3165,18 +3392,18 @@
           <wp:inline>
             <wp:extent cx="5334000" cy="3708431"/>
             <wp:effectExtent b="0" l="0" r="0" t="0"/>
-            <wp:docPr descr="E_porosity_level" title="" id="36" name="Picture"/>
+            <wp:docPr descr="اثر شدت تخلخل e_m3 = ۰٫۹۶۷۵ / ۰٫۸۶۰۴ / ۰٫۷۷۷۶ (سبک / متوسط / سنگین)." title="" id="45" name="Picture"/>
             <a:graphic>
               <a:graphicData uri="http://schemas.openxmlformats.org/drawingml/2006/picture">
                 <pic:pic>
                   <pic:nvPicPr>
-                    <pic:cNvPr descr="figures_ch4_color/E_porosity_level.png" id="37" name="Picture"/>
+                    <pic:cNvPr descr="figures_ch4_color/E_porosity_level.png" id="46" name="Picture"/>
                     <pic:cNvPicPr>
                       <a:picLocks noChangeArrowheads="1" noChangeAspect="1"/>
                     </pic:cNvPicPr>
                   </pic:nvPicPr>
                   <pic:blipFill>
-                    <a:blip r:embed="rId35"/>
+                    <a:blip r:embed="rId44"/>
                     <a:stretch>
                       <a:fillRect/>
                     </a:stretch>
@@ -3212,7 +3439,7 @@
         <w:rPr>
           <w:rtl/>
         </w:rPr>
-        <w:t xml:space="preserve">E_porosity_level</w:t>
+        <w:t xml:space="preserve">اثر شدت تخلخل e_m3 = ۰٫۹۶۷۵ / ۰٫۸۶۰۴ / ۰٫۷۷۷۶ (سبک / متوسط / سنگین).</w:t>
       </w:r>
     </w:p>
     <w:p>
@@ -3274,8 +3501,8 @@
         <w:t xml:space="preserve">10.37، زیرا جدارهٔ نرم‌تر زیر همان بار بیشتر تغییر شکل می‌دهد.</w:t>
       </w:r>
     </w:p>
-    <w:bookmarkEnd w:id="38"/>
-    <w:bookmarkStart w:id="45" w:name="اثر-کسر-وزنی-گرافن"/>
+    <w:bookmarkEnd w:id="47"/>
+    <w:bookmarkStart w:id="54" w:name="اثر-کسر-وزنی-گرافن"/>
     <w:p>
       <w:pPr>
         <w:pStyle w:val="Heading2"/>
@@ -3298,18 +3525,18 @@
           <wp:inline>
             <wp:extent cx="5334000" cy="3708431"/>
             <wp:effectExtent b="0" l="0" r="0" t="0"/>
-            <wp:docPr descr="D_wt_low" title="" id="40" name="Picture"/>
+            <wp:docPr descr="اثر کسر وزنی گرافن، گسترهٔ پایین W = ۰٫۱ / ۰٫۳ / ۰٫۵ / ۰٫۹ / ۱٫۵ درصد." title="" id="49" name="Picture"/>
             <a:graphic>
               <a:graphicData uri="http://schemas.openxmlformats.org/drawingml/2006/picture">
                 <pic:pic>
                   <pic:nvPicPr>
-                    <pic:cNvPr descr="figures_ch4_color/D_wt_low.png" id="41" name="Picture"/>
+                    <pic:cNvPr descr="figures_ch4_color/D_wt_low.png" id="50" name="Picture"/>
                     <pic:cNvPicPr>
                       <a:picLocks noChangeArrowheads="1" noChangeAspect="1"/>
                     </pic:cNvPicPr>
                   </pic:nvPicPr>
                   <pic:blipFill>
-                    <a:blip r:embed="rId39"/>
+                    <a:blip r:embed="rId48"/>
                     <a:stretch>
                       <a:fillRect/>
                     </a:stretch>
@@ -3345,7 +3572,7 @@
         <w:rPr>
           <w:rtl/>
         </w:rPr>
-        <w:t xml:space="preserve">D_wt_low</w:t>
+        <w:t xml:space="preserve">اثر کسر وزنی گرافن، گسترهٔ پایین W = ۰٫۱ / ۰٫۳ / ۰٫۵ / ۰٫۹ / ۱٫۵ درصد.</w:t>
       </w:r>
     </w:p>
     <w:p>
@@ -3465,18 +3692,18 @@
           <wp:inline>
             <wp:extent cx="5334000" cy="3708431"/>
             <wp:effectExtent b="0" l="0" r="0" t="0"/>
-            <wp:docPr descr="D2_wt_high" title="" id="43" name="Picture"/>
+            <wp:docPr descr="اثر کسر وزنی گرافن، گسترهٔ بالا W = ۱ / ۲ / ۴ / ۸ درصد؛ بهرهٔ حرارتی اشباع می‌شود و تنش‌ها رشد می‌کنند." title="" id="52" name="Picture"/>
             <a:graphic>
               <a:graphicData uri="http://schemas.openxmlformats.org/drawingml/2006/picture">
                 <pic:pic>
                   <pic:nvPicPr>
-                    <pic:cNvPr descr="figures_ch4_color/D2_wt_high.png" id="44" name="Picture"/>
+                    <pic:cNvPr descr="figures_ch4_color/D2_wt_high.png" id="53" name="Picture"/>
                     <pic:cNvPicPr>
                       <a:picLocks noChangeArrowheads="1" noChangeAspect="1"/>
                     </pic:cNvPicPr>
                   </pic:nvPicPr>
                   <pic:blipFill>
-                    <a:blip r:embed="rId42"/>
+                    <a:blip r:embed="rId51"/>
                     <a:stretch>
                       <a:fillRect/>
                     </a:stretch>
@@ -3512,7 +3739,7 @@
         <w:rPr>
           <w:rtl/>
         </w:rPr>
-        <w:t xml:space="preserve">D2_wt_high</w:t>
+        <w:t xml:space="preserve">اثر کسر وزنی گرافن، گسترهٔ بالا W = ۱ / ۲ / ۴ / ۸ درصد؛ بهرهٔ حرارتی اشباع می‌شود و تنش‌ها رشد می‌کنند.</w:t>
       </w:r>
     </w:p>
     <w:p>
@@ -3622,8 +3849,8 @@
         <w:t xml:space="preserve">گسترش یافته تا اشباعِ بهرهٔ حرارتی و رشد تنش‌ها آشکار شود.</w:t>
       </w:r>
     </w:p>
-    <w:bookmarkEnd w:id="45"/>
-    <w:bookmarkStart w:id="52" w:name="اثر-نسبتهای-ابعادی-پلاکت"/>
+    <w:bookmarkEnd w:id="54"/>
+    <w:bookmarkStart w:id="61" w:name="اثر-نسبتهای-ابعادی-پلاکت"/>
     <w:p>
       <w:pPr>
         <w:pStyle w:val="Heading2"/>
@@ -3705,18 +3932,18 @@
           <wp:inline>
             <wp:extent cx="5334000" cy="3297867"/>
             <wp:effectExtent b="0" l="0" r="0" t="0"/>
-            <wp:docPr descr="O_aspect_ab" title="" id="47" name="Picture"/>
+            <wp:docPr descr="اثر نسبت ابعادیِ طول‌به‌عرضِ پلاکت a/b = ۱٫۰ / ۱٫۶۷ / ۲٫۶۷." title="" id="56" name="Picture"/>
             <a:graphic>
               <a:graphicData uri="http://schemas.openxmlformats.org/drawingml/2006/picture">
                 <pic:pic>
                   <pic:nvPicPr>
-                    <pic:cNvPr descr="figures_ch4_color/O_aspect_ab.png" id="48" name="Picture"/>
+                    <pic:cNvPr descr="figures_ch4_color/O_aspect_ab.png" id="57" name="Picture"/>
                     <pic:cNvPicPr>
                       <a:picLocks noChangeArrowheads="1" noChangeAspect="1"/>
                     </pic:cNvPicPr>
                   </pic:nvPicPr>
                   <pic:blipFill>
-                    <a:blip r:embed="rId46"/>
+                    <a:blip r:embed="rId55"/>
                     <a:stretch>
                       <a:fillRect/>
                     </a:stretch>
@@ -3752,7 +3979,7 @@
         <w:rPr>
           <w:rtl/>
         </w:rPr>
-        <w:t xml:space="preserve">O_aspect_ab</w:t>
+        <w:t xml:space="preserve">اثر نسبت ابعادیِ طول‌به‌عرضِ پلاکت a/b = ۱٫۰ / ۱٫۶۷ / ۲٫۶۷.</w:t>
       </w:r>
     </w:p>
     <w:p>
@@ -3800,18 +4027,18 @@
           <wp:inline>
             <wp:extent cx="5334000" cy="3708431"/>
             <wp:effectExtent b="0" l="0" r="0" t="0"/>
-            <wp:docPr descr="P_aspect_bt" title="" id="50" name="Picture"/>
+            <wp:docPr descr="اثر نسبت ابعادیِ عرض‌به‌ضخامتِ پلاکت b/t = ۵۰۰ / ۱۰۰۰ / ۲۰۰۰." title="" id="59" name="Picture"/>
             <a:graphic>
               <a:graphicData uri="http://schemas.openxmlformats.org/drawingml/2006/picture">
                 <pic:pic>
                   <pic:nvPicPr>
-                    <pic:cNvPr descr="figures_ch4_color/P_aspect_bt.png" id="51" name="Picture"/>
+                    <pic:cNvPr descr="figures_ch4_color/P_aspect_bt.png" id="60" name="Picture"/>
                     <pic:cNvPicPr>
                       <a:picLocks noChangeArrowheads="1" noChangeAspect="1"/>
                     </pic:cNvPicPr>
                   </pic:nvPicPr>
                   <pic:blipFill>
-                    <a:blip r:embed="rId49"/>
+                    <a:blip r:embed="rId58"/>
                     <a:stretch>
                       <a:fillRect/>
                     </a:stretch>
@@ -3847,7 +4074,7 @@
         <w:rPr>
           <w:rtl/>
         </w:rPr>
-        <w:t xml:space="preserve">P_aspect_bt</w:t>
+        <w:t xml:space="preserve">اثر نسبت ابعادیِ عرض‌به‌ضخامتِ پلاکت b/t = ۵۰۰ / ۱۰۰۰ / ۲۰۰۰.</w:t>
       </w:r>
     </w:p>
     <w:p>
@@ -3933,8 +4160,8 @@
         <w:t xml:space="preserve">می‌شود که کسر وزنی به‌اندازهٔ کافی بزرگ باشد تا تقویت‌کننده خواص مؤثر را کنترل کند.</w:t>
       </w:r>
     </w:p>
-    <w:bookmarkEnd w:id="52"/>
-    <w:bookmarkStart w:id="56" w:name="اثر-زمان-تخفیف-لردشولمن-در-برابر-فوریه"/>
+    <w:bookmarkEnd w:id="61"/>
+    <w:bookmarkStart w:id="65" w:name="اثر-زمان-تخفیف-لردشولمن-در-برابر-فوریه"/>
     <w:p>
       <w:pPr>
         <w:pStyle w:val="Heading2"/>
@@ -3957,18 +4184,18 @@
           <wp:inline>
             <wp:extent cx="5334000" cy="3708431"/>
             <wp:effectExtent b="0" l="0" r="0" t="0"/>
-            <wp:docPr descr="C_relaxation" title="" id="54" name="Picture"/>
+            <wp:docPr descr="اثر زمان تخفیف: فوریه (tau=0) و لرد–شولمن tau = ۰٫۰۴ / ۰٫۱۵ / ۰٫۴۴ / ۰٫۸۷؛ فراجهش با tau* رشد می‌کند." title="" id="63" name="Picture"/>
             <a:graphic>
               <a:graphicData uri="http://schemas.openxmlformats.org/drawingml/2006/picture">
                 <pic:pic>
                   <pic:nvPicPr>
-                    <pic:cNvPr descr="figures_ch4_color/C_relaxation.png" id="55" name="Picture"/>
+                    <pic:cNvPr descr="figures_ch4_color/C_relaxation.png" id="64" name="Picture"/>
                     <pic:cNvPicPr>
                       <a:picLocks noChangeArrowheads="1" noChangeAspect="1"/>
                     </pic:cNvPicPr>
                   </pic:nvPicPr>
                   <pic:blipFill>
-                    <a:blip r:embed="rId53"/>
+                    <a:blip r:embed="rId62"/>
                     <a:stretch>
                       <a:fillRect/>
                     </a:stretch>
@@ -4004,7 +4231,27 @@
         <w:rPr>
           <w:rtl/>
         </w:rPr>
-        <w:t xml:space="preserve">C_relaxation</w:t>
+        <w:t xml:space="preserve">اثر زمان تخفیف: فوریه (tau</w:t>
+      </w:r>
+      <w:r>
+        <w:rPr>
+          <w:i/>
+          <w:iCs/>
+          <w:rtl/>
+        </w:rPr>
+        <w:t xml:space="preserve">=0) و لرد–شولمن tau</w:t>
+      </w:r>
+      <w:r>
+        <w:rPr>
+          <w:rtl/>
+        </w:rPr>
+        <w:t xml:space="preserve"> </w:t>
+      </w:r>
+      <w:r>
+        <w:rPr>
+          <w:rtl/>
+        </w:rPr>
+        <w:t xml:space="preserve">= ۰٫۰۴ / ۰٫۱۵ / ۰٫۴۴ / ۰٫۸۷؛ فراجهش با tau* رشد می‌کند.</w:t>
       </w:r>
     </w:p>
     <w:p>
@@ -4164,8 +4411,8 @@
         <w:t xml:space="preserve">ترموالاستیسیتهٔ تعمیم‌یافته در تحلیل‌های زمان‌کوتاه است [۳].</w:t>
       </w:r>
     </w:p>
-    <w:bookmarkEnd w:id="56"/>
-    <w:bookmarkStart w:id="60" w:name="اثر-شرایط-تکیهگاهی-دو-سر"/>
+    <w:bookmarkEnd w:id="65"/>
+    <w:bookmarkStart w:id="69" w:name="اثر-شرایط-تکیهگاهی-دو-سر"/>
     <w:p>
       <w:pPr>
         <w:pStyle w:val="Heading2"/>
@@ -4188,18 +4435,18 @@
           <wp:inline>
             <wp:extent cx="5334000" cy="3708431"/>
             <wp:effectExtent b="0" l="0" r="0" t="0"/>
-            <wp:docPr descr="F_end_BC" title="" id="58" name="Picture"/>
+            <wp:docPr descr="اثر شرایط تکیه‌گاهیِ دو سر: ساده (S-S)، مخلوط (S-C) و گیردار (C-C)." title="" id="67" name="Picture"/>
             <a:graphic>
               <a:graphicData uri="http://schemas.openxmlformats.org/drawingml/2006/picture">
                 <pic:pic>
                   <pic:nvPicPr>
-                    <pic:cNvPr descr="figures_ch4_color/F_end_BC.png" id="59" name="Picture"/>
+                    <pic:cNvPr descr="figures_ch4_color/F_end_BC.png" id="68" name="Picture"/>
                     <pic:cNvPicPr>
                       <a:picLocks noChangeArrowheads="1" noChangeAspect="1"/>
                     </pic:cNvPicPr>
                   </pic:nvPicPr>
                   <pic:blipFill>
-                    <a:blip r:embed="rId57"/>
+                    <a:blip r:embed="rId66"/>
                     <a:stretch>
                       <a:fillRect/>
                     </a:stretch>
@@ -4235,7 +4482,7 @@
         <w:rPr>
           <w:rtl/>
         </w:rPr>
-        <w:t xml:space="preserve">F_end_BC</w:t>
+        <w:t xml:space="preserve">اثر شرایط تکیه‌گاهیِ دو سر: ساده (S-S)، مخلوط (S-C) و گیردار (C-C).</w:t>
       </w:r>
     </w:p>
     <w:p>
@@ -4392,8 +4639,8 @@
         <w:t xml:space="preserve">به‌عنوان پاسخ مشخصهٔ سازه موجه می‌سازد.</w:t>
       </w:r>
     </w:p>
-    <w:bookmarkEnd w:id="60"/>
-    <w:bookmarkStart w:id="64" w:name="اثر-فشار-داخلی"/>
+    <w:bookmarkEnd w:id="69"/>
+    <w:bookmarkStart w:id="73" w:name="اثر-فشار-داخلی"/>
     <w:p>
       <w:pPr>
         <w:pStyle w:val="Heading2"/>
@@ -4463,18 +4710,18 @@
           <wp:inline>
             <wp:extent cx="5334000" cy="3708431"/>
             <wp:effectExtent b="0" l="0" r="0" t="0"/>
-            <wp:docPr descr="G_pressure" title="" id="62" name="Picture"/>
+            <wp:docPr descr="اثر فشار داخلی P_i = ۰ / ۱۰ / ۵۰ / ۱۰۰ مگاپاسکال؛ پاسخ مکانیکی خطی رشد می‌کند." title="" id="71" name="Picture"/>
             <a:graphic>
               <a:graphicData uri="http://schemas.openxmlformats.org/drawingml/2006/picture">
                 <pic:pic>
                   <pic:nvPicPr>
-                    <pic:cNvPr descr="figures_ch4_color/G_pressure.png" id="63" name="Picture"/>
+                    <pic:cNvPr descr="figures_ch4_color/G_pressure.png" id="72" name="Picture"/>
                     <pic:cNvPicPr>
                       <a:picLocks noChangeArrowheads="1" noChangeAspect="1"/>
                     </pic:cNvPicPr>
                   </pic:nvPicPr>
                   <pic:blipFill>
-                    <a:blip r:embed="rId61"/>
+                    <a:blip r:embed="rId70"/>
                     <a:stretch>
                       <a:fillRect/>
                     </a:stretch>
@@ -4510,7 +4757,7 @@
         <w:rPr>
           <w:rtl/>
         </w:rPr>
-        <w:t xml:space="preserve">G_pressure</w:t>
+        <w:t xml:space="preserve">اثر فشار داخلی P_i = ۰ / ۱۰ / ۵۰ / ۱۰۰ مگاپاسکال؛ پاسخ مکانیکی خطی رشد می‌کند.</w:t>
       </w:r>
     </w:p>
     <w:p>
@@ -4644,8 +4891,8 @@
         <w:t xml:space="preserve">خارجی می‌رود، سازگار با شرط مرزیِ بارگذاری.</w:t>
       </w:r>
     </w:p>
-    <w:bookmarkEnd w:id="64"/>
-    <w:bookmarkStart w:id="68" w:name="اثر-طول-استوانه-و-حد-استوانه-بلند"/>
+    <w:bookmarkEnd w:id="73"/>
+    <w:bookmarkStart w:id="77" w:name="اثر-طول-استوانه-و-حد-استوانه-بلند"/>
     <w:p>
       <w:pPr>
         <w:pStyle w:val="Heading2"/>
@@ -4668,18 +4915,18 @@
           <wp:inline>
             <wp:extent cx="5334000" cy="3708431"/>
             <wp:effectExtent b="0" l="0" r="0" t="0"/>
-            <wp:docPr descr="Q_length" title="" id="66" name="Picture"/>
+            <wp:docPr descr="اثر طول استوانه l = ۱ / ۲٫۱ / ۵ / ۱۰ متر و نزدیک‌شدن به حدِ استوانهٔ بلند." title="" id="75" name="Picture"/>
             <a:graphic>
               <a:graphicData uri="http://schemas.openxmlformats.org/drawingml/2006/picture">
                 <pic:pic>
                   <pic:nvPicPr>
-                    <pic:cNvPr descr="figures_ch4_color/Q_length.png" id="67" name="Picture"/>
+                    <pic:cNvPr descr="figures_ch4_color/Q_length.png" id="76" name="Picture"/>
                     <pic:cNvPicPr>
                       <a:picLocks noChangeArrowheads="1" noChangeAspect="1"/>
                     </pic:cNvPicPr>
                   </pic:nvPicPr>
                   <pic:blipFill>
-                    <a:blip r:embed="rId65"/>
+                    <a:blip r:embed="rId74"/>
                     <a:stretch>
                       <a:fillRect/>
                     </a:stretch>
@@ -4715,7 +4962,7 @@
         <w:rPr>
           <w:rtl/>
         </w:rPr>
-        <w:t xml:space="preserve">Q_length</w:t>
+        <w:t xml:space="preserve">اثر طول استوانه l = ۱ / ۲٫۱ / ۵ / ۱۰ متر و نزدیک‌شدن به حدِ استوانهٔ بلند.</w:t>
       </w:r>
     </w:p>
     <w:p>
@@ -4837,8 +5084,8 @@
         <w:t xml:space="preserve">دو انتها احساس نمی‌شود.</w:t>
       </w:r>
     </w:p>
-    <w:bookmarkEnd w:id="68"/>
-    <w:bookmarkStart w:id="75" w:name="برهمکنش-الگوهای-توزیع-گرافن-و-تخلخل"/>
+    <w:bookmarkEnd w:id="77"/>
+    <w:bookmarkStart w:id="84" w:name="برهمکنش-الگوهای-توزیع-گرافن-و-تخلخل"/>
     <w:p>
       <w:pPr>
         <w:pStyle w:val="Heading2"/>
@@ -4920,18 +5167,18 @@
           <wp:inline>
             <wp:extent cx="5334000" cy="2695073"/>
             <wp:effectExtent b="0" l="0" r="0" t="0"/>
-            <wp:docPr descr="matrix25_Tstar" title="" id="70" name="Picture"/>
+            <wp:docPr descr="ماتریس کاملِ ۲۵حالتهٔ گرافن × تخلخل: دمای بی‌بعدِ عرضِ‌جدارهٔ T*(xi) برای هر جفت الگو؛ تخلخل A سد حرارتیِ سراسری است." title="" id="79" name="Picture"/>
             <a:graphic>
               <a:graphicData uri="http://schemas.openxmlformats.org/drawingml/2006/picture">
                 <pic:pic>
                   <pic:nvPicPr>
-                    <pic:cNvPr descr="figures_ch4_color/matrix25_Tstar.png" id="71" name="Picture"/>
+                    <pic:cNvPr descr="figures_ch4_color/matrix25_Tstar.png" id="80" name="Picture"/>
                     <pic:cNvPicPr>
                       <a:picLocks noChangeArrowheads="1" noChangeAspect="1"/>
                     </pic:cNvPicPr>
                   </pic:nvPicPr>
                   <pic:blipFill>
-                    <a:blip r:embed="rId69"/>
+                    <a:blip r:embed="rId78"/>
                     <a:stretch>
                       <a:fillRect/>
                     </a:stretch>
@@ -4967,7 +5214,7 @@
         <w:rPr>
           <w:rtl/>
         </w:rPr>
-        <w:t xml:space="preserve">matrix25_Tstar</w:t>
+        <w:t xml:space="preserve">ماتریس کاملِ ۲۵حالتهٔ گرافن × تخلخل: دمای بی‌بعدِ عرضِ‌جدارهٔ T*(xi) برای هر جفت الگو؛ تخلخل A سد حرارتیِ سراسری است.</w:t>
       </w:r>
     </w:p>
     <w:p>
@@ -5077,18 +5324,18 @@
           <wp:inline>
             <wp:extent cx="5334000" cy="3982720"/>
             <wp:effectExtent b="0" l="0" r="0" t="0"/>
-            <wp:docPr descr="matrix25_Sigma_thth" title="" id="73" name="Picture"/>
+            <wp:docPr descr="ماتریس کاملِ ۲۵حالتهٔ گرافن × تخلخل: پروفیل تنش محیطیِ Sigma_thth(xi) برای هر جفت الگو." title="" id="82" name="Picture"/>
             <a:graphic>
               <a:graphicData uri="http://schemas.openxmlformats.org/drawingml/2006/picture">
                 <pic:pic>
                   <pic:nvPicPr>
-                    <pic:cNvPr descr="figures_ch4_color/matrix25_Sigma_thth.png" id="74" name="Picture"/>
+                    <pic:cNvPr descr="figures_ch4_color/matrix25_Sigma_thth.png" id="83" name="Picture"/>
                     <pic:cNvPicPr>
                       <a:picLocks noChangeArrowheads="1" noChangeAspect="1"/>
                     </pic:cNvPicPr>
                   </pic:nvPicPr>
                   <pic:blipFill>
-                    <a:blip r:embed="rId72"/>
+                    <a:blip r:embed="rId81"/>
                     <a:stretch>
                       <a:fillRect/>
                     </a:stretch>
@@ -5124,7 +5371,7 @@
         <w:rPr>
           <w:rtl/>
         </w:rPr>
-        <w:t xml:space="preserve">matrix25_Sigma_thth</w:t>
+        <w:t xml:space="preserve">ماتریس کاملِ ۲۵حالتهٔ گرافن × تخلخل: پروفیل تنش محیطیِ Sigma_thth(xi) برای هر جفت الگو.</w:t>
       </w:r>
     </w:p>
     <w:p>
@@ -5270,8 +5517,8 @@
         <w:t xml:space="preserve">مشابه [۶] بی‌سابقه است و از دستاوردهای این کار به‌شمار می‌رود.</w:t>
       </w:r>
     </w:p>
-    <w:bookmarkEnd w:id="75"/>
-    <w:bookmarkStart w:id="79" w:name="اثر-ممزوج-بودن-معادلات"/>
+    <w:bookmarkEnd w:id="84"/>
+    <w:bookmarkStart w:id="88" w:name="اثر-ممزوج-بودن-معادلات"/>
     <w:p>
       <w:pPr>
         <w:pStyle w:val="Heading2"/>
@@ -5294,18 +5541,18 @@
           <wp:inline>
             <wp:extent cx="5334000" cy="3708431"/>
             <wp:effectExtent b="0" l="0" r="0" t="0"/>
-            <wp:docPr descr="I_coupling" title="" id="77" name="Picture"/>
+            <wp:docPr descr="اثر ممزوج بودن معادلات: مدل کاملاً ممزوج در برابر معادلهٔ انرژیِ غیرممزوج." title="" id="86" name="Picture"/>
             <a:graphic>
               <a:graphicData uri="http://schemas.openxmlformats.org/drawingml/2006/picture">
                 <pic:pic>
                   <pic:nvPicPr>
-                    <pic:cNvPr descr="figures_ch4_color/I_coupling.png" id="78" name="Picture"/>
+                    <pic:cNvPr descr="figures_ch4_color/I_coupling.png" id="87" name="Picture"/>
                     <pic:cNvPicPr>
                       <a:picLocks noChangeArrowheads="1" noChangeAspect="1"/>
                     </pic:cNvPicPr>
                   </pic:nvPicPr>
                   <pic:blipFill>
-                    <a:blip r:embed="rId76"/>
+                    <a:blip r:embed="rId85"/>
                     <a:stretch>
                       <a:fillRect/>
                     </a:stretch>
@@ -5341,7 +5588,7 @@
         <w:rPr>
           <w:rtl/>
         </w:rPr>
-        <w:t xml:space="preserve">I_coupling</w:t>
+        <w:t xml:space="preserve">اثر ممزوج بودن معادلات: مدل کاملاً ممزوج در برابر معادلهٔ انرژیِ غیرممزوج.</w:t>
       </w:r>
     </w:p>
     <w:p>
@@ -5439,8 +5686,8 @@
         <w:t xml:space="preserve">بالاتر — حل کرد.</w:t>
       </w:r>
     </w:p>
-    <w:bookmarkEnd w:id="79"/>
-    <w:bookmarkStart w:id="83" w:name="اثر-ضریب-همرفت-سطح-خارجی"/>
+    <w:bookmarkEnd w:id="88"/>
+    <w:bookmarkStart w:id="92" w:name="اثر-ضریب-همرفت-سطح-خارجی"/>
     <w:p>
       <w:pPr>
         <w:pStyle w:val="Heading2"/>
@@ -5463,18 +5710,18 @@
           <wp:inline>
             <wp:extent cx="5334000" cy="3297867"/>
             <wp:effectExtent b="0" l="0" r="0" t="0"/>
-            <wp:docPr descr="J_convection" title="" id="81" name="Picture"/>
+            <wp:docPr descr="اثر ضریب همرفتِ سطح خارجی h_c = ۱۰ / ۱۰۰ / ۱۰۰۰ وات بر مترمربع‌کلوین." title="" id="90" name="Picture"/>
             <a:graphic>
               <a:graphicData uri="http://schemas.openxmlformats.org/drawingml/2006/picture">
                 <pic:pic>
                   <pic:nvPicPr>
-                    <pic:cNvPr descr="figures_ch4_color/J_convection.png" id="82" name="Picture"/>
+                    <pic:cNvPr descr="figures_ch4_color/J_convection.png" id="91" name="Picture"/>
                     <pic:cNvPicPr>
                       <a:picLocks noChangeArrowheads="1" noChangeAspect="1"/>
                     </pic:cNvPicPr>
                   </pic:nvPicPr>
                   <pic:blipFill>
-                    <a:blip r:embed="rId80"/>
+                    <a:blip r:embed="rId89"/>
                     <a:stretch>
                       <a:fillRect/>
                     </a:stretch>
@@ -5510,7 +5757,7 @@
         <w:rPr>
           <w:rtl/>
         </w:rPr>
-        <w:t xml:space="preserve">J_convection</w:t>
+        <w:t xml:space="preserve">اثر ضریب همرفتِ سطح خارجی h_c = ۱۰ / ۱۰۰ / ۱۰۰۰ وات بر مترمربع‌کلوین.</w:t>
       </w:r>
     </w:p>
     <w:p>
@@ -5608,8 +5855,8 @@
         <w:t xml:space="preserve">طراحی از هم تفکیک شوند.</w:t>
       </w:r>
     </w:p>
-    <w:bookmarkEnd w:id="83"/>
-    <w:bookmarkStart w:id="87" w:name="اثر-ضخامت-جداره"/>
+    <w:bookmarkEnd w:id="92"/>
+    <w:bookmarkStart w:id="96" w:name="اثر-ضخامت-جداره"/>
     <w:p>
       <w:pPr>
         <w:pStyle w:val="Heading2"/>
@@ -5632,18 +5879,18 @@
           <wp:inline>
             <wp:extent cx="5334000" cy="3708431"/>
             <wp:effectExtent b="0" l="0" r="0" t="0"/>
-            <wp:docPr descr="K_thickness" title="" id="85" name="Picture"/>
+            <wp:docPr descr="اثر ضخامت جداره، نسبت شعاعی R_o/R_i = ۱٫۲۵ / ۱٫۵ / ۲٫۰ (شعاع داخلی ثابت)." title="" id="94" name="Picture"/>
             <a:graphic>
               <a:graphicData uri="http://schemas.openxmlformats.org/drawingml/2006/picture">
                 <pic:pic>
                   <pic:nvPicPr>
-                    <pic:cNvPr descr="figures_ch4_color/K_thickness.png" id="86" name="Picture"/>
+                    <pic:cNvPr descr="figures_ch4_color/K_thickness.png" id="95" name="Picture"/>
                     <pic:cNvPicPr>
                       <a:picLocks noChangeArrowheads="1" noChangeAspect="1"/>
                     </pic:cNvPicPr>
                   </pic:nvPicPr>
                   <pic:blipFill>
-                    <a:blip r:embed="rId84"/>
+                    <a:blip r:embed="rId93"/>
                     <a:stretch>
                       <a:fillRect/>
                     </a:stretch>
@@ -5679,7 +5926,7 @@
         <w:rPr>
           <w:rtl/>
         </w:rPr>
-        <w:t xml:space="preserve">K_thickness</w:t>
+        <w:t xml:space="preserve">اثر ضخامت جداره، نسبت شعاعی R_o/R_i = ۱٫۲۵ / ۱٫۵ / ۲٫۰ (شعاع داخلی ثابت).</w:t>
       </w:r>
     </w:p>
     <w:p>
@@ -5813,8 +6060,8 @@
         <w:t xml:space="preserve">به‌شدت فشاری داد‌وستد می‌کند.</w:t>
       </w:r>
     </w:p>
-    <w:bookmarkEnd w:id="87"/>
-    <w:bookmarkStart w:id="91" w:name="پاسخ-به-شوک-حرارتی-گاوسی"/>
+    <w:bookmarkEnd w:id="96"/>
+    <w:bookmarkStart w:id="100" w:name="پاسخ-به-شوک-حرارتی-گاوسی"/>
     <w:p>
       <w:pPr>
         <w:pStyle w:val="Heading2"/>
@@ -5837,18 +6084,18 @@
           <wp:inline>
             <wp:extent cx="5334000" cy="3708431"/>
             <wp:effectExtent b="0" l="0" r="0" t="0"/>
-            <wp:docPr descr="M_gauss_shock" title="" id="89" name="Picture"/>
+            <wp:docPr descr="پاسخ به شوک حرارتیِ گاوسی: لرد–شولمن در برابر فوریه؛ تپِ LS دیرتر، قوی‌تر و ماندگارتر می‌رسد." title="" id="98" name="Picture"/>
             <a:graphic>
               <a:graphicData uri="http://schemas.openxmlformats.org/drawingml/2006/picture">
                 <pic:pic>
                   <pic:nvPicPr>
-                    <pic:cNvPr descr="figures_ch4_color/M_gauss_shock.png" id="90" name="Picture"/>
+                    <pic:cNvPr descr="figures_ch4_color/M_gauss_shock.png" id="99" name="Picture"/>
                     <pic:cNvPicPr>
                       <a:picLocks noChangeArrowheads="1" noChangeAspect="1"/>
                     </pic:cNvPicPr>
                   </pic:nvPicPr>
                   <pic:blipFill>
-                    <a:blip r:embed="rId88"/>
+                    <a:blip r:embed="rId97"/>
                     <a:stretch>
                       <a:fillRect/>
                     </a:stretch>
@@ -5884,7 +6131,7 @@
         <w:rPr>
           <w:rtl/>
         </w:rPr>
-        <w:t xml:space="preserve">M_gauss_shock</w:t>
+        <w:t xml:space="preserve">پاسخ به شوک حرارتیِ گاوسی: لرد–شولمن در برابر فوریه؛ تپِ LS دیرتر، قوی‌تر و ماندگارتر می‌رسد.</w:t>
       </w:r>
     </w:p>
     <w:p>
@@ -6006,8 +6253,8 @@
         <w:t xml:space="preserve">چشمگیر کم‌برآورد می‌کند — استدلالی نیرومند به سود نظریهٔ تعمیم‌یافته.</w:t>
       </w:r>
     </w:p>
-    <w:bookmarkEnd w:id="91"/>
-    <w:bookmarkStart w:id="92" w:name="مقایسه-روشهای-انتگرالگیری-زمانی"/>
+    <w:bookmarkEnd w:id="100"/>
+    <w:bookmarkStart w:id="101" w:name="مقایسه-روشهای-انتگرالگیری-زمانی"/>
     <w:p>
       <w:pPr>
         <w:pStyle w:val="Heading2"/>
@@ -6507,8 +6754,8 @@
         <w:t xml:space="preserve">نیومارک را برای همهٔ اجراهای تولیدیِ این پایان‌نامه موجه می‌سازد.</w:t>
       </w:r>
     </w:p>
-    <w:bookmarkEnd w:id="92"/>
-    <w:bookmarkStart w:id="93" w:name="مقایسه-روشهای-گسستهسازی-مکانی"/>
+    <w:bookmarkEnd w:id="101"/>
+    <w:bookmarkStart w:id="102" w:name="مقایسه-روشهای-گسستهسازی-مکانی"/>
     <w:p>
       <w:pPr>
         <w:pStyle w:val="Heading2"/>
@@ -6664,8 +6911,8 @@
         <w:t xml:space="preserve">از توسعه‌های این کار بر پژوهش‌های پیشینِ مشابه است.</w:t>
       </w:r>
     </w:p>
-    <w:bookmarkEnd w:id="93"/>
-    <w:bookmarkStart w:id="97" w:name="Xf9934a6e1411b18b38d65a0fc417b4ad0d30b99"/>
+    <w:bookmarkEnd w:id="102"/>
+    <w:bookmarkStart w:id="106" w:name="Xf9934a6e1411b18b38d65a0fc417b4ad0d30b99"/>
     <w:p>
       <w:pPr>
         <w:pStyle w:val="Heading2"/>
@@ -6688,18 +6935,18 @@
           <wp:inline>
             <wp:extent cx="5334000" cy="3708431"/>
             <wp:effectExtent b="0" l="0" r="0" t="0"/>
-            <wp:docPr descr="T3_theories" title="" id="95" name="Picture"/>
+            <wp:docPr descr="مقایسهٔ نظریه‌های ترموالاستیسیتهٔ تعمیم‌یافته: فوریه / لرد–شولمن / تأخیر دوفازی / گرین–نگدی نوع سوم." title="" id="104" name="Picture"/>
             <a:graphic>
               <a:graphicData uri="http://schemas.openxmlformats.org/drawingml/2006/picture">
                 <pic:pic>
                   <pic:nvPicPr>
-                    <pic:cNvPr descr="figures_ch4_color/T3_theories.png" id="96" name="Picture"/>
+                    <pic:cNvPr descr="figures_ch4_color/T3_theories.png" id="105" name="Picture"/>
                     <pic:cNvPicPr>
                       <a:picLocks noChangeArrowheads="1" noChangeAspect="1"/>
                     </pic:cNvPicPr>
                   </pic:nvPicPr>
                   <pic:blipFill>
-                    <a:blip r:embed="rId94"/>
+                    <a:blip r:embed="rId103"/>
                     <a:stretch>
                       <a:fillRect/>
                     </a:stretch>
@@ -6735,7 +6982,7 @@
         <w:rPr>
           <w:rtl/>
         </w:rPr>
-        <w:t xml:space="preserve">T3_theories</w:t>
+        <w:t xml:space="preserve">مقایسهٔ نظریه‌های ترموالاستیسیتهٔ تعمیم‌یافته: فوریه / لرد–شولمن / تأخیر دوفازی / گرین–نگدی نوع سوم.</w:t>
       </w:r>
     </w:p>
     <w:p>
@@ -6893,8 +7140,8 @@
         <w:t xml:space="preserve">پژوهش است.</w:t>
       </w:r>
     </w:p>
-    <w:bookmarkEnd w:id="97"/>
-    <w:bookmarkStart w:id="98" w:name="جمعبندی-فصل"/>
+    <w:bookmarkEnd w:id="106"/>
+    <w:bookmarkStart w:id="107" w:name="جمعبندی-فصل"/>
     <w:p>
       <w:pPr>
         <w:pStyle w:val="Heading2"/>
@@ -7253,8 +7500,8 @@
         <w:t xml:space="preserve">نشان می‌دهد نظریه‌ها برای این ردهٔ سازه‌ها کجا از هم واگرا می‌شوند.</w:t>
       </w:r>
     </w:p>
-    <w:bookmarkEnd w:id="98"/>
-    <w:bookmarkEnd w:id="99"/>
+    <w:bookmarkEnd w:id="107"/>
+    <w:bookmarkEnd w:id="108"/>
     <w:sectPr>
       <w:footnotePr>
         <w:numRestart w:val="eachSect"/>

--- a/claude/thesis_chapter/RESULTS_CHAPTER_FA_R4_color.docx
+++ b/claude/thesis_chapter/RESULTS_CHAPTER_FA_R4_color.docx
@@ -2,7 +2,7 @@
 <file path=word/document.xml><?xml version="1.0" encoding="utf-8"?>
 <w:document xmlns:w="http://schemas.openxmlformats.org/wordprocessingml/2006/main" xmlns:m="http://schemas.openxmlformats.org/officeDocument/2006/math" xmlns:r="http://schemas.openxmlformats.org/officeDocument/2006/relationships" xmlns:o="urn:schemas-microsoft-com:office:office" xmlns:v="urn:schemas-microsoft-com:vml" xmlns:w10="urn:schemas-microsoft-com:office:word" xmlns:a="http://schemas.openxmlformats.org/drawingml/2006/main" xmlns:pic="http://schemas.openxmlformats.org/drawingml/2006/picture" xmlns:wp="http://schemas.openxmlformats.org/drawingml/2006/wordprocessingDrawing">
   <w:body>
-    <w:bookmarkStart w:id="108" w:name="فصل-چهارم-یافتههای-پژوهش"/>
+    <w:bookmarkStart w:id="106" w:name="فصل-چهارم-یافتههای-پژوهش"/>
     <w:p>
       <w:pPr>
         <w:pStyle w:val="Heading1"/>
@@ -217,7 +217,7 @@
         <w:rPr>
           <w:rtl/>
         </w:rPr>
-        <w:t xml:space="preserve">l = 2.1 متر و N_L = 7 لایه است. در حالت مرجع، توزیع گرافن در راستای ضخامت یکنواخت</w:t>
+        <w:t xml:space="preserve">L = 2.1 متر و N_L = 7 لایه است. در حالت مرجع، توزیع گرافن در راستای ضخامت یکنواخت</w:t>
       </w:r>
       <w:r>
         <w:rPr>
@@ -900,7 +900,7 @@
       </w:r>
     </w:p>
     <w:bookmarkEnd w:id="10"/>
-    <w:bookmarkStart w:id="26" w:name="همگرایی-عددی"/>
+    <w:bookmarkStart w:id="24" w:name="همگرایی-عددی"/>
     <w:p>
       <w:pPr>
         <w:pStyle w:val="Heading2"/>
@@ -921,67 +921,81 @@
         <w:rPr>
           <w:rtl/>
         </w:rPr>
-        <w:t xml:space="preserve">پیش از صحت‌سنجی نتایج، همگرایی عددی حل به‌صورت مستقل در هر راستای گسسته‌سازیِ مدل —</w:t>
-      </w:r>
-      <w:r>
-        <w:rPr>
-          <w:rtl/>
-        </w:rPr>
-        <w:t xml:space="preserve"> </w:t>
-      </w:r>
-      <w:r>
-        <w:rPr>
-          <w:rtl/>
-        </w:rPr>
-        <w:t xml:space="preserve">تعداد نقاط شعاعی هر لایه N_r، تعداد نقاط محوری N_z، تعداد لایه‌ها N_L و گام زمانی</w:t>
-      </w:r>
-      <w:r>
-        <w:rPr>
-          <w:rtl/>
-        </w:rPr>
-        <w:t xml:space="preserve"> </w:t>
-      </w:r>
-      <w:r>
-        <w:rPr>
-          <w:rtl/>
-        </w:rPr>
-        <w:t xml:space="preserve">Δt — بررسی می‌شود تا هر اختلاف بعدی با یک مرجع، به فیزیک نسبت داده شود نه به خطای</w:t>
-      </w:r>
-      <w:r>
-        <w:rPr>
-          <w:rtl/>
-        </w:rPr>
-        <w:t xml:space="preserve"> </w:t>
-      </w:r>
-      <w:r>
-        <w:rPr>
-          <w:rtl/>
-        </w:rPr>
-        <w:t xml:space="preserve">عددیِ باقی‌مانده. معیار همگرایی، تنش محیطیِ بی‌بعد است که هم به‌صورت مقدار سطح</w:t>
-      </w:r>
-      <w:r>
-        <w:rPr>
-          <w:rtl/>
-        </w:rPr>
-        <w:t xml:space="preserve"> </w:t>
-      </w:r>
-      <w:r>
-        <w:rPr>
-          <w:rtl/>
-        </w:rPr>
-        <w:t xml:space="preserve">داخلی و هم به‌صورت خطای نسبی L₂ِ کل پروفیل شعاعیِ صفحهٔ میانی نسبت به ریزترین شبکه</w:t>
-      </w:r>
-      <w:r>
-        <w:rPr>
-          <w:rtl/>
-        </w:rPr>
-        <w:t xml:space="preserve"> </w:t>
-      </w:r>
-      <w:r>
-        <w:rPr>
-          <w:rtl/>
-        </w:rPr>
-        <w:t xml:space="preserve">گزارش می‌شود.</w:t>
+        <w:t xml:space="preserve">پیش از صحت‌سنجی نتایج، همگرایی عددی حل به‌صورت مستقل در هر راستای گسسته‌سازی بررسی</w:t>
+      </w:r>
+      <w:r>
+        <w:rPr>
+          <w:rtl/>
+        </w:rPr>
+        <w:t xml:space="preserve"> </w:t>
+      </w:r>
+      <w:r>
+        <w:rPr>
+          <w:rtl/>
+        </w:rPr>
+        <w:t xml:space="preserve">می‌شود — نقاط شعاعیِ هر لایه N_r، نقاط محوری N_z، تعداد لایه‌ها N_L و گام زمانی Δt.</w:t>
+      </w:r>
+      <w:r>
+        <w:rPr>
+          <w:rtl/>
+        </w:rPr>
+        <w:t xml:space="preserve"> </w:t>
+      </w:r>
+      <w:r>
+        <w:rPr>
+          <w:rtl/>
+        </w:rPr>
+        <w:t xml:space="preserve">معیار همگرایی، تنش محیطیِ بی‌بعد است که هم به‌صورت مقدار سطح داخلی و هم به‌صورت خطای</w:t>
+      </w:r>
+      <w:r>
+        <w:rPr>
+          <w:rtl/>
+        </w:rPr>
+        <w:t xml:space="preserve"> </w:t>
+      </w:r>
+      <w:r>
+        <w:rPr>
+          <w:rtl/>
+        </w:rPr>
+        <w:t xml:space="preserve">نسبیِ L₂ِ کل پروفیل شعاعیِ صفحهٔ میانی نسبت به ریزترین شبکه گزارش می‌شود. برای هر</w:t>
+      </w:r>
+      <w:r>
+        <w:rPr>
+          <w:rtl/>
+        </w:rPr>
+        <w:t xml:space="preserve"> </w:t>
+      </w:r>
+      <w:r>
+        <w:rPr>
+          <w:rtl/>
+        </w:rPr>
+        <w:t xml:space="preserve">راستای مکانی، پروفیل‌ها به‌صورت شکل و خطا و هزینه در یک جدول آورده شده‌اند.</w:t>
+      </w:r>
+    </w:p>
+    <w:bookmarkStart w:id="14" w:name="نقاط-شعاعی-n_r"/>
+    <w:p>
+      <w:pPr>
+        <w:pStyle w:val="Heading3"/>
+        <w:bidi/>
+      </w:pPr>
+      <w:r>
+        <w:rPr>
+          <w:rtl/>
+        </w:rPr>
+        <w:t xml:space="preserve">۴-۳-۱. نقاط شعاعی (N_r)</w:t>
+      </w:r>
+    </w:p>
+    <w:p>
+      <w:pPr>
+        <w:bidi/>
+      </w:pPr>
+      <w:r>
+        <w:rPr>
+          <w:b/>
+          <w:bCs/>
+          <w:rtl/>
+        </w:rPr>
+        <w:t xml:space="preserve">شکل ۴-۱.</w:t>
       </w:r>
     </w:p>
     <w:p>
@@ -992,14 +1006,14 @@
       <w:r>
         <w:drawing>
           <wp:inline>
-            <wp:extent cx="5334000" cy="3243072"/>
+            <wp:extent cx="5334000" cy="2079671"/>
             <wp:effectExtent b="0" l="0" r="0" t="0"/>
-            <wp:docPr descr="همگرایی تعداد لایه: پروفیل تنش محیطی و دما، خطای L2 و هزینه برحسب تعداد لایه N_L (با N_r=15 و N_z=11)." title="" id="12" name="Picture"/>
+            <wp:docPr descr="همگرایی نقاط شعاعیِ هر لایه (با N_z=11 و N_L=7)؛ کمیت‌های میدانی از N_r=7 همگرایند." title="" id="12" name="Picture"/>
             <a:graphic>
               <a:graphicData uri="http://schemas.openxmlformats.org/drawingml/2006/picture">
                 <pic:pic>
                   <pic:nvPicPr>
-                    <pic:cNvPr descr="figures_ch4_color/conv_NL.png" id="13" name="Picture"/>
+                    <pic:cNvPr descr="figures_ch4_color/conv_Nr.png" id="13" name="Picture"/>
                     <pic:cNvPicPr>
                       <a:picLocks noChangeArrowheads="1" noChangeAspect="1"/>
                     </pic:cNvPicPr>
@@ -1013,7 +1027,7 @@
                   <pic:spPr bwMode="auto">
                     <a:xfrm>
                       <a:off x="0" y="0"/>
-                      <a:ext cx="5334000" cy="3243072"/>
+                      <a:ext cx="5334000" cy="2079671"/>
                     </a:xfrm>
                     <a:prstGeom prst="rect">
                       <a:avLst/>
@@ -1041,102 +1055,518 @@
         <w:rPr>
           <w:rtl/>
         </w:rPr>
-        <w:t xml:space="preserve">همگرایی تعداد لایه: پروفیل تنش محیطی و دما، خطای L2 و هزینه برحسب تعداد لایه N_L (با N_r=15 و N_z=11).</w:t>
-      </w:r>
-    </w:p>
-    <w:p>
-      <w:pPr>
-        <w:bidi/>
-      </w:pPr>
-      <w:r>
-        <w:rPr>
-          <w:rtl/>
-        </w:rPr>
-        <w:t xml:space="preserve">همگرایی لایه‌ای در شکل ۴-۱(NL) نشان داده شده است. با افزایش تعداد لایه‌ها به ۳، ۵،</w:t>
-      </w:r>
-      <w:r>
-        <w:rPr>
-          <w:rtl/>
-        </w:rPr>
-        <w:t xml:space="preserve"> </w:t>
-      </w:r>
-      <w:r>
-        <w:rPr>
-          <w:rtl/>
-        </w:rPr>
-        <w:t xml:space="preserve">۷، ۹ و ۱۵، تنش محیطیِ بی‌بعد سطح داخلی مقادیر 1.5261، 1.5257، 1.5264، 1.5264 و</w:t>
-      </w:r>
-      <w:r>
-        <w:rPr>
-          <w:rtl/>
-        </w:rPr>
-        <w:t xml:space="preserve"> </w:t>
-      </w:r>
-      <w:r>
-        <w:rPr>
-          <w:rtl/>
-        </w:rPr>
-        <w:t xml:space="preserve">1.5265 را می‌گیرد؛ تغییری کمتر از ۰٫۰۵٪، و خطای L₂ِ پروفیل نسبت به پانزده لایه</w:t>
-      </w:r>
-      <w:r>
-        <w:rPr>
-          <w:rtl/>
-        </w:rPr>
-        <w:t xml:space="preserve"> </w:t>
-      </w:r>
-      <w:r>
-        <w:rPr>
-          <w:rtl/>
-        </w:rPr>
-        <w:t xml:space="preserve">زیر ۰٫۲۶٪ می‌ماند. بنابراین کمیت‌های میدانی از همان سه لایه عملاً مستقل از تعداد</w:t>
-      </w:r>
-      <w:r>
-        <w:rPr>
-          <w:rtl/>
-        </w:rPr>
-        <w:t xml:space="preserve"> </w:t>
-      </w:r>
-      <w:r>
-        <w:rPr>
-          <w:rtl/>
-        </w:rPr>
-        <w:t xml:space="preserve">لایه‌اند؛ اثر اصلیِ افزایش لایه‌ها تنها ظریف‌ترشدن الگوی پله‌ایِ پروفیل تنش محیطی در</w:t>
-      </w:r>
-      <w:r>
-        <w:rPr>
-          <w:rtl/>
-        </w:rPr>
-        <w:t xml:space="preserve"> </w:t>
-      </w:r>
-      <w:r>
-        <w:rPr>
-          <w:rtl/>
-        </w:rPr>
-        <w:t xml:space="preserve">فصل‌مشترک لایه‌هاست که امضای طبیعیِ مدل خواصِ لایه‌ای است. در ادامه هفت لایه اختیار</w:t>
-      </w:r>
-      <w:r>
-        <w:rPr>
-          <w:rtl/>
-        </w:rPr>
-        <w:t xml:space="preserve"> </w:t>
-      </w:r>
-      <w:r>
-        <w:rPr>
-          <w:rtl/>
-        </w:rPr>
-        <w:t xml:space="preserve">می‌شود، هماهنگ با ساختِ هفت‌لایهٔ درجه‌بندی‌شدهٔ استوانهٔ مرجع و در سمت مطمئنِ</w:t>
-      </w:r>
-      <w:r>
-        <w:rPr>
-          <w:rtl/>
-        </w:rPr>
-        <w:t xml:space="preserve"> </w:t>
-      </w:r>
-      <w:r>
-        <w:rPr>
-          <w:rtl/>
-        </w:rPr>
-        <w:t xml:space="preserve">همگرایی.</w:t>
+        <w:t xml:space="preserve">همگرایی نقاط شعاعیِ هر لایه (با N_z=11 و N_L=7)؛ کمیت‌های میدانی از N_r=7 همگرایند.</w:t>
+      </w:r>
+    </w:p>
+    <w:p>
+      <w:pPr>
+        <w:bidi/>
+      </w:pPr>
+      <w:r>
+        <w:rPr>
+          <w:rtl/>
+        </w:rPr>
+        <w:t xml:space="preserve">شکل ۴-۱ پروفیل‌های تنش محیطی و دما را برای N_r = ۷ تا ۱۵ (با N_z = 11 و N_L = 7)</w:t>
+      </w:r>
+      <w:r>
+        <w:rPr>
+          <w:rtl/>
+        </w:rPr>
+        <w:t xml:space="preserve"> </w:t>
+      </w:r>
+      <w:r>
+        <w:rPr>
+          <w:rtl/>
+        </w:rPr>
+        <w:t xml:space="preserve">نشان می‌دهد؛ منحنی‌ها عملاً بر هم منطبق‌اند. مطابق جدول ۴-۲، تنش محیطیِ سطح داخلی در</w:t>
+      </w:r>
+      <w:r>
+        <w:rPr>
+          <w:rtl/>
+        </w:rPr>
+        <w:t xml:space="preserve"> </w:t>
+      </w:r>
+      <w:r>
+        <w:rPr>
+          <w:rtl/>
+        </w:rPr>
+        <w:t xml:space="preserve">گسترهٔ ۰٫۰۹٪ و خطای L₂ِ پروفیل زیر ۰٫۲۹٪ می‌ماند؛ پس کمیت‌های میدانی از همان هفت</w:t>
+      </w:r>
+      <w:r>
+        <w:rPr>
+          <w:rtl/>
+        </w:rPr>
+        <w:t xml:space="preserve"> </w:t>
+      </w:r>
+      <w:r>
+        <w:rPr>
+          <w:rtl/>
+        </w:rPr>
+        <w:t xml:space="preserve">نقطهٔ شعاعی همگرایند — نشانهٔ بارز گسسته‌سازیِ طیفیِ (چبیشفِ) مربعات تفاضلی. با این</w:t>
+      </w:r>
+      <w:r>
+        <w:rPr>
+          <w:rtl/>
+        </w:rPr>
+        <w:t xml:space="preserve"> </w:t>
+      </w:r>
+      <w:r>
+        <w:rPr>
+          <w:rtl/>
+        </w:rPr>
+        <w:t xml:space="preserve">حال برای اجراهای تولیدی N_r = 15 اختیار می‌شود، زیرا پیشانیِ تیز و متحرکِ صوت دوم را</w:t>
+      </w:r>
+      <w:r>
+        <w:rPr>
+          <w:rtl/>
+        </w:rPr>
+        <w:t xml:space="preserve"> </w:t>
+      </w:r>
+      <w:r>
+        <w:rPr>
+          <w:rtl/>
+        </w:rPr>
+        <w:t xml:space="preserve">در پروفیل‌های دما تمیز و بدون نوسانِ موضعی بازتولید می‌کند و هیچ کمیت انتگرالی را</w:t>
+      </w:r>
+      <w:r>
+        <w:rPr>
+          <w:rtl/>
+        </w:rPr>
+        <w:t xml:space="preserve"> </w:t>
+      </w:r>
+      <w:r>
+        <w:rPr>
+          <w:rtl/>
+        </w:rPr>
+        <w:t xml:space="preserve">تغییر نمی‌دهد.</w:t>
+      </w:r>
+    </w:p>
+    <w:p>
+      <w:pPr>
+        <w:bidi/>
+      </w:pPr>
+      <w:r>
+        <w:rPr>
+          <w:b/>
+          <w:bCs/>
+          <w:rtl/>
+        </w:rPr>
+        <w:t xml:space="preserve">جدول ۴-۲: همگرایی نقاط شعاعی (N_z = 11، N_L = 7).</w:t>
+      </w:r>
+    </w:p>
+    <w:tbl>
+      <w:tblPr>
+        <w:tblStyle w:val="Table"/>
+        <w:tblW w:type="auto" w:w="0"/>
+        <w:tblLook w:firstRow="1" w:lastRow="0" w:firstColumn="0" w:lastColumn="0" w:noHBand="0" w:noVBand="0" w:val="0020"/>
+      </w:tblPr>
+      <w:tblGrid>
+        <w:gridCol w:w="1980"/>
+        <w:gridCol w:w="1980"/>
+        <w:gridCol w:w="1980"/>
+        <w:gridCol w:w="1980"/>
+      </w:tblGrid>
+      <w:tr>
+        <w:trPr>
+          <w:tblHeader w:val="on"/>
+        </w:trPr>
+        <w:tc>
+          <w:tcPr/>
+          <w:p>
+            <w:pPr>
+              <w:pStyle w:val="Compact"/>
+              <w:bidi/>
+            </w:pPr>
+            <w:r>
+              <w:rPr>
+                <w:rtl/>
+              </w:rPr>
+              <w:t xml:space="preserve">N_r</w:t>
+            </w:r>
+          </w:p>
+        </w:tc>
+        <w:tc>
+          <w:tcPr/>
+          <w:p>
+            <w:pPr>
+              <w:pStyle w:val="Compact"/>
+              <w:bidi/>
+            </w:pPr>
+            <w:r>
+              <w:rPr>
+                <w:rtl/>
+              </w:rPr>
+              <w:t xml:space="preserve">Σθθ (داخلی)</w:t>
+            </w:r>
+          </w:p>
+        </w:tc>
+        <w:tc>
+          <w:tcPr/>
+          <w:p>
+            <w:pPr>
+              <w:pStyle w:val="Compact"/>
+              <w:bidi/>
+            </w:pPr>
+            <w:r>
+              <w:rPr>
+                <w:rtl/>
+              </w:rPr>
+              <w:t xml:space="preserve">خطای L₂ (٪)</w:t>
+            </w:r>
+          </w:p>
+        </w:tc>
+        <w:tc>
+          <w:tcPr/>
+          <w:p>
+            <w:pPr>
+              <w:pStyle w:val="Compact"/>
+              <w:bidi/>
+            </w:pPr>
+            <w:r>
+              <w:rPr>
+                <w:rtl/>
+              </w:rPr>
+              <w:t xml:space="preserve">N_dof</w:t>
+            </w:r>
+          </w:p>
+        </w:tc>
+      </w:tr>
+      <w:tr>
+        <w:tc>
+          <w:tcPr/>
+          <w:p>
+            <w:pPr>
+              <w:pStyle w:val="Compact"/>
+              <w:bidi/>
+            </w:pPr>
+            <w:r>
+              <w:rPr>
+                <w:rtl/>
+              </w:rPr>
+              <w:t xml:space="preserve">7</w:t>
+            </w:r>
+          </w:p>
+        </w:tc>
+        <w:tc>
+          <w:tcPr/>
+          <w:p>
+            <w:pPr>
+              <w:pStyle w:val="Compact"/>
+              <w:bidi/>
+            </w:pPr>
+            <w:r>
+              <w:rPr>
+                <w:rtl/>
+              </w:rPr>
+              <w:t xml:space="preserve">1.5251</w:t>
+            </w:r>
+          </w:p>
+        </w:tc>
+        <w:tc>
+          <w:tcPr/>
+          <w:p>
+            <w:pPr>
+              <w:pStyle w:val="Compact"/>
+              <w:bidi/>
+            </w:pPr>
+            <w:r>
+              <w:rPr>
+                <w:rtl/>
+              </w:rPr>
+              <w:t xml:space="preserve">0.28</w:t>
+            </w:r>
+          </w:p>
+        </w:tc>
+        <w:tc>
+          <w:tcPr/>
+          <w:p>
+            <w:pPr>
+              <w:pStyle w:val="Compact"/>
+              <w:bidi/>
+            </w:pPr>
+            <w:r>
+              <w:rPr>
+                <w:rtl/>
+              </w:rPr>
+              <w:t xml:space="preserve">1617</w:t>
+            </w:r>
+          </w:p>
+        </w:tc>
+      </w:tr>
+      <w:tr>
+        <w:tc>
+          <w:tcPr/>
+          <w:p>
+            <w:pPr>
+              <w:pStyle w:val="Compact"/>
+              <w:bidi/>
+            </w:pPr>
+            <w:r>
+              <w:rPr>
+                <w:rtl/>
+              </w:rPr>
+              <w:t xml:space="preserve">9</w:t>
+            </w:r>
+          </w:p>
+        </w:tc>
+        <w:tc>
+          <w:tcPr/>
+          <w:p>
+            <w:pPr>
+              <w:pStyle w:val="Compact"/>
+              <w:bidi/>
+            </w:pPr>
+            <w:r>
+              <w:rPr>
+                <w:rtl/>
+              </w:rPr>
+              <w:t xml:space="preserve">1.5256</w:t>
+            </w:r>
+          </w:p>
+        </w:tc>
+        <w:tc>
+          <w:tcPr/>
+          <w:p>
+            <w:pPr>
+              <w:pStyle w:val="Compact"/>
+              <w:bidi/>
+            </w:pPr>
+            <w:r>
+              <w:rPr>
+                <w:rtl/>
+              </w:rPr>
+              <w:t xml:space="preserve">0.23</w:t>
+            </w:r>
+          </w:p>
+        </w:tc>
+        <w:tc>
+          <w:tcPr/>
+          <w:p>
+            <w:pPr>
+              <w:pStyle w:val="Compact"/>
+              <w:bidi/>
+            </w:pPr>
+            <w:r>
+              <w:rPr>
+                <w:rtl/>
+              </w:rPr>
+              <w:t xml:space="preserve">2079</w:t>
+            </w:r>
+          </w:p>
+        </w:tc>
+      </w:tr>
+      <w:tr>
+        <w:tc>
+          <w:tcPr/>
+          <w:p>
+            <w:pPr>
+              <w:pStyle w:val="Compact"/>
+              <w:bidi/>
+            </w:pPr>
+            <w:r>
+              <w:rPr>
+                <w:rtl/>
+              </w:rPr>
+              <w:t xml:space="preserve">11</w:t>
+            </w:r>
+          </w:p>
+        </w:tc>
+        <w:tc>
+          <w:tcPr/>
+          <w:p>
+            <w:pPr>
+              <w:pStyle w:val="Compact"/>
+              <w:bidi/>
+            </w:pPr>
+            <w:r>
+              <w:rPr>
+                <w:rtl/>
+              </w:rPr>
+              <w:t xml:space="preserve">1.5256</w:t>
+            </w:r>
+          </w:p>
+        </w:tc>
+        <w:tc>
+          <w:tcPr/>
+          <w:p>
+            <w:pPr>
+              <w:pStyle w:val="Compact"/>
+              <w:bidi/>
+            </w:pPr>
+            <w:r>
+              <w:rPr>
+                <w:rtl/>
+              </w:rPr>
+              <w:t xml:space="preserve">0.24</w:t>
+            </w:r>
+          </w:p>
+        </w:tc>
+        <w:tc>
+          <w:tcPr/>
+          <w:p>
+            <w:pPr>
+              <w:pStyle w:val="Compact"/>
+              <w:bidi/>
+            </w:pPr>
+            <w:r>
+              <w:rPr>
+                <w:rtl/>
+              </w:rPr>
+              <w:t xml:space="preserve">2541</w:t>
+            </w:r>
+          </w:p>
+        </w:tc>
+      </w:tr>
+      <w:tr>
+        <w:tc>
+          <w:tcPr/>
+          <w:p>
+            <w:pPr>
+              <w:pStyle w:val="Compact"/>
+              <w:bidi/>
+            </w:pPr>
+            <w:r>
+              <w:rPr>
+                <w:rtl/>
+              </w:rPr>
+              <w:t xml:space="preserve">13</w:t>
+            </w:r>
+          </w:p>
+        </w:tc>
+        <w:tc>
+          <w:tcPr/>
+          <w:p>
+            <w:pPr>
+              <w:pStyle w:val="Compact"/>
+              <w:bidi/>
+            </w:pPr>
+            <w:r>
+              <w:rPr>
+                <w:rtl/>
+              </w:rPr>
+              <w:t xml:space="preserve">1.5264</w:t>
+            </w:r>
+          </w:p>
+        </w:tc>
+        <w:tc>
+          <w:tcPr/>
+          <w:p>
+            <w:pPr>
+              <w:pStyle w:val="Compact"/>
+              <w:bidi/>
+            </w:pPr>
+            <w:r>
+              <w:rPr>
+                <w:rtl/>
+              </w:rPr>
+              <w:t xml:space="preserve">0.16</w:t>
+            </w:r>
+          </w:p>
+        </w:tc>
+        <w:tc>
+          <w:tcPr/>
+          <w:p>
+            <w:pPr>
+              <w:pStyle w:val="Compact"/>
+              <w:bidi/>
+            </w:pPr>
+            <w:r>
+              <w:rPr>
+                <w:rtl/>
+              </w:rPr>
+              <w:t xml:space="preserve">3003</w:t>
+            </w:r>
+          </w:p>
+        </w:tc>
+      </w:tr>
+      <w:tr>
+        <w:tc>
+          <w:tcPr/>
+          <w:p>
+            <w:pPr>
+              <w:pStyle w:val="Compact"/>
+              <w:bidi/>
+            </w:pPr>
+            <w:r>
+              <w:rPr>
+                <w:rtl/>
+              </w:rPr>
+              <w:t xml:space="preserve">15</w:t>
+            </w:r>
+          </w:p>
+        </w:tc>
+        <w:tc>
+          <w:tcPr/>
+          <w:p>
+            <w:pPr>
+              <w:pStyle w:val="Compact"/>
+              <w:bidi/>
+            </w:pPr>
+            <w:r>
+              <w:rPr>
+                <w:rtl/>
+              </w:rPr>
+              <w:t xml:space="preserve">1.5264</w:t>
+            </w:r>
+          </w:p>
+        </w:tc>
+        <w:tc>
+          <w:tcPr/>
+          <w:p>
+            <w:pPr>
+              <w:pStyle w:val="Compact"/>
+              <w:bidi/>
+            </w:pPr>
+            <w:r>
+              <w:rPr>
+                <w:rtl/>
+              </w:rPr>
+              <w:t xml:space="preserve">مرجع</w:t>
+            </w:r>
+          </w:p>
+        </w:tc>
+        <w:tc>
+          <w:tcPr/>
+          <w:p>
+            <w:pPr>
+              <w:pStyle w:val="Compact"/>
+              <w:bidi/>
+            </w:pPr>
+            <w:r>
+              <w:rPr>
+                <w:rtl/>
+              </w:rPr>
+              <w:t xml:space="preserve">3465</w:t>
+            </w:r>
+          </w:p>
+        </w:tc>
+      </w:tr>
+    </w:tbl>
+    <w:bookmarkEnd w:id="14"/>
+    <w:bookmarkStart w:id="18" w:name="نقاط-محوری-n_z"/>
+    <w:p>
+      <w:pPr>
+        <w:pStyle w:val="Heading3"/>
+        <w:bidi/>
+      </w:pPr>
+      <w:r>
+        <w:rPr>
+          <w:rtl/>
+        </w:rPr>
+        <w:t xml:space="preserve">۴-۳-۲. نقاط محوری (N_z)</w:t>
+      </w:r>
+    </w:p>
+    <w:p>
+      <w:pPr>
+        <w:bidi/>
+      </w:pPr>
+      <w:r>
+        <w:rPr>
+          <w:b/>
+          <w:bCs/>
+          <w:rtl/>
+        </w:rPr>
+        <w:t xml:space="preserve">شکل ۴-۲.</w:t>
       </w:r>
     </w:p>
     <w:p>
@@ -1147,20 +1577,20 @@
       <w:r>
         <w:drawing>
           <wp:inline>
-            <wp:extent cx="5334000" cy="4002024"/>
+            <wp:extent cx="5334000" cy="2079671"/>
             <wp:effectExtent b="0" l="0" r="0" t="0"/>
-            <wp:docPr descr="همگرایی نقاط شعاعیِ هر لایه (با N_z=11 و N_L=7)؛ کمیت‌های میدانی از N_r=7 همگرایند." title="" id="15" name="Picture"/>
+            <wp:docPr descr="همگرایی نقاط محوری، راستای تعیین‌کننده (با N_r=15 و N_L=7)؛ N_z=5 خطای ۹٫۴٪ می‌دهد؛ همراه با هزینهٔ سریِ خالص." title="" id="16" name="Picture"/>
             <a:graphic>
               <a:graphicData uri="http://schemas.openxmlformats.org/drawingml/2006/picture">
                 <pic:pic>
                   <pic:nvPicPr>
-                    <pic:cNvPr descr="figures_ch4_color/conv_Nr.png" id="16" name="Picture"/>
+                    <pic:cNvPr descr="figures_ch4_color/conv_Nz.png" id="17" name="Picture"/>
                     <pic:cNvPicPr>
                       <a:picLocks noChangeArrowheads="1" noChangeAspect="1"/>
                     </pic:cNvPicPr>
                   </pic:nvPicPr>
                   <pic:blipFill>
-                    <a:blip r:embed="rId14"/>
+                    <a:blip r:embed="rId15"/>
                     <a:stretch>
                       <a:fillRect/>
                     </a:stretch>
@@ -1168,7 +1598,7 @@
                   <pic:spPr bwMode="auto">
                     <a:xfrm>
                       <a:off x="0" y="0"/>
-                      <a:ext cx="5334000" cy="4002024"/>
+                      <a:ext cx="5334000" cy="2079671"/>
                     </a:xfrm>
                     <a:prstGeom prst="rect">
                       <a:avLst/>
@@ -1196,102 +1626,592 @@
         <w:rPr>
           <w:rtl/>
         </w:rPr>
-        <w:t xml:space="preserve">همگرایی نقاط شعاعیِ هر لایه (با N_z=11 و N_L=7)؛ کمیت‌های میدانی از N_r=7 همگرایند.</w:t>
-      </w:r>
-    </w:p>
-    <w:p>
-      <w:pPr>
-        <w:bidi/>
-      </w:pPr>
-      <w:r>
-        <w:rPr>
-          <w:rtl/>
-        </w:rPr>
-        <w:t xml:space="preserve">همگرایی شعاعیِ درون هر لایه در شکل ۴-۱(Nr) آمده است. افزایش نقاط شعاعیِ هر لایه به</w:t>
-      </w:r>
-      <w:r>
-        <w:rPr>
-          <w:rtl/>
-        </w:rPr>
-        <w:t xml:space="preserve"> </w:t>
-      </w:r>
-      <w:r>
-        <w:rPr>
-          <w:rtl/>
-        </w:rPr>
-        <w:t xml:space="preserve">۷، ۹، ۱۱، ۱۳ و ۱۵، تنش محیطی سطح داخلی را در گسترهٔ ۰٫۰۹٪ (از 1.5251 تا 1.5264) و</w:t>
-      </w:r>
-      <w:r>
-        <w:rPr>
-          <w:rtl/>
-        </w:rPr>
-        <w:t xml:space="preserve"> </w:t>
-      </w:r>
-      <w:r>
-        <w:rPr>
-          <w:rtl/>
-        </w:rPr>
-        <w:t xml:space="preserve">خطای L₂ِ پروفیل را زیر ۰٫۲۹٪ نگه می‌دارد؛ پس هر شبکه از هفت نقطه به بالا در کمیت‌های</w:t>
-      </w:r>
-      <w:r>
-        <w:rPr>
-          <w:rtl/>
-        </w:rPr>
-        <w:t xml:space="preserve"> </w:t>
-      </w:r>
-      <w:r>
-        <w:rPr>
-          <w:rtl/>
-        </w:rPr>
-        <w:t xml:space="preserve">میدانی همگراست. این نشانهٔ بارز گسسته‌سازیِ طیفیِ (چبیشفِ) مربعات تفاضلی است: دقتِ</w:t>
-      </w:r>
-      <w:r>
-        <w:rPr>
-          <w:rtl/>
-        </w:rPr>
-        <w:t xml:space="preserve"> </w:t>
-      </w:r>
-      <w:r>
-        <w:rPr>
-          <w:rtl/>
-        </w:rPr>
-        <w:t xml:space="preserve">سه‌رقمی با تعداد اندکی نقطه به‌دست می‌آید. با این حال برای اجراهای تولیدی N_r = 15</w:t>
-      </w:r>
-      <w:r>
-        <w:rPr>
-          <w:rtl/>
-        </w:rPr>
-        <w:t xml:space="preserve"> </w:t>
-      </w:r>
-      <w:r>
-        <w:rPr>
-          <w:rtl/>
-        </w:rPr>
-        <w:t xml:space="preserve">اختیار می‌شود، زیرا — هرچند هیچ کمیت انتگرالی را تغییر نمی‌دهد — پیشانیِ تیز و</w:t>
-      </w:r>
-      <w:r>
-        <w:rPr>
-          <w:rtl/>
-        </w:rPr>
-        <w:t xml:space="preserve"> </w:t>
-      </w:r>
-      <w:r>
-        <w:rPr>
-          <w:rtl/>
-        </w:rPr>
-        <w:t xml:space="preserve">متحرکِ صوت دوم را در پروفیل‌های دما تمیز و بدون نوسانِ موضعی (که شبکهٔ درشت‌تر هنگام</w:t>
-      </w:r>
-      <w:r>
-        <w:rPr>
-          <w:rtl/>
-        </w:rPr>
-        <w:t xml:space="preserve"> </w:t>
-      </w:r>
-      <w:r>
-        <w:rPr>
-          <w:rtl/>
-        </w:rPr>
-        <w:t xml:space="preserve">قرارگرفتن پیشانی میان دو گره باقی می‌گذارد) بازتولید می‌کند.</w:t>
+        <w:t xml:space="preserve">همگرایی نقاط محوری، راستای تعیین‌کننده (با N_r=15 و N_L=7)؛ N_z=5 خطای ۹٫۴٪ می‌دهد؛ همراه با هزینهٔ سریِ خالص.</w:t>
+      </w:r>
+    </w:p>
+    <w:p>
+      <w:pPr>
+        <w:bidi/>
+      </w:pPr>
+      <w:r>
+        <w:rPr>
+          <w:rtl/>
+        </w:rPr>
+        <w:t xml:space="preserve">راستای محوری (شکل ۴-۲) شبکه را تعیین می‌کند. تنها با پنج نقطهٔ محوری، تنش محیطیِ سطح</w:t>
+      </w:r>
+      <w:r>
+        <w:rPr>
+          <w:rtl/>
+        </w:rPr>
+        <w:t xml:space="preserve"> </w:t>
+      </w:r>
+      <w:r>
+        <w:rPr>
+          <w:rtl/>
+        </w:rPr>
+        <w:t xml:space="preserve">داخلی ۹٫۴٪ خطا دارد، چون لایهٔ مرزیِ تکیه‌گاه سادهٔ انتها حل‌نشده می‌ماند؛ سپس خطا از</w:t>
+      </w:r>
+      <w:r>
+        <w:rPr>
+          <w:rtl/>
+        </w:rPr>
+        <w:t xml:space="preserve"> </w:t>
+      </w:r>
+      <w:r>
+        <w:rPr>
+          <w:rtl/>
+        </w:rPr>
+        <w:t xml:space="preserve">نُه نقطه به بعد زیر حدود ۱٪ تثبیت می‌شود (جدول ۴-۳). همگرایی غیریکنواخت است — پوشِ</w:t>
+      </w:r>
+      <w:r>
+        <w:rPr>
+          <w:rtl/>
+        </w:rPr>
+        <w:t xml:space="preserve"> </w:t>
+      </w:r>
+      <w:r>
+        <w:rPr>
+          <w:rtl/>
+        </w:rPr>
+        <w:t xml:space="preserve">نوسانیِ ویژهٔ روش‌های طیفی — اما با نُه نقطه به‌روشنی تثبیت می‌شود و یازده نقطه خطای</w:t>
+      </w:r>
+      <w:r>
+        <w:rPr>
+          <w:rtl/>
+        </w:rPr>
+        <w:t xml:space="preserve"> </w:t>
+      </w:r>
+      <w:r>
+        <w:rPr>
+          <w:rtl/>
+        </w:rPr>
+        <w:t xml:space="preserve">L₂ برابر ۰٫۱۶٪ می‌دهد؛ پس یازده نقطهٔ محوری اختیار می‌شود. این راستا پرهزینه‌ترین نیز</w:t>
+      </w:r>
+      <w:r>
+        <w:rPr>
+          <w:rtl/>
+        </w:rPr>
+        <w:t xml:space="preserve"> </w:t>
+      </w:r>
+      <w:r>
+        <w:rPr>
+          <w:rtl/>
+        </w:rPr>
+        <w:t xml:space="preserve">هست: زمان حلِ تک‌هسته تقریباً با N_z^2.6 رشد می‌کند (جدول ۴-۳)، زیرا هر نقطهٔ محوریِ</w:t>
+      </w:r>
+      <w:r>
+        <w:rPr>
+          <w:rtl/>
+        </w:rPr>
+        <w:t xml:space="preserve"> </w:t>
+      </w:r>
+      <w:r>
+        <w:rPr>
+          <w:rtl/>
+        </w:rPr>
+        <w:t xml:space="preserve">افزوده کل دستگاهِ عرضِ‌جداره را چند برابر می‌کند. پس راستای محوری راستای تعیین‌کننده</w:t>
+      </w:r>
+      <w:r>
+        <w:rPr>
+          <w:rtl/>
+        </w:rPr>
+        <w:t xml:space="preserve"> </w:t>
+      </w:r>
+      <w:r>
+        <w:rPr>
+          <w:rtl/>
+        </w:rPr>
+        <w:t xml:space="preserve">است — هم کم‌دقت‌ترین به‌ازای هر نقطه و هم پرشیب‌ترین در هزینه.</w:t>
+      </w:r>
+    </w:p>
+    <w:p>
+      <w:pPr>
+        <w:bidi/>
+      </w:pPr>
+      <w:r>
+        <w:rPr>
+          <w:b/>
+          <w:bCs/>
+          <w:rtl/>
+        </w:rPr>
+        <w:t xml:space="preserve">جدول ۴-۳: همگرایی و هزینهٔ نقاط محوری (N_r = 15، N_L = 7).</w:t>
+      </w:r>
+    </w:p>
+    <w:tbl>
+      <w:tblPr>
+        <w:tblStyle w:val="Table"/>
+        <w:tblW w:type="auto" w:w="0"/>
+        <w:tblLook w:firstRow="1" w:lastRow="0" w:firstColumn="0" w:lastColumn="0" w:noHBand="0" w:noVBand="0" w:val="0020"/>
+      </w:tblPr>
+      <w:tblGrid>
+        <w:gridCol w:w="1980"/>
+        <w:gridCol w:w="1980"/>
+        <w:gridCol w:w="1980"/>
+        <w:gridCol w:w="1980"/>
+      </w:tblGrid>
+      <w:tr>
+        <w:trPr>
+          <w:tblHeader w:val="on"/>
+        </w:trPr>
+        <w:tc>
+          <w:tcPr/>
+          <w:p>
+            <w:pPr>
+              <w:pStyle w:val="Compact"/>
+              <w:bidi/>
+            </w:pPr>
+            <w:r>
+              <w:rPr>
+                <w:rtl/>
+              </w:rPr>
+              <w:t xml:space="preserve">N_z</w:t>
+            </w:r>
+          </w:p>
+        </w:tc>
+        <w:tc>
+          <w:tcPr/>
+          <w:p>
+            <w:pPr>
+              <w:pStyle w:val="Compact"/>
+              <w:bidi/>
+            </w:pPr>
+            <w:r>
+              <w:rPr>
+                <w:rtl/>
+              </w:rPr>
+              <w:t xml:space="preserve">Σθθ (داخلی)</w:t>
+            </w:r>
+          </w:p>
+        </w:tc>
+        <w:tc>
+          <w:tcPr/>
+          <w:p>
+            <w:pPr>
+              <w:pStyle w:val="Compact"/>
+              <w:bidi/>
+            </w:pPr>
+            <w:r>
+              <w:rPr>
+                <w:rtl/>
+              </w:rPr>
+              <w:t xml:space="preserve">خطای L₂ (٪)</w:t>
+            </w:r>
+          </w:p>
+        </w:tc>
+        <w:tc>
+          <w:tcPr/>
+          <w:p>
+            <w:pPr>
+              <w:pStyle w:val="Compact"/>
+              <w:bidi/>
+            </w:pPr>
+            <w:r>
+              <w:rPr>
+                <w:rtl/>
+              </w:rPr>
+              <w:t xml:space="preserve">زمان حل (ثانیه)</w:t>
+            </w:r>
+          </w:p>
+        </w:tc>
+      </w:tr>
+      <w:tr>
+        <w:tc>
+          <w:tcPr/>
+          <w:p>
+            <w:pPr>
+              <w:pStyle w:val="Compact"/>
+              <w:bidi/>
+            </w:pPr>
+            <w:r>
+              <w:rPr>
+                <w:rtl/>
+              </w:rPr>
+              <w:t xml:space="preserve">5</w:t>
+            </w:r>
+          </w:p>
+        </w:tc>
+        <w:tc>
+          <w:tcPr/>
+          <w:p>
+            <w:pPr>
+              <w:pStyle w:val="Compact"/>
+              <w:bidi/>
+            </w:pPr>
+            <w:r>
+              <w:rPr>
+                <w:rtl/>
+              </w:rPr>
+              <w:t xml:space="preserve">1.3844</w:t>
+            </w:r>
+          </w:p>
+        </w:tc>
+        <w:tc>
+          <w:tcPr/>
+          <w:p>
+            <w:pPr>
+              <w:pStyle w:val="Compact"/>
+              <w:bidi/>
+            </w:pPr>
+            <w:r>
+              <w:rPr>
+                <w:rtl/>
+              </w:rPr>
+              <w:t xml:space="preserve">3.92</w:t>
+            </w:r>
+          </w:p>
+        </w:tc>
+        <w:tc>
+          <w:tcPr/>
+          <w:p>
+            <w:pPr>
+              <w:pStyle w:val="Compact"/>
+              <w:bidi/>
+            </w:pPr>
+            <w:r>
+              <w:rPr>
+                <w:rtl/>
+              </w:rPr>
+              <w:t xml:space="preserve">90</w:t>
+            </w:r>
+          </w:p>
+        </w:tc>
+      </w:tr>
+      <w:tr>
+        <w:tc>
+          <w:tcPr/>
+          <w:p>
+            <w:pPr>
+              <w:pStyle w:val="Compact"/>
+              <w:bidi/>
+            </w:pPr>
+            <w:r>
+              <w:rPr>
+                <w:rtl/>
+              </w:rPr>
+              <w:t xml:space="preserve">7</w:t>
+            </w:r>
+          </w:p>
+        </w:tc>
+        <w:tc>
+          <w:tcPr/>
+          <w:p>
+            <w:pPr>
+              <w:pStyle w:val="Compact"/>
+              <w:bidi/>
+            </w:pPr>
+            <w:r>
+              <w:rPr>
+                <w:rtl/>
+              </w:rPr>
+              <w:t xml:space="preserve">1.5333</w:t>
+            </w:r>
+          </w:p>
+        </w:tc>
+        <w:tc>
+          <w:tcPr/>
+          <w:p>
+            <w:pPr>
+              <w:pStyle w:val="Compact"/>
+              <w:bidi/>
+            </w:pPr>
+            <w:r>
+              <w:rPr>
+                <w:rtl/>
+              </w:rPr>
+              <w:t xml:space="preserve">1.07</w:t>
+            </w:r>
+          </w:p>
+        </w:tc>
+        <w:tc>
+          <w:tcPr/>
+          <w:p>
+            <w:pPr>
+              <w:pStyle w:val="Compact"/>
+              <w:bidi/>
+            </w:pPr>
+            <w:r>
+              <w:rPr>
+                <w:rtl/>
+              </w:rPr>
+              <w:t xml:space="preserve">198</w:t>
+            </w:r>
+          </w:p>
+        </w:tc>
+      </w:tr>
+      <w:tr>
+        <w:tc>
+          <w:tcPr/>
+          <w:p>
+            <w:pPr>
+              <w:pStyle w:val="Compact"/>
+              <w:bidi/>
+            </w:pPr>
+            <w:r>
+              <w:rPr>
+                <w:rtl/>
+              </w:rPr>
+              <w:t xml:space="preserve">9</w:t>
+            </w:r>
+          </w:p>
+        </w:tc>
+        <w:tc>
+          <w:tcPr/>
+          <w:p>
+            <w:pPr>
+              <w:pStyle w:val="Compact"/>
+              <w:bidi/>
+            </w:pPr>
+            <w:r>
+              <w:rPr>
+                <w:rtl/>
+              </w:rPr>
+              <w:t xml:space="preserve">1.5434</w:t>
+            </w:r>
+          </w:p>
+        </w:tc>
+        <w:tc>
+          <w:tcPr/>
+          <w:p>
+            <w:pPr>
+              <w:pStyle w:val="Compact"/>
+              <w:bidi/>
+            </w:pPr>
+            <w:r>
+              <w:rPr>
+                <w:rtl/>
+              </w:rPr>
+              <w:t xml:space="preserve">0.23</w:t>
+            </w:r>
+          </w:p>
+        </w:tc>
+        <w:tc>
+          <w:tcPr/>
+          <w:p>
+            <w:pPr>
+              <w:pStyle w:val="Compact"/>
+              <w:bidi/>
+            </w:pPr>
+            <w:r>
+              <w:rPr>
+                <w:rtl/>
+              </w:rPr>
+              <w:t xml:space="preserve">349</w:t>
+            </w:r>
+          </w:p>
+        </w:tc>
+      </w:tr>
+      <w:tr>
+        <w:tc>
+          <w:tcPr/>
+          <w:p>
+            <w:pPr>
+              <w:pStyle w:val="Compact"/>
+              <w:bidi/>
+            </w:pPr>
+            <w:r>
+              <w:rPr>
+                <w:rtl/>
+              </w:rPr>
+              <w:t xml:space="preserve">11</w:t>
+            </w:r>
+          </w:p>
+        </w:tc>
+        <w:tc>
+          <w:tcPr/>
+          <w:p>
+            <w:pPr>
+              <w:pStyle w:val="Compact"/>
+              <w:bidi/>
+            </w:pPr>
+            <w:r>
+              <w:rPr>
+                <w:rtl/>
+              </w:rPr>
+              <w:t xml:space="preserve">1.5264</w:t>
+            </w:r>
+          </w:p>
+        </w:tc>
+        <w:tc>
+          <w:tcPr/>
+          <w:p>
+            <w:pPr>
+              <w:pStyle w:val="Compact"/>
+              <w:bidi/>
+            </w:pPr>
+            <w:r>
+              <w:rPr>
+                <w:rtl/>
+              </w:rPr>
+              <w:t xml:space="preserve">0.16</w:t>
+            </w:r>
+          </w:p>
+        </w:tc>
+        <w:tc>
+          <w:tcPr/>
+          <w:p>
+            <w:pPr>
+              <w:pStyle w:val="Compact"/>
+              <w:bidi/>
+            </w:pPr>
+            <w:r>
+              <w:rPr>
+                <w:rtl/>
+              </w:rPr>
+              <w:t xml:space="preserve">—</w:t>
+            </w:r>
+          </w:p>
+        </w:tc>
+      </w:tr>
+      <w:tr>
+        <w:tc>
+          <w:tcPr/>
+          <w:p>
+            <w:pPr>
+              <w:pStyle w:val="Compact"/>
+              <w:bidi/>
+            </w:pPr>
+            <w:r>
+              <w:rPr>
+                <w:rtl/>
+              </w:rPr>
+              <w:t xml:space="preserve">13</w:t>
+            </w:r>
+          </w:p>
+        </w:tc>
+        <w:tc>
+          <w:tcPr/>
+          <w:p>
+            <w:pPr>
+              <w:pStyle w:val="Compact"/>
+              <w:bidi/>
+            </w:pPr>
+            <w:r>
+              <w:rPr>
+                <w:rtl/>
+              </w:rPr>
+              <w:t xml:space="preserve">1.5274</w:t>
+            </w:r>
+          </w:p>
+        </w:tc>
+        <w:tc>
+          <w:tcPr/>
+          <w:p>
+            <w:pPr>
+              <w:pStyle w:val="Compact"/>
+              <w:bidi/>
+            </w:pPr>
+            <w:r>
+              <w:rPr>
+                <w:rtl/>
+              </w:rPr>
+              <w:t xml:space="preserve">0.27</w:t>
+            </w:r>
+          </w:p>
+        </w:tc>
+        <w:tc>
+          <w:tcPr/>
+          <w:p>
+            <w:pPr>
+              <w:pStyle w:val="Compact"/>
+              <w:bidi/>
+            </w:pPr>
+            <w:r>
+              <w:rPr>
+                <w:rtl/>
+              </w:rPr>
+              <w:t xml:space="preserve">987</w:t>
+            </w:r>
+          </w:p>
+        </w:tc>
+      </w:tr>
+      <w:tr>
+        <w:tc>
+          <w:tcPr/>
+          <w:p>
+            <w:pPr>
+              <w:pStyle w:val="Compact"/>
+              <w:bidi/>
+            </w:pPr>
+            <w:r>
+              <w:rPr>
+                <w:rtl/>
+              </w:rPr>
+              <w:t xml:space="preserve">15</w:t>
+            </w:r>
+          </w:p>
+        </w:tc>
+        <w:tc>
+          <w:tcPr/>
+          <w:p>
+            <w:pPr>
+              <w:pStyle w:val="Compact"/>
+              <w:bidi/>
+            </w:pPr>
+            <w:r>
+              <w:rPr>
+                <w:rtl/>
+              </w:rPr>
+              <w:t xml:space="preserve">1.5278</w:t>
+            </w:r>
+          </w:p>
+        </w:tc>
+        <w:tc>
+          <w:tcPr/>
+          <w:p>
+            <w:pPr>
+              <w:pStyle w:val="Compact"/>
+              <w:bidi/>
+            </w:pPr>
+            <w:r>
+              <w:rPr>
+                <w:rtl/>
+              </w:rPr>
+              <w:t xml:space="preserve">مرجع</w:t>
+            </w:r>
+          </w:p>
+        </w:tc>
+        <w:tc>
+          <w:tcPr/>
+          <w:p>
+            <w:pPr>
+              <w:pStyle w:val="Compact"/>
+              <w:bidi/>
+            </w:pPr>
+            <w:r>
+              <w:rPr>
+                <w:rtl/>
+              </w:rPr>
+              <w:t xml:space="preserve">1630</w:t>
+            </w:r>
+          </w:p>
+        </w:tc>
+      </w:tr>
+    </w:tbl>
+    <w:bookmarkEnd w:id="18"/>
+    <w:bookmarkStart w:id="22" w:name="تعداد-لایهها-n_l"/>
+    <w:p>
+      <w:pPr>
+        <w:pStyle w:val="Heading3"/>
+        <w:bidi/>
+      </w:pPr>
+      <w:r>
+        <w:rPr>
+          <w:rtl/>
+        </w:rPr>
+        <w:t xml:space="preserve">۴-۳-۳. تعداد لایه‌ها (N_L)</w:t>
+      </w:r>
+    </w:p>
+    <w:p>
+      <w:pPr>
+        <w:bidi/>
+      </w:pPr>
+      <w:r>
+        <w:rPr>
+          <w:b/>
+          <w:bCs/>
+          <w:rtl/>
+        </w:rPr>
+        <w:t xml:space="preserve">شکل ۴-۳.</w:t>
       </w:r>
     </w:p>
     <w:p>
@@ -1302,20 +2222,20 @@
       <w:r>
         <w:drawing>
           <wp:inline>
-            <wp:extent cx="5334000" cy="3243072"/>
+            <wp:extent cx="5334000" cy="2079671"/>
             <wp:effectExtent b="0" l="0" r="0" t="0"/>
-            <wp:docPr descr="همگرایی نقاط محوری، راستای تعیین‌کننده (با N_r=15 و N_L=7)؛ N_z=5 خطای ۹٫۴٪ می‌دهد؛ همراه با هزینهٔ سریِ خالص." title="" id="18" name="Picture"/>
+            <wp:docPr descr="همگرایی تعداد لایه: پروفیل تنش محیطی و دما، خطای L2 و هزینه برحسب تعداد لایه N_L (با N_r=15 و N_z=11)." title="" id="20" name="Picture"/>
             <a:graphic>
               <a:graphicData uri="http://schemas.openxmlformats.org/drawingml/2006/picture">
                 <pic:pic>
                   <pic:nvPicPr>
-                    <pic:cNvPr descr="figures_ch4_color/conv_Nz.png" id="19" name="Picture"/>
+                    <pic:cNvPr descr="figures_ch4_color/conv_NL.png" id="21" name="Picture"/>
                     <pic:cNvPicPr>
                       <a:picLocks noChangeArrowheads="1" noChangeAspect="1"/>
                     </pic:cNvPicPr>
                   </pic:nvPicPr>
                   <pic:blipFill>
-                    <a:blip r:embed="rId17"/>
+                    <a:blip r:embed="rId19"/>
                     <a:stretch>
                       <a:fillRect/>
                     </a:stretch>
@@ -1323,7 +2243,7 @@
                   <pic:spPr bwMode="auto">
                     <a:xfrm>
                       <a:off x="0" y="0"/>
-                      <a:ext cx="5334000" cy="3243072"/>
+                      <a:ext cx="5334000" cy="2079671"/>
                     </a:xfrm>
                     <a:prstGeom prst="rect">
                       <a:avLst/>
@@ -1351,126 +2271,1238 @@
         <w:rPr>
           <w:rtl/>
         </w:rPr>
-        <w:t xml:space="preserve">همگرایی نقاط محوری، راستای تعیین‌کننده (با N_r=15 و N_L=7)؛ N_z=5 خطای ۹٫۴٪ می‌دهد؛ همراه با هزینهٔ سریِ خالص.</w:t>
-      </w:r>
-    </w:p>
-    <w:p>
-      <w:pPr>
-        <w:bidi/>
-      </w:pPr>
-      <w:r>
-        <w:rPr>
-          <w:rtl/>
-        </w:rPr>
-        <w:t xml:space="preserve">راستای محوری، در شکل ۴-۱(Nz)، همان راستایی است که عملاً شبکه را تعیین می‌کند. تنها</w:t>
-      </w:r>
-      <w:r>
-        <w:rPr>
-          <w:rtl/>
-        </w:rPr>
-        <w:t xml:space="preserve"> </w:t>
-      </w:r>
-      <w:r>
-        <w:rPr>
-          <w:rtl/>
-        </w:rPr>
-        <w:t xml:space="preserve">با پنج نقطهٔ محوری، تنش محیطی سطح داخلی ۹٫۴٪ خطا دارد (1.3844 در برابر مقدار همگرای</w:t>
-      </w:r>
-      <w:r>
-        <w:rPr>
-          <w:rtl/>
-        </w:rPr>
-        <w:t xml:space="preserve"> </w:t>
-      </w:r>
-      <w:r>
-        <w:rPr>
-          <w:rtl/>
-        </w:rPr>
-        <w:t xml:space="preserve">1.5278)، زیرا لایهٔ مرزیِ تکیه‌گاه سادهٔ انتها حل‌نشده می‌ماند؛ سپس خطا برای هفت،</w:t>
-      </w:r>
-      <w:r>
-        <w:rPr>
-          <w:rtl/>
-        </w:rPr>
-        <w:t xml:space="preserve"> </w:t>
-      </w:r>
-      <w:r>
-        <w:rPr>
-          <w:rtl/>
-        </w:rPr>
-        <w:t xml:space="preserve">نُه، یازده و سیزده نقطه به 0.36٪، 1.0٪، 0.09٪ و 0.02٪ می‌رسد. همگرایی غیریکنواخت</w:t>
-      </w:r>
-      <w:r>
-        <w:rPr>
-          <w:rtl/>
-        </w:rPr>
-        <w:t xml:space="preserve"> </w:t>
-      </w:r>
-      <w:r>
-        <w:rPr>
-          <w:rtl/>
-        </w:rPr>
-        <w:t xml:space="preserve">است — پوشِ نوسانیِ ویژهٔ روش‌های طیفی — اما با نُه نقطه به‌روشنی تثبیت می‌شود و یازده</w:t>
-      </w:r>
-      <w:r>
-        <w:rPr>
-          <w:rtl/>
-        </w:rPr>
-        <w:t xml:space="preserve"> </w:t>
-      </w:r>
-      <w:r>
-        <w:rPr>
-          <w:rtl/>
-        </w:rPr>
-        <w:t xml:space="preserve">نقطه خطای L₂ِ پروفیل برابر ۰٫۱۶٪ می‌دهد؛ پس یازده نقطهٔ محوری اختیار می‌شود. برخلاف</w:t>
-      </w:r>
-      <w:r>
-        <w:rPr>
-          <w:rtl/>
-        </w:rPr>
-        <w:t xml:space="preserve"> </w:t>
-      </w:r>
-      <w:r>
-        <w:rPr>
-          <w:rtl/>
-        </w:rPr>
-        <w:t xml:space="preserve">راستای شعاعی، راستای محوری پرهزینه‌ترین نیز هست: بر یک هسته، هر حل برای پنج، هفت،</w:t>
-      </w:r>
-      <w:r>
-        <w:rPr>
-          <w:rtl/>
-        </w:rPr>
-        <w:t xml:space="preserve"> </w:t>
-      </w:r>
-      <w:r>
-        <w:rPr>
-          <w:rtl/>
-        </w:rPr>
-        <w:t xml:space="preserve">نُه، سیزده و پانزده نقطهٔ محوری به‌ترتیب ۹۰، ۱۹۸، ۳۴۹، ۹۸۷ و ۱۶۳۰ ثانیه زمان می‌برد،</w:t>
-      </w:r>
-      <w:r>
-        <w:rPr>
-          <w:rtl/>
-        </w:rPr>
-        <w:t xml:space="preserve"> </w:t>
-      </w:r>
-      <w:r>
-        <w:rPr>
-          <w:rtl/>
-        </w:rPr>
-        <w:t xml:space="preserve">یعنی هزینه تقریباً با N_z^2.6 رشد می‌کند، زیرا هر نقطهٔ محوریِ افزوده کل دستگاهِ</w:t>
-      </w:r>
-      <w:r>
-        <w:rPr>
-          <w:rtl/>
-        </w:rPr>
-        <w:t xml:space="preserve"> </w:t>
-      </w:r>
-      <w:r>
-        <w:rPr>
-          <w:rtl/>
-        </w:rPr>
-        <w:t xml:space="preserve">عرضِ‌جداره را چند برابر می‌کند.</w:t>
+        <w:t xml:space="preserve">همگرایی تعداد لایه: پروفیل تنش محیطی و دما، خطای L2 و هزینه برحسب تعداد لایه N_L (با N_r=15 و N_z=11).</w:t>
+      </w:r>
+    </w:p>
+    <w:p>
+      <w:pPr>
+        <w:bidi/>
+      </w:pPr>
+      <w:r>
+        <w:rPr>
+          <w:rtl/>
+        </w:rPr>
+        <w:t xml:space="preserve">شکل ۴-۳ پروفیل‌ها را برای N_L = ۳ تا ۱۵ (N_r = 15، N_z = 11) نشان می‌دهد. تنش</w:t>
+      </w:r>
+      <w:r>
+        <w:rPr>
+          <w:rtl/>
+        </w:rPr>
+        <w:t xml:space="preserve"> </w:t>
+      </w:r>
+      <w:r>
+        <w:rPr>
+          <w:rtl/>
+        </w:rPr>
+        <w:t xml:space="preserve">محیطیِ سطح داخلی کمتر از ۰٫۰۵٪ تغییر می‌کند و خطای L₂ زیر ۰٫۲۶٪ می‌ماند (جدول ۴-۴)؛</w:t>
+      </w:r>
+      <w:r>
+        <w:rPr>
+          <w:rtl/>
+        </w:rPr>
+        <w:t xml:space="preserve"> </w:t>
+      </w:r>
+      <w:r>
+        <w:rPr>
+          <w:rtl/>
+        </w:rPr>
+        <w:t xml:space="preserve">کمیت‌های میدانی از سه لایه عملاً مستقل از تعداد لایه‌اند. تنها اثر افزایش لایه‌ها،</w:t>
+      </w:r>
+      <w:r>
+        <w:rPr>
+          <w:rtl/>
+        </w:rPr>
+        <w:t xml:space="preserve"> </w:t>
+      </w:r>
+      <w:r>
+        <w:rPr>
+          <w:rtl/>
+        </w:rPr>
+        <w:t xml:space="preserve">ظریف‌ترشدن الگوی پله‌ایِ تنش محیطی در فصل‌مشترک‌هاست — امضای طبیعیِ مدل خواصِ لایه‌ای.</w:t>
+      </w:r>
+      <w:r>
+        <w:rPr>
+          <w:rtl/>
+        </w:rPr>
+        <w:t xml:space="preserve"> </w:t>
+      </w:r>
+      <w:r>
+        <w:rPr>
+          <w:rtl/>
+        </w:rPr>
+        <w:t xml:space="preserve">هفت لایه اختیار می‌شود، هماهنگ با ساختِ هفت‌لایهٔ درجه‌بندی‌شدهٔ استوانهٔ مرجع.</w:t>
+      </w:r>
+    </w:p>
+    <w:p>
+      <w:pPr>
+        <w:bidi/>
+      </w:pPr>
+      <w:r>
+        <w:rPr>
+          <w:b/>
+          <w:bCs/>
+          <w:rtl/>
+        </w:rPr>
+        <w:t xml:space="preserve">جدول ۴-۴: همگرایی تعداد لایه‌ها (N_r = 15، N_z = 11).</w:t>
+      </w:r>
+    </w:p>
+    <w:tbl>
+      <w:tblPr>
+        <w:tblStyle w:val="Table"/>
+        <w:tblW w:type="auto" w:w="0"/>
+        <w:tblLook w:firstRow="1" w:lastRow="0" w:firstColumn="0" w:lastColumn="0" w:noHBand="0" w:noVBand="0" w:val="0020"/>
+      </w:tblPr>
+      <w:tblGrid>
+        <w:gridCol w:w="1980"/>
+        <w:gridCol w:w="1980"/>
+        <w:gridCol w:w="1980"/>
+        <w:gridCol w:w="1980"/>
+      </w:tblGrid>
+      <w:tr>
+        <w:trPr>
+          <w:tblHeader w:val="on"/>
+        </w:trPr>
+        <w:tc>
+          <w:tcPr/>
+          <w:p>
+            <w:pPr>
+              <w:pStyle w:val="Compact"/>
+              <w:bidi/>
+            </w:pPr>
+            <w:r>
+              <w:rPr>
+                <w:rtl/>
+              </w:rPr>
+              <w:t xml:space="preserve">N_L</w:t>
+            </w:r>
+          </w:p>
+        </w:tc>
+        <w:tc>
+          <w:tcPr/>
+          <w:p>
+            <w:pPr>
+              <w:pStyle w:val="Compact"/>
+              <w:bidi/>
+            </w:pPr>
+            <w:r>
+              <w:rPr>
+                <w:rtl/>
+              </w:rPr>
+              <w:t xml:space="preserve">Σθθ (داخلی)</w:t>
+            </w:r>
+          </w:p>
+        </w:tc>
+        <w:tc>
+          <w:tcPr/>
+          <w:p>
+            <w:pPr>
+              <w:pStyle w:val="Compact"/>
+              <w:bidi/>
+            </w:pPr>
+            <w:r>
+              <w:rPr>
+                <w:rtl/>
+              </w:rPr>
+              <w:t xml:space="preserve">خطای L₂ (٪)</w:t>
+            </w:r>
+          </w:p>
+        </w:tc>
+        <w:tc>
+          <w:tcPr/>
+          <w:p>
+            <w:pPr>
+              <w:pStyle w:val="Compact"/>
+              <w:bidi/>
+            </w:pPr>
+            <w:r>
+              <w:rPr>
+                <w:rtl/>
+              </w:rPr>
+              <w:t xml:space="preserve">N_dof</w:t>
+            </w:r>
+          </w:p>
+        </w:tc>
+      </w:tr>
+      <w:tr>
+        <w:tc>
+          <w:tcPr/>
+          <w:p>
+            <w:pPr>
+              <w:pStyle w:val="Compact"/>
+              <w:bidi/>
+            </w:pPr>
+            <w:r>
+              <w:rPr>
+                <w:rtl/>
+              </w:rPr>
+              <w:t xml:space="preserve">3</w:t>
+            </w:r>
+          </w:p>
+        </w:tc>
+        <w:tc>
+          <w:tcPr/>
+          <w:p>
+            <w:pPr>
+              <w:pStyle w:val="Compact"/>
+              <w:bidi/>
+            </w:pPr>
+            <w:r>
+              <w:rPr>
+                <w:rtl/>
+              </w:rPr>
+              <w:t xml:space="preserve">1.5261</w:t>
+            </w:r>
+          </w:p>
+        </w:tc>
+        <w:tc>
+          <w:tcPr/>
+          <w:p>
+            <w:pPr>
+              <w:pStyle w:val="Compact"/>
+              <w:bidi/>
+            </w:pPr>
+            <w:r>
+              <w:rPr>
+                <w:rtl/>
+              </w:rPr>
+              <w:t xml:space="preserve">0.26</w:t>
+            </w:r>
+          </w:p>
+        </w:tc>
+        <w:tc>
+          <w:tcPr/>
+          <w:p>
+            <w:pPr>
+              <w:pStyle w:val="Compact"/>
+              <w:bidi/>
+            </w:pPr>
+            <w:r>
+              <w:rPr>
+                <w:rtl/>
+              </w:rPr>
+              <w:t xml:space="preserve">1485</w:t>
+            </w:r>
+          </w:p>
+        </w:tc>
+      </w:tr>
+      <w:tr>
+        <w:tc>
+          <w:tcPr/>
+          <w:p>
+            <w:pPr>
+              <w:pStyle w:val="Compact"/>
+              <w:bidi/>
+            </w:pPr>
+            <w:r>
+              <w:rPr>
+                <w:rtl/>
+              </w:rPr>
+              <w:t xml:space="preserve">5</w:t>
+            </w:r>
+          </w:p>
+        </w:tc>
+        <w:tc>
+          <w:tcPr/>
+          <w:p>
+            <w:pPr>
+              <w:pStyle w:val="Compact"/>
+              <w:bidi/>
+            </w:pPr>
+            <w:r>
+              <w:rPr>
+                <w:rtl/>
+              </w:rPr>
+              <w:t xml:space="preserve">1.5257</w:t>
+            </w:r>
+          </w:p>
+        </w:tc>
+        <w:tc>
+          <w:tcPr/>
+          <w:p>
+            <w:pPr>
+              <w:pStyle w:val="Compact"/>
+              <w:bidi/>
+            </w:pPr>
+            <w:r>
+              <w:rPr>
+                <w:rtl/>
+              </w:rPr>
+              <w:t xml:space="preserve">0.21</w:t>
+            </w:r>
+          </w:p>
+        </w:tc>
+        <w:tc>
+          <w:tcPr/>
+          <w:p>
+            <w:pPr>
+              <w:pStyle w:val="Compact"/>
+              <w:bidi/>
+            </w:pPr>
+            <w:r>
+              <w:rPr>
+                <w:rtl/>
+              </w:rPr>
+              <w:t xml:space="preserve">2475</w:t>
+            </w:r>
+          </w:p>
+        </w:tc>
+      </w:tr>
+      <w:tr>
+        <w:tc>
+          <w:tcPr/>
+          <w:p>
+            <w:pPr>
+              <w:pStyle w:val="Compact"/>
+              <w:bidi/>
+            </w:pPr>
+            <w:r>
+              <w:rPr>
+                <w:rtl/>
+              </w:rPr>
+              <w:t xml:space="preserve">7</w:t>
+            </w:r>
+          </w:p>
+        </w:tc>
+        <w:tc>
+          <w:tcPr/>
+          <w:p>
+            <w:pPr>
+              <w:pStyle w:val="Compact"/>
+              <w:bidi/>
+            </w:pPr>
+            <w:r>
+              <w:rPr>
+                <w:rtl/>
+              </w:rPr>
+              <w:t xml:space="preserve">1.5264</w:t>
+            </w:r>
+          </w:p>
+        </w:tc>
+        <w:tc>
+          <w:tcPr/>
+          <w:p>
+            <w:pPr>
+              <w:pStyle w:val="Compact"/>
+              <w:bidi/>
+            </w:pPr>
+            <w:r>
+              <w:rPr>
+                <w:rtl/>
+              </w:rPr>
+              <w:t xml:space="preserve">0.16</w:t>
+            </w:r>
+          </w:p>
+        </w:tc>
+        <w:tc>
+          <w:tcPr/>
+          <w:p>
+            <w:pPr>
+              <w:pStyle w:val="Compact"/>
+              <w:bidi/>
+            </w:pPr>
+            <w:r>
+              <w:rPr>
+                <w:rtl/>
+              </w:rPr>
+              <w:t xml:space="preserve">3465</w:t>
+            </w:r>
+          </w:p>
+        </w:tc>
+      </w:tr>
+      <w:tr>
+        <w:tc>
+          <w:tcPr/>
+          <w:p>
+            <w:pPr>
+              <w:pStyle w:val="Compact"/>
+              <w:bidi/>
+            </w:pPr>
+            <w:r>
+              <w:rPr>
+                <w:rtl/>
+              </w:rPr>
+              <w:t xml:space="preserve">9</w:t>
+            </w:r>
+          </w:p>
+        </w:tc>
+        <w:tc>
+          <w:tcPr/>
+          <w:p>
+            <w:pPr>
+              <w:pStyle w:val="Compact"/>
+              <w:bidi/>
+            </w:pPr>
+            <w:r>
+              <w:rPr>
+                <w:rtl/>
+              </w:rPr>
+              <w:t xml:space="preserve">1.5264</w:t>
+            </w:r>
+          </w:p>
+        </w:tc>
+        <w:tc>
+          <w:tcPr/>
+          <w:p>
+            <w:pPr>
+              <w:pStyle w:val="Compact"/>
+              <w:bidi/>
+            </w:pPr>
+            <w:r>
+              <w:rPr>
+                <w:rtl/>
+              </w:rPr>
+              <w:t xml:space="preserve">0.14</w:t>
+            </w:r>
+          </w:p>
+        </w:tc>
+        <w:tc>
+          <w:tcPr/>
+          <w:p>
+            <w:pPr>
+              <w:pStyle w:val="Compact"/>
+              <w:bidi/>
+            </w:pPr>
+            <w:r>
+              <w:rPr>
+                <w:rtl/>
+              </w:rPr>
+              <w:t xml:space="preserve">4455</w:t>
+            </w:r>
+          </w:p>
+        </w:tc>
+      </w:tr>
+      <w:tr>
+        <w:tc>
+          <w:tcPr/>
+          <w:p>
+            <w:pPr>
+              <w:pStyle w:val="Compact"/>
+              <w:bidi/>
+            </w:pPr>
+            <w:r>
+              <w:rPr>
+                <w:rtl/>
+              </w:rPr>
+              <w:t xml:space="preserve">15</w:t>
+            </w:r>
+          </w:p>
+        </w:tc>
+        <w:tc>
+          <w:tcPr/>
+          <w:p>
+            <w:pPr>
+              <w:pStyle w:val="Compact"/>
+              <w:bidi/>
+            </w:pPr>
+            <w:r>
+              <w:rPr>
+                <w:rtl/>
+              </w:rPr>
+              <w:t xml:space="preserve">1.5265</w:t>
+            </w:r>
+          </w:p>
+        </w:tc>
+        <w:tc>
+          <w:tcPr/>
+          <w:p>
+            <w:pPr>
+              <w:pStyle w:val="Compact"/>
+              <w:bidi/>
+            </w:pPr>
+            <w:r>
+              <w:rPr>
+                <w:rtl/>
+              </w:rPr>
+              <w:t xml:space="preserve">مرجع</w:t>
+            </w:r>
+          </w:p>
+        </w:tc>
+        <w:tc>
+          <w:tcPr/>
+          <w:p>
+            <w:pPr>
+              <w:pStyle w:val="Compact"/>
+              <w:bidi/>
+            </w:pPr>
+            <w:r>
+              <w:rPr>
+                <w:rtl/>
+              </w:rPr>
+              <w:t xml:space="preserve">7425</w:t>
+            </w:r>
+          </w:p>
+        </w:tc>
+      </w:tr>
+    </w:tbl>
+    <w:bookmarkEnd w:id="22"/>
+    <w:bookmarkStart w:id="23" w:name="گام-زمانی-δt"/>
+    <w:p>
+      <w:pPr>
+        <w:pStyle w:val="Heading3"/>
+        <w:bidi/>
+      </w:pPr>
+      <w:r>
+        <w:rPr>
+          <w:rtl/>
+        </w:rPr>
+        <w:t xml:space="preserve">۴-۳-۴. گام زمانی (Δt)</w:t>
+      </w:r>
+    </w:p>
+    <w:p>
+      <w:pPr>
+        <w:bidi/>
+      </w:pPr>
+      <w:r>
+        <w:rPr>
+          <w:rtl/>
+        </w:rPr>
+        <w:t xml:space="preserve">گام زمانی برای Δt ≤ 2 ثانیه همگراست؛ در Δt = 5 ثانیه یک فراجهشِ کاذبِ ۳٪ در دمای</w:t>
+      </w:r>
+      <w:r>
+        <w:rPr>
+          <w:rtl/>
+        </w:rPr>
+        <w:t xml:space="preserve"> </w:t>
+      </w:r>
+      <w:r>
+        <w:rPr>
+          <w:rtl/>
+        </w:rPr>
+        <w:t xml:space="preserve">بیشینه پدیدار می‌شود، چون انتگرال‌گیر نیومارک پیشانیِ تیز حرارتی را کم‌دقت حل می‌کند</w:t>
+      </w:r>
+      <w:r>
+        <w:rPr>
+          <w:rtl/>
+        </w:rPr>
+        <w:t xml:space="preserve"> </w:t>
+      </w:r>
+      <w:r>
+        <w:rPr>
+          <w:rtl/>
+        </w:rPr>
+        <w:t xml:space="preserve">(جدول ۴-۵). گام ۱ ثانیه اختیار می‌شود که شوک را با حاشیهٔ اطمینان حل می‌کند.</w:t>
+      </w:r>
+    </w:p>
+    <w:p>
+      <w:pPr>
+        <w:bidi/>
+      </w:pPr>
+      <w:r>
+        <w:rPr>
+          <w:b/>
+          <w:bCs/>
+          <w:rtl/>
+        </w:rPr>
+        <w:t xml:space="preserve">جدول ۴-۵: همگرایی گام زمانی (N_r = 15، N_z = 11، N_L = 7).</w:t>
+      </w:r>
+    </w:p>
+    <w:tbl>
+      <w:tblPr>
+        <w:tblStyle w:val="Table"/>
+        <w:tblW w:type="auto" w:w="0"/>
+        <w:tblLook w:firstRow="1" w:lastRow="0" w:firstColumn="0" w:lastColumn="0" w:noHBand="0" w:noVBand="0" w:val="0020"/>
+      </w:tblPr>
+      <w:tblGrid>
+        <w:gridCol w:w="1980"/>
+        <w:gridCol w:w="1980"/>
+        <w:gridCol w:w="1980"/>
+        <w:gridCol w:w="1980"/>
+      </w:tblGrid>
+      <w:tr>
+        <w:trPr>
+          <w:tblHeader w:val="on"/>
+        </w:trPr>
+        <w:tc>
+          <w:tcPr/>
+          <w:p>
+            <w:pPr>
+              <w:pStyle w:val="Compact"/>
+              <w:bidi/>
+            </w:pPr>
+            <w:r>
+              <w:rPr>
+                <w:rtl/>
+              </w:rPr>
+              <w:t xml:space="preserve">Δt (ثانیه)</w:t>
+            </w:r>
+          </w:p>
+        </w:tc>
+        <w:tc>
+          <w:tcPr/>
+          <w:p>
+            <w:pPr>
+              <w:pStyle w:val="Compact"/>
+              <w:bidi/>
+            </w:pPr>
+            <w:r>
+              <w:rPr>
+                <w:rtl/>
+              </w:rPr>
+              <w:t xml:space="preserve">تعداد گام</w:t>
+            </w:r>
+          </w:p>
+        </w:tc>
+        <w:tc>
+          <w:tcPr/>
+          <w:p>
+            <w:pPr>
+              <w:pStyle w:val="Compact"/>
+              <w:bidi/>
+            </w:pPr>
+            <w:r>
+              <w:rPr>
+                <w:rtl/>
+              </w:rPr>
+              <w:t xml:space="preserve">خطای L₂ (٪)</w:t>
+            </w:r>
+          </w:p>
+        </w:tc>
+        <w:tc>
+          <w:tcPr/>
+          <w:p>
+            <w:pPr>
+              <w:pStyle w:val="Compact"/>
+              <w:bidi/>
+            </w:pPr>
+            <w:r>
+              <w:rPr>
+                <w:rtl/>
+              </w:rPr>
+              <w:t xml:space="preserve">یادداشت</w:t>
+            </w:r>
+          </w:p>
+        </w:tc>
+      </w:tr>
+      <w:tr>
+        <w:tc>
+          <w:tcPr/>
+          <w:p>
+            <w:pPr>
+              <w:pStyle w:val="Compact"/>
+              <w:bidi/>
+            </w:pPr>
+            <w:r>
+              <w:rPr>
+                <w:rtl/>
+              </w:rPr>
+              <w:t xml:space="preserve">0.5</w:t>
+            </w:r>
+          </w:p>
+        </w:tc>
+        <w:tc>
+          <w:tcPr/>
+          <w:p>
+            <w:pPr>
+              <w:pStyle w:val="Compact"/>
+              <w:bidi/>
+            </w:pPr>
+            <w:r>
+              <w:rPr>
+                <w:rtl/>
+              </w:rPr>
+              <w:t xml:space="preserve">6000</w:t>
+            </w:r>
+          </w:p>
+        </w:tc>
+        <w:tc>
+          <w:tcPr/>
+          <w:p>
+            <w:pPr>
+              <w:pStyle w:val="Compact"/>
+              <w:bidi/>
+            </w:pPr>
+            <w:r>
+              <w:rPr>
+                <w:rtl/>
+              </w:rPr>
+              <w:t xml:space="preserve">مرجع</w:t>
+            </w:r>
+          </w:p>
+        </w:tc>
+        <w:tc>
+          <w:tcPr/>
+          <w:p>
+            <w:pPr>
+              <w:pStyle w:val="Compact"/>
+              <w:bidi/>
+            </w:pPr>
+            <w:r>
+              <w:rPr>
+                <w:rtl/>
+              </w:rPr>
+              <w:t xml:space="preserve">—</w:t>
+            </w:r>
+          </w:p>
+        </w:tc>
+      </w:tr>
+      <w:tr>
+        <w:tc>
+          <w:tcPr/>
+          <w:p>
+            <w:pPr>
+              <w:pStyle w:val="Compact"/>
+              <w:bidi/>
+            </w:pPr>
+            <w:r>
+              <w:rPr>
+                <w:rtl/>
+              </w:rPr>
+              <w:t xml:space="preserve">1</w:t>
+            </w:r>
+          </w:p>
+        </w:tc>
+        <w:tc>
+          <w:tcPr/>
+          <w:p>
+            <w:pPr>
+              <w:pStyle w:val="Compact"/>
+              <w:bidi/>
+            </w:pPr>
+            <w:r>
+              <w:rPr>
+                <w:rtl/>
+              </w:rPr>
+              <w:t xml:space="preserve">3000</w:t>
+            </w:r>
+          </w:p>
+        </w:tc>
+        <w:tc>
+          <w:tcPr/>
+          <w:p>
+            <w:pPr>
+              <w:pStyle w:val="Compact"/>
+              <w:bidi/>
+            </w:pPr>
+            <w:r>
+              <w:rPr>
+                <w:rtl/>
+              </w:rPr>
+              <w:t xml:space="preserve">0.17</w:t>
+            </w:r>
+          </w:p>
+        </w:tc>
+        <w:tc>
+          <w:tcPr/>
+          <w:p>
+            <w:pPr>
+              <w:pStyle w:val="Compact"/>
+              <w:bidi/>
+            </w:pPr>
+            <w:r>
+              <w:rPr>
+                <w:rtl/>
+              </w:rPr>
+              <w:t xml:space="preserve">انتخاب‌شده</w:t>
+            </w:r>
+          </w:p>
+        </w:tc>
+      </w:tr>
+      <w:tr>
+        <w:tc>
+          <w:tcPr/>
+          <w:p>
+            <w:pPr>
+              <w:pStyle w:val="Compact"/>
+              <w:bidi/>
+            </w:pPr>
+            <w:r>
+              <w:rPr>
+                <w:rtl/>
+              </w:rPr>
+              <w:t xml:space="preserve">2</w:t>
+            </w:r>
+          </w:p>
+        </w:tc>
+        <w:tc>
+          <w:tcPr/>
+          <w:p>
+            <w:pPr>
+              <w:pStyle w:val="Compact"/>
+              <w:bidi/>
+            </w:pPr>
+            <w:r>
+              <w:rPr>
+                <w:rtl/>
+              </w:rPr>
+              <w:t xml:space="preserve">1500</w:t>
+            </w:r>
+          </w:p>
+        </w:tc>
+        <w:tc>
+          <w:tcPr/>
+          <w:p>
+            <w:pPr>
+              <w:pStyle w:val="Compact"/>
+              <w:bidi/>
+            </w:pPr>
+            <w:r>
+              <w:rPr>
+                <w:rtl/>
+              </w:rPr>
+              <w:t xml:space="preserve">0.25</w:t>
+            </w:r>
+          </w:p>
+        </w:tc>
+        <w:tc>
+          <w:tcPr/>
+          <w:p>
+            <w:pPr>
+              <w:pStyle w:val="Compact"/>
+              <w:bidi/>
+            </w:pPr>
+            <w:r>
+              <w:rPr>
+                <w:rtl/>
+              </w:rPr>
+              <w:t xml:space="preserve">—</w:t>
+            </w:r>
+          </w:p>
+        </w:tc>
+      </w:tr>
+      <w:tr>
+        <w:tc>
+          <w:tcPr/>
+          <w:p>
+            <w:pPr>
+              <w:pStyle w:val="Compact"/>
+              <w:bidi/>
+            </w:pPr>
+            <w:r>
+              <w:rPr>
+                <w:rtl/>
+              </w:rPr>
+              <w:t xml:space="preserve">5</w:t>
+            </w:r>
+          </w:p>
+        </w:tc>
+        <w:tc>
+          <w:tcPr/>
+          <w:p>
+            <w:pPr>
+              <w:pStyle w:val="Compact"/>
+              <w:bidi/>
+            </w:pPr>
+            <w:r>
+              <w:rPr>
+                <w:rtl/>
+              </w:rPr>
+              <w:t xml:space="preserve">600</w:t>
+            </w:r>
+          </w:p>
+        </w:tc>
+        <w:tc>
+          <w:tcPr/>
+          <w:p>
+            <w:pPr>
+              <w:pStyle w:val="Compact"/>
+              <w:bidi/>
+            </w:pPr>
+            <w:r>
+              <w:rPr>
+                <w:rtl/>
+              </w:rPr>
+              <w:t xml:space="preserve">0.64</w:t>
+            </w:r>
+          </w:p>
+        </w:tc>
+        <w:tc>
+          <w:tcPr/>
+          <w:p>
+            <w:pPr>
+              <w:pStyle w:val="Compact"/>
+              <w:bidi/>
+            </w:pPr>
+            <w:r>
+              <w:rPr>
+                <w:rtl/>
+              </w:rPr>
+              <w:t xml:space="preserve">فراجهش ۳٪ در دمای بیشینه</w:t>
+            </w:r>
+          </w:p>
+        </w:tc>
+      </w:tr>
+    </w:tbl>
+    <w:p>
+      <w:pPr>
+        <w:bidi/>
+      </w:pPr>
+      <w:r>
+        <w:rPr>
+          <w:rtl/>
+        </w:rPr>
+        <w:t xml:space="preserve">در مجموع، شبکهٔ تولیدیِ اختیارشده (N_r = 15، N_z = 11، N_L = 7، Δt = 1) کمیت‌های</w:t>
+      </w:r>
+      <w:r>
+        <w:rPr>
+          <w:rtl/>
+        </w:rPr>
+        <w:t xml:space="preserve"> </w:t>
+      </w:r>
+      <w:r>
+        <w:rPr>
+          <w:rtl/>
+        </w:rPr>
+        <w:t xml:space="preserve">میدانی را با دقت بهتر از ۰٫۲٪ می‌دهد: راستاهای شعاعی و لایه‌ای عملاً «رایگان»‌اند و</w:t>
+      </w:r>
+      <w:r>
+        <w:rPr>
+          <w:rtl/>
+        </w:rPr>
+        <w:t xml:space="preserve"> </w:t>
+      </w:r>
+      <w:r>
+        <w:rPr>
+          <w:rtl/>
+        </w:rPr>
+        <w:t xml:space="preserve">راستای محوری راستای تعیین‌کننده و پرهزینه‌ترین است. برتری گسسته‌سازیِ مربعات تفاضلی</w:t>
+      </w:r>
+      <w:r>
+        <w:rPr>
+          <w:rtl/>
+        </w:rPr>
+        <w:t xml:space="preserve"> </w:t>
+      </w:r>
+      <w:r>
+        <w:rPr>
+          <w:rtl/>
+        </w:rPr>
+        <w:t xml:space="preserve">بر تفاضل محدود و اجزای محدود، از نظر تعداد نقاطِ لازم در هر راستا، جداگانه در بخش</w:t>
+      </w:r>
+      <w:r>
+        <w:rPr>
+          <w:rtl/>
+        </w:rPr>
+        <w:t xml:space="preserve"> </w:t>
+      </w:r>
+      <w:r>
+        <w:rPr>
+          <w:rtl/>
+        </w:rPr>
+        <w:t xml:space="preserve">۴-۱۹ بررسی می‌شود.</w:t>
+      </w:r>
+    </w:p>
+    <w:bookmarkEnd w:id="23"/>
+    <w:bookmarkEnd w:id="24"/>
+    <w:bookmarkStart w:id="34" w:name="صحتسنجی"/>
+    <w:p>
+      <w:pPr>
+        <w:pStyle w:val="Heading2"/>
+        <w:bidi/>
+      </w:pPr>
+      <w:r>
+        <w:rPr>
+          <w:rtl/>
+        </w:rPr>
+        <w:t xml:space="preserve">۴-۴. صحت‌سنجی</w:t>
+      </w:r>
+    </w:p>
+    <w:p>
+      <w:pPr>
+        <w:bidi/>
+      </w:pPr>
+      <w:r>
+        <w:rPr>
+          <w:rtl/>
+        </w:rPr>
+        <w:t xml:space="preserve">حلِ عددیِ حاضر با پنج آزمون مستقل در برابر حل‌های تحلیلیِ دقیق، نتایج منتشرشدهٔ</w:t>
+      </w:r>
+      <w:r>
+        <w:rPr>
+          <w:rtl/>
+        </w:rPr>
+        <w:t xml:space="preserve"> </w:t>
+      </w:r>
+      <w:r>
+        <w:rPr>
+          <w:rtl/>
+        </w:rPr>
+        <w:t xml:space="preserve">پیشینه و یک حلِ تجاریِ اجزای محدود راستی‌آزمایی می‌شود. در هر آزمون، افزون بر خطای</w:t>
+      </w:r>
+      <w:r>
+        <w:rPr>
+          <w:rtl/>
+        </w:rPr>
+        <w:t xml:space="preserve"> </w:t>
+      </w:r>
+      <w:r>
+        <w:rPr>
+          <w:rtl/>
+        </w:rPr>
+        <w:t xml:space="preserve">کمّی، نتیجهٔ حاضر به‌صورت نمودار مقایسه‌ای در برابر مرجع متناظر رسم می‌شود تا انطباق</w:t>
+      </w:r>
+      <w:r>
+        <w:rPr>
+          <w:rtl/>
+        </w:rPr>
+        <w:t xml:space="preserve"> </w:t>
+      </w:r>
+      <w:r>
+        <w:rPr>
+          <w:rtl/>
+        </w:rPr>
+        <w:t xml:space="preserve">منحنی‌ها دیداری نشان داده شود؛ این نمودارها در پیوست صحت‌سنجی گرد آمده‌اند. نخست،</w:t>
+      </w:r>
+      <w:r>
+        <w:rPr>
+          <w:rtl/>
+        </w:rPr>
+        <w:t xml:space="preserve"> </w:t>
+      </w:r>
+      <w:r>
+        <w:rPr>
+          <w:rtl/>
+        </w:rPr>
+        <w:t xml:space="preserve">مونتاژ ماتریس‌های استاتیکی در برابر یک حل‌گر استاتیکیِ مستقل بررسی می‌شود و بیشینهٔ</w:t>
+      </w:r>
+      <w:r>
+        <w:rPr>
+          <w:rtl/>
+        </w:rPr>
+        <w:t xml:space="preserve"> </w:t>
+      </w:r>
+      <w:r>
+        <w:rPr>
+          <w:rtl/>
+        </w:rPr>
+        <w:t xml:space="preserve">اختلاف میدان جابجایی از مرتبهٔ ۲×۱۰⁻¹¹ است که هم‌ارزیِ عددیِ دو پیاده‌سازی و درستیِ</w:t>
+      </w:r>
+      <w:r>
+        <w:rPr>
+          <w:rtl/>
+        </w:rPr>
+        <w:t xml:space="preserve"> </w:t>
+      </w:r>
+      <w:r>
+        <w:rPr>
+          <w:rtl/>
+        </w:rPr>
+        <w:t xml:space="preserve">مونتاژ دستگاه را تأیید می‌کند.</w:t>
+      </w:r>
+    </w:p>
+    <w:p>
+      <w:pPr>
+        <w:bidi/>
+      </w:pPr>
+      <w:r>
+        <w:rPr>
+          <w:rtl/>
+        </w:rPr>
+        <w:t xml:space="preserve">در آزمون دوم، بخش مکانیکِ دینامیکیِ مسئله با نتایج ملک‌زاده (جدول ۶ مرجع [۳۱]،</w:t>
+      </w:r>
+      <w:r>
+        <w:rPr>
+          <w:rtl/>
+        </w:rPr>
+        <w:t xml:space="preserve"> </w:t>
+      </w:r>
+      <w:r>
+        <w:rPr>
+          <w:rtl/>
+        </w:rPr>
+        <w:t xml:space="preserve">IJPVP 2012) و یک حل مستقل اجزای محدود در انسیس مقایسه می‌شود؛ جابجایی شعاعیِ بی‌بعد</w:t>
+      </w:r>
+      <w:r>
+        <w:rPr>
+          <w:rtl/>
+        </w:rPr>
+        <w:t xml:space="preserve"> </w:t>
+      </w:r>
+      <w:r>
+        <w:rPr>
+          <w:rtl/>
+        </w:rPr>
+        <w:t xml:space="preserve">با اختلاف نسبیِ ۰٫۱ تا ۰٫۲ درصد بازتولید می‌شود و تنش شعاعیِ بی‌بعد سطح داخلی دقیقاً</w:t>
+      </w:r>
+      <w:r>
+        <w:rPr>
+          <w:rtl/>
+        </w:rPr>
+        <w:t xml:space="preserve"> </w:t>
+      </w:r>
+      <w:r>
+        <w:rPr>
+          <w:rtl/>
+        </w:rPr>
+        <w:t xml:space="preserve">برابر منفیِ فشار اعمالی به‌دست می‌آید، در توافق کامل با شرط مرزیِ بارگذاری.</w:t>
+      </w:r>
+    </w:p>
+    <w:p>
+      <w:pPr>
+        <w:bidi/>
+      </w:pPr>
+      <w:r>
+        <w:rPr>
+          <w:rtl/>
+        </w:rPr>
+        <w:t xml:space="preserve">در آزمون سوم، مسئلهٔ هدایتِ گذرای حرارت با حل سریِ دقیقِ بسل مقایسه می‌شود؛ توزیع</w:t>
+      </w:r>
+      <w:r>
+        <w:rPr>
+          <w:rtl/>
+        </w:rPr>
+        <w:t xml:space="preserve"> </w:t>
+      </w:r>
+      <w:r>
+        <w:rPr>
+          <w:rtl/>
+        </w:rPr>
+        <w:t xml:space="preserve">دمای بی‌بعد در زمان‌های مختلف بر منحنی دقیق می‌نشیند، با خطای نسبیِ ۱۰⁻⁵ تا ۱۰⁻⁷. در</w:t>
+      </w:r>
+      <w:r>
+        <w:rPr>
+          <w:rtl/>
+        </w:rPr>
+        <w:t xml:space="preserve"> </w:t>
+      </w:r>
+      <w:r>
+        <w:rPr>
+          <w:rtl/>
+        </w:rPr>
+        <w:t xml:space="preserve">آزمون چهارم، انتگرال‌گیریِ زمانیِ نیومارک در برابر حل‌گر مرجع ode15s متلب راستی‌آزمایی</w:t>
+      </w:r>
+      <w:r>
+        <w:rPr>
+          <w:rtl/>
+        </w:rPr>
+        <w:t xml:space="preserve"> </w:t>
+      </w:r>
+      <w:r>
+        <w:rPr>
+          <w:rtl/>
+        </w:rPr>
+        <w:t xml:space="preserve">می‌شود و بیشینهٔ اختلاف دما در کل بازه ۰٫۰۰۳ کلوین است که پایداری و دقت طرح</w:t>
+      </w:r>
+      <w:r>
+        <w:rPr>
+          <w:rtl/>
+        </w:rPr>
+        <w:t xml:space="preserve"> </w:t>
+      </w:r>
+      <w:r>
+        <w:rPr>
+          <w:rtl/>
+        </w:rPr>
+        <w:t xml:space="preserve">انتگرال‌گیری را تأیید می‌کند. سرانجام در آزمون پنجم، رفتار انتشار موجِ نظریهٔ ممزوجِ</w:t>
+      </w:r>
+      <w:r>
+        <w:rPr>
+          <w:rtl/>
+        </w:rPr>
+        <w:t xml:space="preserve"> </w:t>
+      </w:r>
+      <w:r>
+        <w:rPr>
+          <w:rtl/>
+        </w:rPr>
+        <w:t xml:space="preserve">لرد–شولمن با نتایج باقری و اسلامی (۲۰۰۷، مرجع [۷]) مقایسه می‌شود؛ هر دو سرعت موج</w:t>
+      </w:r>
+      <w:r>
+        <w:rPr>
+          <w:rtl/>
+        </w:rPr>
+        <w:t xml:space="preserve"> </w:t>
+      </w:r>
+      <w:r>
+        <w:rPr>
+          <w:rtl/>
+        </w:rPr>
+        <w:t xml:space="preserve">(کشسان و حرارتی) و زمان‌های بازتاب درون جداره به‌درستی بازتولید می‌شوند و پیشانی‌های</w:t>
+      </w:r>
+      <w:r>
+        <w:rPr>
+          <w:rtl/>
+        </w:rPr>
+        <w:t xml:space="preserve"> </w:t>
+      </w:r>
+      <w:r>
+        <w:rPr>
+          <w:rtl/>
+        </w:rPr>
+        <w:t xml:space="preserve">موجِ حاضر بر پیشانی‌های مرجع منطبق‌اند. این پنج آزمون در کنار هم، اعتبار حلِ حاضر را</w:t>
+      </w:r>
+      <w:r>
+        <w:rPr>
+          <w:rtl/>
+        </w:rPr>
+        <w:t xml:space="preserve"> </w:t>
+      </w:r>
+      <w:r>
+        <w:rPr>
+          <w:rtl/>
+        </w:rPr>
+        <w:t xml:space="preserve">در هر دو رژیم استاتیکی و گذرا و در حالت‌های ممزوج و غیرممزوج تأیید می‌کنند. خلاصه در</w:t>
+      </w:r>
+      <w:r>
+        <w:rPr>
+          <w:rtl/>
+        </w:rPr>
+        <w:t xml:space="preserve"> </w:t>
+      </w:r>
+      <w:r>
+        <w:rPr>
+          <w:rtl/>
+        </w:rPr>
+        <w:t xml:space="preserve">جدول ۴-۶ آمده است.</w:t>
+      </w:r>
+    </w:p>
+    <w:p>
+      <w:pPr>
+        <w:bidi/>
+      </w:pPr>
+      <w:r>
+        <w:rPr>
+          <w:rtl/>
+        </w:rPr>
+        <w:t xml:space="preserve">سه آزمونی که با مراجع منتشرشده یا حل دقیق مقایسه می‌شوند در ادامه نشان داده شده‌اند —</w:t>
+      </w:r>
+      <w:r>
+        <w:rPr>
+          <w:rtl/>
+        </w:rPr>
+        <w:t xml:space="preserve"> </w:t>
+      </w:r>
+      <w:r>
+        <w:rPr>
+          <w:rtl/>
+        </w:rPr>
+        <w:t xml:space="preserve">پاسخ مکانیکی در برابر ملک‌زاده و حیدرپور و انسیس، هدایتِ گذرا در برابر حل دقیق سریِ</w:t>
+      </w:r>
+      <w:r>
+        <w:rPr>
+          <w:rtl/>
+        </w:rPr>
+        <w:t xml:space="preserve"> </w:t>
+      </w:r>
+      <w:r>
+        <w:rPr>
+          <w:rtl/>
+        </w:rPr>
+        <w:t xml:space="preserve">بسل، و پیشانی‌های موجِ ممزوجِ لرد–شولمن در برابر باقری و اسلامی — که در همهٔ موارد</w:t>
+      </w:r>
+      <w:r>
+        <w:rPr>
+          <w:rtl/>
+        </w:rPr>
+        <w:t xml:space="preserve"> </w:t>
+      </w:r>
+      <w:r>
+        <w:rPr>
+          <w:rtl/>
+        </w:rPr>
+        <w:t xml:space="preserve">منحنی‌های حاضر بر مراجع منطبق‌اند.</w:t>
+      </w:r>
+    </w:p>
+    <w:p>
+      <w:pPr>
+        <w:bidi/>
+      </w:pPr>
+      <w:r>
+        <w:rPr>
+          <w:b/>
+          <w:bCs/>
+          <w:rtl/>
+        </w:rPr>
+        <w:t xml:space="preserve">شکل ۴-۴.</w:t>
       </w:r>
     </w:p>
     <w:p>
@@ -1481,616 +3513,20 @@
       <w:r>
         <w:drawing>
           <wp:inline>
-            <wp:extent cx="5334000" cy="3243072"/>
+            <wp:extent cx="5334000" cy="3810348"/>
             <wp:effectExtent b="0" l="0" r="0" t="0"/>
-            <wp:docPr descr="همگرایی گام زمانی؛ گام‌های تا ۲ ثانیه همگرایند و گام ۵ ثانیه فراجهش کاذب می‌سازد." title="" id="21" name="Picture"/>
+            <wp:docPr descr="صحت‌سنجی (مکانیکی): جابجایی شعاعیِ بی‌بعدِ سطح داخلیِ حل‌گر حاضر در برابر ملک‌زاده و حیدرپور (۲۰۱۲) و حل مستقل انسیس." title="" id="26" name="Picture"/>
             <a:graphic>
               <a:graphicData uri="http://schemas.openxmlformats.org/drawingml/2006/picture">
                 <pic:pic>
                   <pic:nvPicPr>
-                    <pic:cNvPr descr="figures_ch4_color/conv_dt.png" id="22" name="Picture"/>
+                    <pic:cNvPr descr="figures_ch4_color/bench1_U.png" id="27" name="Picture"/>
                     <pic:cNvPicPr>
                       <a:picLocks noChangeArrowheads="1" noChangeAspect="1"/>
                     </pic:cNvPicPr>
                   </pic:nvPicPr>
                   <pic:blipFill>
-                    <a:blip r:embed="rId20"/>
-                    <a:stretch>
-                      <a:fillRect/>
-                    </a:stretch>
-                  </pic:blipFill>
-                  <pic:spPr bwMode="auto">
-                    <a:xfrm>
-                      <a:off x="0" y="0"/>
-                      <a:ext cx="5334000" cy="3243072"/>
-                    </a:xfrm>
-                    <a:prstGeom prst="rect">
-                      <a:avLst/>
-                    </a:prstGeom>
-                    <a:noFill/>
-                    <a:ln w="9525">
-                      <a:noFill/>
-                      <a:headEnd/>
-                      <a:tailEnd/>
-                    </a:ln>
-                  </pic:spPr>
-                </pic:pic>
-              </a:graphicData>
-            </a:graphic>
-          </wp:inline>
-        </w:drawing>
-      </w:r>
-    </w:p>
-    <w:p>
-      <w:pPr>
-        <w:pStyle w:val="ImageCaption"/>
-        <w:bidi/>
-      </w:pPr>
-      <w:r>
-        <w:rPr>
-          <w:rtl/>
-        </w:rPr>
-        <w:t xml:space="preserve">همگرایی گام زمانی؛ گام‌های تا ۲ ثانیه همگرایند و گام ۵ ثانیه فراجهش کاذب می‌سازد.</w:t>
-      </w:r>
-    </w:p>
-    <w:p>
-      <w:pPr>
-        <w:bidi/>
-      </w:pPr>
-      <w:r>
-        <w:rPr>
-          <w:rtl/>
-        </w:rPr>
-        <w:t xml:space="preserve">همگرایی گام زمانی در شکل ۴-۱(dt) آمده است. برای گام‌های ۰٫۵، ۱ و ۲ ثانیه پاسخ</w:t>
-      </w:r>
-      <w:r>
-        <w:rPr>
-          <w:rtl/>
-        </w:rPr>
-        <w:t xml:space="preserve"> </w:t>
-      </w:r>
-      <w:r>
-        <w:rPr>
-          <w:rtl/>
-        </w:rPr>
-        <w:t xml:space="preserve">بدون تغییر است، اما در Δt = 5 ثانیه یک فراجهشِ کاذبِ ۳٪ در دمای بیشینه پدیدار</w:t>
-      </w:r>
-      <w:r>
-        <w:rPr>
-          <w:rtl/>
-        </w:rPr>
-        <w:t xml:space="preserve"> </w:t>
-      </w:r>
-      <w:r>
-        <w:rPr>
-          <w:rtl/>
-        </w:rPr>
-        <w:t xml:space="preserve">می‌شود، چون انتگرال‌گیر پیشانیِ تیز حرارتی را کم‌دقت حل می‌کند؛ خطای L₂ِ پروفیل تنش</w:t>
-      </w:r>
-      <w:r>
-        <w:rPr>
-          <w:rtl/>
-        </w:rPr>
-        <w:t xml:space="preserve"> </w:t>
-      </w:r>
-      <w:r>
-        <w:rPr>
-          <w:rtl/>
-        </w:rPr>
-        <w:t xml:space="preserve">نهایی نسبت به Δt = 0.5 برای ۱، ۲ و ۵ ثانیه ۰٫۱۷٪، ۰٫۲۵٪ و ۰٫۶۴٪ است. گام زمانی</w:t>
-      </w:r>
-      <w:r>
-        <w:rPr>
-          <w:rtl/>
-        </w:rPr>
-        <w:t xml:space="preserve"> </w:t>
-      </w:r>
-      <w:r>
-        <w:rPr>
-          <w:rtl/>
-        </w:rPr>
-        <w:t xml:space="preserve">۱ ثانیه اختیار می‌شود که هم شوک را حل می‌کند و هم حاشیهٔ اطمینان دارد.</w:t>
-      </w:r>
-    </w:p>
-    <w:p>
-      <w:pPr>
-        <w:pStyle w:val="CaptionedFigure"/>
-        <w:bidi/>
-      </w:pPr>
-      <w:r>
-        <w:drawing>
-          <wp:inline>
-            <wp:extent cx="5334000" cy="4036178"/>
-            <wp:effectExtent b="0" l="0" r="0" t="0"/>
-            <wp:docPr descr="خطای L2 پروفیل محیطی برحسب اندازهٔ مسئله N_dof، با ریزسازیِ هر بار یک راستا؛ راستای محوری تعیین‌کننده است." title="" id="24" name="Picture"/>
-            <a:graphic>
-              <a:graphicData uri="http://schemas.openxmlformats.org/drawingml/2006/picture">
-                <pic:pic>
-                  <pic:nvPicPr>
-                    <pic:cNvPr descr="figures_ch4_color/conv_master.png" id="25" name="Picture"/>
-                    <pic:cNvPicPr>
-                      <a:picLocks noChangeArrowheads="1" noChangeAspect="1"/>
-                    </pic:cNvPicPr>
-                  </pic:nvPicPr>
-                  <pic:blipFill>
-                    <a:blip r:embed="rId23"/>
-                    <a:stretch>
-                      <a:fillRect/>
-                    </a:stretch>
-                  </pic:blipFill>
-                  <pic:spPr bwMode="auto">
-                    <a:xfrm>
-                      <a:off x="0" y="0"/>
-                      <a:ext cx="5334000" cy="4036178"/>
-                    </a:xfrm>
-                    <a:prstGeom prst="rect">
-                      <a:avLst/>
-                    </a:prstGeom>
-                    <a:noFill/>
-                    <a:ln w="9525">
-                      <a:noFill/>
-                      <a:headEnd/>
-                      <a:tailEnd/>
-                    </a:ln>
-                  </pic:spPr>
-                </pic:pic>
-              </a:graphicData>
-            </a:graphic>
-          </wp:inline>
-        </w:drawing>
-      </w:r>
-    </w:p>
-    <w:p>
-      <w:pPr>
-        <w:pStyle w:val="ImageCaption"/>
-        <w:bidi/>
-      </w:pPr>
-      <w:r>
-        <w:rPr>
-          <w:rtl/>
-        </w:rPr>
-        <w:t xml:space="preserve">خطای L2 پروفیل محیطی برحسب اندازهٔ مسئله N_dof، با ریزسازیِ هر بار یک راستا؛ راستای محوری تعیین‌کننده است.</w:t>
-      </w:r>
-    </w:p>
-    <w:p>
-      <w:pPr>
-        <w:bidi/>
-      </w:pPr>
-      <w:r>
-        <w:rPr>
-          <w:rtl/>
-        </w:rPr>
-        <w:t xml:space="preserve">شکل ۴-۱(master) چهار مطالعه را به‌صورت خطای L₂ِ پروفیل در برابر تعداد کل مجهول‌ها</w:t>
-      </w:r>
-      <w:r>
-        <w:rPr>
-          <w:rtl/>
-        </w:rPr>
-        <w:t xml:space="preserve"> </w:t>
-      </w:r>
-      <w:r>
-        <w:rPr>
-          <w:rtl/>
-        </w:rPr>
-        <w:t xml:space="preserve">N_dof = 3 N_L N_r N_z گرد می‌آورد که هر بار یک راستا ریز می‌شود. این تصویر ماهیت</w:t>
-      </w:r>
-      <w:r>
-        <w:rPr>
-          <w:rtl/>
-        </w:rPr>
-        <w:t xml:space="preserve"> </w:t>
-      </w:r>
-      <w:r>
-        <w:rPr>
-          <w:rtl/>
-        </w:rPr>
-        <w:t xml:space="preserve">عددیِ مدل را خلاصه می‌کند: راستاهای شعاعی و لایه‌ای از کوچک‌ترین شبکه‌ها زیر ۰٫۳٪</w:t>
-      </w:r>
-      <w:r>
-        <w:rPr>
-          <w:rtl/>
-        </w:rPr>
-        <w:t xml:space="preserve"> </w:t>
-      </w:r>
-      <w:r>
-        <w:rPr>
-          <w:rtl/>
-        </w:rPr>
-        <w:t xml:space="preserve">می‌مانند و عملاً «رایگان»‌اند، حال آن‌که راستای محوری هم از بالای ۱٪ آغاز می‌شود و</w:t>
-      </w:r>
-      <w:r>
-        <w:rPr>
-          <w:rtl/>
-        </w:rPr>
-        <w:t xml:space="preserve"> </w:t>
-      </w:r>
-      <w:r>
-        <w:rPr>
-          <w:rtl/>
-        </w:rPr>
-        <w:t xml:space="preserve">هم پرشیب‌ترین در هزینه است. بنابراین شبکهٔ تولیدیِ اختیارشده (N_r = 15، N_z = 11،</w:t>
-      </w:r>
-      <w:r>
-        <w:rPr>
-          <w:rtl/>
-        </w:rPr>
-        <w:t xml:space="preserve"> </w:t>
-      </w:r>
-      <w:r>
-        <w:rPr>
-          <w:rtl/>
-        </w:rPr>
-        <w:t xml:space="preserve">N_L = 7، Δt = 1) متوازن است — سخاوتمند در جایی که ریزسازی ارزان است و صرفاً کافی</w:t>
-      </w:r>
-      <w:r>
-        <w:rPr>
-          <w:rtl/>
-        </w:rPr>
-        <w:t xml:space="preserve"> </w:t>
-      </w:r>
-      <w:r>
-        <w:rPr>
-          <w:rtl/>
-        </w:rPr>
-        <w:t xml:space="preserve">در جایی که گران است — و کمیت‌های میدانی را با دقت بهتر از ۰٫۲٪ می‌دهد. برتری</w:t>
-      </w:r>
-      <w:r>
-        <w:rPr>
-          <w:rtl/>
-        </w:rPr>
-        <w:t xml:space="preserve"> </w:t>
-      </w:r>
-      <w:r>
-        <w:rPr>
-          <w:rtl/>
-        </w:rPr>
-        <w:t xml:space="preserve">گسسته‌سازیِ مربعات تفاضلی بر تفاضل محدود و اجزای محدود، از نظر تعداد نقاطِ لازم در</w:t>
-      </w:r>
-      <w:r>
-        <w:rPr>
-          <w:rtl/>
-        </w:rPr>
-        <w:t xml:space="preserve"> </w:t>
-      </w:r>
-      <w:r>
-        <w:rPr>
-          <w:rtl/>
-        </w:rPr>
-        <w:t xml:space="preserve">هر راستا، جداگانه به‌عنوان مطالعهٔ توسعه‌ای در بخش ۴-۱۹ بررسی می‌شود.</w:t>
-      </w:r>
-    </w:p>
-    <w:bookmarkEnd w:id="26"/>
-    <w:bookmarkStart w:id="36" w:name="صحتسنجی"/>
-    <w:p>
-      <w:pPr>
-        <w:pStyle w:val="Heading2"/>
-        <w:bidi/>
-      </w:pPr>
-      <w:r>
-        <w:rPr>
-          <w:rtl/>
-        </w:rPr>
-        <w:t xml:space="preserve">۴-۴. صحت‌سنجی</w:t>
-      </w:r>
-    </w:p>
-    <w:p>
-      <w:pPr>
-        <w:bidi/>
-      </w:pPr>
-      <w:r>
-        <w:rPr>
-          <w:rtl/>
-        </w:rPr>
-        <w:t xml:space="preserve">حلِ عددیِ حاضر با پنج آزمون مستقل در برابر حل‌های تحلیلیِ دقیق، نتایج منتشرشدهٔ</w:t>
-      </w:r>
-      <w:r>
-        <w:rPr>
-          <w:rtl/>
-        </w:rPr>
-        <w:t xml:space="preserve"> </w:t>
-      </w:r>
-      <w:r>
-        <w:rPr>
-          <w:rtl/>
-        </w:rPr>
-        <w:t xml:space="preserve">پیشینه و یک حلِ تجاریِ اجزای محدود راستی‌آزمایی می‌شود. در هر آزمون، افزون بر خطای</w:t>
-      </w:r>
-      <w:r>
-        <w:rPr>
-          <w:rtl/>
-        </w:rPr>
-        <w:t xml:space="preserve"> </w:t>
-      </w:r>
-      <w:r>
-        <w:rPr>
-          <w:rtl/>
-        </w:rPr>
-        <w:t xml:space="preserve">کمّی، نتیجهٔ حاضر به‌صورت نمودار مقایسه‌ای در برابر مرجع متناظر رسم می‌شود تا انطباق</w:t>
-      </w:r>
-      <w:r>
-        <w:rPr>
-          <w:rtl/>
-        </w:rPr>
-        <w:t xml:space="preserve"> </w:t>
-      </w:r>
-      <w:r>
-        <w:rPr>
-          <w:rtl/>
-        </w:rPr>
-        <w:t xml:space="preserve">منحنی‌ها دیداری نشان داده شود؛ این نمودارها در پیوست صحت‌سنجی گرد آمده‌اند. نخست،</w:t>
-      </w:r>
-      <w:r>
-        <w:rPr>
-          <w:rtl/>
-        </w:rPr>
-        <w:t xml:space="preserve"> </w:t>
-      </w:r>
-      <w:r>
-        <w:rPr>
-          <w:rtl/>
-        </w:rPr>
-        <w:t xml:space="preserve">مونتاژ ماتریس‌های استاتیکی در برابر یک حل‌گر استاتیکیِ مستقل بررسی می‌شود و بیشینهٔ</w:t>
-      </w:r>
-      <w:r>
-        <w:rPr>
-          <w:rtl/>
-        </w:rPr>
-        <w:t xml:space="preserve"> </w:t>
-      </w:r>
-      <w:r>
-        <w:rPr>
-          <w:rtl/>
-        </w:rPr>
-        <w:t xml:space="preserve">اختلاف میدان جابجایی از مرتبهٔ ۲×۱۰⁻¹¹ است که هم‌ارزیِ عددیِ دو پیاده‌سازی و درستیِ</w:t>
-      </w:r>
-      <w:r>
-        <w:rPr>
-          <w:rtl/>
-        </w:rPr>
-        <w:t xml:space="preserve"> </w:t>
-      </w:r>
-      <w:r>
-        <w:rPr>
-          <w:rtl/>
-        </w:rPr>
-        <w:t xml:space="preserve">مونتاژ دستگاه را تأیید می‌کند.</w:t>
-      </w:r>
-    </w:p>
-    <w:p>
-      <w:pPr>
-        <w:bidi/>
-      </w:pPr>
-      <w:r>
-        <w:rPr>
-          <w:rtl/>
-        </w:rPr>
-        <w:t xml:space="preserve">در آزمون دوم، بخش مکانیکِ دینامیکیِ مسئله با نتایج ملک‌زاده (جدول ۶ مرجع [۳۱]،</w:t>
-      </w:r>
-      <w:r>
-        <w:rPr>
-          <w:rtl/>
-        </w:rPr>
-        <w:t xml:space="preserve"> </w:t>
-      </w:r>
-      <w:r>
-        <w:rPr>
-          <w:rtl/>
-        </w:rPr>
-        <w:t xml:space="preserve">IJPVP 2012) و یک حل مستقل اجزای محدود در انسیس مقایسه می‌شود؛ جابجایی شعاعیِ بی‌بعد</w:t>
-      </w:r>
-      <w:r>
-        <w:rPr>
-          <w:rtl/>
-        </w:rPr>
-        <w:t xml:space="preserve"> </w:t>
-      </w:r>
-      <w:r>
-        <w:rPr>
-          <w:rtl/>
-        </w:rPr>
-        <w:t xml:space="preserve">با اختلاف نسبیِ ۰٫۱ تا ۰٫۲ درصد بازتولید می‌شود و تنش شعاعیِ بی‌بعد سطح داخلی دقیقاً</w:t>
-      </w:r>
-      <w:r>
-        <w:rPr>
-          <w:rtl/>
-        </w:rPr>
-        <w:t xml:space="preserve"> </w:t>
-      </w:r>
-      <w:r>
-        <w:rPr>
-          <w:rtl/>
-        </w:rPr>
-        <w:t xml:space="preserve">برابر منفیِ فشار اعمالی به‌دست می‌آید، در توافق کامل با شرط مرزیِ بارگذاری.</w:t>
-      </w:r>
-    </w:p>
-    <w:p>
-      <w:pPr>
-        <w:bidi/>
-      </w:pPr>
-      <w:r>
-        <w:rPr>
-          <w:rtl/>
-        </w:rPr>
-        <w:t xml:space="preserve">در آزمون سوم، مسئلهٔ هدایتِ گذرای حرارت با حل سریِ دقیقِ بسل مقایسه می‌شود؛ توزیع</w:t>
-      </w:r>
-      <w:r>
-        <w:rPr>
-          <w:rtl/>
-        </w:rPr>
-        <w:t xml:space="preserve"> </w:t>
-      </w:r>
-      <w:r>
-        <w:rPr>
-          <w:rtl/>
-        </w:rPr>
-        <w:t xml:space="preserve">دمای بی‌بعد در زمان‌های مختلف بر منحنی دقیق می‌نشیند، با خطای نسبیِ ۱۰⁻⁵ تا ۱۰⁻⁷. در</w:t>
-      </w:r>
-      <w:r>
-        <w:rPr>
-          <w:rtl/>
-        </w:rPr>
-        <w:t xml:space="preserve"> </w:t>
-      </w:r>
-      <w:r>
-        <w:rPr>
-          <w:rtl/>
-        </w:rPr>
-        <w:t xml:space="preserve">آزمون چهارم، انتگرال‌گیریِ زمانیِ نیومارک در برابر حل‌گر مرجع ode15s متلب راستی‌آزمایی</w:t>
-      </w:r>
-      <w:r>
-        <w:rPr>
-          <w:rtl/>
-        </w:rPr>
-        <w:t xml:space="preserve"> </w:t>
-      </w:r>
-      <w:r>
-        <w:rPr>
-          <w:rtl/>
-        </w:rPr>
-        <w:t xml:space="preserve">می‌شود و بیشینهٔ اختلاف دما در کل بازه ۰٫۰۰۳ کلوین است که پایداری و دقت طرح</w:t>
-      </w:r>
-      <w:r>
-        <w:rPr>
-          <w:rtl/>
-        </w:rPr>
-        <w:t xml:space="preserve"> </w:t>
-      </w:r>
-      <w:r>
-        <w:rPr>
-          <w:rtl/>
-        </w:rPr>
-        <w:t xml:space="preserve">انتگرال‌گیری را تأیید می‌کند. سرانجام در آزمون پنجم، رفتار انتشار موجِ نظریهٔ ممزوجِ</w:t>
-      </w:r>
-      <w:r>
-        <w:rPr>
-          <w:rtl/>
-        </w:rPr>
-        <w:t xml:space="preserve"> </w:t>
-      </w:r>
-      <w:r>
-        <w:rPr>
-          <w:rtl/>
-        </w:rPr>
-        <w:t xml:space="preserve">لرد–شولمن با نتایج باقری و اسلامی (۲۰۰۷، مرجع [۷]) مقایسه می‌شود؛ هر دو سرعت موج</w:t>
-      </w:r>
-      <w:r>
-        <w:rPr>
-          <w:rtl/>
-        </w:rPr>
-        <w:t xml:space="preserve"> </w:t>
-      </w:r>
-      <w:r>
-        <w:rPr>
-          <w:rtl/>
-        </w:rPr>
-        <w:t xml:space="preserve">(کشسان و حرارتی) و زمان‌های بازتاب درون جداره به‌درستی بازتولید می‌شوند و پیشانی‌های</w:t>
-      </w:r>
-      <w:r>
-        <w:rPr>
-          <w:rtl/>
-        </w:rPr>
-        <w:t xml:space="preserve"> </w:t>
-      </w:r>
-      <w:r>
-        <w:rPr>
-          <w:rtl/>
-        </w:rPr>
-        <w:t xml:space="preserve">موجِ حاضر بر پیشانی‌های مرجع منطبق‌اند. این پنج آزمون در کنار هم، اعتبار حلِ حاضر را</w:t>
-      </w:r>
-      <w:r>
-        <w:rPr>
-          <w:rtl/>
-        </w:rPr>
-        <w:t xml:space="preserve"> </w:t>
-      </w:r>
-      <w:r>
-        <w:rPr>
-          <w:rtl/>
-        </w:rPr>
-        <w:t xml:space="preserve">در هر دو رژیم استاتیکی و گذرا و در حالت‌های ممزوج و غیرممزوج تأیید می‌کنند. خلاصه در</w:t>
-      </w:r>
-      <w:r>
-        <w:rPr>
-          <w:rtl/>
-        </w:rPr>
-        <w:t xml:space="preserve"> </w:t>
-      </w:r>
-      <w:r>
-        <w:rPr>
-          <w:rtl/>
-        </w:rPr>
-        <w:t xml:space="preserve">جدول ۴-۲ آمده است.</w:t>
-      </w:r>
-    </w:p>
-    <w:p>
-      <w:pPr>
-        <w:bidi/>
-      </w:pPr>
-      <w:r>
-        <w:rPr>
-          <w:rtl/>
-        </w:rPr>
-        <w:t xml:space="preserve">سه آزمونی که با مراجع منتشرشده یا حل دقیق مقایسه می‌شوند در ادامه نشان داده شده‌اند —</w:t>
-      </w:r>
-      <w:r>
-        <w:rPr>
-          <w:rtl/>
-        </w:rPr>
-        <w:t xml:space="preserve"> </w:t>
-      </w:r>
-      <w:r>
-        <w:rPr>
-          <w:rtl/>
-        </w:rPr>
-        <w:t xml:space="preserve">پاسخ مکانیکی در برابر ملک‌زاده و حیدرپور و انسیس، هدایتِ گذرا در برابر حل دقیق سریِ</w:t>
-      </w:r>
-      <w:r>
-        <w:rPr>
-          <w:rtl/>
-        </w:rPr>
-        <w:t xml:space="preserve"> </w:t>
-      </w:r>
-      <w:r>
-        <w:rPr>
-          <w:rtl/>
-        </w:rPr>
-        <w:t xml:space="preserve">بسل، و پیشانی‌های موجِ ممزوجِ لرد–شولمن در برابر باقری و اسلامی — که در همهٔ موارد</w:t>
-      </w:r>
-      <w:r>
-        <w:rPr>
-          <w:rtl/>
-        </w:rPr>
-        <w:t xml:space="preserve"> </w:t>
-      </w:r>
-      <w:r>
-        <w:rPr>
-          <w:rtl/>
-        </w:rPr>
-        <w:t xml:space="preserve">منحنی‌های حاضر بر مراجع منطبق‌اند.</w:t>
-      </w:r>
-    </w:p>
-    <w:p>
-      <w:pPr>
-        <w:pStyle w:val="CaptionedFigure"/>
-        <w:bidi/>
-      </w:pPr>
-      <w:r>
-        <w:drawing>
-          <wp:inline>
-            <wp:extent cx="5334000" cy="3810348"/>
-            <wp:effectExtent b="0" l="0" r="0" t="0"/>
-            <wp:docPr descr="صحت‌سنجی (مکانیکی): جابجایی شعاعیِ بی‌بعدِ سطح داخلیِ حل‌گر حاضر در برابر ملک‌زاده و حیدرپور (۲۰۱۲) و حل مستقل انسیس." title="" id="28" name="Picture"/>
-            <a:graphic>
-              <a:graphicData uri="http://schemas.openxmlformats.org/drawingml/2006/picture">
-                <pic:pic>
-                  <pic:nvPicPr>
-                    <pic:cNvPr descr="figures_ch4_color/bench1_U.png" id="29" name="Picture"/>
-                    <pic:cNvPicPr>
-                      <a:picLocks noChangeArrowheads="1" noChangeAspect="1"/>
-                    </pic:cNvPicPr>
-                  </pic:nvPicPr>
-                  <pic:blipFill>
-                    <a:blip r:embed="rId27"/>
+                    <a:blip r:embed="rId25"/>
                     <a:stretch>
                       <a:fillRect/>
                     </a:stretch>
@@ -2131,6 +3567,19 @@
     </w:p>
     <w:p>
       <w:pPr>
+        <w:bidi/>
+      </w:pPr>
+      <w:r>
+        <w:rPr>
+          <w:b/>
+          <w:bCs/>
+          <w:rtl/>
+        </w:rPr>
+        <w:t xml:space="preserve">شکل ۴-۵.</w:t>
+      </w:r>
+    </w:p>
+    <w:p>
+      <w:pPr>
         <w:pStyle w:val="CaptionedFigure"/>
         <w:bidi/>
       </w:pPr>
@@ -2139,18 +3588,18 @@
           <wp:inline>
             <wp:extent cx="5334000" cy="3697845"/>
             <wp:effectExtent b="0" l="0" r="0" t="0"/>
-            <wp:docPr descr="صحت‌سنجی (حرارتی): پروفیل‌های دمای گذرا از حل‌گر مربعات‌تفاضلی+نیومارکِ حاضر در برابر حل دقیق سریِ بسل در t = ۲، ۱۰ و ۴۰ ثانیه." title="" id="31" name="Picture"/>
+            <wp:docPr descr="صحت‌سنجی (حرارتی): پروفیل‌های دمای گذرا از حل‌گر مربعات‌تفاضلی+نیومارکِ حاضر در برابر حل دقیق سریِ بسل در t = ۲، ۱۰ و ۴۰ ثانیه." title="" id="29" name="Picture"/>
             <a:graphic>
               <a:graphicData uri="http://schemas.openxmlformats.org/drawingml/2006/picture">
                 <pic:pic>
                   <pic:nvPicPr>
-                    <pic:cNvPr descr="figures_ch4_color/bench2_T_profiles.png" id="32" name="Picture"/>
+                    <pic:cNvPr descr="figures_ch4_color/bench2_T_profiles.png" id="30" name="Picture"/>
                     <pic:cNvPicPr>
                       <a:picLocks noChangeArrowheads="1" noChangeAspect="1"/>
                     </pic:cNvPicPr>
                   </pic:nvPicPr>
                   <pic:blipFill>
-                    <a:blip r:embed="rId30"/>
+                    <a:blip r:embed="rId28"/>
                     <a:stretch>
                       <a:fillRect/>
                     </a:stretch>
@@ -2191,6 +3640,19 @@
     </w:p>
     <w:p>
       <w:pPr>
+        <w:bidi/>
+      </w:pPr>
+      <w:r>
+        <w:rPr>
+          <w:b/>
+          <w:bCs/>
+          <w:rtl/>
+        </w:rPr>
+        <w:t xml:space="preserve">شکل ۴-۶.</w:t>
+      </w:r>
+    </w:p>
+    <w:p>
+      <w:pPr>
         <w:pStyle w:val="CaptionedFigure"/>
         <w:bidi/>
       </w:pPr>
@@ -2199,18 +3661,18 @@
           <wp:inline>
             <wp:extent cx="5334000" cy="3472656"/>
             <wp:effectExtent b="0" l="0" r="0" t="0"/>
-            <wp:docPr descr="صحت‌سنجی (امواج لرد–شولمن): پیشانی‌های دمای صوت دوم در عرض جداره در برابر باقری و اسلامی (۲۰۰۷)، شکل ۲." title="" id="34" name="Picture"/>
+            <wp:docPr descr="صحت‌سنجی (امواج لرد–شولمن): پیشانی‌های دمای صوت دوم در عرض جداره در برابر باقری و اسلامی (۲۰۰۷)، شکل ۲." title="" id="32" name="Picture"/>
             <a:graphic>
               <a:graphicData uri="http://schemas.openxmlformats.org/drawingml/2006/picture">
                 <pic:pic>
                   <pic:nvPicPr>
-                    <pic:cNvPr descr="figures_ch4_color/bench3_theta.png" id="35" name="Picture"/>
+                    <pic:cNvPr descr="figures_ch4_color/bench3_theta.png" id="33" name="Picture"/>
                     <pic:cNvPicPr>
                       <a:picLocks noChangeArrowheads="1" noChangeAspect="1"/>
                     </pic:cNvPicPr>
                   </pic:nvPicPr>
                   <pic:blipFill>
-                    <a:blip r:embed="rId33"/>
+                    <a:blip r:embed="rId31"/>
                     <a:stretch>
                       <a:fillRect/>
                     </a:stretch>
@@ -2259,7 +3721,7 @@
           <w:bCs/>
           <w:rtl/>
         </w:rPr>
-        <w:t xml:space="preserve">جدول ۴-۲: خلاصهٔ آزمون‌های صحت‌سنجیِ حل‌گر.</w:t>
+        <w:t xml:space="preserve">جدول ۴-۶: خلاصهٔ آزمون‌های صحت‌سنجیِ حل‌گر.</w:t>
       </w:r>
     </w:p>
     <w:tbl>
@@ -2651,8 +4113,8 @@
         </w:tc>
       </w:tr>
     </w:tbl>
-    <w:bookmarkEnd w:id="36"/>
-    <w:bookmarkStart w:id="40" w:name="اثر-الگوی-توزیع-پلاکت-گرافنی"/>
+    <w:bookmarkEnd w:id="34"/>
+    <w:bookmarkStart w:id="38" w:name="اثر-الگوی-توزیع-پلاکت-گرافنی"/>
     <w:p>
       <w:pPr>
         <w:pStyle w:val="Heading2"/>
@@ -2685,7 +4147,7 @@
         <w:rPr>
           <w:rtl/>
         </w:rPr>
-        <w:t xml:space="preserve">و A) با ثابت‌ماندن سایر پارامترها در مقادیر مرجع بررسی می‌شود. شکل ۴-۲ تاریخچه‌های</w:t>
+        <w:t xml:space="preserve">و A) با ثابت‌ماندن سایر پارامترها در مقادیر مرجع بررسی می‌شود. شکل ۴-۷ تاریخچه‌های</w:t>
       </w:r>
       <w:r>
         <w:rPr>
@@ -2710,6 +4172,19 @@
           <w:rtl/>
         </w:rPr>
         <w:t xml:space="preserve">تنش محیطی در زمان نهایی را نشان می‌دهد.</w:t>
+      </w:r>
+    </w:p>
+    <w:p>
+      <w:pPr>
+        <w:bidi/>
+      </w:pPr>
+      <w:r>
+        <w:rPr>
+          <w:b/>
+          <w:bCs/>
+          <w:rtl/>
+        </w:rPr>
+        <w:t xml:space="preserve">شکل ۴-۷.</w:t>
       </w:r>
     </w:p>
     <w:p>
@@ -2722,18 +4197,18 @@
           <wp:inline>
             <wp:extent cx="5334000" cy="3708431"/>
             <wp:effectExtent b="0" l="0" r="0" t="0"/>
-            <wp:docPr descr="اثر الگوی توزیع گرافن (UD, O, X, V, A): تاریخچه‌های T* و U* نقطهٔ میانی برحسب Fo و پروفیل‌های نهاییِ T* و تنش محیطی برحسب xi." title="" id="38" name="Picture"/>
+            <wp:docPr descr="اثر الگوی توزیع گرافن (UD, O, X, V, A): تاریخچه‌های T* و U* نقطهٔ میانی برحسب Fo و پروفیل‌های نهاییِ T* و تنش محیطی برحسب xi." title="" id="36" name="Picture"/>
             <a:graphic>
               <a:graphicData uri="http://schemas.openxmlformats.org/drawingml/2006/picture">
                 <pic:pic>
                   <pic:nvPicPr>
-                    <pic:cNvPr descr="figures_ch4_color/A_GPL_patterns.png" id="39" name="Picture"/>
+                    <pic:cNvPr descr="figures_ch4_color/A_GPL_patterns.png" id="37" name="Picture"/>
                     <pic:cNvPicPr>
                       <a:picLocks noChangeArrowheads="1" noChangeAspect="1"/>
                     </pic:cNvPicPr>
                   </pic:nvPicPr>
                   <pic:blipFill>
-                    <a:blip r:embed="rId37"/>
+                    <a:blip r:embed="rId35"/>
                     <a:stretch>
                       <a:fillRect/>
                     </a:stretch>
@@ -3009,8 +4484,91 @@
         <w:t xml:space="preserve">گرافن در استوانه‌های تحت شوک حرارتیِ داخلی توصیه می‌شود.</w:t>
       </w:r>
     </w:p>
-    <w:bookmarkEnd w:id="40"/>
-    <w:bookmarkStart w:id="47" w:name="اثر-الگو-و-شدت-تخلخل"/>
+    <w:p>
+      <w:pPr>
+        <w:bidi/>
+      </w:pPr>
+      <w:r>
+        <w:rPr>
+          <w:rtl/>
+        </w:rPr>
+        <w:t xml:space="preserve">ویژگیِ مشترکِ همهٔ پروفیل‌های تنش محیطی، جهش‌های پله‌ای در فصل‌مشترکِ لایه‌هاست: هرجا</w:t>
+      </w:r>
+      <w:r>
+        <w:rPr>
+          <w:rtl/>
+        </w:rPr>
+        <w:t xml:space="preserve"> </w:t>
+      </w:r>
+      <w:r>
+        <w:rPr>
+          <w:rtl/>
+        </w:rPr>
+        <w:t xml:space="preserve">سختیِ لایه تغییر کند، Σθθ به‌طور واقعی ناپیوسته است، پس الگوهای درجه‌بندی‌شده (O، X،</w:t>
+      </w:r>
+      <w:r>
+        <w:rPr>
+          <w:rtl/>
+        </w:rPr>
+        <w:t xml:space="preserve"> </w:t>
+      </w:r>
+      <w:r>
+        <w:rPr>
+          <w:rtl/>
+        </w:rPr>
+        <w:t xml:space="preserve">V، A) پله‌ای نشان می‌دهند و پروفیلِ یکنواختِ UD هموار است. این جهش‌ها امضای فیزیکیِ</w:t>
+      </w:r>
+      <w:r>
+        <w:rPr>
+          <w:rtl/>
+        </w:rPr>
+        <w:t xml:space="preserve"> </w:t>
+      </w:r>
+      <w:r>
+        <w:rPr>
+          <w:rtl/>
+        </w:rPr>
+        <w:t xml:space="preserve">مادهٔ لایه‌ایِ تکه‌ای‌اند — نه خطای عددی — و با افزایش تعداد لایه ظریف‌تر می‌شوند (بخش</w:t>
+      </w:r>
+      <w:r>
+        <w:rPr>
+          <w:rtl/>
+        </w:rPr>
+        <w:t xml:space="preserve"> </w:t>
+      </w:r>
+      <w:r>
+        <w:rPr>
+          <w:rtl/>
+        </w:rPr>
+        <w:t xml:space="preserve">۴-۳). هرجا یک تغییرِ پارامتری آن‌قدر شدید باشد که علامتِ تنش محیطیِ سطح داخلی را وارون</w:t>
+      </w:r>
+      <w:r>
+        <w:rPr>
+          <w:rtl/>
+        </w:rPr>
+        <w:t xml:space="preserve"> </w:t>
+      </w:r>
+      <w:r>
+        <w:rPr>
+          <w:rtl/>
+        </w:rPr>
+        <w:t xml:space="preserve">کند (مانند حالت‌های تخلخل-A، کسر وزنی بالا، جدارهٔ ضخیم و طول کوتاهِ در ادامه)، آن</w:t>
+      </w:r>
+      <w:r>
+        <w:rPr>
+          <w:rtl/>
+        </w:rPr>
+        <w:t xml:space="preserve"> </w:t>
+      </w:r>
+      <w:r>
+        <w:rPr>
+          <w:rtl/>
+        </w:rPr>
+        <w:t xml:space="preserve">وارونگی در بخش مربوطه علامت‌گذاری و توضیح داده می‌شود.</w:t>
+      </w:r>
+    </w:p>
+    <w:bookmarkEnd w:id="38"/>
+    <w:bookmarkStart w:id="45" w:name="اثر-الگو-و-شدت-تخلخل"/>
     <w:p>
       <w:pPr>
         <w:pStyle w:val="Heading2"/>
@@ -3055,7 +4613,7 @@
         <w:rPr>
           <w:rtl/>
         </w:rPr>
-        <w:t xml:space="preserve">نگه داشته می‌شوند. شکل ۴-۳ تاریخچه‌های زمانیِ نقطهٔ میانی و پروفیل‌های زمان نهایی را</w:t>
+        <w:t xml:space="preserve">نگه داشته می‌شوند. شکل ۴-۸ تاریخچه‌های زمانیِ نقطهٔ میانی و پروفیل‌های زمان نهایی را</w:t>
       </w:r>
       <w:r>
         <w:rPr>
@@ -3116,6 +4674,19 @@
           <w:rtl/>
         </w:rPr>
         <w:t xml:space="preserve">را اساساً نامتقارن نمی‌کند.</w:t>
+      </w:r>
+    </w:p>
+    <w:p>
+      <w:pPr>
+        <w:bidi/>
+      </w:pPr>
+      <w:r>
+        <w:rPr>
+          <w:b/>
+          <w:bCs/>
+          <w:rtl/>
+        </w:rPr>
+        <w:t xml:space="preserve">شکل ۴-۸.</w:t>
       </w:r>
     </w:p>
     <w:p>
@@ -3128,18 +4699,18 @@
           <wp:inline>
             <wp:extent cx="5334000" cy="3708431"/>
             <wp:effectExtent b="0" l="0" r="0" t="0"/>
-            <wp:docPr descr="اثر الگوی توزیع تخلخل (UD, O, X, V, A) با گرافن یکنواخت؛ الگوی A همچون سد حرارتی عمل می‌کند." title="" id="42" name="Picture"/>
+            <wp:docPr descr="اثر الگوی توزیع تخلخل (UD, O, X, V, A) با گرافن یکنواخت؛ الگوی A همچون سد حرارتی عمل می‌کند." title="" id="40" name="Picture"/>
             <a:graphic>
               <a:graphicData uri="http://schemas.openxmlformats.org/drawingml/2006/picture">
                 <pic:pic>
                   <pic:nvPicPr>
-                    <pic:cNvPr descr="figures_ch4_color/B_porosity_patterns.png" id="43" name="Picture"/>
+                    <pic:cNvPr descr="figures_ch4_color/B_porosity_patterns.png" id="41" name="Picture"/>
                     <pic:cNvPicPr>
                       <a:picLocks noChangeArrowheads="1" noChangeAspect="1"/>
                     </pic:cNvPicPr>
                   </pic:nvPicPr>
                   <pic:blipFill>
-                    <a:blip r:embed="rId41"/>
+                    <a:blip r:embed="rId39"/>
                     <a:stretch>
                       <a:fillRect/>
                     </a:stretch>
@@ -3384,6 +4955,19 @@
     </w:p>
     <w:p>
       <w:pPr>
+        <w:bidi/>
+      </w:pPr>
+      <w:r>
+        <w:rPr>
+          <w:b/>
+          <w:bCs/>
+          <w:rtl/>
+        </w:rPr>
+        <w:t xml:space="preserve">شکل ۴-۹.</w:t>
+      </w:r>
+    </w:p>
+    <w:p>
+      <w:pPr>
         <w:pStyle w:val="CaptionedFigure"/>
         <w:bidi/>
       </w:pPr>
@@ -3392,18 +4976,18 @@
           <wp:inline>
             <wp:extent cx="5334000" cy="3708431"/>
             <wp:effectExtent b="0" l="0" r="0" t="0"/>
-            <wp:docPr descr="اثر شدت تخلخل e_m3 = ۰٫۹۶۷۵ / ۰٫۸۶۰۴ / ۰٫۷۷۷۶ (سبک / متوسط / سنگین)." title="" id="45" name="Picture"/>
+            <wp:docPr descr="اثر شدت تخلخل e_m3 = ۰٫۹۶۷۵ / ۰٫۸۶۰۴ / ۰٫۷۷۷۶ (سبک / متوسط / سنگین)." title="" id="43" name="Picture"/>
             <a:graphic>
               <a:graphicData uri="http://schemas.openxmlformats.org/drawingml/2006/picture">
                 <pic:pic>
                   <pic:nvPicPr>
-                    <pic:cNvPr descr="figures_ch4_color/E_porosity_level.png" id="46" name="Picture"/>
+                    <pic:cNvPr descr="figures_ch4_color/E_porosity_level.png" id="44" name="Picture"/>
                     <pic:cNvPicPr>
                       <a:picLocks noChangeArrowheads="1" noChangeAspect="1"/>
                     </pic:cNvPicPr>
                   </pic:nvPicPr>
                   <pic:blipFill>
-                    <a:blip r:embed="rId44"/>
+                    <a:blip r:embed="rId42"/>
                     <a:stretch>
                       <a:fillRect/>
                     </a:stretch>
@@ -3450,7 +5034,7 @@
         <w:rPr>
           <w:rtl/>
         </w:rPr>
-        <w:t xml:space="preserve">سرانجام، اثر شدت کلیِ تخلخل در شکل ۴-۴ برای سه ضریب جرمیِ e_m3 = 0.9675، 0.8604 و</w:t>
+        <w:t xml:space="preserve">سرانجام، اثر شدت کلیِ تخلخل در شکل ۴-۹ برای سه ضریب جرمیِ e_m3 = 0.9675، 0.8604 و</w:t>
       </w:r>
       <w:r>
         <w:rPr>
@@ -3501,8 +5085,8 @@
         <w:t xml:space="preserve">10.37، زیرا جدارهٔ نرم‌تر زیر همان بار بیشتر تغییر شکل می‌دهد.</w:t>
       </w:r>
     </w:p>
-    <w:bookmarkEnd w:id="47"/>
-    <w:bookmarkStart w:id="54" w:name="اثر-کسر-وزنی-گرافن"/>
+    <w:bookmarkEnd w:id="45"/>
+    <w:bookmarkStart w:id="52" w:name="اثر-کسر-وزنی-گرافن"/>
     <w:p>
       <w:pPr>
         <w:pStyle w:val="Heading2"/>
@@ -3513,6 +5097,19 @@
           <w:rtl/>
         </w:rPr>
         <w:t xml:space="preserve">۴-۷. اثر کسر وزنی گرافن</w:t>
+      </w:r>
+    </w:p>
+    <w:p>
+      <w:pPr>
+        <w:bidi/>
+      </w:pPr>
+      <w:r>
+        <w:rPr>
+          <w:b/>
+          <w:bCs/>
+          <w:rtl/>
+        </w:rPr>
+        <w:t xml:space="preserve">شکل ۴-۱۰.</w:t>
       </w:r>
     </w:p>
     <w:p>
@@ -3525,18 +5122,18 @@
           <wp:inline>
             <wp:extent cx="5334000" cy="3708431"/>
             <wp:effectExtent b="0" l="0" r="0" t="0"/>
-            <wp:docPr descr="اثر کسر وزنی گرافن، گسترهٔ پایین W = ۰٫۱ / ۰٫۳ / ۰٫۵ / ۰٫۹ / ۱٫۵ درصد." title="" id="49" name="Picture"/>
+            <wp:docPr descr="اثر کسر وزنی گرافن، گسترهٔ پایین W = ۰٫۱ / ۰٫۳ / ۰٫۵ / ۰٫۹ / ۱٫۵ درصد." title="" id="47" name="Picture"/>
             <a:graphic>
               <a:graphicData uri="http://schemas.openxmlformats.org/drawingml/2006/picture">
                 <pic:pic>
                   <pic:nvPicPr>
-                    <pic:cNvPr descr="figures_ch4_color/D_wt_low.png" id="50" name="Picture"/>
+                    <pic:cNvPr descr="figures_ch4_color/D_wt_low.png" id="48" name="Picture"/>
                     <pic:cNvPicPr>
                       <a:picLocks noChangeArrowheads="1" noChangeAspect="1"/>
                     </pic:cNvPicPr>
                   </pic:nvPicPr>
                   <pic:blipFill>
-                    <a:blip r:embed="rId48"/>
+                    <a:blip r:embed="rId46"/>
                     <a:stretch>
                       <a:fillRect/>
                     </a:stretch>
@@ -3595,7 +5192,7 @@
         <w:rPr>
           <w:rtl/>
         </w:rPr>
-        <w:t xml:space="preserve">اهرم مادیِ مسئله بدل می‌کند. شکل ۴-۵ گسترهٔ پایینِ W = 0.1، 0.3، 0.5، 0.9 و 1.5٪</w:t>
+        <w:t xml:space="preserve">اهرم مادیِ مسئله بدل می‌کند. شکل ۴-۱۰ گسترهٔ پایینِ W = 0.1، 0.3، 0.5، 0.9 و 1.5٪</w:t>
       </w:r>
       <w:r>
         <w:rPr>
@@ -3680,6 +5277,19 @@
           <w:rtl/>
         </w:rPr>
         <w:t xml:space="preserve">در W = 0.1٪ به 6.06 در W = 1.5٪.</w:t>
+      </w:r>
+    </w:p>
+    <w:p>
+      <w:pPr>
+        <w:bidi/>
+      </w:pPr>
+      <w:r>
+        <w:rPr>
+          <w:b/>
+          <w:bCs/>
+          <w:rtl/>
+        </w:rPr>
+        <w:t xml:space="preserve">شکل ۴-۱۱.</w:t>
       </w:r>
     </w:p>
     <w:p>
@@ -3692,18 +5302,18 @@
           <wp:inline>
             <wp:extent cx="5334000" cy="3708431"/>
             <wp:effectExtent b="0" l="0" r="0" t="0"/>
-            <wp:docPr descr="اثر کسر وزنی گرافن، گسترهٔ بالا W = ۱ / ۲ / ۴ / ۸ درصد؛ بهرهٔ حرارتی اشباع می‌شود و تنش‌ها رشد می‌کنند." title="" id="52" name="Picture"/>
+            <wp:docPr descr="اثر کسر وزنی گرافن، گسترهٔ بالا W = ۱ / ۲ / ۴ / ۸ درصد؛ بهرهٔ حرارتی اشباع می‌شود و تنش‌ها رشد می‌کنند." title="" id="50" name="Picture"/>
             <a:graphic>
               <a:graphicData uri="http://schemas.openxmlformats.org/drawingml/2006/picture">
                 <pic:pic>
                   <pic:nvPicPr>
-                    <pic:cNvPr descr="figures_ch4_color/D2_wt_high.png" id="53" name="Picture"/>
+                    <pic:cNvPr descr="figures_ch4_color/D2_wt_high.png" id="51" name="Picture"/>
                     <pic:cNvPicPr>
                       <a:picLocks noChangeArrowheads="1" noChangeAspect="1"/>
                     </pic:cNvPicPr>
                   </pic:nvPicPr>
                   <pic:blipFill>
-                    <a:blip r:embed="rId51"/>
+                    <a:blip r:embed="rId49"/>
                     <a:stretch>
                       <a:fillRect/>
                     </a:stretch>
@@ -3750,7 +5360,7 @@
         <w:rPr>
           <w:rtl/>
         </w:rPr>
-        <w:t xml:space="preserve">گسترهٔ بالاترِ W = 1، 2، 4 و 8٪ در شکل ۴-۶ آمده است. اینجا پاسخ حرارتی اشباع</w:t>
+        <w:t xml:space="preserve">گسترهٔ بالاترِ W = 1، 2، 4 و 8٪ در شکل ۴-۱۱ آمده است. اینجا پاسخ حرارتی اشباع</w:t>
       </w:r>
       <w:r>
         <w:rPr>
@@ -3849,8 +5459,8 @@
         <w:t xml:space="preserve">گسترش یافته تا اشباعِ بهرهٔ حرارتی و رشد تنش‌ها آشکار شود.</w:t>
       </w:r>
     </w:p>
-    <w:bookmarkEnd w:id="54"/>
-    <w:bookmarkStart w:id="61" w:name="اثر-نسبتهای-ابعادی-پلاکت"/>
+    <w:bookmarkEnd w:id="52"/>
+    <w:bookmarkStart w:id="59" w:name="اثر-نسبتهای-ابعادی-پلاکت"/>
     <w:p>
       <w:pPr>
         <w:pStyle w:val="Heading2"/>
@@ -3920,6 +5530,19 @@
           <w:rtl/>
         </w:rPr>
         <w:t xml:space="preserve">می‌شود.</w:t>
+      </w:r>
+    </w:p>
+    <w:p>
+      <w:pPr>
+        <w:bidi/>
+      </w:pPr>
+      <w:r>
+        <w:rPr>
+          <w:b/>
+          <w:bCs/>
+          <w:rtl/>
+        </w:rPr>
+        <w:t xml:space="preserve">شکل ۴-۱۲.</w:t>
       </w:r>
     </w:p>
     <w:p>
@@ -3930,115 +5553,20 @@
       <w:r>
         <w:drawing>
           <wp:inline>
-            <wp:extent cx="5334000" cy="3297867"/>
+            <wp:extent cx="5334000" cy="3708431"/>
             <wp:effectExtent b="0" l="0" r="0" t="0"/>
-            <wp:docPr descr="اثر نسبت ابعادیِ طول‌به‌عرضِ پلاکت a/b = ۱٫۰ / ۱٫۶۷ / ۲٫۶۷." title="" id="56" name="Picture"/>
+            <wp:docPr descr="اثر نسبت ابعادیِ طول‌به‌عرضِ پلاکت a/b = ۱٫۰ / ۱٫۶۷ / ۲٫۶۷." title="" id="54" name="Picture"/>
             <a:graphic>
               <a:graphicData uri="http://schemas.openxmlformats.org/drawingml/2006/picture">
                 <pic:pic>
                   <pic:nvPicPr>
-                    <pic:cNvPr descr="figures_ch4_color/O_aspect_ab.png" id="57" name="Picture"/>
+                    <pic:cNvPr descr="figures_ch4_color/O_aspect_ab.png" id="55" name="Picture"/>
                     <pic:cNvPicPr>
                       <a:picLocks noChangeArrowheads="1" noChangeAspect="1"/>
                     </pic:cNvPicPr>
                   </pic:nvPicPr>
                   <pic:blipFill>
-                    <a:blip r:embed="rId55"/>
-                    <a:stretch>
-                      <a:fillRect/>
-                    </a:stretch>
-                  </pic:blipFill>
-                  <pic:spPr bwMode="auto">
-                    <a:xfrm>
-                      <a:off x="0" y="0"/>
-                      <a:ext cx="5334000" cy="3297867"/>
-                    </a:xfrm>
-                    <a:prstGeom prst="rect">
-                      <a:avLst/>
-                    </a:prstGeom>
-                    <a:noFill/>
-                    <a:ln w="9525">
-                      <a:noFill/>
-                      <a:headEnd/>
-                      <a:tailEnd/>
-                    </a:ln>
-                  </pic:spPr>
-                </pic:pic>
-              </a:graphicData>
-            </a:graphic>
-          </wp:inline>
-        </w:drawing>
-      </w:r>
-    </w:p>
-    <w:p>
-      <w:pPr>
-        <w:pStyle w:val="ImageCaption"/>
-        <w:bidi/>
-      </w:pPr>
-      <w:r>
-        <w:rPr>
-          <w:rtl/>
-        </w:rPr>
-        <w:t xml:space="preserve">اثر نسبت ابعادیِ طول‌به‌عرضِ پلاکت a/b = ۱٫۰ / ۱٫۶۷ / ۲٫۶۷.</w:t>
-      </w:r>
-    </w:p>
-    <w:p>
-      <w:pPr>
-        <w:bidi/>
-      </w:pPr>
-      <w:r>
-        <w:rPr>
-          <w:rtl/>
-        </w:rPr>
-        <w:t xml:space="preserve">اثر نسبت طول‌به‌عرض در شکل ۴-۷ آمده است. با افزایش a/b از 1.0 به 1.67 (مرجع) و سپس</w:t>
-      </w:r>
-      <w:r>
-        <w:rPr>
-          <w:rtl/>
-        </w:rPr>
-        <w:t xml:space="preserve"> </w:t>
-      </w:r>
-      <w:r>
-        <w:rPr>
-          <w:rtl/>
-        </w:rPr>
-        <w:t xml:space="preserve">2.67، بیشینهٔ دمای نقطهٔ میانی تنها از 0.898 به 0.926 و 0.939، و تنش محیطیِ سطح داخلی</w:t>
-      </w:r>
-      <w:r>
-        <w:rPr>
-          <w:rtl/>
-        </w:rPr>
-        <w:t xml:space="preserve"> </w:t>
-      </w:r>
-      <w:r>
-        <w:rPr>
-          <w:rtl/>
-        </w:rPr>
-        <w:t xml:space="preserve">از 1.453 به 1.526 و 1.556 می‌رسد — تغییرهایی در حد چند درصد.</w:t>
-      </w:r>
-    </w:p>
-    <w:p>
-      <w:pPr>
-        <w:pStyle w:val="CaptionedFigure"/>
-        <w:bidi/>
-      </w:pPr>
-      <w:r>
-        <w:drawing>
-          <wp:inline>
-            <wp:extent cx="5334000" cy="3708431"/>
-            <wp:effectExtent b="0" l="0" r="0" t="0"/>
-            <wp:docPr descr="اثر نسبت ابعادیِ عرض‌به‌ضخامتِ پلاکت b/t = ۵۰۰ / ۱۰۰۰ / ۲۰۰۰." title="" id="59" name="Picture"/>
-            <a:graphic>
-              <a:graphicData uri="http://schemas.openxmlformats.org/drawingml/2006/picture">
-                <pic:pic>
-                  <pic:nvPicPr>
-                    <pic:cNvPr descr="figures_ch4_color/P_aspect_bt.png" id="60" name="Picture"/>
-                    <pic:cNvPicPr>
-                      <a:picLocks noChangeArrowheads="1" noChangeAspect="1"/>
-                    </pic:cNvPicPr>
-                  </pic:nvPicPr>
-                  <pic:blipFill>
-                    <a:blip r:embed="rId58"/>
+                    <a:blip r:embed="rId53"/>
                     <a:stretch>
                       <a:fillRect/>
                     </a:stretch>
@@ -4074,104 +5602,55 @@
         <w:rPr>
           <w:rtl/>
         </w:rPr>
-        <w:t xml:space="preserve">اثر نسبت ابعادیِ عرض‌به‌ضخامتِ پلاکت b/t = ۵۰۰ / ۱۰۰۰ / ۲۰۰۰.</w:t>
-      </w:r>
-    </w:p>
-    <w:p>
-      <w:pPr>
-        <w:bidi/>
-      </w:pPr>
-      <w:r>
-        <w:rPr>
-          <w:rtl/>
-        </w:rPr>
-        <w:t xml:space="preserve">نسبت عرض‌به‌ضخامت (شکل ۴-۸) در این حالتِ مرجع حتی ضعیف‌تر است: با افزایش b/t از 500</w:t>
-      </w:r>
-      <w:r>
-        <w:rPr>
-          <w:rtl/>
-        </w:rPr>
-        <w:t xml:space="preserve"> </w:t>
-      </w:r>
-      <w:r>
-        <w:rPr>
-          <w:rtl/>
-        </w:rPr>
-        <w:t xml:space="preserve">به 1000 و 2000، دمای بیشینه عملاً ثابت می‌ماند (0.926، 0.926، 0.925) و تنش محیطیِ</w:t>
-      </w:r>
-      <w:r>
-        <w:rPr>
-          <w:rtl/>
-        </w:rPr>
-        <w:t xml:space="preserve"> </w:t>
-      </w:r>
-      <w:r>
-        <w:rPr>
-          <w:rtl/>
-        </w:rPr>
-        <w:t xml:space="preserve">سطح داخلی تنها از 1.542 به 1.516 تغییر می‌کند. در کسر وزنیِ پایینِ مرجع (۰٫۳٪)</w:t>
-      </w:r>
-      <w:r>
-        <w:rPr>
-          <w:rtl/>
-        </w:rPr>
-        <w:t xml:space="preserve"> </w:t>
-      </w:r>
-      <w:r>
-        <w:rPr>
-          <w:rtl/>
-        </w:rPr>
-        <w:t xml:space="preserve">تقویت‌کننده رقیق‌تر از آن است که هندسهٔ پلاکت مؤثر باشد؛ پس هر دو نسبت ابعادی اینجا</w:t>
-      </w:r>
-      <w:r>
-        <w:rPr>
-          <w:rtl/>
-        </w:rPr>
-        <w:t xml:space="preserve"> </w:t>
-      </w:r>
-      <w:r>
-        <w:rPr>
-          <w:rtl/>
-        </w:rPr>
-        <w:t xml:space="preserve">اهرم‌های مرتبهٔ دوم‌اند، برخلاف رژیمِ کسر وزنیِ بالا که نسبت عرض‌به‌ضخامت در آن غالب</w:t>
-      </w:r>
-      <w:r>
-        <w:rPr>
-          <w:rtl/>
-        </w:rPr>
-        <w:t xml:space="preserve"> </w:t>
-      </w:r>
-      <w:r>
-        <w:rPr>
-          <w:rtl/>
-        </w:rPr>
-        <w:t xml:space="preserve">است. همین تمایز خود مشاهده‌ای طراحی‌محور است: شکل پلاکت تنها هنگامی اهرمی معنادار</w:t>
-      </w:r>
-      <w:r>
-        <w:rPr>
-          <w:rtl/>
-        </w:rPr>
-        <w:t xml:space="preserve"> </w:t>
-      </w:r>
-      <w:r>
-        <w:rPr>
-          <w:rtl/>
-        </w:rPr>
-        <w:t xml:space="preserve">می‌شود که کسر وزنی به‌اندازهٔ کافی بزرگ باشد تا تقویت‌کننده خواص مؤثر را کنترل کند.</w:t>
-      </w:r>
-    </w:p>
-    <w:bookmarkEnd w:id="61"/>
-    <w:bookmarkStart w:id="65" w:name="اثر-زمان-تخفیف-لردشولمن-در-برابر-فوریه"/>
-    <w:p>
-      <w:pPr>
-        <w:pStyle w:val="Heading2"/>
-        <w:bidi/>
-      </w:pPr>
-      <w:r>
-        <w:rPr>
-          <w:rtl/>
-        </w:rPr>
-        <w:t xml:space="preserve">۴-۹. اثر زمان تخفیف؛ لرد–شولمن در برابر فوریه</w:t>
+        <w:t xml:space="preserve">اثر نسبت ابعادیِ طول‌به‌عرضِ پلاکت a/b = ۱٫۰ / ۱٫۶۷ / ۲٫۶۷.</w:t>
+      </w:r>
+    </w:p>
+    <w:p>
+      <w:pPr>
+        <w:bidi/>
+      </w:pPr>
+      <w:r>
+        <w:rPr>
+          <w:rtl/>
+        </w:rPr>
+        <w:t xml:space="preserve">اثر نسبت طول‌به‌عرض در شکل ۴-۱۲ آمده است. با افزایش a/b از 1.0 به 1.67 (مرجع) و سپس</w:t>
+      </w:r>
+      <w:r>
+        <w:rPr>
+          <w:rtl/>
+        </w:rPr>
+        <w:t xml:space="preserve"> </w:t>
+      </w:r>
+      <w:r>
+        <w:rPr>
+          <w:rtl/>
+        </w:rPr>
+        <w:t xml:space="preserve">2.67، بیشینهٔ دمای نقطهٔ میانی تنها از 0.898 به 0.926 و 0.939، و تنش محیطیِ سطح داخلی</w:t>
+      </w:r>
+      <w:r>
+        <w:rPr>
+          <w:rtl/>
+        </w:rPr>
+        <w:t xml:space="preserve"> </w:t>
+      </w:r>
+      <w:r>
+        <w:rPr>
+          <w:rtl/>
+        </w:rPr>
+        <w:t xml:space="preserve">از 1.453 به 1.526 و 1.556 می‌رسد — تغییرهایی در حد چند درصد.</w:t>
+      </w:r>
+    </w:p>
+    <w:p>
+      <w:pPr>
+        <w:bidi/>
+      </w:pPr>
+      <w:r>
+        <w:rPr>
+          <w:b/>
+          <w:bCs/>
+          <w:rtl/>
+        </w:rPr>
+        <w:t xml:space="preserve">شکل ۴-۱۳.</w:t>
       </w:r>
     </w:p>
     <w:p>
@@ -4184,18 +5663,18 @@
           <wp:inline>
             <wp:extent cx="5334000" cy="3708431"/>
             <wp:effectExtent b="0" l="0" r="0" t="0"/>
-            <wp:docPr descr="اثر زمان تخفیف: فوریه (tau=0) و لرد–شولمن tau = ۰٫۰۴ / ۰٫۱۵ / ۰٫۴۴ / ۰٫۸۷؛ فراجهش با tau* رشد می‌کند." title="" id="63" name="Picture"/>
+            <wp:docPr descr="اثر نسبت ابعادیِ عرض‌به‌ضخامتِ پلاکت b/t = ۵۰۰ / ۱۰۰۰ / ۲۰۰۰." title="" id="57" name="Picture"/>
             <a:graphic>
               <a:graphicData uri="http://schemas.openxmlformats.org/drawingml/2006/picture">
                 <pic:pic>
                   <pic:nvPicPr>
-                    <pic:cNvPr descr="figures_ch4_color/C_relaxation.png" id="64" name="Picture"/>
+                    <pic:cNvPr descr="figures_ch4_color/P_aspect_bt.png" id="58" name="Picture"/>
                     <pic:cNvPicPr>
                       <a:picLocks noChangeArrowheads="1" noChangeAspect="1"/>
                     </pic:cNvPicPr>
                   </pic:nvPicPr>
                   <pic:blipFill>
-                    <a:blip r:embed="rId62"/>
+                    <a:blip r:embed="rId56"/>
                     <a:stretch>
                       <a:fillRect/>
                     </a:stretch>
@@ -4231,198 +5710,117 @@
         <w:rPr>
           <w:rtl/>
         </w:rPr>
-        <w:t xml:space="preserve">اثر زمان تخفیف: فوریه (tau</w:t>
-      </w:r>
-      <w:r>
-        <w:rPr>
-          <w:i/>
-          <w:iCs/>
-          <w:rtl/>
-        </w:rPr>
-        <w:t xml:space="preserve">=0) و لرد–شولمن tau</w:t>
-      </w:r>
-      <w:r>
-        <w:rPr>
-          <w:rtl/>
-        </w:rPr>
-        <w:t xml:space="preserve"> </w:t>
-      </w:r>
-      <w:r>
-        <w:rPr>
-          <w:rtl/>
-        </w:rPr>
-        <w:t xml:space="preserve">= ۰٫۰۴ / ۰٫۱۵ / ۰٫۴۴ / ۰٫۸۷؛ فراجهش با tau* رشد می‌کند.</w:t>
-      </w:r>
-    </w:p>
-    <w:p>
-      <w:pPr>
-        <w:bidi/>
-      </w:pPr>
-      <w:r>
-        <w:rPr>
-          <w:rtl/>
-        </w:rPr>
-        <w:t xml:space="preserve">شکل ۴-۹ هدایتِ فوریه (τ* = 0) را با چهار زمان تخفیف بی‌بعدِ τ* = 0.04، 0.15، 0.44 و</w:t>
-      </w:r>
-      <w:r>
-        <w:rPr>
-          <w:rtl/>
-        </w:rPr>
-        <w:t xml:space="preserve"> </w:t>
-      </w:r>
-      <w:r>
-        <w:rPr>
-          <w:rtl/>
-        </w:rPr>
-        <w:t xml:space="preserve">0.87 مقایسه می‌کند. زیر هدایت فوریه، دمای نقطهٔ میانی یکنواخت افزایش می‌یابد و هرگز</w:t>
-      </w:r>
-      <w:r>
-        <w:rPr>
-          <w:rtl/>
-        </w:rPr>
-        <w:t xml:space="preserve"> </w:t>
-      </w:r>
-      <w:r>
-        <w:rPr>
-          <w:rtl/>
-        </w:rPr>
-        <w:t xml:space="preserve">از مقدار محرک فراتر نمی‌رود (بیشینهٔ 0.950)، زیرا انتشار کلاسیک با سرعت نامحدود</w:t>
-      </w:r>
-      <w:r>
-        <w:rPr>
-          <w:rtl/>
-        </w:rPr>
-        <w:t xml:space="preserve"> </w:t>
-      </w:r>
-      <w:r>
-        <w:rPr>
-          <w:rtl/>
-        </w:rPr>
-        <w:t xml:space="preserve">نمی‌تواند فراجهش بسازد. با فعال‌شدن زمان تخفیف در نظریهٔ لرد–شولمن، گرما به‌صورت موجی</w:t>
-      </w:r>
-      <w:r>
-        <w:rPr>
-          <w:rtl/>
-        </w:rPr>
-        <w:t xml:space="preserve"> </w:t>
-      </w:r>
-      <w:r>
-        <w:rPr>
-          <w:rtl/>
-        </w:rPr>
-        <w:t xml:space="preserve">با سرعت محدودِ √(α̂/τ0) منتشر می‌شود: بیشینه با افزایش τ* به 0.953، 0.962، 1.166 و</w:t>
-      </w:r>
-      <w:r>
-        <w:rPr>
-          <w:rtl/>
-        </w:rPr>
-        <w:t xml:space="preserve"> </w:t>
-      </w:r>
-      <w:r>
-        <w:rPr>
-          <w:rtl/>
-        </w:rPr>
-        <w:t xml:space="preserve">1.271 رشد می‌کند و برای دو مقدار بزرگ‌تر، دما حتی از مقدار سطح داخلی نیز</w:t>
-      </w:r>
-      <w:r>
-        <w:rPr>
-          <w:rtl/>
-        </w:rPr>
-        <w:t xml:space="preserve"> </w:t>
-      </w:r>
+        <w:t xml:space="preserve">اثر نسبت ابعادیِ عرض‌به‌ضخامتِ پلاکت b/t = ۵۰۰ / ۱۰۰۰ / ۲۰۰۰.</w:t>
+      </w:r>
+    </w:p>
+    <w:p>
+      <w:pPr>
+        <w:bidi/>
+      </w:pPr>
+      <w:r>
+        <w:rPr>
+          <w:rtl/>
+        </w:rPr>
+        <w:t xml:space="preserve">نسبت عرض‌به‌ضخامت (شکل ۴-۱۳) در این حالتِ مرجع حتی ضعیف‌تر است: با افزایش b/t از 500</w:t>
+      </w:r>
+      <w:r>
+        <w:rPr>
+          <w:rtl/>
+        </w:rPr>
+        <w:t xml:space="preserve"> </w:t>
+      </w:r>
+      <w:r>
+        <w:rPr>
+          <w:rtl/>
+        </w:rPr>
+        <w:t xml:space="preserve">به 1000 و 2000، دمای بیشینه عملاً ثابت می‌ماند (0.926، 0.926، 0.925) و تنش محیطیِ</w:t>
+      </w:r>
+      <w:r>
+        <w:rPr>
+          <w:rtl/>
+        </w:rPr>
+        <w:t xml:space="preserve"> </w:t>
+      </w:r>
+      <w:r>
+        <w:rPr>
+          <w:rtl/>
+        </w:rPr>
+        <w:t xml:space="preserve">سطح داخلی تنها از 1.542 به 1.516 تغییر می‌کند. در کسر وزنیِ پایینِ مرجع (۰٫۳٪)</w:t>
+      </w:r>
+      <w:r>
+        <w:rPr>
+          <w:rtl/>
+        </w:rPr>
+        <w:t xml:space="preserve"> </w:t>
+      </w:r>
+      <w:r>
+        <w:rPr>
+          <w:rtl/>
+        </w:rPr>
+        <w:t xml:space="preserve">تقویت‌کننده رقیق‌تر از آن است که هندسهٔ پلاکت مؤثر باشد؛ پس هر دو نسبت ابعادی اینجا</w:t>
+      </w:r>
+      <w:r>
+        <w:rPr>
+          <w:rtl/>
+        </w:rPr>
+        <w:t xml:space="preserve"> </w:t>
+      </w:r>
+      <w:r>
+        <w:rPr>
+          <w:rtl/>
+        </w:rPr>
+        <w:t xml:space="preserve">اهرم‌های مرتبهٔ دوم‌اند، برخلاف رژیمِ کسر وزنیِ بالا که نسبت عرض‌به‌ضخامت در آن غالب</w:t>
+      </w:r>
+      <w:r>
+        <w:rPr>
+          <w:rtl/>
+        </w:rPr>
+        <w:t xml:space="preserve"> </w:t>
+      </w:r>
+      <w:r>
+        <w:rPr>
+          <w:rtl/>
+        </w:rPr>
+        <w:t xml:space="preserve">است. همین تمایز خود مشاهده‌ای طراحی‌محور است: شکل پلاکت تنها هنگامی اهرمی معنادار</w:t>
+      </w:r>
+      <w:r>
+        <w:rPr>
+          <w:rtl/>
+        </w:rPr>
+        <w:t xml:space="preserve"> </w:t>
+      </w:r>
+      <w:r>
+        <w:rPr>
+          <w:rtl/>
+        </w:rPr>
+        <w:t xml:space="preserve">می‌شود که کسر وزنی به‌اندازهٔ کافی بزرگ باشد تا تقویت‌کننده خواص مؤثر را کنترل کند.</w:t>
+      </w:r>
+    </w:p>
+    <w:bookmarkEnd w:id="59"/>
+    <w:bookmarkStart w:id="63" w:name="اثر-زمان-تخفیف-لردشولمن-در-برابر-فوریه"/>
+    <w:p>
+      <w:pPr>
+        <w:pStyle w:val="Heading2"/>
+        <w:bidi/>
+      </w:pPr>
+      <w:r>
+        <w:rPr>
+          <w:rtl/>
+        </w:rPr>
+        <w:t xml:space="preserve">۴-۹. اثر زمان تخفیف؛ لرد–شولمن در برابر فوریه</w:t>
+      </w:r>
+    </w:p>
+    <w:p>
+      <w:pPr>
+        <w:bidi/>
+      </w:pPr>
       <w:r>
         <w:rPr>
           <w:b/>
           <w:bCs/>
           <w:rtl/>
         </w:rPr>
-        <w:t xml:space="preserve">فراجهش</w:t>
-      </w:r>
-      <w:r>
-        <w:rPr>
-          <w:rtl/>
-        </w:rPr>
-        <w:t xml:space="preserve"> </w:t>
-      </w:r>
-      <w:r>
-        <w:rPr>
-          <w:rtl/>
-        </w:rPr>
-        <w:t xml:space="preserve">می‌کند — تا 1.271 در τ* = 0.87 — پدیده‌ای کاملاً هذلولوی که در نظریهٔ سهموی فوریه</w:t>
-      </w:r>
-      <w:r>
-        <w:rPr>
-          <w:rtl/>
-        </w:rPr>
-        <w:t xml:space="preserve"> </w:t>
-      </w:r>
-      <w:r>
-        <w:rPr>
-          <w:rtl/>
-        </w:rPr>
-        <w:t xml:space="preserve">ناممکن است. در مقدار مرجعِ ملایمِ τ* = 0.15 فراجهش هنوز کوچک است (0.962)، و به همین</w:t>
-      </w:r>
-      <w:r>
-        <w:rPr>
-          <w:rtl/>
-        </w:rPr>
-        <w:t xml:space="preserve"> </w:t>
-      </w:r>
-      <w:r>
-        <w:rPr>
-          <w:rtl/>
-        </w:rPr>
-        <w:t xml:space="preserve">دلیل تاریخچه‌های مرجعِ سایر مطالعات تنها یک بیشینهٔ ملایم نشان می‌دهند؛ امضای موج تنها</w:t>
-      </w:r>
-      <w:r>
-        <w:rPr>
-          <w:rtl/>
-        </w:rPr>
-        <w:t xml:space="preserve"> </w:t>
-      </w:r>
-      <w:r>
-        <w:rPr>
-          <w:rtl/>
-        </w:rPr>
-        <w:t xml:space="preserve">با افزایش زمان تخفیف غالب می‌شود. بنابراین زمان تخفیف هم ورود موج و هم دامنهٔ فراجهش</w:t>
-      </w:r>
-      <w:r>
-        <w:rPr>
-          <w:rtl/>
-        </w:rPr>
-        <w:t xml:space="preserve"> </w:t>
-      </w:r>
-      <w:r>
-        <w:rPr>
-          <w:rtl/>
-        </w:rPr>
-        <w:t xml:space="preserve">را کنترل می‌کند، و امضای روشن آن در تاریخچه‌های دما استدلال مرکزیِ به‌کارگیریِ</w:t>
-      </w:r>
-      <w:r>
-        <w:rPr>
-          <w:rtl/>
-        </w:rPr>
-        <w:t xml:space="preserve"> </w:t>
-      </w:r>
-      <w:r>
-        <w:rPr>
-          <w:rtl/>
-        </w:rPr>
-        <w:t xml:space="preserve">ترموالاستیسیتهٔ تعمیم‌یافته در تحلیل‌های زمان‌کوتاه است [۳].</w:t>
-      </w:r>
-    </w:p>
-    <w:bookmarkEnd w:id="65"/>
-    <w:bookmarkStart w:id="69" w:name="اثر-شرایط-تکیهگاهی-دو-سر"/>
-    <w:p>
-      <w:pPr>
-        <w:pStyle w:val="Heading2"/>
-        <w:bidi/>
-      </w:pPr>
-      <w:r>
-        <w:rPr>
-          <w:rtl/>
-        </w:rPr>
-        <w:t xml:space="preserve">۴-۱۰. اثر شرایط تکیه‌گاهی دو سر</w:t>
+        <w:t xml:space="preserve">شکل ۴-۱۴.</w:t>
       </w:r>
     </w:p>
     <w:p>
@@ -4435,18 +5833,18 @@
           <wp:inline>
             <wp:extent cx="5334000" cy="3708431"/>
             <wp:effectExtent b="0" l="0" r="0" t="0"/>
-            <wp:docPr descr="اثر شرایط تکیه‌گاهیِ دو سر: ساده (S-S)، مخلوط (S-C) و گیردار (C-C)." title="" id="67" name="Picture"/>
+            <wp:docPr descr="اثر زمان تخفیف: فوریه (tau=0) و لرد–شولمن tau = ۰٫۰۴ / ۰٫۱۵ / ۰٫۴۴ / ۰٫۸۷؛ فراجهش با tau* رشد می‌کند." title="" id="61" name="Picture"/>
             <a:graphic>
               <a:graphicData uri="http://schemas.openxmlformats.org/drawingml/2006/picture">
                 <pic:pic>
                   <pic:nvPicPr>
-                    <pic:cNvPr descr="figures_ch4_color/F_end_BC.png" id="68" name="Picture"/>
+                    <pic:cNvPr descr="figures_ch4_color/C_relaxation.png" id="62" name="Picture"/>
                     <pic:cNvPicPr>
                       <a:picLocks noChangeArrowheads="1" noChangeAspect="1"/>
                     </pic:cNvPicPr>
                   </pic:nvPicPr>
                   <pic:blipFill>
-                    <a:blip r:embed="rId66"/>
+                    <a:blip r:embed="rId60"/>
                     <a:stretch>
                       <a:fillRect/>
                     </a:stretch>
@@ -4482,165 +5880,188 @@
         <w:rPr>
           <w:rtl/>
         </w:rPr>
-        <w:t xml:space="preserve">اثر شرایط تکیه‌گاهیِ دو سر: ساده (S-S)، مخلوط (S-C) و گیردار (C-C).</w:t>
-      </w:r>
-    </w:p>
-    <w:p>
-      <w:pPr>
-        <w:bidi/>
-      </w:pPr>
-      <w:r>
-        <w:rPr>
-          <w:rtl/>
-        </w:rPr>
-        <w:t xml:space="preserve">اثر شرایط تکیه‌گاهی برای سه حالت بررسی می‌شود: دو سر ساده (S-S)، یک سر ساده و سر</w:t>
-      </w:r>
-      <w:r>
-        <w:rPr>
-          <w:rtl/>
-        </w:rPr>
-        <w:t xml:space="preserve"> </w:t>
-      </w:r>
-      <w:r>
-        <w:rPr>
-          <w:rtl/>
-        </w:rPr>
-        <w:t xml:space="preserve">دیگر گیردار (S-C)، و دو سر گیردار (C-C). چنان‌که در شکل ۴-۱۰ دیده می‌شود، میدان دما</w:t>
-      </w:r>
-      <w:r>
-        <w:rPr>
-          <w:rtl/>
-        </w:rPr>
-        <w:t xml:space="preserve"> </w:t>
-      </w:r>
-      <w:r>
-        <w:rPr>
-          <w:rtl/>
-        </w:rPr>
-        <w:t xml:space="preserve">تقریباً مستقل از نوع تکیه‌گاه است و بیشینهٔ دمای نقطهٔ میانی برای هر سه در باند باریکِ</w:t>
-      </w:r>
-      <w:r>
-        <w:rPr>
-          <w:rtl/>
-        </w:rPr>
-        <w:t xml:space="preserve"> </w:t>
-      </w:r>
-      <w:r>
-        <w:rPr>
-          <w:rtl/>
-        </w:rPr>
-        <w:t xml:space="preserve">0.926 تا 0.929 می‌ماند، چون تکیه‌گاه مکانیکی مستقیماً مسئلهٔ حرارتی را تغییر نمی‌دهد.</w:t>
-      </w:r>
-    </w:p>
-    <w:p>
-      <w:pPr>
-        <w:bidi/>
-      </w:pPr>
-      <w:r>
-        <w:rPr>
-          <w:rtl/>
-        </w:rPr>
-        <w:t xml:space="preserve">پاسخ مکانیکی به‌شدت به تکیه‌گاه وابسته است. گیردارکردن انتها قیدِ محوری می‌افزاید که</w:t>
-      </w:r>
-      <w:r>
-        <w:rPr>
-          <w:rtl/>
-        </w:rPr>
-        <w:t xml:space="preserve"> </w:t>
-      </w:r>
-      <w:r>
-        <w:rPr>
-          <w:rtl/>
-        </w:rPr>
-        <w:t xml:space="preserve">کششِ محیطیِ مقطع میانی را کاهش می‌دهد: تنش محیطیِ بی‌بعد سطح داخلی از 1.526 برای S-S</w:t>
-      </w:r>
-      <w:r>
-        <w:rPr>
-          <w:rtl/>
-        </w:rPr>
-        <w:t xml:space="preserve"> </w:t>
-      </w:r>
-      <w:r>
-        <w:rPr>
-          <w:rtl/>
-        </w:rPr>
-        <w:t xml:space="preserve">از راه 1.068 برای حالتِ مخلوطِ S-C به 0.424 برای C-C، و بیشینهٔ تنش محیطی از 2.112</w:t>
-      </w:r>
-      <w:r>
-        <w:rPr>
-          <w:rtl/>
-        </w:rPr>
-        <w:t xml:space="preserve"> </w:t>
-      </w:r>
-      <w:r>
-        <w:rPr>
-          <w:rtl/>
-        </w:rPr>
-        <w:t xml:space="preserve">به 1.803 و 1.535 افت می‌کند. حالت مخلوط در هر کمیت به‌درستی میان دو حالت حدی قرار</w:t>
-      </w:r>
-      <w:r>
-        <w:rPr>
-          <w:rtl/>
-        </w:rPr>
-        <w:t xml:space="preserve"> </w:t>
-      </w:r>
-      <w:r>
-        <w:rPr>
-          <w:rtl/>
-        </w:rPr>
-        <w:t xml:space="preserve">می‌گیرد و رفتار میانیِ مورد انتظار را تأیید می‌کند. بیشینهٔ جابجایی شعاعی حساسیت</w:t>
-      </w:r>
-      <w:r>
-        <w:rPr>
-          <w:rtl/>
-        </w:rPr>
-        <w:t xml:space="preserve"> </w:t>
-      </w:r>
-      <w:r>
-        <w:rPr>
-          <w:rtl/>
-        </w:rPr>
-        <w:t xml:space="preserve">کمتری دارد و تنها از 9.10 (S-S) به 8.27 (C-C) تغییر می‌کند، زیرا در مقطع میانیِ این</w:t>
-      </w:r>
-      <w:r>
-        <w:rPr>
-          <w:rtl/>
-        </w:rPr>
-        <w:t xml:space="preserve"> </w:t>
-      </w:r>
-      <w:r>
-        <w:rPr>
-          <w:rtl/>
-        </w:rPr>
-        <w:t xml:space="preserve">استوانهٔ نسبتاً بلند، قیدهای انتها تا حدی پوشیده می‌مانند؛ اغتشاش ناشی از هر تکیه‌گاه</w:t>
-      </w:r>
-      <w:r>
-        <w:rPr>
-          <w:rtl/>
-        </w:rPr>
-        <w:t xml:space="preserve"> </w:t>
-      </w:r>
-      <w:r>
-        <w:rPr>
-          <w:rtl/>
-        </w:rPr>
-        <w:t xml:space="preserve">در فاصلهٔ حدود یک ضخامتِ جداره از انتها میرا می‌شود، که گزارشِ کمیت‌های مقطع میانی را</w:t>
-      </w:r>
-      <w:r>
-        <w:rPr>
-          <w:rtl/>
-        </w:rPr>
-        <w:t xml:space="preserve"> </w:t>
-      </w:r>
-      <w:r>
-        <w:rPr>
-          <w:rtl/>
-        </w:rPr>
-        <w:t xml:space="preserve">به‌عنوان پاسخ مشخصهٔ سازه موجه می‌سازد.</w:t>
-      </w:r>
-    </w:p>
-    <w:bookmarkEnd w:id="69"/>
-    <w:bookmarkStart w:id="73" w:name="اثر-فشار-داخلی"/>
+        <w:t xml:space="preserve">اثر زمان تخفیف: فوریه (tau</w:t>
+      </w:r>
+      <w:r>
+        <w:rPr>
+          <w:i/>
+          <w:iCs/>
+          <w:rtl/>
+        </w:rPr>
+        <w:t xml:space="preserve">=0) و لرد–شولمن tau</w:t>
+      </w:r>
+      <w:r>
+        <w:rPr>
+          <w:rtl/>
+        </w:rPr>
+        <w:t xml:space="preserve"> </w:t>
+      </w:r>
+      <w:r>
+        <w:rPr>
+          <w:rtl/>
+        </w:rPr>
+        <w:t xml:space="preserve">= ۰٫۰۴ / ۰٫۱۵ / ۰٫۴۴ / ۰٫۸۷؛ فراجهش با tau* رشد می‌کند.</w:t>
+      </w:r>
+    </w:p>
+    <w:p>
+      <w:pPr>
+        <w:bidi/>
+      </w:pPr>
+      <w:r>
+        <w:rPr>
+          <w:rtl/>
+        </w:rPr>
+        <w:t xml:space="preserve">شکل ۴-۱۴ هدایتِ فوریه (τ* = 0) را با چهار زمان تخفیف بی‌بعدِ τ* = 0.04، 0.15، 0.44 و</w:t>
+      </w:r>
+      <w:r>
+        <w:rPr>
+          <w:rtl/>
+        </w:rPr>
+        <w:t xml:space="preserve"> </w:t>
+      </w:r>
+      <w:r>
+        <w:rPr>
+          <w:rtl/>
+        </w:rPr>
+        <w:t xml:space="preserve">0.87 مقایسه می‌کند. زیر هدایت فوریه، دمای نقطهٔ میانی یکنواخت افزایش می‌یابد و هرگز</w:t>
+      </w:r>
+      <w:r>
+        <w:rPr>
+          <w:rtl/>
+        </w:rPr>
+        <w:t xml:space="preserve"> </w:t>
+      </w:r>
+      <w:r>
+        <w:rPr>
+          <w:rtl/>
+        </w:rPr>
+        <w:t xml:space="preserve">از مقدار محرک فراتر نمی‌رود (بیشینهٔ 0.950)، زیرا انتشار کلاسیک با سرعت نامحدود</w:t>
+      </w:r>
+      <w:r>
+        <w:rPr>
+          <w:rtl/>
+        </w:rPr>
+        <w:t xml:space="preserve"> </w:t>
+      </w:r>
+      <w:r>
+        <w:rPr>
+          <w:rtl/>
+        </w:rPr>
+        <w:t xml:space="preserve">نمی‌تواند فراجهش بسازد. با فعال‌شدن زمان تخفیف در نظریهٔ لرد–شولمن، گرما به‌صورت موجی</w:t>
+      </w:r>
+      <w:r>
+        <w:rPr>
+          <w:rtl/>
+        </w:rPr>
+        <w:t xml:space="preserve"> </w:t>
+      </w:r>
+      <w:r>
+        <w:rPr>
+          <w:rtl/>
+        </w:rPr>
+        <w:t xml:space="preserve">با سرعت محدودِ √(α̂/τ0) منتشر می‌شود: بیشینه با افزایش τ* به 0.953، 0.962، 1.166 و</w:t>
+      </w:r>
+      <w:r>
+        <w:rPr>
+          <w:rtl/>
+        </w:rPr>
+        <w:t xml:space="preserve"> </w:t>
+      </w:r>
+      <w:r>
+        <w:rPr>
+          <w:rtl/>
+        </w:rPr>
+        <w:t xml:space="preserve">1.271 رشد می‌کند و برای دو مقدار بزرگ‌تر، دما حتی از مقدار سطح داخلی نیز</w:t>
+      </w:r>
+      <w:r>
+        <w:rPr>
+          <w:rtl/>
+        </w:rPr>
+        <w:t xml:space="preserve"> </w:t>
+      </w:r>
+      <w:r>
+        <w:rPr>
+          <w:b/>
+          <w:bCs/>
+          <w:rtl/>
+        </w:rPr>
+        <w:t xml:space="preserve">فراجهش</w:t>
+      </w:r>
+      <w:r>
+        <w:rPr>
+          <w:rtl/>
+        </w:rPr>
+        <w:t xml:space="preserve"> </w:t>
+      </w:r>
+      <w:r>
+        <w:rPr>
+          <w:rtl/>
+        </w:rPr>
+        <w:t xml:space="preserve">می‌کند — تا 1.271 در τ* = 0.87 — پدیده‌ای کاملاً هذلولوی که در نظریهٔ سهموی فوریه</w:t>
+      </w:r>
+      <w:r>
+        <w:rPr>
+          <w:rtl/>
+        </w:rPr>
+        <w:t xml:space="preserve"> </w:t>
+      </w:r>
+      <w:r>
+        <w:rPr>
+          <w:rtl/>
+        </w:rPr>
+        <w:t xml:space="preserve">ناممکن است. در مقدار مرجعِ ملایمِ τ* = 0.15 فراجهش هنوز کوچک است (0.962)، و به همین</w:t>
+      </w:r>
+      <w:r>
+        <w:rPr>
+          <w:rtl/>
+        </w:rPr>
+        <w:t xml:space="preserve"> </w:t>
+      </w:r>
+      <w:r>
+        <w:rPr>
+          <w:rtl/>
+        </w:rPr>
+        <w:t xml:space="preserve">دلیل تاریخچه‌های مرجعِ سایر مطالعات تنها یک بیشینهٔ ملایم نشان می‌دهند؛ امضای موج تنها</w:t>
+      </w:r>
+      <w:r>
+        <w:rPr>
+          <w:rtl/>
+        </w:rPr>
+        <w:t xml:space="preserve"> </w:t>
+      </w:r>
+      <w:r>
+        <w:rPr>
+          <w:rtl/>
+        </w:rPr>
+        <w:t xml:space="preserve">با افزایش زمان تخفیف غالب می‌شود. بنابراین زمان تخفیف هم ورود موج و هم دامنهٔ فراجهش</w:t>
+      </w:r>
+      <w:r>
+        <w:rPr>
+          <w:rtl/>
+        </w:rPr>
+        <w:t xml:space="preserve"> </w:t>
+      </w:r>
+      <w:r>
+        <w:rPr>
+          <w:rtl/>
+        </w:rPr>
+        <w:t xml:space="preserve">را کنترل می‌کند، و امضای روشن آن در تاریخچه‌های دما استدلال مرکزیِ به‌کارگیریِ</w:t>
+      </w:r>
+      <w:r>
+        <w:rPr>
+          <w:rtl/>
+        </w:rPr>
+        <w:t xml:space="preserve"> </w:t>
+      </w:r>
+      <w:r>
+        <w:rPr>
+          <w:rtl/>
+        </w:rPr>
+        <w:t xml:space="preserve">ترموالاستیسیتهٔ تعمیم‌یافته در تحلیل‌های زمان‌کوتاه است [۳].</w:t>
+      </w:r>
+    </w:p>
+    <w:bookmarkEnd w:id="63"/>
+    <w:bookmarkStart w:id="67" w:name="اثر-شرایط-تکیهگاهی-دو-سر"/>
     <w:p>
       <w:pPr>
         <w:pStyle w:val="Heading2"/>
@@ -4650,54 +6071,20 @@
         <w:rPr>
           <w:rtl/>
         </w:rPr>
-        <w:t xml:space="preserve">۴-۱۱. اثر فشار داخلی</w:t>
-      </w:r>
-    </w:p>
-    <w:p>
-      <w:pPr>
-        <w:bidi/>
-      </w:pPr>
-      <w:r>
-        <w:rPr>
-          <w:rtl/>
-        </w:rPr>
-        <w:t xml:space="preserve">اثر فشار داخلی با جاروبی در 0، 10، 50 (مرجع) و 100 مگاپاسکال بررسی می‌شود که از</w:t>
-      </w:r>
-      <w:r>
-        <w:rPr>
-          <w:rtl/>
-        </w:rPr>
-        <w:t xml:space="preserve"> </w:t>
-      </w:r>
-      <w:r>
-        <w:rPr>
-          <w:rtl/>
-        </w:rPr>
-        <w:t xml:space="preserve">فشار کم تا بسیار زیاد را می‌پوشاند. چنان‌که در شکل ۴-۱۱ دیده می‌شود، میدان دما عملاً</w:t>
-      </w:r>
-      <w:r>
-        <w:rPr>
-          <w:rtl/>
-        </w:rPr>
-        <w:t xml:space="preserve"> </w:t>
-      </w:r>
-      <w:r>
-        <w:rPr>
-          <w:rtl/>
-        </w:rPr>
-        <w:t xml:space="preserve">مستقل از فشار داخلی است، زیرا بارگذاری حرارتی و مکانیکی تنها از راه جملهٔ ممزوجِ</w:t>
-      </w:r>
-      <w:r>
-        <w:rPr>
-          <w:rtl/>
-        </w:rPr>
-        <w:t xml:space="preserve"> </w:t>
-      </w:r>
-      <w:r>
-        <w:rPr>
-          <w:rtl/>
-        </w:rPr>
-        <w:t xml:space="preserve">ضعیفِ معادلهٔ انرژی به هم پیوند می‌خورند و فشار محرکِ مستقیمِ دما نیست.</w:t>
+        <w:t xml:space="preserve">۴-۱۰. اثر شرایط تکیه‌گاهی دو سر</w:t>
+      </w:r>
+    </w:p>
+    <w:p>
+      <w:pPr>
+        <w:bidi/>
+      </w:pPr>
+      <w:r>
+        <w:rPr>
+          <w:b/>
+          <w:bCs/>
+          <w:rtl/>
+        </w:rPr>
+        <w:t xml:space="preserve">شکل ۴-۱۵.</w:t>
       </w:r>
     </w:p>
     <w:p>
@@ -4710,18 +6097,18 @@
           <wp:inline>
             <wp:extent cx="5334000" cy="3708431"/>
             <wp:effectExtent b="0" l="0" r="0" t="0"/>
-            <wp:docPr descr="اثر فشار داخلی P_i = ۰ / ۱۰ / ۵۰ / ۱۰۰ مگاپاسکال؛ پاسخ مکانیکی خطی رشد می‌کند." title="" id="71" name="Picture"/>
+            <wp:docPr descr="اثر شرایط تکیه‌گاهیِ دو سر: ساده (S-S)، مخلوط (S-C) و گیردار (C-C)." title="" id="65" name="Picture"/>
             <a:graphic>
               <a:graphicData uri="http://schemas.openxmlformats.org/drawingml/2006/picture">
                 <pic:pic>
                   <pic:nvPicPr>
-                    <pic:cNvPr descr="figures_ch4_color/G_pressure.png" id="72" name="Picture"/>
+                    <pic:cNvPr descr="figures_ch4_color/F_end_BC.png" id="66" name="Picture"/>
                     <pic:cNvPicPr>
                       <a:picLocks noChangeArrowheads="1" noChangeAspect="1"/>
                     </pic:cNvPicPr>
                   </pic:nvPicPr>
                   <pic:blipFill>
-                    <a:blip r:embed="rId70"/>
+                    <a:blip r:embed="rId64"/>
                     <a:stretch>
                       <a:fillRect/>
                     </a:stretch>
@@ -4757,142 +6144,165 @@
         <w:rPr>
           <w:rtl/>
         </w:rPr>
-        <w:t xml:space="preserve">اثر فشار داخلی P_i = ۰ / ۱۰ / ۵۰ / ۱۰۰ مگاپاسکال؛ پاسخ مکانیکی خطی رشد می‌کند.</w:t>
-      </w:r>
-    </w:p>
-    <w:p>
-      <w:pPr>
-        <w:bidi/>
-      </w:pPr>
-      <w:r>
-        <w:rPr>
-          <w:rtl/>
-        </w:rPr>
-        <w:t xml:space="preserve">در مقابل، پاسخ مکانیکی خطی با فشار رشد می‌کند. تنش محیطیِ سطح داخلی از منفیِ 0.387</w:t>
-      </w:r>
-      <w:r>
-        <w:rPr>
-          <w:rtl/>
-        </w:rPr>
-        <w:t xml:space="preserve"> </w:t>
-      </w:r>
-      <w:r>
-        <w:rPr>
-          <w:rtl/>
-        </w:rPr>
-        <w:t xml:space="preserve">بدون فشار (حالتی کاملاً حرارتی و اندکی فشاری) از راه منفیِ 0.004 و 1.526 به 3.439</w:t>
-      </w:r>
-      <w:r>
-        <w:rPr>
-          <w:rtl/>
-        </w:rPr>
-        <w:t xml:space="preserve"> </w:t>
-      </w:r>
-      <w:r>
-        <w:rPr>
-          <w:rtl/>
-        </w:rPr>
-        <w:t xml:space="preserve">در 100 مگاپاسکال می‌رسد، با افزایشی حدود 0.0383 بر مگاپاسکال؛ و بیشینهٔ جابجایی شعاعی</w:t>
-      </w:r>
-      <w:r>
-        <w:rPr>
-          <w:rtl/>
-        </w:rPr>
-        <w:t xml:space="preserve"> </w:t>
-      </w:r>
-      <w:r>
-        <w:rPr>
-          <w:rtl/>
-        </w:rPr>
-        <w:t xml:space="preserve">از 3.75 از راه 4.82 و 9.10 به 14.44، با افزایشی حدود 0.107 بر مگاپاسکال. این خطیتِ</w:t>
-      </w:r>
-      <w:r>
-        <w:rPr>
-          <w:rtl/>
-        </w:rPr>
-        <w:t xml:space="preserve"> </w:t>
-      </w:r>
-      <w:r>
-        <w:rPr>
-          <w:rtl/>
-        </w:rPr>
-        <w:t xml:space="preserve">کامل بازتاب ماهیت خطیِ مدل ترموالاستیک است، و حتی در 100 مگاپاسکال حل هموار و همگرا</w:t>
-      </w:r>
-      <w:r>
-        <w:rPr>
-          <w:rtl/>
-        </w:rPr>
-        <w:t xml:space="preserve"> </w:t>
-      </w:r>
-      <w:r>
-        <w:rPr>
-          <w:rtl/>
-        </w:rPr>
-        <w:t xml:space="preserve">می‌ماند و هیچ گسستی رخ نمی‌دهد، زیرا گسیختگیِ فیزیکی (شکست یا جدایش ماده) در مدل خطیِ</w:t>
-      </w:r>
-      <w:r>
-        <w:rPr>
-          <w:rtl/>
-        </w:rPr>
-        <w:t xml:space="preserve"> </w:t>
-      </w:r>
-      <w:r>
-        <w:rPr>
-          <w:rtl/>
-        </w:rPr>
-        <w:t xml:space="preserve">حاضر گنجانده نشده است؛ ارزیابیِ آن نیازمند مدل آسیب یا شکست است. برخلاف فشارهای</w:t>
-      </w:r>
-      <w:r>
-        <w:rPr>
-          <w:rtl/>
-        </w:rPr>
-        <w:t xml:space="preserve"> </w:t>
-      </w:r>
-      <w:r>
-        <w:rPr>
-          <w:rtl/>
-        </w:rPr>
-        <w:t xml:space="preserve">مرتبهٔ مگاپاسکالِ تقریباً ناچیز در بخش بزرگی از پیشینه، در فشار مرجعِ 50 مگاپاسکال،</w:t>
-      </w:r>
-      <w:r>
-        <w:rPr>
-          <w:rtl/>
-        </w:rPr>
-        <w:t xml:space="preserve"> </w:t>
-      </w:r>
-      <w:r>
-        <w:rPr>
-          <w:rtl/>
-        </w:rPr>
-        <w:t xml:space="preserve">فشار یک سهم‌گذارِ مرتبهٔ اولِ تنش و جابجایی است، در حالی که میدان دما همچنان حرارتی‌محور</w:t>
-      </w:r>
-      <w:r>
-        <w:rPr>
-          <w:rtl/>
-        </w:rPr>
-        <w:t xml:space="preserve"> </w:t>
-      </w:r>
-      <w:r>
-        <w:rPr>
-          <w:rtl/>
-        </w:rPr>
-        <w:t xml:space="preserve">می‌ماند. پروفیل تنش شعاعیِ بی‌بعد از منفیِ فشار اعمالی در سطح داخلی تا صفر در سطح</w:t>
-      </w:r>
-      <w:r>
-        <w:rPr>
-          <w:rtl/>
-        </w:rPr>
-        <w:t xml:space="preserve"> </w:t>
-      </w:r>
-      <w:r>
-        <w:rPr>
-          <w:rtl/>
-        </w:rPr>
-        <w:t xml:space="preserve">خارجی می‌رود، سازگار با شرط مرزیِ بارگذاری.</w:t>
-      </w:r>
-    </w:p>
-    <w:bookmarkEnd w:id="73"/>
-    <w:bookmarkStart w:id="77" w:name="اثر-طول-استوانه-و-حد-استوانه-بلند"/>
+        <w:t xml:space="preserve">اثر شرایط تکیه‌گاهیِ دو سر: ساده (S-S)، مخلوط (S-C) و گیردار (C-C).</w:t>
+      </w:r>
+    </w:p>
+    <w:p>
+      <w:pPr>
+        <w:bidi/>
+      </w:pPr>
+      <w:r>
+        <w:rPr>
+          <w:rtl/>
+        </w:rPr>
+        <w:t xml:space="preserve">اثر شرایط تکیه‌گاهی برای سه حالت بررسی می‌شود: دو سر ساده (S-S)، یک سر ساده و سر</w:t>
+      </w:r>
+      <w:r>
+        <w:rPr>
+          <w:rtl/>
+        </w:rPr>
+        <w:t xml:space="preserve"> </w:t>
+      </w:r>
+      <w:r>
+        <w:rPr>
+          <w:rtl/>
+        </w:rPr>
+        <w:t xml:space="preserve">دیگر گیردار (S-C)، و دو سر گیردار (C-C). چنان‌که در شکل ۴-۱۵ دیده می‌شود، میدان دما</w:t>
+      </w:r>
+      <w:r>
+        <w:rPr>
+          <w:rtl/>
+        </w:rPr>
+        <w:t xml:space="preserve"> </w:t>
+      </w:r>
+      <w:r>
+        <w:rPr>
+          <w:rtl/>
+        </w:rPr>
+        <w:t xml:space="preserve">تقریباً مستقل از نوع تکیه‌گاه است و بیشینهٔ دمای نقطهٔ میانی برای هر سه در باند باریکِ</w:t>
+      </w:r>
+      <w:r>
+        <w:rPr>
+          <w:rtl/>
+        </w:rPr>
+        <w:t xml:space="preserve"> </w:t>
+      </w:r>
+      <w:r>
+        <w:rPr>
+          <w:rtl/>
+        </w:rPr>
+        <w:t xml:space="preserve">0.926 تا 0.929 می‌ماند، چون تکیه‌گاه مکانیکی مستقیماً مسئلهٔ حرارتی را تغییر نمی‌دهد.</w:t>
+      </w:r>
+    </w:p>
+    <w:p>
+      <w:pPr>
+        <w:bidi/>
+      </w:pPr>
+      <w:r>
+        <w:rPr>
+          <w:rtl/>
+        </w:rPr>
+        <w:t xml:space="preserve">پاسخ مکانیکی به‌شدت به تکیه‌گاه وابسته است. گیردارکردن انتها قیدِ محوری می‌افزاید که</w:t>
+      </w:r>
+      <w:r>
+        <w:rPr>
+          <w:rtl/>
+        </w:rPr>
+        <w:t xml:space="preserve"> </w:t>
+      </w:r>
+      <w:r>
+        <w:rPr>
+          <w:rtl/>
+        </w:rPr>
+        <w:t xml:space="preserve">کششِ محیطیِ مقطع میانی را کاهش می‌دهد: تنش محیطیِ بی‌بعد سطح داخلی از 1.526 برای S-S</w:t>
+      </w:r>
+      <w:r>
+        <w:rPr>
+          <w:rtl/>
+        </w:rPr>
+        <w:t xml:space="preserve"> </w:t>
+      </w:r>
+      <w:r>
+        <w:rPr>
+          <w:rtl/>
+        </w:rPr>
+        <w:t xml:space="preserve">از راه 1.068 برای حالتِ مخلوطِ S-C به 0.424 برای C-C، و بیشینهٔ تنش محیطی از 2.112</w:t>
+      </w:r>
+      <w:r>
+        <w:rPr>
+          <w:rtl/>
+        </w:rPr>
+        <w:t xml:space="preserve"> </w:t>
+      </w:r>
+      <w:r>
+        <w:rPr>
+          <w:rtl/>
+        </w:rPr>
+        <w:t xml:space="preserve">به 1.803 و 1.535 افت می‌کند. حالت مخلوط در هر کمیت به‌درستی میان دو حالت حدی قرار</w:t>
+      </w:r>
+      <w:r>
+        <w:rPr>
+          <w:rtl/>
+        </w:rPr>
+        <w:t xml:space="preserve"> </w:t>
+      </w:r>
+      <w:r>
+        <w:rPr>
+          <w:rtl/>
+        </w:rPr>
+        <w:t xml:space="preserve">می‌گیرد و رفتار میانیِ مورد انتظار را تأیید می‌کند. بیشینهٔ جابجایی شعاعی حساسیت</w:t>
+      </w:r>
+      <w:r>
+        <w:rPr>
+          <w:rtl/>
+        </w:rPr>
+        <w:t xml:space="preserve"> </w:t>
+      </w:r>
+      <w:r>
+        <w:rPr>
+          <w:rtl/>
+        </w:rPr>
+        <w:t xml:space="preserve">کمتری دارد و تنها از 9.10 (S-S) به 8.27 (C-C) تغییر می‌کند، زیرا در مقطع میانیِ این</w:t>
+      </w:r>
+      <w:r>
+        <w:rPr>
+          <w:rtl/>
+        </w:rPr>
+        <w:t xml:space="preserve"> </w:t>
+      </w:r>
+      <w:r>
+        <w:rPr>
+          <w:rtl/>
+        </w:rPr>
+        <w:t xml:space="preserve">استوانهٔ نسبتاً بلند، قیدهای انتها تا حدی پوشیده می‌مانند؛ اغتشاش ناشی از هر تکیه‌گاه</w:t>
+      </w:r>
+      <w:r>
+        <w:rPr>
+          <w:rtl/>
+        </w:rPr>
+        <w:t xml:space="preserve"> </w:t>
+      </w:r>
+      <w:r>
+        <w:rPr>
+          <w:rtl/>
+        </w:rPr>
+        <w:t xml:space="preserve">در فاصلهٔ حدود یک ضخامتِ جداره از انتها میرا می‌شود، که گزارشِ کمیت‌های مقطع میانی را</w:t>
+      </w:r>
+      <w:r>
+        <w:rPr>
+          <w:rtl/>
+        </w:rPr>
+        <w:t xml:space="preserve"> </w:t>
+      </w:r>
+      <w:r>
+        <w:rPr>
+          <w:rtl/>
+        </w:rPr>
+        <w:t xml:space="preserve">به‌عنوان پاسخ مشخصهٔ سازه موجه می‌سازد.</w:t>
+      </w:r>
+    </w:p>
+    <w:bookmarkEnd w:id="67"/>
+    <w:bookmarkStart w:id="71" w:name="اثر-فشار-داخلی"/>
     <w:p>
       <w:pPr>
         <w:pStyle w:val="Heading2"/>
@@ -4902,7 +6312,67 @@
         <w:rPr>
           <w:rtl/>
         </w:rPr>
-        <w:t xml:space="preserve">۴-۱۲. اثر طول استوانه و حدِ استوانهٔ بلند</w:t>
+        <w:t xml:space="preserve">۴-۱۱. اثر فشار داخلی</w:t>
+      </w:r>
+    </w:p>
+    <w:p>
+      <w:pPr>
+        <w:bidi/>
+      </w:pPr>
+      <w:r>
+        <w:rPr>
+          <w:rtl/>
+        </w:rPr>
+        <w:t xml:space="preserve">اثر فشار داخلی با جاروبی در 0، 10، 50 (مرجع) و 100 مگاپاسکال بررسی می‌شود که از</w:t>
+      </w:r>
+      <w:r>
+        <w:rPr>
+          <w:rtl/>
+        </w:rPr>
+        <w:t xml:space="preserve"> </w:t>
+      </w:r>
+      <w:r>
+        <w:rPr>
+          <w:rtl/>
+        </w:rPr>
+        <w:t xml:space="preserve">فشار کم تا بسیار زیاد را می‌پوشاند. چنان‌که در شکل ۴-۱۶ دیده می‌شود، میدان دما عملاً</w:t>
+      </w:r>
+      <w:r>
+        <w:rPr>
+          <w:rtl/>
+        </w:rPr>
+        <w:t xml:space="preserve"> </w:t>
+      </w:r>
+      <w:r>
+        <w:rPr>
+          <w:rtl/>
+        </w:rPr>
+        <w:t xml:space="preserve">مستقل از فشار داخلی است، زیرا بارگذاری حرارتی و مکانیکی تنها از راه جملهٔ ممزوجِ</w:t>
+      </w:r>
+      <w:r>
+        <w:rPr>
+          <w:rtl/>
+        </w:rPr>
+        <w:t xml:space="preserve"> </w:t>
+      </w:r>
+      <w:r>
+        <w:rPr>
+          <w:rtl/>
+        </w:rPr>
+        <w:t xml:space="preserve">ضعیفِ معادلهٔ انرژی به هم پیوند می‌خورند و فشار محرکِ مستقیمِ دما نیست.</w:t>
+      </w:r>
+    </w:p>
+    <w:p>
+      <w:pPr>
+        <w:bidi/>
+      </w:pPr>
+      <w:r>
+        <w:rPr>
+          <w:b/>
+          <w:bCs/>
+          <w:rtl/>
+        </w:rPr>
+        <w:t xml:space="preserve">شکل ۴-۱۶.</w:t>
       </w:r>
     </w:p>
     <w:p>
@@ -4913,20 +6383,903 @@
       <w:r>
         <w:drawing>
           <wp:inline>
-            <wp:extent cx="5334000" cy="3708431"/>
+            <wp:extent cx="5334000" cy="3164350"/>
             <wp:effectExtent b="0" l="0" r="0" t="0"/>
-            <wp:docPr descr="اثر طول استوانه l = ۱ / ۲٫۱ / ۵ / ۱۰ متر و نزدیک‌شدن به حدِ استوانهٔ بلند." title="" id="75" name="Picture"/>
+            <wp:docPr descr="اثر فشار داخلی P_i = ۰ / ۱۰ / ۵۰ / ۱۰۰ مگاپاسکال؛ پاسخ مکانیکی خطی رشد می‌کند." title="" id="69" name="Picture"/>
             <a:graphic>
               <a:graphicData uri="http://schemas.openxmlformats.org/drawingml/2006/picture">
                 <pic:pic>
                   <pic:nvPicPr>
-                    <pic:cNvPr descr="figures_ch4_color/Q_length.png" id="76" name="Picture"/>
+                    <pic:cNvPr descr="figures_ch4_color/G_pressure.png" id="70" name="Picture"/>
                     <pic:cNvPicPr>
                       <a:picLocks noChangeArrowheads="1" noChangeAspect="1"/>
                     </pic:cNvPicPr>
                   </pic:nvPicPr>
                   <pic:blipFill>
-                    <a:blip r:embed="rId74"/>
+                    <a:blip r:embed="rId68"/>
+                    <a:stretch>
+                      <a:fillRect/>
+                    </a:stretch>
+                  </pic:blipFill>
+                  <pic:spPr bwMode="auto">
+                    <a:xfrm>
+                      <a:off x="0" y="0"/>
+                      <a:ext cx="5334000" cy="3164350"/>
+                    </a:xfrm>
+                    <a:prstGeom prst="rect">
+                      <a:avLst/>
+                    </a:prstGeom>
+                    <a:noFill/>
+                    <a:ln w="9525">
+                      <a:noFill/>
+                      <a:headEnd/>
+                      <a:tailEnd/>
+                    </a:ln>
+                  </pic:spPr>
+                </pic:pic>
+              </a:graphicData>
+            </a:graphic>
+          </wp:inline>
+        </w:drawing>
+      </w:r>
+    </w:p>
+    <w:p>
+      <w:pPr>
+        <w:pStyle w:val="ImageCaption"/>
+        <w:bidi/>
+      </w:pPr>
+      <w:r>
+        <w:rPr>
+          <w:rtl/>
+        </w:rPr>
+        <w:t xml:space="preserve">اثر فشار داخلی P_i = ۰ / ۱۰ / ۵۰ / ۱۰۰ مگاپاسکال؛ پاسخ مکانیکی خطی رشد می‌کند.</w:t>
+      </w:r>
+    </w:p>
+    <w:p>
+      <w:pPr>
+        <w:bidi/>
+      </w:pPr>
+      <w:r>
+        <w:rPr>
+          <w:rtl/>
+        </w:rPr>
+        <w:t xml:space="preserve">در مقابل، پاسخ مکانیکی خطی با فشار رشد می‌کند. تنش محیطیِ سطح داخلی از منفیِ 0.387</w:t>
+      </w:r>
+      <w:r>
+        <w:rPr>
+          <w:rtl/>
+        </w:rPr>
+        <w:t xml:space="preserve"> </w:t>
+      </w:r>
+      <w:r>
+        <w:rPr>
+          <w:rtl/>
+        </w:rPr>
+        <w:t xml:space="preserve">بدون فشار (حالتی کاملاً حرارتی و اندکی فشاری) از راه منفیِ 0.004 و 1.526 به 3.439</w:t>
+      </w:r>
+      <w:r>
+        <w:rPr>
+          <w:rtl/>
+        </w:rPr>
+        <w:t xml:space="preserve"> </w:t>
+      </w:r>
+      <w:r>
+        <w:rPr>
+          <w:rtl/>
+        </w:rPr>
+        <w:t xml:space="preserve">در 100 مگاپاسکال می‌رسد، با افزایشی حدود 0.0383 بر مگاپاسکال؛ و بیشینهٔ جابجایی شعاعی</w:t>
+      </w:r>
+      <w:r>
+        <w:rPr>
+          <w:rtl/>
+        </w:rPr>
+        <w:t xml:space="preserve"> </w:t>
+      </w:r>
+      <w:r>
+        <w:rPr>
+          <w:rtl/>
+        </w:rPr>
+        <w:t xml:space="preserve">از 3.75 از راه 4.82 و 9.10 به 14.44، با افزایشی حدود 0.107 بر مگاپاسکال. این خطیتِ</w:t>
+      </w:r>
+      <w:r>
+        <w:rPr>
+          <w:rtl/>
+        </w:rPr>
+        <w:t xml:space="preserve"> </w:t>
+      </w:r>
+      <w:r>
+        <w:rPr>
+          <w:rtl/>
+        </w:rPr>
+        <w:t xml:space="preserve">کامل بازتاب ماهیت خطیِ مدل ترموالاستیک است، و حتی در 100 مگاپاسکال حل هموار و همگرا</w:t>
+      </w:r>
+      <w:r>
+        <w:rPr>
+          <w:rtl/>
+        </w:rPr>
+        <w:t xml:space="preserve"> </w:t>
+      </w:r>
+      <w:r>
+        <w:rPr>
+          <w:rtl/>
+        </w:rPr>
+        <w:t xml:space="preserve">می‌ماند و هیچ گسستی رخ نمی‌دهد، زیرا گسیختگیِ فیزیکی (شکست یا جدایش ماده) در مدل خطیِ</w:t>
+      </w:r>
+      <w:r>
+        <w:rPr>
+          <w:rtl/>
+        </w:rPr>
+        <w:t xml:space="preserve"> </w:t>
+      </w:r>
+      <w:r>
+        <w:rPr>
+          <w:rtl/>
+        </w:rPr>
+        <w:t xml:space="preserve">حاضر گنجانده نشده است؛ ارزیابیِ آن نیازمند مدل آسیب یا شکست است. برخلاف فشارهای</w:t>
+      </w:r>
+      <w:r>
+        <w:rPr>
+          <w:rtl/>
+        </w:rPr>
+        <w:t xml:space="preserve"> </w:t>
+      </w:r>
+      <w:r>
+        <w:rPr>
+          <w:rtl/>
+        </w:rPr>
+        <w:t xml:space="preserve">مرتبهٔ مگاپاسکالِ تقریباً ناچیز در بخش بزرگی از پیشینه، در فشار مرجعِ 50 مگاپاسکال،</w:t>
+      </w:r>
+      <w:r>
+        <w:rPr>
+          <w:rtl/>
+        </w:rPr>
+        <w:t xml:space="preserve"> </w:t>
+      </w:r>
+      <w:r>
+        <w:rPr>
+          <w:rtl/>
+        </w:rPr>
+        <w:t xml:space="preserve">فشار یک سهم‌گذارِ مرتبهٔ اولِ تنش و جابجایی است، در حالی که میدان دما همچنان حرارتی‌محور</w:t>
+      </w:r>
+      <w:r>
+        <w:rPr>
+          <w:rtl/>
+        </w:rPr>
+        <w:t xml:space="preserve"> </w:t>
+      </w:r>
+      <w:r>
+        <w:rPr>
+          <w:rtl/>
+        </w:rPr>
+        <w:t xml:space="preserve">می‌ماند. پروفیل تنش شعاعیِ بی‌بعد از منفیِ فشار اعمالی در سطح داخلی تا صفر در سطح</w:t>
+      </w:r>
+      <w:r>
+        <w:rPr>
+          <w:rtl/>
+        </w:rPr>
+        <w:t xml:space="preserve"> </w:t>
+      </w:r>
+      <w:r>
+        <w:rPr>
+          <w:rtl/>
+        </w:rPr>
+        <w:t xml:space="preserve">خارجی می‌رود، سازگار با شرط مرزیِ بارگذاری.</w:t>
+      </w:r>
+    </w:p>
+    <w:bookmarkEnd w:id="71"/>
+    <w:bookmarkStart w:id="75" w:name="اثر-طول-استوانه-و-حد-استوانه-بلند"/>
+    <w:p>
+      <w:pPr>
+        <w:pStyle w:val="Heading2"/>
+        <w:bidi/>
+      </w:pPr>
+      <w:r>
+        <w:rPr>
+          <w:rtl/>
+        </w:rPr>
+        <w:t xml:space="preserve">۴-۱۲. اثر طول استوانه و حدِ استوانهٔ بلند</w:t>
+      </w:r>
+    </w:p>
+    <w:p>
+      <w:pPr>
+        <w:bidi/>
+      </w:pPr>
+      <w:r>
+        <w:rPr>
+          <w:b/>
+          <w:bCs/>
+          <w:rtl/>
+        </w:rPr>
+        <w:t xml:space="preserve">شکل ۴-۱۷.</w:t>
+      </w:r>
+    </w:p>
+    <w:p>
+      <w:pPr>
+        <w:pStyle w:val="CaptionedFigure"/>
+        <w:bidi/>
+      </w:pPr>
+      <w:r>
+        <w:drawing>
+          <wp:inline>
+            <wp:extent cx="5334000" cy="3164350"/>
+            <wp:effectExtent b="0" l="0" r="0" t="0"/>
+            <wp:docPr descr="اثر طول استوانه L = ۱ / ۲٫۱ / ۵ / ۱۰ متر و نزدیک‌شدن به حدِ استوانهٔ بلند." title="" id="73" name="Picture"/>
+            <a:graphic>
+              <a:graphicData uri="http://schemas.openxmlformats.org/drawingml/2006/picture">
+                <pic:pic>
+                  <pic:nvPicPr>
+                    <pic:cNvPr descr="figures_ch4_color/Q_length.png" id="74" name="Picture"/>
+                    <pic:cNvPicPr>
+                      <a:picLocks noChangeArrowheads="1" noChangeAspect="1"/>
+                    </pic:cNvPicPr>
+                  </pic:nvPicPr>
+                  <pic:blipFill>
+                    <a:blip r:embed="rId72"/>
+                    <a:stretch>
+                      <a:fillRect/>
+                    </a:stretch>
+                  </pic:blipFill>
+                  <pic:spPr bwMode="auto">
+                    <a:xfrm>
+                      <a:off x="0" y="0"/>
+                      <a:ext cx="5334000" cy="3164350"/>
+                    </a:xfrm>
+                    <a:prstGeom prst="rect">
+                      <a:avLst/>
+                    </a:prstGeom>
+                    <a:noFill/>
+                    <a:ln w="9525">
+                      <a:noFill/>
+                      <a:headEnd/>
+                      <a:tailEnd/>
+                    </a:ln>
+                  </pic:spPr>
+                </pic:pic>
+              </a:graphicData>
+            </a:graphic>
+          </wp:inline>
+        </w:drawing>
+      </w:r>
+    </w:p>
+    <w:p>
+      <w:pPr>
+        <w:pStyle w:val="ImageCaption"/>
+        <w:bidi/>
+      </w:pPr>
+      <w:r>
+        <w:rPr>
+          <w:rtl/>
+        </w:rPr>
+        <w:t xml:space="preserve">اثر طول استوانه L = ۱ / ۲٫۱ / ۵ / ۱۰ متر و نزدیک‌شدن به حدِ استوانهٔ بلند.</w:t>
+      </w:r>
+    </w:p>
+    <w:p>
+      <w:pPr>
+        <w:bidi/>
+      </w:pPr>
+      <w:r>
+        <w:rPr>
+          <w:rtl/>
+        </w:rPr>
+        <w:t xml:space="preserve">برای بررسی رفتار حدیِ استوانهٔ بلند، طول از 1 متر از راه مرجعِ 2.1 متر به 5 و 10 متر</w:t>
+      </w:r>
+      <w:r>
+        <w:rPr>
+          <w:rtl/>
+        </w:rPr>
+        <w:t xml:space="preserve"> </w:t>
+      </w:r>
+      <w:r>
+        <w:rPr>
+          <w:rtl/>
+        </w:rPr>
+        <w:t xml:space="preserve">افزایش می‌یابد. چنان‌که در شکل ۴-۱۷ دیده می‌شود، بیشینهٔ دمای نقطهٔ میانی مستقل از</w:t>
+      </w:r>
+      <w:r>
+        <w:rPr>
+          <w:rtl/>
+        </w:rPr>
+        <w:t xml:space="preserve"> </w:t>
+      </w:r>
+      <w:r>
+        <w:rPr>
+          <w:rtl/>
+        </w:rPr>
+        <w:t xml:space="preserve">طول است و در 0.926 تا 0.927 می‌ماند. اما پاسخ مکانیکی با رشد طول به یک حد میل</w:t>
+      </w:r>
+      <w:r>
+        <w:rPr>
+          <w:rtl/>
+        </w:rPr>
+        <w:t xml:space="preserve"> </w:t>
+      </w:r>
+      <w:r>
+        <w:rPr>
+          <w:rtl/>
+        </w:rPr>
+        <w:t xml:space="preserve">می‌کند. استوانهٔ بسیار کوتاه (L = 1 متر) زیر سلطهٔ دو تکیه‌گاه نزدیک انتهای خود است:</w:t>
+      </w:r>
+      <w:r>
+        <w:rPr>
+          <w:rtl/>
+        </w:rPr>
+        <w:t xml:space="preserve"> </w:t>
+      </w:r>
+      <w:r>
+        <w:rPr>
+          <w:rtl/>
+        </w:rPr>
+        <w:t xml:space="preserve">تنش محیطیِ سطح داخلیِ مقطع میانی‌اش فشاری است (منفیِ 1.477) و جابجایی‌اش کوچک است</w:t>
+      </w:r>
+      <w:r>
+        <w:rPr>
+          <w:rtl/>
+        </w:rPr>
+        <w:t xml:space="preserve"> </w:t>
+      </w:r>
+      <w:r>
+        <w:rPr>
+          <w:rtl/>
+        </w:rPr>
+        <w:t xml:space="preserve">(3.42). با افزایش طول، مقطع میانی از قیدهای انتها دور می‌شود، تنش محیطیِ داخلی کششی</w:t>
+      </w:r>
+      <w:r>
+        <w:rPr>
+          <w:rtl/>
+        </w:rPr>
+        <w:t xml:space="preserve"> </w:t>
+      </w:r>
+      <w:r>
+        <w:rPr>
+          <w:rtl/>
+        </w:rPr>
+        <w:t xml:space="preserve">می‌شود و به حدی حدود 2.0 تا 2.1 نزدیک می‌گردد (1.526، 2.139 و 2.031 برای 2.1، 5 و</w:t>
+      </w:r>
+      <w:r>
+        <w:rPr>
+          <w:rtl/>
+        </w:rPr>
+        <w:t xml:space="preserve"> </w:t>
+      </w:r>
+      <w:r>
+        <w:rPr>
+          <w:rtl/>
+        </w:rPr>
+        <w:t xml:space="preserve">10 متر)، و بیشینهٔ جابجایی به‌سمت حدود 8.4 آرام می‌گیرد (9.10، 8.57 و 8.37). پس پاسخ</w:t>
+      </w:r>
+      <w:r>
+        <w:rPr>
+          <w:rtl/>
+        </w:rPr>
+        <w:t xml:space="preserve"> </w:t>
+      </w:r>
+      <w:r>
+        <w:rPr>
+          <w:rtl/>
+        </w:rPr>
+        <w:t xml:space="preserve">مقطع میانی به حدِ استوانهٔ نامحدود (شبه کرنش‌مسطح) همگرا می‌شود که در آن اثر مکانیکیِ</w:t>
+      </w:r>
+      <w:r>
+        <w:rPr>
+          <w:rtl/>
+        </w:rPr>
+        <w:t xml:space="preserve"> </w:t>
+      </w:r>
+      <w:r>
+        <w:rPr>
+          <w:rtl/>
+        </w:rPr>
+        <w:t xml:space="preserve">دو انتها احساس نمی‌شود.</w:t>
+      </w:r>
+    </w:p>
+    <w:bookmarkEnd w:id="75"/>
+    <w:bookmarkStart w:id="82" w:name="برهمکنش-الگوهای-توزیع-گرافن-و-تخلخل"/>
+    <w:p>
+      <w:pPr>
+        <w:pStyle w:val="Heading2"/>
+        <w:bidi/>
+      </w:pPr>
+      <w:r>
+        <w:rPr>
+          <w:rtl/>
+        </w:rPr>
+        <w:t xml:space="preserve">۴-۱۳. برهم‌کنش الگوهای توزیع گرافن و تخلخل</w:t>
+      </w:r>
+    </w:p>
+    <w:p>
+      <w:pPr>
+        <w:bidi/>
+      </w:pPr>
+      <w:r>
+        <w:rPr>
+          <w:rtl/>
+        </w:rPr>
+        <w:t xml:space="preserve">مطالعات جداگانه نشان دادند که الگوی V برای گرافن و الگوی A برای تخلخل، هر یک به‌تنهایی</w:t>
+      </w:r>
+      <w:r>
+        <w:rPr>
+          <w:rtl/>
+        </w:rPr>
+        <w:t xml:space="preserve"> </w:t>
+      </w:r>
+      <w:r>
+        <w:rPr>
+          <w:rtl/>
+        </w:rPr>
+        <w:t xml:space="preserve">از نظر حرارتی مطلوب‌ترین‌اند. این بخش برهم‌کنش کامل را با محاسبهٔ همهٔ بیست‌وپنج ترکیبِ</w:t>
+      </w:r>
+      <w:r>
+        <w:rPr>
+          <w:rtl/>
+        </w:rPr>
+        <w:t xml:space="preserve"> </w:t>
+      </w:r>
+      <w:r>
+        <w:rPr>
+          <w:rtl/>
+        </w:rPr>
+        <w:t xml:space="preserve">پنج الگوی گرافن با پنج الگوی تخلخل بررسی می‌کند و هر ترکیب برچسب می‌خورد (برای نمونه</w:t>
+      </w:r>
+      <w:r>
+        <w:rPr>
+          <w:rtl/>
+        </w:rPr>
+        <w:t xml:space="preserve"> </w:t>
+      </w:r>
+      <w:r>
+        <w:rPr>
+          <w:rtl/>
+        </w:rPr>
+        <w:t xml:space="preserve">X-GPL + V-Por). دمای بی‌بعد سطح خارجی و پروفیل تنش محیطیِ هر ترکیب به‌صورت ماتریسِ ۵×۵</w:t>
+      </w:r>
+      <w:r>
+        <w:rPr>
+          <w:rtl/>
+        </w:rPr>
+        <w:t xml:space="preserve"> </w:t>
+      </w:r>
+      <w:r>
+        <w:rPr>
+          <w:rtl/>
+        </w:rPr>
+        <w:t xml:space="preserve">در شکل ۴-۱۸ نشان داده می‌شوند.</w:t>
+      </w:r>
+    </w:p>
+    <w:p>
+      <w:pPr>
+        <w:bidi/>
+      </w:pPr>
+      <w:r>
+        <w:rPr>
+          <w:b/>
+          <w:bCs/>
+          <w:rtl/>
+        </w:rPr>
+        <w:t xml:space="preserve">شکل ۴-۱۸.</w:t>
+      </w:r>
+    </w:p>
+    <w:p>
+      <w:pPr>
+        <w:pStyle w:val="CaptionedFigure"/>
+        <w:bidi/>
+      </w:pPr>
+      <w:r>
+        <w:drawing>
+          <wp:inline>
+            <wp:extent cx="5334000" cy="3982720"/>
+            <wp:effectExtent b="0" l="0" r="0" t="0"/>
+            <wp:docPr descr="ماتریس کاملِ ۲۵حالتهٔ گرافن × تخلخل: دمای بی‌بعدِ عرضِ‌جدارهٔ T*(xi) برای هر جفت الگو؛ تخلخل A سد حرارتیِ سراسری است." title="" id="77" name="Picture"/>
+            <a:graphic>
+              <a:graphicData uri="http://schemas.openxmlformats.org/drawingml/2006/picture">
+                <pic:pic>
+                  <pic:nvPicPr>
+                    <pic:cNvPr descr="figures_ch4_color/matrix25_Tstar.png" id="78" name="Picture"/>
+                    <pic:cNvPicPr>
+                      <a:picLocks noChangeArrowheads="1" noChangeAspect="1"/>
+                    </pic:cNvPicPr>
+                  </pic:nvPicPr>
+                  <pic:blipFill>
+                    <a:blip r:embed="rId76"/>
+                    <a:stretch>
+                      <a:fillRect/>
+                    </a:stretch>
+                  </pic:blipFill>
+                  <pic:spPr bwMode="auto">
+                    <a:xfrm>
+                      <a:off x="0" y="0"/>
+                      <a:ext cx="5334000" cy="3982720"/>
+                    </a:xfrm>
+                    <a:prstGeom prst="rect">
+                      <a:avLst/>
+                    </a:prstGeom>
+                    <a:noFill/>
+                    <a:ln w="9525">
+                      <a:noFill/>
+                      <a:headEnd/>
+                      <a:tailEnd/>
+                    </a:ln>
+                  </pic:spPr>
+                </pic:pic>
+              </a:graphicData>
+            </a:graphic>
+          </wp:inline>
+        </w:drawing>
+      </w:r>
+    </w:p>
+    <w:p>
+      <w:pPr>
+        <w:pStyle w:val="ImageCaption"/>
+        <w:bidi/>
+      </w:pPr>
+      <w:r>
+        <w:rPr>
+          <w:rtl/>
+        </w:rPr>
+        <w:t xml:space="preserve">ماتریس کاملِ ۲۵حالتهٔ گرافن × تخلخل: دمای بی‌بعدِ عرضِ‌جدارهٔ T*(xi) برای هر جفت الگو؛ تخلخل A سد حرارتیِ سراسری است.</w:t>
+      </w:r>
+    </w:p>
+    <w:p>
+      <w:pPr>
+        <w:bidi/>
+      </w:pPr>
+      <w:r>
+        <w:rPr>
+          <w:rtl/>
+        </w:rPr>
+        <w:t xml:space="preserve">نخستین مشاهدهٔ کلیدی این است که الگوی تخلخل A یک</w:t>
+      </w:r>
+      <w:r>
+        <w:rPr>
+          <w:rtl/>
+        </w:rPr>
+        <w:t xml:space="preserve"> </w:t>
+      </w:r>
+      <w:r>
+        <w:rPr>
+          <w:b/>
+          <w:bCs/>
+          <w:rtl/>
+        </w:rPr>
+        <w:t xml:space="preserve">سد حرارتیِ سراسری</w:t>
+      </w:r>
+      <w:r>
+        <w:rPr>
+          <w:rtl/>
+        </w:rPr>
+        <w:t xml:space="preserve"> </w:t>
+      </w:r>
+      <w:r>
+        <w:rPr>
+          <w:rtl/>
+        </w:rPr>
+        <w:t xml:space="preserve">است: صرف‌نظر از</w:t>
+      </w:r>
+      <w:r>
+        <w:rPr>
+          <w:rtl/>
+        </w:rPr>
+        <w:t xml:space="preserve"> </w:t>
+      </w:r>
+      <w:r>
+        <w:rPr>
+          <w:rtl/>
+        </w:rPr>
+        <w:t xml:space="preserve">الگوی گرافن، تمرکز حفره‌ها در سطح خارجی کم‌ترین دمای سطح خارجی را می‌دهد؛ مقادیر این</w:t>
+      </w:r>
+      <w:r>
+        <w:rPr>
+          <w:rtl/>
+        </w:rPr>
+        <w:t xml:space="preserve"> </w:t>
+      </w:r>
+      <w:r>
+        <w:rPr>
+          <w:rtl/>
+        </w:rPr>
+        <w:t xml:space="preserve">ستون 0.107، 0.064، 0.116، 0.034 و 0.134 است. بهترین ترکیبِ همه، GPL-V همراه با</w:t>
+      </w:r>
+      <w:r>
+        <w:rPr>
+          <w:rtl/>
+        </w:rPr>
+        <w:t xml:space="preserve"> </w:t>
+      </w:r>
+      <w:r>
+        <w:rPr>
+          <w:rtl/>
+        </w:rPr>
+        <w:t xml:space="preserve">Por-A، دمای سطح خارجی را در 0.034 نگه می‌دارد — کاهشی حدود بیست‌وشش‌برابر نسبت به</w:t>
+      </w:r>
+      <w:r>
+        <w:rPr>
+          <w:rtl/>
+        </w:rPr>
+        <w:t xml:space="preserve"> </w:t>
+      </w:r>
+      <w:r>
+        <w:rPr>
+          <w:rtl/>
+        </w:rPr>
+        <w:t xml:space="preserve">مرجع (0.883) — در حالی که حالت تنشش خوش‌خیم می‌ماند (تنش محیطیِ داخلی یک فشاریِ کوچکِ</w:t>
+      </w:r>
+      <w:r>
+        <w:rPr>
+          <w:rtl/>
+        </w:rPr>
+        <w:t xml:space="preserve"> </w:t>
+      </w:r>
+      <w:r>
+        <w:rPr>
+          <w:rtl/>
+        </w:rPr>
+        <w:t xml:space="preserve">منفیِ 0.378 است). این توصیهٔ طراحیِ پایان‌نامه برای حفاظت حرارتی را تأیید می‌کند.</w:t>
+      </w:r>
+    </w:p>
+    <w:p>
+      <w:pPr>
+        <w:bidi/>
+      </w:pPr>
+      <w:r>
+        <w:rPr>
+          <w:b/>
+          <w:bCs/>
+          <w:rtl/>
+        </w:rPr>
+        <w:t xml:space="preserve">شکل ۴-۱۹.</w:t>
+      </w:r>
+    </w:p>
+    <w:p>
+      <w:pPr>
+        <w:pStyle w:val="CaptionedFigure"/>
+        <w:bidi/>
+      </w:pPr>
+      <w:r>
+        <w:drawing>
+          <wp:inline>
+            <wp:extent cx="5334000" cy="2724605"/>
+            <wp:effectExtent b="0" l="0" r="0" t="0"/>
+            <wp:docPr descr="ماتریس کاملِ ۲۵حالتهٔ گرافن × تخلخل: پروفیل تنش محیطیِ Sigma_thth(xi) برای هر جفت الگو." title="" id="80" name="Picture"/>
+            <a:graphic>
+              <a:graphicData uri="http://schemas.openxmlformats.org/drawingml/2006/picture">
+                <pic:pic>
+                  <pic:nvPicPr>
+                    <pic:cNvPr descr="figures_ch4_color/matrix25_Sigma_thth.png" id="81" name="Picture"/>
+                    <pic:cNvPicPr>
+                      <a:picLocks noChangeArrowheads="1" noChangeAspect="1"/>
+                    </pic:cNvPicPr>
+                  </pic:nvPicPr>
+                  <pic:blipFill>
+                    <a:blip r:embed="rId79"/>
+                    <a:stretch>
+                      <a:fillRect/>
+                    </a:stretch>
+                  </pic:blipFill>
+                  <pic:spPr bwMode="auto">
+                    <a:xfrm>
+                      <a:off x="0" y="0"/>
+                      <a:ext cx="5334000" cy="2724605"/>
+                    </a:xfrm>
+                    <a:prstGeom prst="rect">
+                      <a:avLst/>
+                    </a:prstGeom>
+                    <a:noFill/>
+                    <a:ln w="9525">
+                      <a:noFill/>
+                      <a:headEnd/>
+                      <a:tailEnd/>
+                    </a:ln>
+                  </pic:spPr>
+                </pic:pic>
+              </a:graphicData>
+            </a:graphic>
+          </wp:inline>
+        </w:drawing>
+      </w:r>
+    </w:p>
+    <w:p>
+      <w:pPr>
+        <w:pStyle w:val="ImageCaption"/>
+        <w:bidi/>
+      </w:pPr>
+      <w:r>
+        <w:rPr>
+          <w:rtl/>
+        </w:rPr>
+        <w:t xml:space="preserve">ماتریس کاملِ ۲۵حالتهٔ گرافن × تخلخل: پروفیل تنش محیطیِ Sigma_thth(xi) برای هر جفت الگو.</w:t>
+      </w:r>
+    </w:p>
+    <w:p>
+      <w:pPr>
+        <w:bidi/>
+      </w:pPr>
+      <w:r>
+        <w:rPr>
+          <w:rtl/>
+        </w:rPr>
+        <w:t xml:space="preserve">مشاهدهٔ دوم، برهم‌کنشِ الگوهای آینه‌ای است. الگوهای V و A آینهٔ هندسیِ یکدیگرند (تمرکز</w:t>
+      </w:r>
+      <w:r>
+        <w:rPr>
+          <w:rtl/>
+        </w:rPr>
+        <w:t xml:space="preserve"> </w:t>
+      </w:r>
+      <w:r>
+        <w:rPr>
+          <w:rtl/>
+        </w:rPr>
+        <w:t xml:space="preserve">در سطح داخلی در برابر سطح خارجی). وقتی GPL-V (رسانا در سطح داخلی) با Por-A (عایق در</w:t>
+      </w:r>
+      <w:r>
+        <w:rPr>
+          <w:rtl/>
+        </w:rPr>
+        <w:t xml:space="preserve"> </w:t>
+      </w:r>
+      <w:r>
+        <w:rPr>
+          <w:rtl/>
+        </w:rPr>
+        <w:t xml:space="preserve">سطح خارجی) ترکیب می‌شود، دو سازوکار هم‌افزا عمل می‌کنند و دمای سطح خارجی به کم‌ترین</w:t>
+      </w:r>
+      <w:r>
+        <w:rPr>
+          <w:rtl/>
+        </w:rPr>
+        <w:t xml:space="preserve"> </w:t>
+      </w:r>
+      <w:r>
+        <w:rPr>
+          <w:rtl/>
+        </w:rPr>
+        <w:t xml:space="preserve">مقدار می‌رسد؛ اما وقتی همان GPL-V با Por-V (هر دو متمرکز در سطح داخلی) ترکیب می‌شود،</w:t>
+      </w:r>
+      <w:r>
+        <w:rPr>
+          <w:rtl/>
+        </w:rPr>
+        <w:t xml:space="preserve"> </w:t>
+      </w:r>
+      <w:r>
+        <w:rPr>
+          <w:rtl/>
+        </w:rPr>
+        <w:t xml:space="preserve">دو اثر یکدیگر را تضعیف می‌کنند و دمای سطح خارجی به 0.692 بالا می‌رود. در سر دیگر،</w:t>
+      </w:r>
+      <w:r>
+        <w:rPr>
+          <w:rtl/>
+        </w:rPr>
+        <w:t xml:space="preserve"> </w:t>
+      </w:r>
+      <w:r>
+        <w:rPr>
+          <w:rtl/>
+        </w:rPr>
+        <w:t xml:space="preserve">بدترین حالت‌ها به GPL-A (رسانا در سطح خارجی) همراه با تخلخل‌های متقارن تعلق دارند که</w:t>
+      </w:r>
+      <w:r>
+        <w:rPr>
+          <w:rtl/>
+        </w:rPr>
+        <w:t xml:space="preserve"> </w:t>
+      </w:r>
+      <w:r>
+        <w:rPr>
+          <w:rtl/>
+        </w:rPr>
+        <w:t xml:space="preserve">دمای سطح خارجی را تا 0.896 بالا می‌برند. بالاترین تنش‌های محیطیِ ماتریس آنجا پدیدار</w:t>
+      </w:r>
+      <w:r>
+        <w:rPr>
+          <w:rtl/>
+        </w:rPr>
+        <w:t xml:space="preserve"> </w:t>
+      </w:r>
+      <w:r>
+        <w:rPr>
+          <w:rtl/>
+        </w:rPr>
+        <w:t xml:space="preserve">می‌شوند که یک الگوی گرافنیِ سفت با تخلخلِ متمرکز در سطح داخلی روبه‌رو شود — برای نمونه</w:t>
+      </w:r>
+      <w:r>
+        <w:rPr>
+          <w:rtl/>
+        </w:rPr>
+        <w:t xml:space="preserve"> </w:t>
+      </w:r>
+      <w:r>
+        <w:rPr>
+          <w:rtl/>
+        </w:rPr>
+        <w:t xml:space="preserve">X-GPL + V-Por با بیشینهٔ تنش محیطیِ 4.20 — پس ماتریس همچنین نقشه‌ای است از جایی که</w:t>
+      </w:r>
+      <w:r>
+        <w:rPr>
+          <w:rtl/>
+        </w:rPr>
+        <w:t xml:space="preserve"> </w:t>
+      </w:r>
+      <w:r>
+        <w:rPr>
+          <w:rtl/>
+        </w:rPr>
+        <w:t xml:space="preserve">تنش، و نه دما، به قید تعیین‌کننده بدل می‌شود. بنابراین نه‌تنها الگوی منفرد بلکه هم‌راستایی</w:t>
+      </w:r>
+      <w:r>
+        <w:rPr>
+          <w:rtl/>
+        </w:rPr>
+        <w:t xml:space="preserve"> </w:t>
+      </w:r>
+      <w:r>
+        <w:rPr>
+          <w:rtl/>
+        </w:rPr>
+        <w:t xml:space="preserve">یا تقابلِ دو الگو نیز تعیین‌کننده است؛ این نقشهٔ برهم‌کنشِ کامل در پژوهش‌های پیشینِ</w:t>
+      </w:r>
+      <w:r>
+        <w:rPr>
+          <w:rtl/>
+        </w:rPr>
+        <w:t xml:space="preserve"> </w:t>
+      </w:r>
+      <w:r>
+        <w:rPr>
+          <w:rtl/>
+        </w:rPr>
+        <w:t xml:space="preserve">مشابه [۶] بی‌سابقه است و از دستاوردهای این کار به‌شمار می‌رود.</w:t>
+      </w:r>
+    </w:p>
+    <w:bookmarkEnd w:id="82"/>
+    <w:bookmarkStart w:id="86" w:name="اثر-ممزوج-بودن-معادلات"/>
+    <w:p>
+      <w:pPr>
+        <w:pStyle w:val="Heading2"/>
+        <w:bidi/>
+      </w:pPr>
+      <w:r>
+        <w:rPr>
+          <w:rtl/>
+        </w:rPr>
+        <w:t xml:space="preserve">۴-۱۴. اثر ممزوج بودن معادلات</w:t>
+      </w:r>
+    </w:p>
+    <w:p>
+      <w:pPr>
+        <w:bidi/>
+      </w:pPr>
+      <w:r>
+        <w:rPr>
+          <w:b/>
+          <w:bCs/>
+          <w:rtl/>
+        </w:rPr>
+        <w:t xml:space="preserve">شکل ۴-۲۰.</w:t>
+      </w:r>
+    </w:p>
+    <w:p>
+      <w:pPr>
+        <w:pStyle w:val="CaptionedFigure"/>
+        <w:bidi/>
+      </w:pPr>
+      <w:r>
+        <w:drawing>
+          <wp:inline>
+            <wp:extent cx="5334000" cy="3708431"/>
+            <wp:effectExtent b="0" l="0" r="0" t="0"/>
+            <wp:docPr descr="اثر ممزوج بودن معادلات: مدل کاملاً ممزوج در برابر معادلهٔ انرژیِ غیرممزوج." title="" id="84" name="Picture"/>
+            <a:graphic>
+              <a:graphicData uri="http://schemas.openxmlformats.org/drawingml/2006/picture">
+                <pic:pic>
+                  <pic:nvPicPr>
+                    <pic:cNvPr descr="figures_ch4_color/I_coupling.png" id="85" name="Picture"/>
+                    <pic:cNvPicPr>
+                      <a:picLocks noChangeArrowheads="1" noChangeAspect="1"/>
+                    </pic:cNvPicPr>
+                  </pic:nvPicPr>
+                  <pic:blipFill>
+                    <a:blip r:embed="rId83"/>
                     <a:stretch>
                       <a:fillRect/>
                     </a:stretch>
@@ -4962,130 +7315,106 @@
         <w:rPr>
           <w:rtl/>
         </w:rPr>
-        <w:t xml:space="preserve">اثر طول استوانه l = ۱ / ۲٫۱ / ۵ / ۱۰ متر و نزدیک‌شدن به حدِ استوانهٔ بلند.</w:t>
-      </w:r>
-    </w:p>
-    <w:p>
-      <w:pPr>
-        <w:bidi/>
-      </w:pPr>
-      <w:r>
-        <w:rPr>
-          <w:rtl/>
-        </w:rPr>
-        <w:t xml:space="preserve">برای بررسی رفتار حدیِ استوانهٔ بلند، طول از 1 متر از راه مرجعِ 2.1 متر به 5 و 10 متر</w:t>
-      </w:r>
-      <w:r>
-        <w:rPr>
-          <w:rtl/>
-        </w:rPr>
-        <w:t xml:space="preserve"> </w:t>
-      </w:r>
-      <w:r>
-        <w:rPr>
-          <w:rtl/>
-        </w:rPr>
-        <w:t xml:space="preserve">افزایش می‌یابد. چنان‌که در شکل ۴-۱۲ دیده می‌شود، بیشینهٔ دمای نقطهٔ میانی مستقل از</w:t>
-      </w:r>
-      <w:r>
-        <w:rPr>
-          <w:rtl/>
-        </w:rPr>
-        <w:t xml:space="preserve"> </w:t>
-      </w:r>
-      <w:r>
-        <w:rPr>
-          <w:rtl/>
-        </w:rPr>
-        <w:t xml:space="preserve">طول است و در 0.926 تا 0.927 می‌ماند. اما پاسخ مکانیکی با رشد طول به یک حد میل</w:t>
-      </w:r>
-      <w:r>
-        <w:rPr>
-          <w:rtl/>
-        </w:rPr>
-        <w:t xml:space="preserve"> </w:t>
-      </w:r>
-      <w:r>
-        <w:rPr>
-          <w:rtl/>
-        </w:rPr>
-        <w:t xml:space="preserve">می‌کند. استوانهٔ بسیار کوتاه (l = 1 متر) زیر سلطهٔ دو تکیه‌گاه نزدیک انتهای خود است:</w:t>
-      </w:r>
-      <w:r>
-        <w:rPr>
-          <w:rtl/>
-        </w:rPr>
-        <w:t xml:space="preserve"> </w:t>
-      </w:r>
-      <w:r>
-        <w:rPr>
-          <w:rtl/>
-        </w:rPr>
-        <w:t xml:space="preserve">تنش محیطیِ سطح داخلیِ مقطع میانی‌اش فشاری است (منفیِ 1.477) و جابجایی‌اش کوچک است</w:t>
-      </w:r>
-      <w:r>
-        <w:rPr>
-          <w:rtl/>
-        </w:rPr>
-        <w:t xml:space="preserve"> </w:t>
-      </w:r>
-      <w:r>
-        <w:rPr>
-          <w:rtl/>
-        </w:rPr>
-        <w:t xml:space="preserve">(3.42). با افزایش طول، مقطع میانی از قیدهای انتها دور می‌شود، تنش محیطیِ داخلی کششی</w:t>
-      </w:r>
-      <w:r>
-        <w:rPr>
-          <w:rtl/>
-        </w:rPr>
-        <w:t xml:space="preserve"> </w:t>
-      </w:r>
-      <w:r>
-        <w:rPr>
-          <w:rtl/>
-        </w:rPr>
-        <w:t xml:space="preserve">می‌شود و به حدی حدود 2.0 تا 2.1 نزدیک می‌گردد (1.526، 2.139 و 2.031 برای 2.1، 5 و</w:t>
-      </w:r>
-      <w:r>
-        <w:rPr>
-          <w:rtl/>
-        </w:rPr>
-        <w:t xml:space="preserve"> </w:t>
-      </w:r>
-      <w:r>
-        <w:rPr>
-          <w:rtl/>
-        </w:rPr>
-        <w:t xml:space="preserve">10 متر)، و بیشینهٔ جابجایی به‌سمت حدود 8.4 آرام می‌گیرد (9.10، 8.57 و 8.37). پس پاسخ</w:t>
-      </w:r>
-      <w:r>
-        <w:rPr>
-          <w:rtl/>
-        </w:rPr>
-        <w:t xml:space="preserve"> </w:t>
-      </w:r>
-      <w:r>
-        <w:rPr>
-          <w:rtl/>
-        </w:rPr>
-        <w:t xml:space="preserve">مقطع میانی به حدِ استوانهٔ نامحدود (شبه کرنش‌مسطح) همگرا می‌شود که در آن اثر مکانیکیِ</w:t>
-      </w:r>
-      <w:r>
-        <w:rPr>
-          <w:rtl/>
-        </w:rPr>
-        <w:t xml:space="preserve"> </w:t>
-      </w:r>
-      <w:r>
-        <w:rPr>
-          <w:rtl/>
-        </w:rPr>
-        <w:t xml:space="preserve">دو انتها احساس نمی‌شود.</w:t>
-      </w:r>
-    </w:p>
-    <w:bookmarkEnd w:id="77"/>
-    <w:bookmarkStart w:id="84" w:name="برهمکنش-الگوهای-توزیع-گرافن-و-تخلخل"/>
+        <w:t xml:space="preserve">اثر ممزوج بودن معادلات: مدل کاملاً ممزوج در برابر معادلهٔ انرژیِ غیرممزوج.</w:t>
+      </w:r>
+    </w:p>
+    <w:p>
+      <w:pPr>
+        <w:bidi/>
+      </w:pPr>
+      <w:r>
+        <w:rPr>
+          <w:rtl/>
+        </w:rPr>
+        <w:t xml:space="preserve">شکل ۴-۲۰ مدل کاملاً ممزوج را با مدل غیرممزوج (حذف جملهٔ نرخ اتساع از معادلهٔ انرژی)</w:t>
+      </w:r>
+      <w:r>
+        <w:rPr>
+          <w:rtl/>
+        </w:rPr>
+        <w:t xml:space="preserve"> </w:t>
+      </w:r>
+      <w:r>
+        <w:rPr>
+          <w:rtl/>
+        </w:rPr>
+        <w:t xml:space="preserve">مقایسه می‌کند. در شرایط مرجع، مدل غیرممزوج بیشینهٔ دمای نقطهٔ میانی را حدود ۱٫۲٪ بیش</w:t>
+      </w:r>
+      <w:r>
+        <w:rPr>
+          <w:rtl/>
+        </w:rPr>
+        <w:t xml:space="preserve"> </w:t>
+      </w:r>
+      <w:r>
+        <w:rPr>
+          <w:rtl/>
+        </w:rPr>
+        <w:t xml:space="preserve">برآورد می‌کند (0.937 در برابر 0.926) و دمای سطح خارجی را به همان اندازه. سازوکار این</w:t>
+      </w:r>
+      <w:r>
+        <w:rPr>
+          <w:rtl/>
+        </w:rPr>
+        <w:t xml:space="preserve"> </w:t>
+      </w:r>
+      <w:r>
+        <w:rPr>
+          <w:rtl/>
+        </w:rPr>
+        <w:t xml:space="preserve">است که در مدل ممزوج بخشی از انرژی حرارتی پیوسته به کار مکانیکی تبدیل می‌شود — نوعی</w:t>
+      </w:r>
+      <w:r>
+        <w:rPr>
+          <w:rtl/>
+        </w:rPr>
+        <w:t xml:space="preserve"> </w:t>
+      </w:r>
+      <w:r>
+        <w:rPr>
+          <w:rtl/>
+        </w:rPr>
+        <w:t xml:space="preserve">میرایی ترموالاستیکِ موج حرارتی — و اختلاف دو مدل دقیقاً در پیشانی‌های موج بیشترین است.</w:t>
+      </w:r>
+      <w:r>
+        <w:rPr>
+          <w:rtl/>
+        </w:rPr>
+        <w:t xml:space="preserve"> </w:t>
+      </w:r>
+      <w:r>
+        <w:rPr>
+          <w:rtl/>
+        </w:rPr>
+        <w:t xml:space="preserve">این اثر در زمان تخفیف مرجعِ ملایمِ τ* = 0.15 اندک است اما با قدرت موج رشد می‌کند؛ و</w:t>
+      </w:r>
+      <w:r>
+        <w:rPr>
+          <w:rtl/>
+        </w:rPr>
+        <w:t xml:space="preserve"> </w:t>
+      </w:r>
+      <w:r>
+        <w:rPr>
+          <w:rtl/>
+        </w:rPr>
+        <w:t xml:space="preserve">نشان می‌دهد که هرگاه امضای موج مهم باشد باید دستگاه کاملاً ممزوج را — با وجود هزینهٔ</w:t>
+      </w:r>
+      <w:r>
+        <w:rPr>
+          <w:rtl/>
+        </w:rPr>
+        <w:t xml:space="preserve"> </w:t>
+      </w:r>
+      <w:r>
+        <w:rPr>
+          <w:rtl/>
+        </w:rPr>
+        <w:t xml:space="preserve">بالاتر — حل کرد.</w:t>
+      </w:r>
+    </w:p>
+    <w:bookmarkEnd w:id="86"/>
+    <w:bookmarkStart w:id="90" w:name="اثر-ضریب-همرفت-سطح-خارجی"/>
     <w:p>
       <w:pPr>
         <w:pStyle w:val="Heading2"/>
@@ -5095,66 +7424,20 @@
         <w:rPr>
           <w:rtl/>
         </w:rPr>
-        <w:t xml:space="preserve">۴-۱۳. برهم‌کنش الگوهای توزیع گرافن و تخلخل</w:t>
-      </w:r>
-    </w:p>
-    <w:p>
-      <w:pPr>
-        <w:bidi/>
-      </w:pPr>
-      <w:r>
-        <w:rPr>
-          <w:rtl/>
-        </w:rPr>
-        <w:t xml:space="preserve">مطالعات جداگانه نشان دادند که الگوی V برای گرافن و الگوی A برای تخلخل، هر یک به‌تنهایی</w:t>
-      </w:r>
-      <w:r>
-        <w:rPr>
-          <w:rtl/>
-        </w:rPr>
-        <w:t xml:space="preserve"> </w:t>
-      </w:r>
-      <w:r>
-        <w:rPr>
-          <w:rtl/>
-        </w:rPr>
-        <w:t xml:space="preserve">از نظر حرارتی مطلوب‌ترین‌اند. این بخش برهم‌کنش کامل را با محاسبهٔ همهٔ بیست‌وپنج ترکیبِ</w:t>
-      </w:r>
-      <w:r>
-        <w:rPr>
-          <w:rtl/>
-        </w:rPr>
-        <w:t xml:space="preserve"> </w:t>
-      </w:r>
-      <w:r>
-        <w:rPr>
-          <w:rtl/>
-        </w:rPr>
-        <w:t xml:space="preserve">پنج الگوی گرافن با پنج الگوی تخلخل بررسی می‌کند و هر ترکیب برچسب می‌خورد (برای نمونه</w:t>
-      </w:r>
-      <w:r>
-        <w:rPr>
-          <w:rtl/>
-        </w:rPr>
-        <w:t xml:space="preserve"> </w:t>
-      </w:r>
-      <w:r>
-        <w:rPr>
-          <w:rtl/>
-        </w:rPr>
-        <w:t xml:space="preserve">X-GPL + V-Por). دمای بی‌بعد سطح خارجی و پروفیل تنش محیطیِ هر ترکیب به‌صورت ماتریسِ ۵×۵</w:t>
-      </w:r>
-      <w:r>
-        <w:rPr>
-          <w:rtl/>
-        </w:rPr>
-        <w:t xml:space="preserve"> </w:t>
-      </w:r>
-      <w:r>
-        <w:rPr>
-          <w:rtl/>
-        </w:rPr>
-        <w:t xml:space="preserve">در شکل ۴-۱۳ نشان داده می‌شوند.</w:t>
+        <w:t xml:space="preserve">۴-۱۵. اثر ضریب همرفت سطح خارجی</w:t>
+      </w:r>
+    </w:p>
+    <w:p>
+      <w:pPr>
+        <w:bidi/>
+      </w:pPr>
+      <w:r>
+        <w:rPr>
+          <w:b/>
+          <w:bCs/>
+          <w:rtl/>
+        </w:rPr>
+        <w:t xml:space="preserve">شکل ۴-۲۱.</w:t>
       </w:r>
     </w:p>
     <w:p>
@@ -5165,394 +7448,20 @@
       <w:r>
         <w:drawing>
           <wp:inline>
-            <wp:extent cx="5334000" cy="2695073"/>
+            <wp:extent cx="5334000" cy="3708431"/>
             <wp:effectExtent b="0" l="0" r="0" t="0"/>
-            <wp:docPr descr="ماتریس کاملِ ۲۵حالتهٔ گرافن × تخلخل: دمای بی‌بعدِ عرضِ‌جدارهٔ T*(xi) برای هر جفت الگو؛ تخلخل A سد حرارتیِ سراسری است." title="" id="79" name="Picture"/>
+            <wp:docPr descr="اثر ضریب همرفتِ سطح خارجی h_c = ۱۰ / ۱۰۰ / ۱۰۰۰ وات بر مترمربع‌کلوین." title="" id="88" name="Picture"/>
             <a:graphic>
               <a:graphicData uri="http://schemas.openxmlformats.org/drawingml/2006/picture">
                 <pic:pic>
                   <pic:nvPicPr>
-                    <pic:cNvPr descr="figures_ch4_color/matrix25_Tstar.png" id="80" name="Picture"/>
+                    <pic:cNvPr descr="figures_ch4_color/J_convection.png" id="89" name="Picture"/>
                     <pic:cNvPicPr>
                       <a:picLocks noChangeArrowheads="1" noChangeAspect="1"/>
                     </pic:cNvPicPr>
                   </pic:nvPicPr>
                   <pic:blipFill>
-                    <a:blip r:embed="rId78"/>
-                    <a:stretch>
-                      <a:fillRect/>
-                    </a:stretch>
-                  </pic:blipFill>
-                  <pic:spPr bwMode="auto">
-                    <a:xfrm>
-                      <a:off x="0" y="0"/>
-                      <a:ext cx="5334000" cy="2695073"/>
-                    </a:xfrm>
-                    <a:prstGeom prst="rect">
-                      <a:avLst/>
-                    </a:prstGeom>
-                    <a:noFill/>
-                    <a:ln w="9525">
-                      <a:noFill/>
-                      <a:headEnd/>
-                      <a:tailEnd/>
-                    </a:ln>
-                  </pic:spPr>
-                </pic:pic>
-              </a:graphicData>
-            </a:graphic>
-          </wp:inline>
-        </w:drawing>
-      </w:r>
-    </w:p>
-    <w:p>
-      <w:pPr>
-        <w:pStyle w:val="ImageCaption"/>
-        <w:bidi/>
-      </w:pPr>
-      <w:r>
-        <w:rPr>
-          <w:rtl/>
-        </w:rPr>
-        <w:t xml:space="preserve">ماتریس کاملِ ۲۵حالتهٔ گرافن × تخلخل: دمای بی‌بعدِ عرضِ‌جدارهٔ T*(xi) برای هر جفت الگو؛ تخلخل A سد حرارتیِ سراسری است.</w:t>
-      </w:r>
-    </w:p>
-    <w:p>
-      <w:pPr>
-        <w:bidi/>
-      </w:pPr>
-      <w:r>
-        <w:rPr>
-          <w:rtl/>
-        </w:rPr>
-        <w:t xml:space="preserve">نخستین مشاهدهٔ کلیدی این است که الگوی تخلخل A یک</w:t>
-      </w:r>
-      <w:r>
-        <w:rPr>
-          <w:rtl/>
-        </w:rPr>
-        <w:t xml:space="preserve"> </w:t>
-      </w:r>
-      <w:r>
-        <w:rPr>
-          <w:b/>
-          <w:bCs/>
-          <w:rtl/>
-        </w:rPr>
-        <w:t xml:space="preserve">سد حرارتیِ سراسری</w:t>
-      </w:r>
-      <w:r>
-        <w:rPr>
-          <w:rtl/>
-        </w:rPr>
-        <w:t xml:space="preserve"> </w:t>
-      </w:r>
-      <w:r>
-        <w:rPr>
-          <w:rtl/>
-        </w:rPr>
-        <w:t xml:space="preserve">است: صرف‌نظر از</w:t>
-      </w:r>
-      <w:r>
-        <w:rPr>
-          <w:rtl/>
-        </w:rPr>
-        <w:t xml:space="preserve"> </w:t>
-      </w:r>
-      <w:r>
-        <w:rPr>
-          <w:rtl/>
-        </w:rPr>
-        <w:t xml:space="preserve">الگوی گرافن، تمرکز حفره‌ها در سطح خارجی کم‌ترین دمای سطح خارجی را می‌دهد؛ مقادیر این</w:t>
-      </w:r>
-      <w:r>
-        <w:rPr>
-          <w:rtl/>
-        </w:rPr>
-        <w:t xml:space="preserve"> </w:t>
-      </w:r>
-      <w:r>
-        <w:rPr>
-          <w:rtl/>
-        </w:rPr>
-        <w:t xml:space="preserve">ستون 0.107، 0.064، 0.116، 0.034 و 0.134 است. بهترین ترکیبِ همه، GPL-V همراه با</w:t>
-      </w:r>
-      <w:r>
-        <w:rPr>
-          <w:rtl/>
-        </w:rPr>
-        <w:t xml:space="preserve"> </w:t>
-      </w:r>
-      <w:r>
-        <w:rPr>
-          <w:rtl/>
-        </w:rPr>
-        <w:t xml:space="preserve">Por-A، دمای سطح خارجی را در 0.034 نگه می‌دارد — کاهشی حدود بیست‌وشش‌برابر نسبت به</w:t>
-      </w:r>
-      <w:r>
-        <w:rPr>
-          <w:rtl/>
-        </w:rPr>
-        <w:t xml:space="preserve"> </w:t>
-      </w:r>
-      <w:r>
-        <w:rPr>
-          <w:rtl/>
-        </w:rPr>
-        <w:t xml:space="preserve">مرجع (0.883) — در حالی که حالت تنشش خوش‌خیم می‌ماند (تنش محیطیِ داخلی یک فشاریِ کوچکِ</w:t>
-      </w:r>
-      <w:r>
-        <w:rPr>
-          <w:rtl/>
-        </w:rPr>
-        <w:t xml:space="preserve"> </w:t>
-      </w:r>
-      <w:r>
-        <w:rPr>
-          <w:rtl/>
-        </w:rPr>
-        <w:t xml:space="preserve">منفیِ 0.378 است). این توصیهٔ طراحیِ پایان‌نامه برای حفاظت حرارتی را تأیید می‌کند.</w:t>
-      </w:r>
-    </w:p>
-    <w:p>
-      <w:pPr>
-        <w:pStyle w:val="CaptionedFigure"/>
-        <w:bidi/>
-      </w:pPr>
-      <w:r>
-        <w:drawing>
-          <wp:inline>
-            <wp:extent cx="5334000" cy="3982720"/>
-            <wp:effectExtent b="0" l="0" r="0" t="0"/>
-            <wp:docPr descr="ماتریس کاملِ ۲۵حالتهٔ گرافن × تخلخل: پروفیل تنش محیطیِ Sigma_thth(xi) برای هر جفت الگو." title="" id="82" name="Picture"/>
-            <a:graphic>
-              <a:graphicData uri="http://schemas.openxmlformats.org/drawingml/2006/picture">
-                <pic:pic>
-                  <pic:nvPicPr>
-                    <pic:cNvPr descr="figures_ch4_color/matrix25_Sigma_thth.png" id="83" name="Picture"/>
-                    <pic:cNvPicPr>
-                      <a:picLocks noChangeArrowheads="1" noChangeAspect="1"/>
-                    </pic:cNvPicPr>
-                  </pic:nvPicPr>
-                  <pic:blipFill>
-                    <a:blip r:embed="rId81"/>
-                    <a:stretch>
-                      <a:fillRect/>
-                    </a:stretch>
-                  </pic:blipFill>
-                  <pic:spPr bwMode="auto">
-                    <a:xfrm>
-                      <a:off x="0" y="0"/>
-                      <a:ext cx="5334000" cy="3982720"/>
-                    </a:xfrm>
-                    <a:prstGeom prst="rect">
-                      <a:avLst/>
-                    </a:prstGeom>
-                    <a:noFill/>
-                    <a:ln w="9525">
-                      <a:noFill/>
-                      <a:headEnd/>
-                      <a:tailEnd/>
-                    </a:ln>
-                  </pic:spPr>
-                </pic:pic>
-              </a:graphicData>
-            </a:graphic>
-          </wp:inline>
-        </w:drawing>
-      </w:r>
-    </w:p>
-    <w:p>
-      <w:pPr>
-        <w:pStyle w:val="ImageCaption"/>
-        <w:bidi/>
-      </w:pPr>
-      <w:r>
-        <w:rPr>
-          <w:rtl/>
-        </w:rPr>
-        <w:t xml:space="preserve">ماتریس کاملِ ۲۵حالتهٔ گرافن × تخلخل: پروفیل تنش محیطیِ Sigma_thth(xi) برای هر جفت الگو.</w:t>
-      </w:r>
-    </w:p>
-    <w:p>
-      <w:pPr>
-        <w:bidi/>
-      </w:pPr>
-      <w:r>
-        <w:rPr>
-          <w:rtl/>
-        </w:rPr>
-        <w:t xml:space="preserve">مشاهدهٔ دوم، برهم‌کنشِ الگوهای آینه‌ای است. الگوهای V و A آینهٔ هندسیِ یکدیگرند (تمرکز</w:t>
-      </w:r>
-      <w:r>
-        <w:rPr>
-          <w:rtl/>
-        </w:rPr>
-        <w:t xml:space="preserve"> </w:t>
-      </w:r>
-      <w:r>
-        <w:rPr>
-          <w:rtl/>
-        </w:rPr>
-        <w:t xml:space="preserve">در سطح داخلی در برابر سطح خارجی). وقتی GPL-V (رسانا در سطح داخلی) با Por-A (عایق در</w:t>
-      </w:r>
-      <w:r>
-        <w:rPr>
-          <w:rtl/>
-        </w:rPr>
-        <w:t xml:space="preserve"> </w:t>
-      </w:r>
-      <w:r>
-        <w:rPr>
-          <w:rtl/>
-        </w:rPr>
-        <w:t xml:space="preserve">سطح خارجی) ترکیب می‌شود، دو سازوکار هم‌افزا عمل می‌کنند و دمای سطح خارجی به کم‌ترین</w:t>
-      </w:r>
-      <w:r>
-        <w:rPr>
-          <w:rtl/>
-        </w:rPr>
-        <w:t xml:space="preserve"> </w:t>
-      </w:r>
-      <w:r>
-        <w:rPr>
-          <w:rtl/>
-        </w:rPr>
-        <w:t xml:space="preserve">مقدار می‌رسد؛ اما وقتی همان GPL-V با Por-V (هر دو متمرکز در سطح داخلی) ترکیب می‌شود،</w:t>
-      </w:r>
-      <w:r>
-        <w:rPr>
-          <w:rtl/>
-        </w:rPr>
-        <w:t xml:space="preserve"> </w:t>
-      </w:r>
-      <w:r>
-        <w:rPr>
-          <w:rtl/>
-        </w:rPr>
-        <w:t xml:space="preserve">دو اثر یکدیگر را تضعیف می‌کنند و دمای سطح خارجی به 0.692 بالا می‌رود. در سر دیگر،</w:t>
-      </w:r>
-      <w:r>
-        <w:rPr>
-          <w:rtl/>
-        </w:rPr>
-        <w:t xml:space="preserve"> </w:t>
-      </w:r>
-      <w:r>
-        <w:rPr>
-          <w:rtl/>
-        </w:rPr>
-        <w:t xml:space="preserve">بدترین حالت‌ها به GPL-A (رسانا در سطح خارجی) همراه با تخلخل‌های متقارن تعلق دارند که</w:t>
-      </w:r>
-      <w:r>
-        <w:rPr>
-          <w:rtl/>
-        </w:rPr>
-        <w:t xml:space="preserve"> </w:t>
-      </w:r>
-      <w:r>
-        <w:rPr>
-          <w:rtl/>
-        </w:rPr>
-        <w:t xml:space="preserve">دمای سطح خارجی را تا 0.896 بالا می‌برند. بالاترین تنش‌های محیطیِ ماتریس آنجا پدیدار</w:t>
-      </w:r>
-      <w:r>
-        <w:rPr>
-          <w:rtl/>
-        </w:rPr>
-        <w:t xml:space="preserve"> </w:t>
-      </w:r>
-      <w:r>
-        <w:rPr>
-          <w:rtl/>
-        </w:rPr>
-        <w:t xml:space="preserve">می‌شوند که یک الگوی گرافنیِ سفت با تخلخلِ متمرکز در سطح داخلی روبه‌رو شود — برای نمونه</w:t>
-      </w:r>
-      <w:r>
-        <w:rPr>
-          <w:rtl/>
-        </w:rPr>
-        <w:t xml:space="preserve"> </w:t>
-      </w:r>
-      <w:r>
-        <w:rPr>
-          <w:rtl/>
-        </w:rPr>
-        <w:t xml:space="preserve">X-GPL + V-Por با بیشینهٔ تنش محیطیِ 4.20 — پس ماتریس همچنین نقشه‌ای است از جایی که</w:t>
-      </w:r>
-      <w:r>
-        <w:rPr>
-          <w:rtl/>
-        </w:rPr>
-        <w:t xml:space="preserve"> </w:t>
-      </w:r>
-      <w:r>
-        <w:rPr>
-          <w:rtl/>
-        </w:rPr>
-        <w:t xml:space="preserve">تنش، و نه دما، به قید تعیین‌کننده بدل می‌شود. بنابراین نه‌تنها الگوی منفرد بلکه هم‌راستایی</w:t>
-      </w:r>
-      <w:r>
-        <w:rPr>
-          <w:rtl/>
-        </w:rPr>
-        <w:t xml:space="preserve"> </w:t>
-      </w:r>
-      <w:r>
-        <w:rPr>
-          <w:rtl/>
-        </w:rPr>
-        <w:t xml:space="preserve">یا تقابلِ دو الگو نیز تعیین‌کننده است؛ این نقشهٔ برهم‌کنشِ کامل در پژوهش‌های پیشینِ</w:t>
-      </w:r>
-      <w:r>
-        <w:rPr>
-          <w:rtl/>
-        </w:rPr>
-        <w:t xml:space="preserve"> </w:t>
-      </w:r>
-      <w:r>
-        <w:rPr>
-          <w:rtl/>
-        </w:rPr>
-        <w:t xml:space="preserve">مشابه [۶] بی‌سابقه است و از دستاوردهای این کار به‌شمار می‌رود.</w:t>
-      </w:r>
-    </w:p>
-    <w:bookmarkEnd w:id="84"/>
-    <w:bookmarkStart w:id="88" w:name="اثر-ممزوج-بودن-معادلات"/>
-    <w:p>
-      <w:pPr>
-        <w:pStyle w:val="Heading2"/>
-        <w:bidi/>
-      </w:pPr>
-      <w:r>
-        <w:rPr>
-          <w:rtl/>
-        </w:rPr>
-        <w:t xml:space="preserve">۴-۱۴. اثر ممزوج بودن معادلات</w:t>
-      </w:r>
-    </w:p>
-    <w:p>
-      <w:pPr>
-        <w:pStyle w:val="CaptionedFigure"/>
-        <w:bidi/>
-      </w:pPr>
-      <w:r>
-        <w:drawing>
-          <wp:inline>
-            <wp:extent cx="5334000" cy="3708431"/>
-            <wp:effectExtent b="0" l="0" r="0" t="0"/>
-            <wp:docPr descr="اثر ممزوج بودن معادلات: مدل کاملاً ممزوج در برابر معادلهٔ انرژیِ غیرممزوج." title="" id="86" name="Picture"/>
-            <a:graphic>
-              <a:graphicData uri="http://schemas.openxmlformats.org/drawingml/2006/picture">
-                <pic:pic>
-                  <pic:nvPicPr>
-                    <pic:cNvPr descr="figures_ch4_color/I_coupling.png" id="87" name="Picture"/>
-                    <pic:cNvPicPr>
-                      <a:picLocks noChangeArrowheads="1" noChangeAspect="1"/>
-                    </pic:cNvPicPr>
-                  </pic:nvPicPr>
-                  <pic:blipFill>
-                    <a:blip r:embed="rId85"/>
+                    <a:blip r:embed="rId87"/>
                     <a:stretch>
                       <a:fillRect/>
                     </a:stretch>
@@ -5588,106 +7497,106 @@
         <w:rPr>
           <w:rtl/>
         </w:rPr>
-        <w:t xml:space="preserve">اثر ممزوج بودن معادلات: مدل کاملاً ممزوج در برابر معادلهٔ انرژیِ غیرممزوج.</w:t>
-      </w:r>
-    </w:p>
-    <w:p>
-      <w:pPr>
-        <w:bidi/>
-      </w:pPr>
-      <w:r>
-        <w:rPr>
-          <w:rtl/>
-        </w:rPr>
-        <w:t xml:space="preserve">شکل ۴-۱۴ مدل کاملاً ممزوج را با مدل غیرممزوج (حذف جملهٔ نرخ اتساع از معادلهٔ انرژی)</w:t>
-      </w:r>
-      <w:r>
-        <w:rPr>
-          <w:rtl/>
-        </w:rPr>
-        <w:t xml:space="preserve"> </w:t>
-      </w:r>
-      <w:r>
-        <w:rPr>
-          <w:rtl/>
-        </w:rPr>
-        <w:t xml:space="preserve">مقایسه می‌کند. در شرایط مرجع، مدل غیرممزوج بیشینهٔ دمای نقطهٔ میانی را حدود ۱٫۲٪ بیش</w:t>
-      </w:r>
-      <w:r>
-        <w:rPr>
-          <w:rtl/>
-        </w:rPr>
-        <w:t xml:space="preserve"> </w:t>
-      </w:r>
-      <w:r>
-        <w:rPr>
-          <w:rtl/>
-        </w:rPr>
-        <w:t xml:space="preserve">برآورد می‌کند (0.937 در برابر 0.926) و دمای سطح خارجی را به همان اندازه. سازوکار این</w:t>
-      </w:r>
-      <w:r>
-        <w:rPr>
-          <w:rtl/>
-        </w:rPr>
-        <w:t xml:space="preserve"> </w:t>
-      </w:r>
-      <w:r>
-        <w:rPr>
-          <w:rtl/>
-        </w:rPr>
-        <w:t xml:space="preserve">است که در مدل ممزوج بخشی از انرژی حرارتی پیوسته به کار مکانیکی تبدیل می‌شود — نوعی</w:t>
-      </w:r>
-      <w:r>
-        <w:rPr>
-          <w:rtl/>
-        </w:rPr>
-        <w:t xml:space="preserve"> </w:t>
-      </w:r>
-      <w:r>
-        <w:rPr>
-          <w:rtl/>
-        </w:rPr>
-        <w:t xml:space="preserve">میرایی ترموالاستیکِ موج حرارتی — و اختلاف دو مدل دقیقاً در پیشانی‌های موج بیشترین است.</w:t>
-      </w:r>
-      <w:r>
-        <w:rPr>
-          <w:rtl/>
-        </w:rPr>
-        <w:t xml:space="preserve"> </w:t>
-      </w:r>
-      <w:r>
-        <w:rPr>
-          <w:rtl/>
-        </w:rPr>
-        <w:t xml:space="preserve">این اثر در زمان تخفیف مرجعِ ملایمِ τ* = 0.15 اندک است اما با قدرت موج رشد می‌کند؛ و</w:t>
-      </w:r>
-      <w:r>
-        <w:rPr>
-          <w:rtl/>
-        </w:rPr>
-        <w:t xml:space="preserve"> </w:t>
-      </w:r>
-      <w:r>
-        <w:rPr>
-          <w:rtl/>
-        </w:rPr>
-        <w:t xml:space="preserve">نشان می‌دهد که هرگاه امضای موج مهم باشد باید دستگاه کاملاً ممزوج را — با وجود هزینهٔ</w:t>
-      </w:r>
-      <w:r>
-        <w:rPr>
-          <w:rtl/>
-        </w:rPr>
-        <w:t xml:space="preserve"> </w:t>
-      </w:r>
-      <w:r>
-        <w:rPr>
-          <w:rtl/>
-        </w:rPr>
-        <w:t xml:space="preserve">بالاتر — حل کرد.</w:t>
-      </w:r>
-    </w:p>
-    <w:bookmarkEnd w:id="88"/>
-    <w:bookmarkStart w:id="92" w:name="اثر-ضریب-همرفت-سطح-خارجی"/>
+        <w:t xml:space="preserve">اثر ضریب همرفتِ سطح خارجی h_c = ۱۰ / ۱۰۰ / ۱۰۰۰ وات بر مترمربع‌کلوین.</w:t>
+      </w:r>
+    </w:p>
+    <w:p>
+      <w:pPr>
+        <w:bidi/>
+      </w:pPr>
+      <w:r>
+        <w:rPr>
+          <w:rtl/>
+        </w:rPr>
+        <w:t xml:space="preserve">شکل ۴-۲۱ اثر ضریب همرفت سطح خارجی را برای h_c = 10، 100 و 1000 وات بر مترمربع‌کلوین،</w:t>
+      </w:r>
+      <w:r>
+        <w:rPr>
+          <w:rtl/>
+        </w:rPr>
+        <w:t xml:space="preserve"> </w:t>
+      </w:r>
+      <w:r>
+        <w:rPr>
+          <w:rtl/>
+        </w:rPr>
+        <w:t xml:space="preserve">متناظر با اعداد بایوِ Bi = h_c h/k̄ ≈ 0.07 تا 6.6، بررسی می‌کند. با افزایش h_c سطح</w:t>
+      </w:r>
+      <w:r>
+        <w:rPr>
+          <w:rtl/>
+        </w:rPr>
+        <w:t xml:space="preserve"> </w:t>
+      </w:r>
+      <w:r>
+        <w:rPr>
+          <w:rtl/>
+        </w:rPr>
+        <w:t xml:space="preserve">خارجی از تقریباً بی‌دررو به یک چاهِ گرماییِ مؤثر بدل می‌شود: دمای سطح خارجی از 0.883</w:t>
+      </w:r>
+      <w:r>
+        <w:rPr>
+          <w:rtl/>
+        </w:rPr>
+        <w:t xml:space="preserve"> </w:t>
+      </w:r>
+      <w:r>
+        <w:rPr>
+          <w:rtl/>
+        </w:rPr>
+        <w:t xml:space="preserve">از راه 0.591 به 0.107، بیشینهٔ نقطهٔ میانی از 0.926 از راه 0.802 به 0.715، و تنش</w:t>
+      </w:r>
+      <w:r>
+        <w:rPr>
+          <w:rtl/>
+        </w:rPr>
+        <w:t xml:space="preserve"> </w:t>
+      </w:r>
+      <w:r>
+        <w:rPr>
+          <w:rtl/>
+        </w:rPr>
+        <w:t xml:space="preserve">محیطیِ سطح داخلی از 1.526 از راه 1.176 به 0.540 آرام می‌گیرد — چون آنچه تنش حرارتی</w:t>
+      </w:r>
+      <w:r>
+        <w:rPr>
+          <w:rtl/>
+        </w:rPr>
+        <w:t xml:space="preserve"> </w:t>
+      </w:r>
+      <w:r>
+        <w:rPr>
+          <w:rtl/>
+        </w:rPr>
+        <w:t xml:space="preserve">را تعیین می‌کند اختلاف دمای عرضِ‌جداره است نه تراز مطلق دما. پاسخ در کوچک‌ترین ضریب</w:t>
+      </w:r>
+      <w:r>
+        <w:rPr>
+          <w:rtl/>
+        </w:rPr>
+        <w:t xml:space="preserve"> </w:t>
+      </w:r>
+      <w:r>
+        <w:rPr>
+          <w:rtl/>
+        </w:rPr>
+        <w:t xml:space="preserve">تقریباً بی‌حساس به همرفت و در بزرگ‌ترین ضریب به‌شدت همرفت‌محور است، دو رژیم که باید در</w:t>
+      </w:r>
+      <w:r>
+        <w:rPr>
+          <w:rtl/>
+        </w:rPr>
+        <w:t xml:space="preserve"> </w:t>
+      </w:r>
+      <w:r>
+        <w:rPr>
+          <w:rtl/>
+        </w:rPr>
+        <w:t xml:space="preserve">طراحی از هم تفکیک شوند.</w:t>
+      </w:r>
+    </w:p>
+    <w:bookmarkEnd w:id="90"/>
+    <w:bookmarkStart w:id="94" w:name="اثر-ضخامت-جداره"/>
     <w:p>
       <w:pPr>
         <w:pStyle w:val="Heading2"/>
@@ -5697,7 +7606,20 @@
         <w:rPr>
           <w:rtl/>
         </w:rPr>
-        <w:t xml:space="preserve">۴-۱۵. اثر ضریب همرفت سطح خارجی</w:t>
+        <w:t xml:space="preserve">۴-۱۶. اثر ضخامت جداره</w:t>
+      </w:r>
+    </w:p>
+    <w:p>
+      <w:pPr>
+        <w:bidi/>
+      </w:pPr>
+      <w:r>
+        <w:rPr>
+          <w:b/>
+          <w:bCs/>
+          <w:rtl/>
+        </w:rPr>
+        <w:t xml:space="preserve">شکل ۴-۲۲.</w:t>
       </w:r>
     </w:p>
     <w:p>
@@ -5708,189 +7630,20 @@
       <w:r>
         <w:drawing>
           <wp:inline>
-            <wp:extent cx="5334000" cy="3297867"/>
+            <wp:extent cx="5334000" cy="3708431"/>
             <wp:effectExtent b="0" l="0" r="0" t="0"/>
-            <wp:docPr descr="اثر ضریب همرفتِ سطح خارجی h_c = ۱۰ / ۱۰۰ / ۱۰۰۰ وات بر مترمربع‌کلوین." title="" id="90" name="Picture"/>
+            <wp:docPr descr="اثر ضخامت جداره، نسبت شعاعی R_o/R_i = ۱٫۲۵ / ۱٫۵ / ۲٫۰ (شعاع داخلی ثابت)." title="" id="92" name="Picture"/>
             <a:graphic>
               <a:graphicData uri="http://schemas.openxmlformats.org/drawingml/2006/picture">
                 <pic:pic>
                   <pic:nvPicPr>
-                    <pic:cNvPr descr="figures_ch4_color/J_convection.png" id="91" name="Picture"/>
+                    <pic:cNvPr descr="figures_ch4_color/K_thickness.png" id="93" name="Picture"/>
                     <pic:cNvPicPr>
                       <a:picLocks noChangeArrowheads="1" noChangeAspect="1"/>
                     </pic:cNvPicPr>
                   </pic:nvPicPr>
                   <pic:blipFill>
-                    <a:blip r:embed="rId89"/>
-                    <a:stretch>
-                      <a:fillRect/>
-                    </a:stretch>
-                  </pic:blipFill>
-                  <pic:spPr bwMode="auto">
-                    <a:xfrm>
-                      <a:off x="0" y="0"/>
-                      <a:ext cx="5334000" cy="3297867"/>
-                    </a:xfrm>
-                    <a:prstGeom prst="rect">
-                      <a:avLst/>
-                    </a:prstGeom>
-                    <a:noFill/>
-                    <a:ln w="9525">
-                      <a:noFill/>
-                      <a:headEnd/>
-                      <a:tailEnd/>
-                    </a:ln>
-                  </pic:spPr>
-                </pic:pic>
-              </a:graphicData>
-            </a:graphic>
-          </wp:inline>
-        </w:drawing>
-      </w:r>
-    </w:p>
-    <w:p>
-      <w:pPr>
-        <w:pStyle w:val="ImageCaption"/>
-        <w:bidi/>
-      </w:pPr>
-      <w:r>
-        <w:rPr>
-          <w:rtl/>
-        </w:rPr>
-        <w:t xml:space="preserve">اثر ضریب همرفتِ سطح خارجی h_c = ۱۰ / ۱۰۰ / ۱۰۰۰ وات بر مترمربع‌کلوین.</w:t>
-      </w:r>
-    </w:p>
-    <w:p>
-      <w:pPr>
-        <w:bidi/>
-      </w:pPr>
-      <w:r>
-        <w:rPr>
-          <w:rtl/>
-        </w:rPr>
-        <w:t xml:space="preserve">شکل ۴-۱۵ اثر ضریب همرفت سطح خارجی را برای h_c = 10، 100 و 1000 وات بر مترمربع‌کلوین،</w:t>
-      </w:r>
-      <w:r>
-        <w:rPr>
-          <w:rtl/>
-        </w:rPr>
-        <w:t xml:space="preserve"> </w:t>
-      </w:r>
-      <w:r>
-        <w:rPr>
-          <w:rtl/>
-        </w:rPr>
-        <w:t xml:space="preserve">متناظر با اعداد بایوِ Bi = h_c h/k̄ ≈ 0.07 تا 6.6، بررسی می‌کند. با افزایش h_c سطح</w:t>
-      </w:r>
-      <w:r>
-        <w:rPr>
-          <w:rtl/>
-        </w:rPr>
-        <w:t xml:space="preserve"> </w:t>
-      </w:r>
-      <w:r>
-        <w:rPr>
-          <w:rtl/>
-        </w:rPr>
-        <w:t xml:space="preserve">خارجی از تقریباً بی‌دررو به یک چاهِ گرماییِ مؤثر بدل می‌شود: دمای سطح خارجی از 0.883</w:t>
-      </w:r>
-      <w:r>
-        <w:rPr>
-          <w:rtl/>
-        </w:rPr>
-        <w:t xml:space="preserve"> </w:t>
-      </w:r>
-      <w:r>
-        <w:rPr>
-          <w:rtl/>
-        </w:rPr>
-        <w:t xml:space="preserve">از راه 0.591 به 0.107، بیشینهٔ نقطهٔ میانی از 0.926 از راه 0.802 به 0.715، و تنش</w:t>
-      </w:r>
-      <w:r>
-        <w:rPr>
-          <w:rtl/>
-        </w:rPr>
-        <w:t xml:space="preserve"> </w:t>
-      </w:r>
-      <w:r>
-        <w:rPr>
-          <w:rtl/>
-        </w:rPr>
-        <w:t xml:space="preserve">محیطیِ سطح داخلی از 1.526 از راه 1.176 به 0.540 آرام می‌گیرد — چون آنچه تنش حرارتی</w:t>
-      </w:r>
-      <w:r>
-        <w:rPr>
-          <w:rtl/>
-        </w:rPr>
-        <w:t xml:space="preserve"> </w:t>
-      </w:r>
-      <w:r>
-        <w:rPr>
-          <w:rtl/>
-        </w:rPr>
-        <w:t xml:space="preserve">را تعیین می‌کند اختلاف دمای عرضِ‌جداره است نه تراز مطلق دما. پاسخ در کوچک‌ترین ضریب</w:t>
-      </w:r>
-      <w:r>
-        <w:rPr>
-          <w:rtl/>
-        </w:rPr>
-        <w:t xml:space="preserve"> </w:t>
-      </w:r>
-      <w:r>
-        <w:rPr>
-          <w:rtl/>
-        </w:rPr>
-        <w:t xml:space="preserve">تقریباً بی‌حساس به همرفت و در بزرگ‌ترین ضریب به‌شدت همرفت‌محور است، دو رژیم که باید در</w:t>
-      </w:r>
-      <w:r>
-        <w:rPr>
-          <w:rtl/>
-        </w:rPr>
-        <w:t xml:space="preserve"> </w:t>
-      </w:r>
-      <w:r>
-        <w:rPr>
-          <w:rtl/>
-        </w:rPr>
-        <w:t xml:space="preserve">طراحی از هم تفکیک شوند.</w:t>
-      </w:r>
-    </w:p>
-    <w:bookmarkEnd w:id="92"/>
-    <w:bookmarkStart w:id="96" w:name="اثر-ضخامت-جداره"/>
-    <w:p>
-      <w:pPr>
-        <w:pStyle w:val="Heading2"/>
-        <w:bidi/>
-      </w:pPr>
-      <w:r>
-        <w:rPr>
-          <w:rtl/>
-        </w:rPr>
-        <w:t xml:space="preserve">۴-۱۶. اثر ضخامت جداره</w:t>
-      </w:r>
-    </w:p>
-    <w:p>
-      <w:pPr>
-        <w:pStyle w:val="CaptionedFigure"/>
-        <w:bidi/>
-      </w:pPr>
-      <w:r>
-        <w:drawing>
-          <wp:inline>
-            <wp:extent cx="5334000" cy="3708431"/>
-            <wp:effectExtent b="0" l="0" r="0" t="0"/>
-            <wp:docPr descr="اثر ضخامت جداره، نسبت شعاعی R_o/R_i = ۱٫۲۵ / ۱٫۵ / ۲٫۰ (شعاع داخلی ثابت)." title="" id="94" name="Picture"/>
-            <a:graphic>
-              <a:graphicData uri="http://schemas.openxmlformats.org/drawingml/2006/picture">
-                <pic:pic>
-                  <pic:nvPicPr>
-                    <pic:cNvPr descr="figures_ch4_color/K_thickness.png" id="95" name="Picture"/>
-                    <pic:cNvPicPr>
-                      <a:picLocks noChangeArrowheads="1" noChangeAspect="1"/>
-                    </pic:cNvPicPr>
-                  </pic:nvPicPr>
-                  <pic:blipFill>
-                    <a:blip r:embed="rId93"/>
+                    <a:blip r:embed="rId91"/>
                     <a:stretch>
                       <a:fillRect/>
                     </a:stretch>
@@ -5937,7 +7690,7 @@
         <w:rPr>
           <w:rtl/>
         </w:rPr>
-        <w:t xml:space="preserve">شکل ۴-۱۶ سه استوانه با نسبت شعاعیِ R_o/R_i = 1.25، 1.5 و 2.0 را مقایسه می‌کند (شعاع</w:t>
+        <w:t xml:space="preserve">شکل ۴-۲۲ سه استوانه با نسبت شعاعیِ R_o/R_i = 1.25، 1.5 و 2.0 را مقایسه می‌کند (شعاع</w:t>
       </w:r>
       <w:r>
         <w:rPr>
@@ -6060,8 +7813,8 @@
         <w:t xml:space="preserve">به‌شدت فشاری داد‌وستد می‌کند.</w:t>
       </w:r>
     </w:p>
-    <w:bookmarkEnd w:id="96"/>
-    <w:bookmarkStart w:id="100" w:name="پاسخ-به-شوک-حرارتی-گاوسی"/>
+    <w:bookmarkEnd w:id="94"/>
+    <w:bookmarkStart w:id="98" w:name="پاسخ-به-شوک-حرارتی-گاوسی"/>
     <w:p>
       <w:pPr>
         <w:pStyle w:val="Heading2"/>
@@ -6072,6 +7825,19 @@
           <w:rtl/>
         </w:rPr>
         <w:t xml:space="preserve">۴-۱۷. پاسخ به شوک حرارتی گاوسی</w:t>
+      </w:r>
+    </w:p>
+    <w:p>
+      <w:pPr>
+        <w:bidi/>
+      </w:pPr>
+      <w:r>
+        <w:rPr>
+          <w:b/>
+          <w:bCs/>
+          <w:rtl/>
+        </w:rPr>
+        <w:t xml:space="preserve">شکل ۴-۲۳.</w:t>
       </w:r>
     </w:p>
     <w:p>
@@ -6084,18 +7850,18 @@
           <wp:inline>
             <wp:extent cx="5334000" cy="3708431"/>
             <wp:effectExtent b="0" l="0" r="0" t="0"/>
-            <wp:docPr descr="پاسخ به شوک حرارتیِ گاوسی: لرد–شولمن در برابر فوریه؛ تپِ LS دیرتر، قوی‌تر و ماندگارتر می‌رسد." title="" id="98" name="Picture"/>
+            <wp:docPr descr="پاسخ به شوک حرارتیِ گاوسی: لرد–شولمن در برابر فوریه؛ تپِ LS دیرتر، قوی‌تر و ماندگارتر می‌رسد." title="" id="96" name="Picture"/>
             <a:graphic>
               <a:graphicData uri="http://schemas.openxmlformats.org/drawingml/2006/picture">
                 <pic:pic>
                   <pic:nvPicPr>
-                    <pic:cNvPr descr="figures_ch4_color/M_gauss_shock.png" id="99" name="Picture"/>
+                    <pic:cNvPr descr="figures_ch4_color/M_gauss_shock.png" id="97" name="Picture"/>
                     <pic:cNvPicPr>
                       <a:picLocks noChangeArrowheads="1" noChangeAspect="1"/>
                     </pic:cNvPicPr>
                   </pic:nvPicPr>
                   <pic:blipFill>
-                    <a:blip r:embed="rId97"/>
+                    <a:blip r:embed="rId95"/>
                     <a:stretch>
                       <a:fillRect/>
                     </a:stretch>
@@ -6154,7 +7920,7 @@
         <w:rPr>
           <w:rtl/>
         </w:rPr>
-        <w:t xml:space="preserve">پاسخ زیر دو نظریهٔ لرد–شولمن و فوریه مقایسه می‌گردد (شکل ۴-۱۷). این بارگذاری تفاوت</w:t>
+        <w:t xml:space="preserve">پاسخ زیر دو نظریهٔ لرد–شولمن و فوریه مقایسه می‌گردد (شکل ۴-۲۳). این بارگذاری تفاوت</w:t>
       </w:r>
       <w:r>
         <w:rPr>
@@ -6214,7 +7980,7 @@
         <w:rPr>
           <w:rtl/>
         </w:rPr>
-        <w:t xml:space="preserve">سر می‌گذارد. شکل‌های پیشانیِ موجِ همراه (شکل ۴-۱۷ب) پیشانیِ تیزِ صوت دوم را در حال</w:t>
+        <w:t xml:space="preserve">سر می‌گذارد. حلِ لرد–شولمن پیشانیِ تیزِ صوت دوم را در حال</w:t>
       </w:r>
       <w:r>
         <w:rPr>
@@ -6253,8 +8019,8 @@
         <w:t xml:space="preserve">چشمگیر کم‌برآورد می‌کند — استدلالی نیرومند به سود نظریهٔ تعمیم‌یافته.</w:t>
       </w:r>
     </w:p>
-    <w:bookmarkEnd w:id="100"/>
-    <w:bookmarkStart w:id="101" w:name="مقایسه-روشهای-انتگرالگیری-زمانی"/>
+    <w:bookmarkEnd w:id="98"/>
+    <w:bookmarkStart w:id="99" w:name="مقایسه-روشهای-انتگرالگیری-زمانی"/>
     <w:p>
       <w:pPr>
         <w:pStyle w:val="Heading2"/>
@@ -6299,7 +8065,7 @@
         <w:rPr>
           <w:rtl/>
         </w:rPr>
-        <w:t xml:space="preserve">t = 10 ثانیه) اجرا شدند. نتایج در جدول ۴-۳ خلاصه شده‌اند.</w:t>
+        <w:t xml:space="preserve">t = 10 ثانیه) اجرا شدند. نتایج در جدول ۴-۷ خلاصه شده‌اند.</w:t>
       </w:r>
     </w:p>
     <w:p>
@@ -6312,7 +8078,7 @@
           <w:bCs/>
           <w:rtl/>
         </w:rPr>
-        <w:t xml:space="preserve">جدول ۴-۳: مقایسهٔ روش‌های انتگرال‌گیری زمانی بر دستگاه مکانیِ یکسان.</w:t>
+        <w:t xml:space="preserve">جدول ۴-۷: مقایسهٔ روش‌های انتگرال‌گیری زمانی بر دستگاه مکانیِ یکسان.</w:t>
       </w:r>
     </w:p>
     <w:tbl>
@@ -6754,8 +8520,8 @@
         <w:t xml:space="preserve">نیومارک را برای همهٔ اجراهای تولیدیِ این پایان‌نامه موجه می‌سازد.</w:t>
       </w:r>
     </w:p>
-    <w:bookmarkEnd w:id="101"/>
-    <w:bookmarkStart w:id="102" w:name="مقایسه-روشهای-گسستهسازی-مکانی"/>
+    <w:bookmarkEnd w:id="99"/>
+    <w:bookmarkStart w:id="100" w:name="مقایسه-روشهای-گسستهسازی-مکانی"/>
     <w:p>
       <w:pPr>
         <w:pStyle w:val="Heading2"/>
@@ -6911,8 +8677,8 @@
         <w:t xml:space="preserve">از توسعه‌های این کار بر پژوهش‌های پیشینِ مشابه است.</w:t>
       </w:r>
     </w:p>
-    <w:bookmarkEnd w:id="102"/>
-    <w:bookmarkStart w:id="106" w:name="Xf9934a6e1411b18b38d65a0fc417b4ad0d30b99"/>
+    <w:bookmarkEnd w:id="100"/>
+    <w:bookmarkStart w:id="104" w:name="Xf9934a6e1411b18b38d65a0fc417b4ad0d30b99"/>
     <w:p>
       <w:pPr>
         <w:pStyle w:val="Heading2"/>
@@ -6923,6 +8689,19 @@
           <w:rtl/>
         </w:rPr>
         <w:t xml:space="preserve">۴-۲۰. مقایسهٔ نظریه‌های ترموالاستیسیتهٔ تعمیم‌یافته</w:t>
+      </w:r>
+    </w:p>
+    <w:p>
+      <w:pPr>
+        <w:bidi/>
+      </w:pPr>
+      <w:r>
+        <w:rPr>
+          <w:b/>
+          <w:bCs/>
+          <w:rtl/>
+        </w:rPr>
+        <w:t xml:space="preserve">شکل ۴-۲۴.</w:t>
       </w:r>
     </w:p>
     <w:p>
@@ -6935,18 +8714,18 @@
           <wp:inline>
             <wp:extent cx="5334000" cy="3708431"/>
             <wp:effectExtent b="0" l="0" r="0" t="0"/>
-            <wp:docPr descr="مقایسهٔ نظریه‌های ترموالاستیسیتهٔ تعمیم‌یافته: فوریه / لرد–شولمن / تأخیر دوفازی / گرین–نگدی نوع سوم." title="" id="104" name="Picture"/>
+            <wp:docPr descr="مقایسهٔ نظریه‌های ترموالاستیسیتهٔ تعمیم‌یافته: فوریه / لرد–شولمن / تأخیر دوفازی / گرین–نگدی نوع سوم." title="" id="102" name="Picture"/>
             <a:graphic>
               <a:graphicData uri="http://schemas.openxmlformats.org/drawingml/2006/picture">
                 <pic:pic>
                   <pic:nvPicPr>
-                    <pic:cNvPr descr="figures_ch4_color/T3_theories.png" id="105" name="Picture"/>
+                    <pic:cNvPr descr="figures_ch4_color/T3_theories.png" id="103" name="Picture"/>
                     <pic:cNvPicPr>
                       <a:picLocks noChangeArrowheads="1" noChangeAspect="1"/>
                     </pic:cNvPicPr>
                   </pic:nvPicPr>
                   <pic:blipFill>
-                    <a:blip r:embed="rId103"/>
+                    <a:blip r:embed="rId101"/>
                     <a:stretch>
                       <a:fillRect/>
                     </a:stretch>
@@ -7029,7 +8808,7 @@
         <w:rPr>
           <w:rtl/>
         </w:rPr>
-        <w:t xml:space="preserve">k* = k/τ0 (تا سرعت موجش با لرد–شولمن برابر شود). طبق شکل ۴-۱۸، بیشینهٔ دمای نقطهٔ</w:t>
+        <w:t xml:space="preserve">k* = k/τ0 (تا سرعت موجش با لرد–شولمن برابر شود). طبق شکل ۴-۲۴، بیشینهٔ دمای نقطهٔ</w:t>
       </w:r>
       <w:r>
         <w:rPr>
@@ -7140,368 +8919,368 @@
         <w:t xml:space="preserve">پژوهش است.</w:t>
       </w:r>
     </w:p>
+    <w:bookmarkEnd w:id="104"/>
+    <w:bookmarkStart w:id="105" w:name="جمعبندی-فصل"/>
+    <w:p>
+      <w:pPr>
+        <w:pStyle w:val="Heading2"/>
+        <w:bidi/>
+      </w:pPr>
+      <w:r>
+        <w:rPr>
+          <w:rtl/>
+        </w:rPr>
+        <w:t xml:space="preserve">۴-۲۱. جمع‌بندی فصل</w:t>
+      </w:r>
+    </w:p>
+    <w:p>
+      <w:pPr>
+        <w:bidi/>
+      </w:pPr>
+      <w:r>
+        <w:rPr>
+          <w:rtl/>
+        </w:rPr>
+        <w:t xml:space="preserve">مهم‌ترین یافته‌های این فصل چنین خلاصه می‌شوند:</w:t>
+      </w:r>
+    </w:p>
+    <w:p>
+      <w:pPr>
+        <w:bidi/>
+      </w:pPr>
+      <w:r>
+        <w:rPr>
+          <w:rtl/>
+        </w:rPr>
+        <w:t xml:space="preserve">۱. همگرایی عددیِ حل به‌صورت مستقل در هر راستا اثبات شد — شعاعی (همگرا از N_r = 7)،</w:t>
+      </w:r>
+      <w:r>
+        <w:rPr>
+          <w:rtl/>
+        </w:rPr>
+        <w:t xml:space="preserve"> </w:t>
+      </w:r>
+      <w:r>
+        <w:rPr>
+          <w:rtl/>
+        </w:rPr>
+        <w:t xml:space="preserve">محوری (راستای تعیین‌کننده؛ N_z = 5 خطای ۹٫۴٪ می‌دهد و از N_z = 9 همگراست)، لایه‌ای</w:t>
+      </w:r>
+      <w:r>
+        <w:rPr>
+          <w:rtl/>
+        </w:rPr>
+        <w:t xml:space="preserve"> </w:t>
+      </w:r>
+      <w:r>
+        <w:rPr>
+          <w:rtl/>
+        </w:rPr>
+        <w:t xml:space="preserve">(همگرا از N_L = ۳ تا ۵) و گام زمانی (Δt ≤ 2 ثانیه) — پیش از آنکه حل‌گر در پنج آزمون</w:t>
+      </w:r>
+      <w:r>
+        <w:rPr>
+          <w:rtl/>
+        </w:rPr>
+        <w:t xml:space="preserve"> </w:t>
+      </w:r>
+      <w:r>
+        <w:rPr>
+          <w:rtl/>
+        </w:rPr>
+        <w:t xml:space="preserve">مستقل در برابر حل‌های دقیق و مراجع صحت‌سنجی شود.</w:t>
+      </w:r>
+      <w:r>
+        <w:rPr>
+          <w:rtl/>
+        </w:rPr>
+        <w:t xml:space="preserve"> </w:t>
+      </w:r>
+      <w:r>
+        <w:rPr>
+          <w:rtl/>
+        </w:rPr>
+        <w:t xml:space="preserve">۲. موج حرارتیِ لرد–شولمن فراجهشِ دمای عرضِ‌جداره‌ای می‌سازد که با زمان تخفیف رشد می‌کند،</w:t>
+      </w:r>
+      <w:r>
+        <w:rPr>
+          <w:rtl/>
+        </w:rPr>
+        <w:t xml:space="preserve"> </w:t>
+      </w:r>
+      <w:r>
+        <w:rPr>
+          <w:rtl/>
+        </w:rPr>
+        <w:t xml:space="preserve">تا T* = 1.271 در τ* = 0.87 — که زیر هدایت فوریه ناممکن است — با شکل مشخصهٔ قله-قعرِ</w:t>
+      </w:r>
+      <w:r>
+        <w:rPr>
+          <w:rtl/>
+        </w:rPr>
+        <w:t xml:space="preserve"> </w:t>
+      </w:r>
+      <w:r>
+        <w:rPr>
+          <w:rtl/>
+        </w:rPr>
+        <w:t xml:space="preserve">موجِ بازتابنده؛ در مقدار مرجعِ ملایمِ τ* = 0.15 فراجهش کوچک است.</w:t>
+      </w:r>
+      <w:r>
+        <w:rPr>
+          <w:rtl/>
+        </w:rPr>
+        <w:t xml:space="preserve"> </w:t>
+      </w:r>
+      <w:r>
+        <w:rPr>
+          <w:rtl/>
+        </w:rPr>
+        <w:t xml:space="preserve">۳. قراردادن گرافن در سطح گرم (الگوی V) و حفره‌ها در سطح سرد (الگوی A) هم‌افزاست: ماتریس</w:t>
+      </w:r>
+      <w:r>
+        <w:rPr>
+          <w:rtl/>
+        </w:rPr>
+        <w:t xml:space="preserve"> </w:t>
+      </w:r>
+      <w:r>
+        <w:rPr>
+          <w:rtl/>
+        </w:rPr>
+        <w:t xml:space="preserve">کامل ۵×۵ نشان می‌دهد بهترین ترکیب، GPL-V با Por-A، دمای سطح خارجی را حدود</w:t>
+      </w:r>
+      <w:r>
+        <w:rPr>
+          <w:rtl/>
+        </w:rPr>
+        <w:t xml:space="preserve"> </w:t>
+      </w:r>
+      <w:r>
+        <w:rPr>
+          <w:rtl/>
+        </w:rPr>
+        <w:t xml:space="preserve">بیست‌وشش‌برابر در ترازی خوش‌خیم (فشاری) کاهش می‌دهد — توصیهٔ طراحیِ این پایان‌نامه.</w:t>
+      </w:r>
+      <w:r>
+        <w:rPr>
+          <w:rtl/>
+        </w:rPr>
+        <w:t xml:space="preserve"> </w:t>
+      </w:r>
+      <w:r>
+        <w:rPr>
+          <w:rtl/>
+        </w:rPr>
+        <w:t xml:space="preserve">هم‌راستایی یا تقابلِ الگوهای آینه‌ایِ V و A عملکرد حرارتی را تعیین می‌کند.</w:t>
+      </w:r>
+      <w:r>
+        <w:rPr>
+          <w:rtl/>
+        </w:rPr>
+        <w:t xml:space="preserve"> </w:t>
+      </w:r>
+      <w:r>
+        <w:rPr>
+          <w:rtl/>
+        </w:rPr>
+        <w:t xml:space="preserve">۴. در رژیمِ کسر وزنیِ پایینِ مرجع، مقدار اندکی گرافن جداره را از رسانای ضعیف به رسانای</w:t>
+      </w:r>
+      <w:r>
+        <w:rPr>
+          <w:rtl/>
+        </w:rPr>
+        <w:t xml:space="preserve"> </w:t>
+      </w:r>
+      <w:r>
+        <w:rPr>
+          <w:rtl/>
+        </w:rPr>
+        <w:t xml:space="preserve">خوب بدل می‌کند؛ افزودن بیشتر عمدتاً تنش‌های حرارتی را بالا می‌برد (تنش محیطیِ داخلی</w:t>
+      </w:r>
+      <w:r>
+        <w:rPr>
+          <w:rtl/>
+        </w:rPr>
+        <w:t xml:space="preserve"> </w:t>
+      </w:r>
+      <w:r>
+        <w:rPr>
+          <w:rtl/>
+        </w:rPr>
+        <w:t xml:space="preserve">در ۸٪ به منفیِ 1.580 وارون می‌شود). در این کسر وزنیِ پایین، نسبت‌های ابعادیِ پلاکت</w:t>
+      </w:r>
+      <w:r>
+        <w:rPr>
+          <w:rtl/>
+        </w:rPr>
+        <w:t xml:space="preserve"> </w:t>
+      </w:r>
+      <w:r>
+        <w:rPr>
+          <w:rtl/>
+        </w:rPr>
+        <w:t xml:space="preserve">تنها اهرم‌های مرتبهٔ دوم‌اند.</w:t>
+      </w:r>
+      <w:r>
+        <w:rPr>
+          <w:rtl/>
+        </w:rPr>
+        <w:t xml:space="preserve"> </w:t>
+      </w:r>
+      <w:r>
+        <w:rPr>
+          <w:rtl/>
+        </w:rPr>
+        <w:t xml:space="preserve">۵. ممزوجیِ کامل موج حرارتی را میرا می‌کند (حدود ۱٪ کاهش بیشینه در مرجع، که با قدرت موج</w:t>
+      </w:r>
+      <w:r>
+        <w:rPr>
+          <w:rtl/>
+        </w:rPr>
+        <w:t xml:space="preserve"> </w:t>
+      </w:r>
+      <w:r>
+        <w:rPr>
+          <w:rtl/>
+        </w:rPr>
+        <w:t xml:space="preserve">رشد می‌کند)؛ مدل‌های غیرممزوج در پیشانی‌های موج غیرمحافظه‌کارند.</w:t>
+      </w:r>
+      <w:r>
+        <w:rPr>
+          <w:rtl/>
+        </w:rPr>
+        <w:t xml:space="preserve"> </w:t>
+      </w:r>
+      <w:r>
+        <w:rPr>
+          <w:rtl/>
+        </w:rPr>
+        <w:t xml:space="preserve">۶. فشار داخلی به‌صورت خطی وارد می‌شود؛ در مرجعِ 50 مگاپاسکال سهم‌گذارِ مرتبهٔ اولِ تنش و</w:t>
+      </w:r>
+      <w:r>
+        <w:rPr>
+          <w:rtl/>
+        </w:rPr>
+        <w:t xml:space="preserve"> </w:t>
+      </w:r>
+      <w:r>
+        <w:rPr>
+          <w:rtl/>
+        </w:rPr>
+        <w:t xml:space="preserve">جابجایی است، اما میدان دما حرارتی‌محور می‌ماند و تا 100 مگاپاسکال هیچ گسستی رخ نمی‌دهد.</w:t>
+      </w:r>
+      <w:r>
+        <w:rPr>
+          <w:rtl/>
+        </w:rPr>
+        <w:t xml:space="preserve"> </w:t>
+      </w:r>
+      <w:r>
+        <w:rPr>
+          <w:rtl/>
+        </w:rPr>
+        <w:t xml:space="preserve">۷. انتهای گیردار تنش محیطیِ مقطع میانی را کاهش می‌دهد (از 1.526 به 0.424)؛ اثر تکیه‌گاه</w:t>
+      </w:r>
+      <w:r>
+        <w:rPr>
+          <w:rtl/>
+        </w:rPr>
+        <w:t xml:space="preserve"> </w:t>
+      </w:r>
+      <w:r>
+        <w:rPr>
+          <w:rtl/>
+        </w:rPr>
+        <w:t xml:space="preserve">نزدیک انتها موضعی است و با بلندترشدن استوانه پاسخ مقطع میانی به حدِ استوانهٔ بلند</w:t>
+      </w:r>
+      <w:r>
+        <w:rPr>
+          <w:rtl/>
+        </w:rPr>
+        <w:t xml:space="preserve"> </w:t>
+      </w:r>
+      <w:r>
+        <w:rPr>
+          <w:rtl/>
+        </w:rPr>
+        <w:t xml:space="preserve">همگرا می‌شود.</w:t>
+      </w:r>
+      <w:r>
+        <w:rPr>
+          <w:rtl/>
+        </w:rPr>
+        <w:t xml:space="preserve"> </w:t>
+      </w:r>
+      <w:r>
+        <w:rPr>
+          <w:rtl/>
+        </w:rPr>
+        <w:t xml:space="preserve">۸. زیر گرمایشِ ضربه‌ایِ (گاوسیِ) تپ، تپِ لرد–شولمن حدود دو‌ونیم برابر قوی‌تر از تپِ</w:t>
+      </w:r>
+      <w:r>
+        <w:rPr>
+          <w:rtl/>
+        </w:rPr>
+        <w:t xml:space="preserve"> </w:t>
+      </w:r>
+      <w:r>
+        <w:rPr>
+          <w:rtl/>
+        </w:rPr>
+        <w:t xml:space="preserve">فوریه به میانهٔ جداره می‌رسد و ماندگار است، حال آن‌که تپ کلاسیک پخش و محو می‌شود.</w:t>
+      </w:r>
+      <w:r>
+        <w:rPr>
+          <w:rtl/>
+        </w:rPr>
+        <w:t xml:space="preserve"> </w:t>
+      </w:r>
+      <w:r>
+        <w:rPr>
+          <w:rtl/>
+        </w:rPr>
+        <w:t xml:space="preserve">۹. روش‌شناختی: نیومارک بهترین نسبت دقت به هزینه را در میان شش انتگرال‌گیرِ آزموده دارد؛</w:t>
+      </w:r>
+      <w:r>
+        <w:rPr>
+          <w:rtl/>
+        </w:rPr>
+        <w:t xml:space="preserve"> </w:t>
+      </w:r>
+      <w:r>
+        <w:rPr>
+          <w:rtl/>
+        </w:rPr>
+        <w:t xml:space="preserve">مربعات تفاضلی حدود پانزده برابر نقطهٔ کمتر در هر راستا نسبت به تفاضل محدود یا اجزای</w:t>
+      </w:r>
+      <w:r>
+        <w:rPr>
+          <w:rtl/>
+        </w:rPr>
+        <w:t xml:space="preserve"> </w:t>
+      </w:r>
+      <w:r>
+        <w:rPr>
+          <w:rtl/>
+        </w:rPr>
+        <w:t xml:space="preserve">محدودِ خطی نیاز دارد؛ و نقشهٔ چهارنظریه‌ای (فوریه / لرد–شولمن / DPL / گرین–نگدی)</w:t>
+      </w:r>
+      <w:r>
+        <w:rPr>
+          <w:rtl/>
+        </w:rPr>
+        <w:t xml:space="preserve"> </w:t>
+      </w:r>
+      <w:r>
+        <w:rPr>
+          <w:rtl/>
+        </w:rPr>
+        <w:t xml:space="preserve">نشان می‌دهد نظریه‌ها برای این ردهٔ سازه‌ها کجا از هم واگرا می‌شوند.</w:t>
+      </w:r>
+    </w:p>
+    <w:bookmarkEnd w:id="105"/>
     <w:bookmarkEnd w:id="106"/>
-    <w:bookmarkStart w:id="107" w:name="جمعبندی-فصل"/>
-    <w:p>
-      <w:pPr>
-        <w:pStyle w:val="Heading2"/>
-        <w:bidi/>
-      </w:pPr>
-      <w:r>
-        <w:rPr>
-          <w:rtl/>
-        </w:rPr>
-        <w:t xml:space="preserve">۴-۲۱. جمع‌بندی فصل</w:t>
-      </w:r>
-    </w:p>
-    <w:p>
-      <w:pPr>
-        <w:bidi/>
-      </w:pPr>
-      <w:r>
-        <w:rPr>
-          <w:rtl/>
-        </w:rPr>
-        <w:t xml:space="preserve">مهم‌ترین یافته‌های این فصل چنین خلاصه می‌شوند:</w:t>
-      </w:r>
-    </w:p>
-    <w:p>
-      <w:pPr>
-        <w:bidi/>
-      </w:pPr>
-      <w:r>
-        <w:rPr>
-          <w:rtl/>
-        </w:rPr>
-        <w:t xml:space="preserve">۱. همگرایی عددیِ حل به‌صورت مستقل در هر راستا اثبات شد — شعاعی (همگرا از N_r = 7)،</w:t>
-      </w:r>
-      <w:r>
-        <w:rPr>
-          <w:rtl/>
-        </w:rPr>
-        <w:t xml:space="preserve"> </w:t>
-      </w:r>
-      <w:r>
-        <w:rPr>
-          <w:rtl/>
-        </w:rPr>
-        <w:t xml:space="preserve">محوری (راستای تعیین‌کننده؛ N_z = 5 خطای ۹٫۴٪ می‌دهد و از N_z = 9 همگراست)، لایه‌ای</w:t>
-      </w:r>
-      <w:r>
-        <w:rPr>
-          <w:rtl/>
-        </w:rPr>
-        <w:t xml:space="preserve"> </w:t>
-      </w:r>
-      <w:r>
-        <w:rPr>
-          <w:rtl/>
-        </w:rPr>
-        <w:t xml:space="preserve">(همگرا از N_L = ۳ تا ۵) و گام زمانی (Δt ≤ 2 ثانیه) — پیش از آنکه حل‌گر در پنج آزمون</w:t>
-      </w:r>
-      <w:r>
-        <w:rPr>
-          <w:rtl/>
-        </w:rPr>
-        <w:t xml:space="preserve"> </w:t>
-      </w:r>
-      <w:r>
-        <w:rPr>
-          <w:rtl/>
-        </w:rPr>
-        <w:t xml:space="preserve">مستقل در برابر حل‌های دقیق و مراجع صحت‌سنجی شود.</w:t>
-      </w:r>
-      <w:r>
-        <w:rPr>
-          <w:rtl/>
-        </w:rPr>
-        <w:t xml:space="preserve"> </w:t>
-      </w:r>
-      <w:r>
-        <w:rPr>
-          <w:rtl/>
-        </w:rPr>
-        <w:t xml:space="preserve">۲. موج حرارتیِ لرد–شولمن فراجهشِ دمای عرضِ‌جداره‌ای می‌سازد که با زمان تخفیف رشد می‌کند،</w:t>
-      </w:r>
-      <w:r>
-        <w:rPr>
-          <w:rtl/>
-        </w:rPr>
-        <w:t xml:space="preserve"> </w:t>
-      </w:r>
-      <w:r>
-        <w:rPr>
-          <w:rtl/>
-        </w:rPr>
-        <w:t xml:space="preserve">تا T* = 1.271 در τ* = 0.87 — که زیر هدایت فوریه ناممکن است — با شکل مشخصهٔ قله-قعرِ</w:t>
-      </w:r>
-      <w:r>
-        <w:rPr>
-          <w:rtl/>
-        </w:rPr>
-        <w:t xml:space="preserve"> </w:t>
-      </w:r>
-      <w:r>
-        <w:rPr>
-          <w:rtl/>
-        </w:rPr>
-        <w:t xml:space="preserve">موجِ بازتابنده؛ در مقدار مرجعِ ملایمِ τ* = 0.15 فراجهش کوچک است.</w:t>
-      </w:r>
-      <w:r>
-        <w:rPr>
-          <w:rtl/>
-        </w:rPr>
-        <w:t xml:space="preserve"> </w:t>
-      </w:r>
-      <w:r>
-        <w:rPr>
-          <w:rtl/>
-        </w:rPr>
-        <w:t xml:space="preserve">۳. قراردادن گرافن در سطح گرم (الگوی V) و حفره‌ها در سطح سرد (الگوی A) هم‌افزاست: ماتریس</w:t>
-      </w:r>
-      <w:r>
-        <w:rPr>
-          <w:rtl/>
-        </w:rPr>
-        <w:t xml:space="preserve"> </w:t>
-      </w:r>
-      <w:r>
-        <w:rPr>
-          <w:rtl/>
-        </w:rPr>
-        <w:t xml:space="preserve">کامل ۵×۵ نشان می‌دهد بهترین ترکیب، GPL-V با Por-A، دمای سطح خارجی را حدود</w:t>
-      </w:r>
-      <w:r>
-        <w:rPr>
-          <w:rtl/>
-        </w:rPr>
-        <w:t xml:space="preserve"> </w:t>
-      </w:r>
-      <w:r>
-        <w:rPr>
-          <w:rtl/>
-        </w:rPr>
-        <w:t xml:space="preserve">بیست‌وشش‌برابر در ترازی خوش‌خیم (فشاری) کاهش می‌دهد — توصیهٔ طراحیِ این پایان‌نامه.</w:t>
-      </w:r>
-      <w:r>
-        <w:rPr>
-          <w:rtl/>
-        </w:rPr>
-        <w:t xml:space="preserve"> </w:t>
-      </w:r>
-      <w:r>
-        <w:rPr>
-          <w:rtl/>
-        </w:rPr>
-        <w:t xml:space="preserve">هم‌راستایی یا تقابلِ الگوهای آینه‌ایِ V و A عملکرد حرارتی را تعیین می‌کند.</w:t>
-      </w:r>
-      <w:r>
-        <w:rPr>
-          <w:rtl/>
-        </w:rPr>
-        <w:t xml:space="preserve"> </w:t>
-      </w:r>
-      <w:r>
-        <w:rPr>
-          <w:rtl/>
-        </w:rPr>
-        <w:t xml:space="preserve">۴. در رژیمِ کسر وزنیِ پایینِ مرجع، مقدار اندکی گرافن جداره را از رسانای ضعیف به رسانای</w:t>
-      </w:r>
-      <w:r>
-        <w:rPr>
-          <w:rtl/>
-        </w:rPr>
-        <w:t xml:space="preserve"> </w:t>
-      </w:r>
-      <w:r>
-        <w:rPr>
-          <w:rtl/>
-        </w:rPr>
-        <w:t xml:space="preserve">خوب بدل می‌کند؛ افزودن بیشتر عمدتاً تنش‌های حرارتی را بالا می‌برد (تنش محیطیِ داخلی</w:t>
-      </w:r>
-      <w:r>
-        <w:rPr>
-          <w:rtl/>
-        </w:rPr>
-        <w:t xml:space="preserve"> </w:t>
-      </w:r>
-      <w:r>
-        <w:rPr>
-          <w:rtl/>
-        </w:rPr>
-        <w:t xml:space="preserve">در ۸٪ به منفیِ 1.580 وارون می‌شود). در این کسر وزنیِ پایین، نسبت‌های ابعادیِ پلاکت</w:t>
-      </w:r>
-      <w:r>
-        <w:rPr>
-          <w:rtl/>
-        </w:rPr>
-        <w:t xml:space="preserve"> </w:t>
-      </w:r>
-      <w:r>
-        <w:rPr>
-          <w:rtl/>
-        </w:rPr>
-        <w:t xml:space="preserve">تنها اهرم‌های مرتبهٔ دوم‌اند.</w:t>
-      </w:r>
-      <w:r>
-        <w:rPr>
-          <w:rtl/>
-        </w:rPr>
-        <w:t xml:space="preserve"> </w:t>
-      </w:r>
-      <w:r>
-        <w:rPr>
-          <w:rtl/>
-        </w:rPr>
-        <w:t xml:space="preserve">۵. ممزوجیِ کامل موج حرارتی را میرا می‌کند (حدود ۱٪ کاهش بیشینه در مرجع، که با قدرت موج</w:t>
-      </w:r>
-      <w:r>
-        <w:rPr>
-          <w:rtl/>
-        </w:rPr>
-        <w:t xml:space="preserve"> </w:t>
-      </w:r>
-      <w:r>
-        <w:rPr>
-          <w:rtl/>
-        </w:rPr>
-        <w:t xml:space="preserve">رشد می‌کند)؛ مدل‌های غیرممزوج در پیشانی‌های موج غیرمحافظه‌کارند.</w:t>
-      </w:r>
-      <w:r>
-        <w:rPr>
-          <w:rtl/>
-        </w:rPr>
-        <w:t xml:space="preserve"> </w:t>
-      </w:r>
-      <w:r>
-        <w:rPr>
-          <w:rtl/>
-        </w:rPr>
-        <w:t xml:space="preserve">۶. فشار داخلی به‌صورت خطی وارد می‌شود؛ در مرجعِ 50 مگاپاسکال سهم‌گذارِ مرتبهٔ اولِ تنش و</w:t>
-      </w:r>
-      <w:r>
-        <w:rPr>
-          <w:rtl/>
-        </w:rPr>
-        <w:t xml:space="preserve"> </w:t>
-      </w:r>
-      <w:r>
-        <w:rPr>
-          <w:rtl/>
-        </w:rPr>
-        <w:t xml:space="preserve">جابجایی است، اما میدان دما حرارتی‌محور می‌ماند و تا 100 مگاپاسکال هیچ گسستی رخ نمی‌دهد.</w:t>
-      </w:r>
-      <w:r>
-        <w:rPr>
-          <w:rtl/>
-        </w:rPr>
-        <w:t xml:space="preserve"> </w:t>
-      </w:r>
-      <w:r>
-        <w:rPr>
-          <w:rtl/>
-        </w:rPr>
-        <w:t xml:space="preserve">۷. انتهای گیردار تنش محیطیِ مقطع میانی را کاهش می‌دهد (از 1.526 به 0.424)؛ اثر تکیه‌گاه</w:t>
-      </w:r>
-      <w:r>
-        <w:rPr>
-          <w:rtl/>
-        </w:rPr>
-        <w:t xml:space="preserve"> </w:t>
-      </w:r>
-      <w:r>
-        <w:rPr>
-          <w:rtl/>
-        </w:rPr>
-        <w:t xml:space="preserve">نزدیک انتها موضعی است و با بلندترشدن استوانه پاسخ مقطع میانی به حدِ استوانهٔ بلند</w:t>
-      </w:r>
-      <w:r>
-        <w:rPr>
-          <w:rtl/>
-        </w:rPr>
-        <w:t xml:space="preserve"> </w:t>
-      </w:r>
-      <w:r>
-        <w:rPr>
-          <w:rtl/>
-        </w:rPr>
-        <w:t xml:space="preserve">همگرا می‌شود.</w:t>
-      </w:r>
-      <w:r>
-        <w:rPr>
-          <w:rtl/>
-        </w:rPr>
-        <w:t xml:space="preserve"> </w:t>
-      </w:r>
-      <w:r>
-        <w:rPr>
-          <w:rtl/>
-        </w:rPr>
-        <w:t xml:space="preserve">۸. زیر گرمایشِ ضربه‌ایِ (گاوسیِ) تپ، تپِ لرد–شولمن حدود دو‌ونیم برابر قوی‌تر از تپِ</w:t>
-      </w:r>
-      <w:r>
-        <w:rPr>
-          <w:rtl/>
-        </w:rPr>
-        <w:t xml:space="preserve"> </w:t>
-      </w:r>
-      <w:r>
-        <w:rPr>
-          <w:rtl/>
-        </w:rPr>
-        <w:t xml:space="preserve">فوریه به میانهٔ جداره می‌رسد و ماندگار است، حال آن‌که تپ کلاسیک پخش و محو می‌شود.</w:t>
-      </w:r>
-      <w:r>
-        <w:rPr>
-          <w:rtl/>
-        </w:rPr>
-        <w:t xml:space="preserve"> </w:t>
-      </w:r>
-      <w:r>
-        <w:rPr>
-          <w:rtl/>
-        </w:rPr>
-        <w:t xml:space="preserve">۹. روش‌شناختی: نیومارک بهترین نسبت دقت به هزینه را در میان شش انتگرال‌گیرِ آزموده دارد؛</w:t>
-      </w:r>
-      <w:r>
-        <w:rPr>
-          <w:rtl/>
-        </w:rPr>
-        <w:t xml:space="preserve"> </w:t>
-      </w:r>
-      <w:r>
-        <w:rPr>
-          <w:rtl/>
-        </w:rPr>
-        <w:t xml:space="preserve">مربعات تفاضلی حدود پانزده برابر نقطهٔ کمتر در هر راستا نسبت به تفاضل محدود یا اجزای</w:t>
-      </w:r>
-      <w:r>
-        <w:rPr>
-          <w:rtl/>
-        </w:rPr>
-        <w:t xml:space="preserve"> </w:t>
-      </w:r>
-      <w:r>
-        <w:rPr>
-          <w:rtl/>
-        </w:rPr>
-        <w:t xml:space="preserve">محدودِ خطی نیاز دارد؛ و نقشهٔ چهارنظریه‌ای (فوریه / لرد–شولمن / DPL / گرین–نگدی)</w:t>
-      </w:r>
-      <w:r>
-        <w:rPr>
-          <w:rtl/>
-        </w:rPr>
-        <w:t xml:space="preserve"> </w:t>
-      </w:r>
-      <w:r>
-        <w:rPr>
-          <w:rtl/>
-        </w:rPr>
-        <w:t xml:space="preserve">نشان می‌دهد نظریه‌ها برای این ردهٔ سازه‌ها کجا از هم واگرا می‌شوند.</w:t>
-      </w:r>
-    </w:p>
-    <w:bookmarkEnd w:id="107"/>
-    <w:bookmarkEnd w:id="108"/>
     <w:sectPr>
       <w:footnotePr>
         <w:numRestart w:val="eachSect"/>

--- a/claude/thesis_chapter/RESULTS_CHAPTER_FA_R4_color.docx
+++ b/claude/thesis_chapter/RESULTS_CHAPTER_FA_R4_color.docx
@@ -995,7 +995,7 @@
           <w:bCs/>
           <w:rtl/>
         </w:rPr>
-        <w:t xml:space="preserve">شکل ۴-۱.</w:t>
+        <w:t xml:space="preserve">۴-۱</w:t>
       </w:r>
     </w:p>
     <w:p>
@@ -1008,7 +1008,7 @@
           <wp:inline>
             <wp:extent cx="5334000" cy="2079671"/>
             <wp:effectExtent b="0" l="0" r="0" t="0"/>
-            <wp:docPr descr="همگرایی نقاط شعاعیِ هر لایه (با N_z=11 و N_L=7)؛ کمیت‌های میدانی از N_r=7 همگرایند." title="" id="12" name="Picture"/>
+            <wp:docPr descr="شکل ۴-۱: همگرایی نقاط شعاعی — پروفیل تنش محیطی و دما برای N_r = ۷…۱۵ ‏[N_z=11، N_L=7، W_GPL=0.3٪، e_m3=0.8604، τ*=0.15، P_i=50 MPa، دو سر ساده]" title="" id="12" name="Picture"/>
             <a:graphic>
               <a:graphicData uri="http://schemas.openxmlformats.org/drawingml/2006/picture">
                 <pic:pic>
@@ -1055,7 +1055,7 @@
         <w:rPr>
           <w:rtl/>
         </w:rPr>
-        <w:t xml:space="preserve">همگرایی نقاط شعاعیِ هر لایه (با N_z=11 و N_L=7)؛ کمیت‌های میدانی از N_r=7 همگرایند.</w:t>
+        <w:t xml:space="preserve">شکل ۴-۱: همگرایی نقاط شعاعی — پروفیل تنش محیطی و دما برای N_r = ۷…۱۵ ‏[N_z=11، N_L=7، W_GPL=0.3٪، e_m3=0.8604، τ*=0.15، P_i=50 MPa، دو سر ساده]</w:t>
       </w:r>
     </w:p>
     <w:p>
@@ -1566,7 +1566,7 @@
           <w:bCs/>
           <w:rtl/>
         </w:rPr>
-        <w:t xml:space="preserve">شکل ۴-۲.</w:t>
+        <w:t xml:space="preserve">۴-۲</w:t>
       </w:r>
     </w:p>
     <w:p>
@@ -1579,7 +1579,7 @@
           <wp:inline>
             <wp:extent cx="5334000" cy="2079671"/>
             <wp:effectExtent b="0" l="0" r="0" t="0"/>
-            <wp:docPr descr="همگرایی نقاط محوری، راستای تعیین‌کننده (با N_r=15 و N_L=7)؛ N_z=5 خطای ۹٫۴٪ می‌دهد؛ همراه با هزینهٔ سریِ خالص." title="" id="16" name="Picture"/>
+            <wp:docPr descr="شکل ۴-۲: همگرایی نقاط محوری — پروفیل‌ها برای N_z = ۵…۱۵ ‏[N_r=15، N_L=7، W_GPL=0.3٪، e_m3=0.8604، τ*=0.15، P_i=50 MPa، دو سر ساده]" title="" id="16" name="Picture"/>
             <a:graphic>
               <a:graphicData uri="http://schemas.openxmlformats.org/drawingml/2006/picture">
                 <pic:pic>
@@ -1626,7 +1626,7 @@
         <w:rPr>
           <w:rtl/>
         </w:rPr>
-        <w:t xml:space="preserve">همگرایی نقاط محوری، راستای تعیین‌کننده (با N_r=15 و N_L=7)؛ N_z=5 خطای ۹٫۴٪ می‌دهد؛ همراه با هزینهٔ سریِ خالص.</w:t>
+        <w:t xml:space="preserve">شکل ۴-۲: همگرایی نقاط محوری — پروفیل‌ها برای N_z = ۵…۱۵ ‏[N_r=15، N_L=7، W_GPL=0.3٪، e_m3=0.8604، τ*=0.15، P_i=50 MPa، دو سر ساده]</w:t>
       </w:r>
     </w:p>
     <w:p>
@@ -2211,7 +2211,7 @@
           <w:bCs/>
           <w:rtl/>
         </w:rPr>
-        <w:t xml:space="preserve">شکل ۴-۳.</w:t>
+        <w:t xml:space="preserve">۴-۳</w:t>
       </w:r>
     </w:p>
     <w:p>
@@ -2224,7 +2224,7 @@
           <wp:inline>
             <wp:extent cx="5334000" cy="2079671"/>
             <wp:effectExtent b="0" l="0" r="0" t="0"/>
-            <wp:docPr descr="همگرایی تعداد لایه: پروفیل تنش محیطی و دما، خطای L2 و هزینه برحسب تعداد لایه N_L (با N_r=15 و N_z=11)." title="" id="20" name="Picture"/>
+            <wp:docPr descr="شکل ۴-۳: همگرایی تعداد لایه‌ها — پروفیل‌ها برای N_L = ۳…۱۵ ‏[N_r=15، N_z=11، W_GPL=0.3٪، e_m3=0.8604، τ*=0.15، P_i=50 MPa، دو سر ساده]" title="" id="20" name="Picture"/>
             <a:graphic>
               <a:graphicData uri="http://schemas.openxmlformats.org/drawingml/2006/picture">
                 <pic:pic>
@@ -2271,7 +2271,7 @@
         <w:rPr>
           <w:rtl/>
         </w:rPr>
-        <w:t xml:space="preserve">همگرایی تعداد لایه: پروفیل تنش محیطی و دما، خطای L2 و هزینه برحسب تعداد لایه N_L (با N_r=15 و N_z=11).</w:t>
+        <w:t xml:space="preserve">شکل ۴-۳: همگرایی تعداد لایه‌ها — پروفیل‌ها برای N_L = ۳…۱۵ ‏[N_r=15، N_z=11، W_GPL=0.3٪، e_m3=0.8604، τ*=0.15، P_i=50 MPa، دو سر ساده]</w:t>
       </w:r>
     </w:p>
     <w:p>
@@ -3502,7 +3502,7 @@
           <w:bCs/>
           <w:rtl/>
         </w:rPr>
-        <w:t xml:space="preserve">شکل ۴-۴.</w:t>
+        <w:t xml:space="preserve">۴-۴</w:t>
       </w:r>
     </w:p>
     <w:p>
@@ -3513,9 +3513,9 @@
       <w:r>
         <w:drawing>
           <wp:inline>
-            <wp:extent cx="5334000" cy="3810348"/>
+            <wp:extent cx="5334000" cy="3812786"/>
             <wp:effectExtent b="0" l="0" r="0" t="0"/>
-            <wp:docPr descr="صحت‌سنجی (مکانیکی): جابجایی شعاعیِ بی‌بعدِ سطح داخلیِ حل‌گر حاضر در برابر ملک‌زاده و حیدرپور (۲۰۱۲) و حل مستقل انسیس." title="" id="26" name="Picture"/>
+            <wp:docPr descr="شکل ۴-۴: صحت‌سنجی (مکانیکی) — جابجایی شعاعیِ بی‌بعدِ سطح داخلیِ حل حاضر در برابر ملک‌زاده و حیدرپور (۲۰۱۲) و حل مستقل انسیس ‏[استوانهٔ جدارضخیم تحت پلهٔ فشار داخلی]" title="" id="26" name="Picture"/>
             <a:graphic>
               <a:graphicData uri="http://schemas.openxmlformats.org/drawingml/2006/picture">
                 <pic:pic>
@@ -3534,7 +3534,7 @@
                   <pic:spPr bwMode="auto">
                     <a:xfrm>
                       <a:off x="0" y="0"/>
-                      <a:ext cx="5334000" cy="3810348"/>
+                      <a:ext cx="5334000" cy="3812786"/>
                     </a:xfrm>
                     <a:prstGeom prst="rect">
                       <a:avLst/>
@@ -3562,7 +3562,7 @@
         <w:rPr>
           <w:rtl/>
         </w:rPr>
-        <w:t xml:space="preserve">صحت‌سنجی (مکانیکی): جابجایی شعاعیِ بی‌بعدِ سطح داخلیِ حل‌گر حاضر در برابر ملک‌زاده و حیدرپور (۲۰۱۲) و حل مستقل انسیس.</w:t>
+        <w:t xml:space="preserve">شکل ۴-۴: صحت‌سنجی (مکانیکی) — جابجایی شعاعیِ بی‌بعدِ سطح داخلیِ حل حاضر در برابر ملک‌زاده و حیدرپور (۲۰۱۲) و حل مستقل انسیس ‏[استوانهٔ جدارضخیم تحت پلهٔ فشار داخلی]</w:t>
       </w:r>
     </w:p>
     <w:p>
@@ -3575,7 +3575,7 @@
           <w:bCs/>
           <w:rtl/>
         </w:rPr>
-        <w:t xml:space="preserve">شکل ۴-۵.</w:t>
+        <w:t xml:space="preserve">۴-۵</w:t>
       </w:r>
     </w:p>
     <w:p>
@@ -3588,7 +3588,7 @@
           <wp:inline>
             <wp:extent cx="5334000" cy="3697845"/>
             <wp:effectExtent b="0" l="0" r="0" t="0"/>
-            <wp:docPr descr="صحت‌سنجی (حرارتی): پروفیل‌های دمای گذرا از حل‌گر مربعات‌تفاضلی+نیومارکِ حاضر در برابر حل دقیق سریِ بسل در t = ۲، ۱۰ و ۴۰ ثانیه." title="" id="29" name="Picture"/>
+            <wp:docPr descr="شکل ۴-۵: صحت‌سنجی (حرارتی) — پروفیل‌های دمای گذرا از حل مربعات‌تفاضلی+نیومارکِ حاضر در برابر حل دقیق سریِ بسل در t = ۲، ۱۰ و ۴۰ ثانیه" title="" id="29" name="Picture"/>
             <a:graphic>
               <a:graphicData uri="http://schemas.openxmlformats.org/drawingml/2006/picture">
                 <pic:pic>
@@ -3635,7 +3635,7 @@
         <w:rPr>
           <w:rtl/>
         </w:rPr>
-        <w:t xml:space="preserve">صحت‌سنجی (حرارتی): پروفیل‌های دمای گذرا از حل‌گر مربعات‌تفاضلی+نیومارکِ حاضر در برابر حل دقیق سریِ بسل در t = ۲، ۱۰ و ۴۰ ثانیه.</w:t>
+        <w:t xml:space="preserve">شکل ۴-۵: صحت‌سنجی (حرارتی) — پروفیل‌های دمای گذرا از حل مربعات‌تفاضلی+نیومارکِ حاضر در برابر حل دقیق سریِ بسل در t = ۲، ۱۰ و ۴۰ ثانیه</w:t>
       </w:r>
     </w:p>
     <w:p>
@@ -3648,7 +3648,7 @@
           <w:bCs/>
           <w:rtl/>
         </w:rPr>
-        <w:t xml:space="preserve">شکل ۴-۶.</w:t>
+        <w:t xml:space="preserve">۴-۶</w:t>
       </w:r>
     </w:p>
     <w:p>
@@ -3661,7 +3661,7 @@
           <wp:inline>
             <wp:extent cx="5334000" cy="3472656"/>
             <wp:effectExtent b="0" l="0" r="0" t="0"/>
-            <wp:docPr descr="صحت‌سنجی (امواج لرد–شولمن): پیشانی‌های دمای صوت دوم در عرض جداره در برابر باقری و اسلامی (۲۰۰۷)، شکل ۲." title="" id="32" name="Picture"/>
+            <wp:docPr descr="شکل ۴-۶: صحت‌سنجی (امواج لرد–شولمن) — پیشانی‌های دمای صوت دوم در عرض جداره در برابر باقری و اسلامی (۲۰۰۷)، شکل ۲" title="" id="32" name="Picture"/>
             <a:graphic>
               <a:graphicData uri="http://schemas.openxmlformats.org/drawingml/2006/picture">
                 <pic:pic>
@@ -3708,7 +3708,7 @@
         <w:rPr>
           <w:rtl/>
         </w:rPr>
-        <w:t xml:space="preserve">صحت‌سنجی (امواج لرد–شولمن): پیشانی‌های دمای صوت دوم در عرض جداره در برابر باقری و اسلامی (۲۰۰۷)، شکل ۲.</w:t>
+        <w:t xml:space="preserve">شکل ۴-۶: صحت‌سنجی (امواج لرد–شولمن) — پیشانی‌های دمای صوت دوم در عرض جداره در برابر باقری و اسلامی (۲۰۰۷)، شکل ۲</w:t>
       </w:r>
     </w:p>
     <w:p>
@@ -4184,7 +4184,7 @@
           <w:bCs/>
           <w:rtl/>
         </w:rPr>
-        <w:t xml:space="preserve">شکل ۴-۷.</w:t>
+        <w:t xml:space="preserve">۴-۷</w:t>
       </w:r>
     </w:p>
     <w:p>
@@ -4197,7 +4197,7 @@
           <wp:inline>
             <wp:extent cx="5334000" cy="3708431"/>
             <wp:effectExtent b="0" l="0" r="0" t="0"/>
-            <wp:docPr descr="اثر الگوی توزیع گرافن (UD, O, X, V, A): تاریخچه‌های T* و U* نقطهٔ میانی برحسب Fo و پروفیل‌های نهاییِ T* و تنش محیطی برحسب xi." title="" id="36" name="Picture"/>
+            <wp:docPr descr="شکل ۴-۷: اثر الگوی توزیع پلاکت گرافنی (UD، O، X، V، A) بر تاریخچه‌های زمانی T* و U* و پروفیل‌های نهایی T* و Σθθ ‏[R_i=1، R_o=1.5، L=2.1 m، N_L=7، W_GPL=0.3٪، e_m3=0.8604، τ*=0.15، P_i=50 MPa، دو سر ساده]" title="" id="36" name="Picture"/>
             <a:graphic>
               <a:graphicData uri="http://schemas.openxmlformats.org/drawingml/2006/picture">
                 <pic:pic>
@@ -4244,7 +4244,7 @@
         <w:rPr>
           <w:rtl/>
         </w:rPr>
-        <w:t xml:space="preserve">اثر الگوی توزیع گرافن (UD, O, X, V, A): تاریخچه‌های T* و U* نقطهٔ میانی برحسب Fo و پروفیل‌های نهاییِ T* و تنش محیطی برحسب xi.</w:t>
+        <w:t xml:space="preserve">شکل ۴-۷: اثر الگوی توزیع پلاکت گرافنی (UD، O، X، V، A) بر تاریخچه‌های زمانی T* و U* و پروفیل‌های نهایی T* و Σθθ ‏[R_i=1، R_o=1.5، L=2.1 m، N_L=7، W_GPL=0.3٪، e_m3=0.8604، τ*=0.15، P_i=50 MPa، دو سر ساده]</w:t>
       </w:r>
     </w:p>
     <w:p>
@@ -4686,7 +4686,7 @@
           <w:bCs/>
           <w:rtl/>
         </w:rPr>
-        <w:t xml:space="preserve">شکل ۴-۸.</w:t>
+        <w:t xml:space="preserve">۴-۸</w:t>
       </w:r>
     </w:p>
     <w:p>
@@ -4699,7 +4699,7 @@
           <wp:inline>
             <wp:extent cx="5334000" cy="3708431"/>
             <wp:effectExtent b="0" l="0" r="0" t="0"/>
-            <wp:docPr descr="اثر الگوی توزیع تخلخل (UD, O, X, V, A) با گرافن یکنواخت؛ الگوی A همچون سد حرارتی عمل می‌کند." title="" id="40" name="Picture"/>
+            <wp:docPr descr="شکل ۴-۸: اثر الگوی توزیع تخلخل (UD، O، X، V، A) با گرافن یکنواخت ‏[R_i=1، R_o=1.5، L=2.1 m، N_L=7، W_GPL=0.3٪، e_m3=0.8604، τ*=0.15، P_i=50 MPa، دو سر ساده]" title="" id="40" name="Picture"/>
             <a:graphic>
               <a:graphicData uri="http://schemas.openxmlformats.org/drawingml/2006/picture">
                 <pic:pic>
@@ -4746,7 +4746,7 @@
         <w:rPr>
           <w:rtl/>
         </w:rPr>
-        <w:t xml:space="preserve">اثر الگوی توزیع تخلخل (UD, O, X, V, A) با گرافن یکنواخت؛ الگوی A همچون سد حرارتی عمل می‌کند.</w:t>
+        <w:t xml:space="preserve">شکل ۴-۸: اثر الگوی توزیع تخلخل (UD، O، X، V، A) با گرافن یکنواخت ‏[R_i=1، R_o=1.5، L=2.1 m، N_L=7، W_GPL=0.3٪، e_m3=0.8604، τ*=0.15، P_i=50 MPa، دو سر ساده]</w:t>
       </w:r>
     </w:p>
     <w:p>
@@ -4963,7 +4963,7 @@
           <w:bCs/>
           <w:rtl/>
         </w:rPr>
-        <w:t xml:space="preserve">شکل ۴-۹.</w:t>
+        <w:t xml:space="preserve">۴-۹</w:t>
       </w:r>
     </w:p>
     <w:p>
@@ -4976,7 +4976,7 @@
           <wp:inline>
             <wp:extent cx="5334000" cy="3708431"/>
             <wp:effectExtent b="0" l="0" r="0" t="0"/>
-            <wp:docPr descr="اثر شدت تخلخل e_m3 = ۰٫۹۶۷۵ / ۰٫۸۶۰۴ / ۰٫۷۷۷۶ (سبک / متوسط / سنگین)." title="" id="43" name="Picture"/>
+            <wp:docPr descr="شکل ۴-۹: اثر شدت تخلخل e_m3 = ۰٫۹۶۷۵ / ۰٫۸۶۰۴ / ۰٫۷۷۷۶ ‏[R_o/R_i=1.5، L=2.1 m، N_L=7، W_GPL=0.3٪، UD، τ*=0.15، P_i=50 MPa، دو سر ساده]" title="" id="43" name="Picture"/>
             <a:graphic>
               <a:graphicData uri="http://schemas.openxmlformats.org/drawingml/2006/picture">
                 <pic:pic>
@@ -5023,7 +5023,7 @@
         <w:rPr>
           <w:rtl/>
         </w:rPr>
-        <w:t xml:space="preserve">اثر شدت تخلخل e_m3 = ۰٫۹۶۷۵ / ۰٫۸۶۰۴ / ۰٫۷۷۷۶ (سبک / متوسط / سنگین).</w:t>
+        <w:t xml:space="preserve">شکل ۴-۹: اثر شدت تخلخل e_m3 = ۰٫۹۶۷۵ / ۰٫۸۶۰۴ / ۰٫۷۷۷۶ ‏[R_o/R_i=1.5، L=2.1 m، N_L=7، W_GPL=0.3٪، UD، τ*=0.15، P_i=50 MPa، دو سر ساده]</w:t>
       </w:r>
     </w:p>
     <w:p>
@@ -5109,7 +5109,7 @@
           <w:bCs/>
           <w:rtl/>
         </w:rPr>
-        <w:t xml:space="preserve">شکل ۴-۱۰.</w:t>
+        <w:t xml:space="preserve">۴-۱۰</w:t>
       </w:r>
     </w:p>
     <w:p>
@@ -5122,7 +5122,7 @@
           <wp:inline>
             <wp:extent cx="5334000" cy="3708431"/>
             <wp:effectExtent b="0" l="0" r="0" t="0"/>
-            <wp:docPr descr="اثر کسر وزنی گرافن، گسترهٔ پایین W = ۰٫۱ / ۰٫۳ / ۰٫۵ / ۰٫۹ / ۱٫۵ درصد." title="" id="47" name="Picture"/>
+            <wp:docPr descr="شکل ۴-۱۰: اثر کسر وزنی گرافن (گسترهٔ پایین) W = ۰٫۱ / ۰٫۳ / ۰٫۵ / ۰٫۹ / ۱٫۵ درصد ‏[R_o/R_i=1.5، L=2.1 m، N_L=7، UD، e_m3=0.8604، τ*=0.15، P_i=50 MPa، دو سر ساده]" title="" id="47" name="Picture"/>
             <a:graphic>
               <a:graphicData uri="http://schemas.openxmlformats.org/drawingml/2006/picture">
                 <pic:pic>
@@ -5169,7 +5169,7 @@
         <w:rPr>
           <w:rtl/>
         </w:rPr>
-        <w:t xml:space="preserve">اثر کسر وزنی گرافن، گسترهٔ پایین W = ۰٫۱ / ۰٫۳ / ۰٫۵ / ۰٫۹ / ۱٫۵ درصد.</w:t>
+        <w:t xml:space="preserve">شکل ۴-۱۰: اثر کسر وزنی گرافن (گسترهٔ پایین) W = ۰٫۱ / ۰٫۳ / ۰٫۵ / ۰٫۹ / ۱٫۵ درصد ‏[R_o/R_i=1.5، L=2.1 m، N_L=7، UD، e_m3=0.8604، τ*=0.15، P_i=50 MPa، دو سر ساده]</w:t>
       </w:r>
     </w:p>
     <w:p>
@@ -5289,7 +5289,7 @@
           <w:bCs/>
           <w:rtl/>
         </w:rPr>
-        <w:t xml:space="preserve">شکل ۴-۱۱.</w:t>
+        <w:t xml:space="preserve">۴-۱۱</w:t>
       </w:r>
     </w:p>
     <w:p>
@@ -5302,7 +5302,7 @@
           <wp:inline>
             <wp:extent cx="5334000" cy="3708431"/>
             <wp:effectExtent b="0" l="0" r="0" t="0"/>
-            <wp:docPr descr="اثر کسر وزنی گرافن، گسترهٔ بالا W = ۱ / ۲ / ۴ / ۸ درصد؛ بهرهٔ حرارتی اشباع می‌شود و تنش‌ها رشد می‌کنند." title="" id="50" name="Picture"/>
+            <wp:docPr descr="شکل ۴-۱۱: اثر کسر وزنی گرافن (گسترهٔ بالا) W = ۱ / ۲ / ۴ / ۸ درصد ‏[R_o/R_i=1.5، L=2.1 m، N_L=7، UD، e_m3=0.8604، τ*=0.15، P_i=50 MPa، دو سر ساده]" title="" id="50" name="Picture"/>
             <a:graphic>
               <a:graphicData uri="http://schemas.openxmlformats.org/drawingml/2006/picture">
                 <pic:pic>
@@ -5349,7 +5349,7 @@
         <w:rPr>
           <w:rtl/>
         </w:rPr>
-        <w:t xml:space="preserve">اثر کسر وزنی گرافن، گسترهٔ بالا W = ۱ / ۲ / ۴ / ۸ درصد؛ بهرهٔ حرارتی اشباع می‌شود و تنش‌ها رشد می‌کنند.</w:t>
+        <w:t xml:space="preserve">شکل ۴-۱۱: اثر کسر وزنی گرافن (گسترهٔ بالا) W = ۱ / ۲ / ۴ / ۸ درصد ‏[R_o/R_i=1.5، L=2.1 m، N_L=7، UD، e_m3=0.8604، τ*=0.15، P_i=50 MPa، دو سر ساده]</w:t>
       </w:r>
     </w:p>
     <w:p>
@@ -5542,7 +5542,7 @@
           <w:bCs/>
           <w:rtl/>
         </w:rPr>
-        <w:t xml:space="preserve">شکل ۴-۱۲.</w:t>
+        <w:t xml:space="preserve">۴-۱۲</w:t>
       </w:r>
     </w:p>
     <w:p>
@@ -5555,7 +5555,7 @@
           <wp:inline>
             <wp:extent cx="5334000" cy="3708431"/>
             <wp:effectExtent b="0" l="0" r="0" t="0"/>
-            <wp:docPr descr="اثر نسبت ابعادیِ طول‌به‌عرضِ پلاکت a/b = ۱٫۰ / ۱٫۶۷ / ۲٫۶۷." title="" id="54" name="Picture"/>
+            <wp:docPr descr="شکل ۴-۱۲: اثر نسبت ابعادیِ طول‌به‌عرضِ پلاکت a/b = ۱٫۰ / ۱٫۶۷ / ۲٫۶۷ ‏[R_o/R_i=1.5، L=2.1 m، N_L=7، W_GPL=0.3٪، e_m3=0.8604، τ*=0.15، P_i=50 MPa، دو سر ساده]" title="" id="54" name="Picture"/>
             <a:graphic>
               <a:graphicData uri="http://schemas.openxmlformats.org/drawingml/2006/picture">
                 <pic:pic>
@@ -5602,7 +5602,7 @@
         <w:rPr>
           <w:rtl/>
         </w:rPr>
-        <w:t xml:space="preserve">اثر نسبت ابعادیِ طول‌به‌عرضِ پلاکت a/b = ۱٫۰ / ۱٫۶۷ / ۲٫۶۷.</w:t>
+        <w:t xml:space="preserve">شکل ۴-۱۲: اثر نسبت ابعادیِ طول‌به‌عرضِ پلاکت a/b = ۱٫۰ / ۱٫۶۷ / ۲٫۶۷ ‏[R_o/R_i=1.5، L=2.1 m، N_L=7، W_GPL=0.3٪، e_m3=0.8604، τ*=0.15، P_i=50 MPa، دو سر ساده]</w:t>
       </w:r>
     </w:p>
     <w:p>
@@ -5650,7 +5650,7 @@
           <w:bCs/>
           <w:rtl/>
         </w:rPr>
-        <w:t xml:space="preserve">شکل ۴-۱۳.</w:t>
+        <w:t xml:space="preserve">۴-۱۳</w:t>
       </w:r>
     </w:p>
     <w:p>
@@ -5663,7 +5663,7 @@
           <wp:inline>
             <wp:extent cx="5334000" cy="3708431"/>
             <wp:effectExtent b="0" l="0" r="0" t="0"/>
-            <wp:docPr descr="اثر نسبت ابعادیِ عرض‌به‌ضخامتِ پلاکت b/t = ۵۰۰ / ۱۰۰۰ / ۲۰۰۰." title="" id="57" name="Picture"/>
+            <wp:docPr descr="شکل ۴-۱۳: اثر نسبت ابعادیِ عرض‌به‌ضخامتِ پلاکت b/t = ۵۰۰ / ۱۰۰۰ / ۲۰۰۰ ‏[R_o/R_i=1.5، L=2.1 m، N_L=7، W_GPL=0.3٪، e_m3=0.8604، τ*=0.15، P_i=50 MPa، دو سر ساده]" title="" id="57" name="Picture"/>
             <a:graphic>
               <a:graphicData uri="http://schemas.openxmlformats.org/drawingml/2006/picture">
                 <pic:pic>
@@ -5710,7 +5710,7 @@
         <w:rPr>
           <w:rtl/>
         </w:rPr>
-        <w:t xml:space="preserve">اثر نسبت ابعادیِ عرض‌به‌ضخامتِ پلاکت b/t = ۵۰۰ / ۱۰۰۰ / ۲۰۰۰.</w:t>
+        <w:t xml:space="preserve">شکل ۴-۱۳: اثر نسبت ابعادیِ عرض‌به‌ضخامتِ پلاکت b/t = ۵۰۰ / ۱۰۰۰ / ۲۰۰۰ ‏[R_o/R_i=1.5، L=2.1 m، N_L=7، W_GPL=0.3٪، e_m3=0.8604، τ*=0.15، P_i=50 MPa، دو سر ساده]</w:t>
       </w:r>
     </w:p>
     <w:p>
@@ -5820,7 +5820,7 @@
           <w:bCs/>
           <w:rtl/>
         </w:rPr>
-        <w:t xml:space="preserve">شکل ۴-۱۴.</w:t>
+        <w:t xml:space="preserve">۴-۱۴</w:t>
       </w:r>
     </w:p>
     <w:p>
@@ -5831,9 +5831,9 @@
       <w:r>
         <w:drawing>
           <wp:inline>
-            <wp:extent cx="5334000" cy="3708431"/>
+            <wp:extent cx="5334000" cy="3297867"/>
             <wp:effectExtent b="0" l="0" r="0" t="0"/>
-            <wp:docPr descr="اثر زمان تخفیف: فوریه (tau=0) و لرد–شولمن tau = ۰٫۰۴ / ۰٫۱۵ / ۰٫۴۴ / ۰٫۸۷؛ فراجهش با tau* رشد می‌کند." title="" id="61" name="Picture"/>
+            <wp:docPr descr="شکل ۴-۱۴: اثر زمان تخفیف — فوریه (τ=0) و لرد–شولمن τ = ۰٫۰۴ / ۰٫۱۵ / ۰٫۴۴ ‏[R_o/R_i=1.5، L=2.1 m، N_L=7، W_GPL=0.3٪، e_m3=0.8604، P_i=50 MPa، دو سر ساده]" title="" id="61" name="Picture"/>
             <a:graphic>
               <a:graphicData uri="http://schemas.openxmlformats.org/drawingml/2006/picture">
                 <pic:pic>
@@ -5852,7 +5852,7 @@
                   <pic:spPr bwMode="auto">
                     <a:xfrm>
                       <a:off x="0" y="0"/>
-                      <a:ext cx="5334000" cy="3708431"/>
+                      <a:ext cx="5334000" cy="3297867"/>
                     </a:xfrm>
                     <a:prstGeom prst="rect">
                       <a:avLst/>
@@ -5880,7 +5880,7 @@
         <w:rPr>
           <w:rtl/>
         </w:rPr>
-        <w:t xml:space="preserve">اثر زمان تخفیف: فوریه (tau</w:t>
+        <w:t xml:space="preserve">شکل ۴-۱۴: اثر زمان تخفیف — فوریه (τ</w:t>
       </w:r>
       <w:r>
         <w:rPr>
@@ -5888,42 +5888,42 @@
           <w:iCs/>
           <w:rtl/>
         </w:rPr>
-        <w:t xml:space="preserve">=0) و لرد–شولمن tau</w:t>
-      </w:r>
-      <w:r>
-        <w:rPr>
-          <w:rtl/>
-        </w:rPr>
-        <w:t xml:space="preserve"> </w:t>
-      </w:r>
-      <w:r>
-        <w:rPr>
-          <w:rtl/>
-        </w:rPr>
-        <w:t xml:space="preserve">= ۰٫۰۴ / ۰٫۱۵ / ۰٫۴۴ / ۰٫۸۷؛ فراجهش با tau* رشد می‌کند.</w:t>
-      </w:r>
-    </w:p>
-    <w:p>
-      <w:pPr>
-        <w:bidi/>
-      </w:pPr>
-      <w:r>
-        <w:rPr>
-          <w:rtl/>
-        </w:rPr>
-        <w:t xml:space="preserve">شکل ۴-۱۴ هدایتِ فوریه (τ* = 0) را با چهار زمان تخفیف بی‌بعدِ τ* = 0.04، 0.15، 0.44 و</w:t>
-      </w:r>
-      <w:r>
-        <w:rPr>
-          <w:rtl/>
-        </w:rPr>
-        <w:t xml:space="preserve"> </w:t>
-      </w:r>
-      <w:r>
-        <w:rPr>
-          <w:rtl/>
-        </w:rPr>
-        <w:t xml:space="preserve">0.87 مقایسه می‌کند. زیر هدایت فوریه، دمای نقطهٔ میانی یکنواخت افزایش می‌یابد و هرگز</w:t>
+        <w:t xml:space="preserve">=0) و لرد–شولمن τ</w:t>
+      </w:r>
+      <w:r>
+        <w:rPr>
+          <w:rtl/>
+        </w:rPr>
+        <w:t xml:space="preserve"> </w:t>
+      </w:r>
+      <w:r>
+        <w:rPr>
+          <w:rtl/>
+        </w:rPr>
+        <w:t xml:space="preserve">= ۰٫۰۴ / ۰٫۱۵ / ۰٫۴۴ ‏[R_o/R_i=1.5، L=2.1 m، N_L=7، W_GPL=0.3٪، e_m3=0.8604، P_i=50 MPa، دو سر ساده]</w:t>
+      </w:r>
+    </w:p>
+    <w:p>
+      <w:pPr>
+        <w:bidi/>
+      </w:pPr>
+      <w:r>
+        <w:rPr>
+          <w:rtl/>
+        </w:rPr>
+        <w:t xml:space="preserve">شکل ۴-۱۴ هدایتِ فوریه (τ* = 0) را با سه زمان تخفیف بی‌بعدِ τ* = 0.04، 0.15 و 0.44</w:t>
+      </w:r>
+      <w:r>
+        <w:rPr>
+          <w:rtl/>
+        </w:rPr>
+        <w:t xml:space="preserve"> </w:t>
+      </w:r>
+      <w:r>
+        <w:rPr>
+          <w:rtl/>
+        </w:rPr>
+        <w:t xml:space="preserve">مقایسه می‌کند. زیر هدایت فوریه، دمای نقطهٔ میانی یکنواخت افزایش می‌یابد و هرگز</w:t>
       </w:r>
       <w:r>
         <w:rPr>
@@ -5959,19 +5959,19 @@
         <w:rPr>
           <w:rtl/>
         </w:rPr>
-        <w:t xml:space="preserve">با سرعت محدودِ √(α̂/τ0) منتشر می‌شود: بیشینه با افزایش τ* به 0.953، 0.962، 1.166 و</w:t>
-      </w:r>
-      <w:r>
-        <w:rPr>
-          <w:rtl/>
-        </w:rPr>
-        <w:t xml:space="preserve"> </w:t>
-      </w:r>
-      <w:r>
-        <w:rPr>
-          <w:rtl/>
-        </w:rPr>
-        <w:t xml:space="preserve">1.271 رشد می‌کند و برای دو مقدار بزرگ‌تر، دما حتی از مقدار سطح داخلی نیز</w:t>
+        <w:t xml:space="preserve">با سرعت محدودِ √(α̂/τ0) منتشر می‌شود: بیشینه با افزایش τ* به 0.953، 0.962 و 1.166</w:t>
+      </w:r>
+      <w:r>
+        <w:rPr>
+          <w:rtl/>
+        </w:rPr>
+        <w:t xml:space="preserve"> </w:t>
+      </w:r>
+      <w:r>
+        <w:rPr>
+          <w:rtl/>
+        </w:rPr>
+        <w:t xml:space="preserve">رشد می‌کند و در بزرگ‌ترین مقدار، دما حتی از مقدار سطح داخلی نیز</w:t>
       </w:r>
       <w:r>
         <w:rPr>
@@ -5997,7 +5997,7 @@
         <w:rPr>
           <w:rtl/>
         </w:rPr>
-        <w:t xml:space="preserve">می‌کند — تا 1.271 در τ* = 0.87 — پدیده‌ای کاملاً هذلولوی که در نظریهٔ سهموی فوریه</w:t>
+        <w:t xml:space="preserve">می‌کند — تا 1.166 در τ* = 0.44 — پدیده‌ای کاملاً هذلولوی که در نظریهٔ سهموی فوریه</w:t>
       </w:r>
       <w:r>
         <w:rPr>
@@ -6084,7 +6084,7 @@
           <w:bCs/>
           <w:rtl/>
         </w:rPr>
-        <w:t xml:space="preserve">شکل ۴-۱۵.</w:t>
+        <w:t xml:space="preserve">۴-۱۵</w:t>
       </w:r>
     </w:p>
     <w:p>
@@ -6097,7 +6097,7 @@
           <wp:inline>
             <wp:extent cx="5334000" cy="3708431"/>
             <wp:effectExtent b="0" l="0" r="0" t="0"/>
-            <wp:docPr descr="اثر شرایط تکیه‌گاهیِ دو سر: ساده (S-S)، مخلوط (S-C) و گیردار (C-C)." title="" id="65" name="Picture"/>
+            <wp:docPr descr="شکل ۴-۱۵: اثر شرایط تکیه‌گاهیِ دو سر — ساده (S-S)، مخلوط (S-C) و گیردار (C-C) ‏[R_o/R_i=1.5، L=2.1 m، N_L=7، W_GPL=0.3٪، e_m3=0.8604، τ*=0.15، P_i=50 MPa]" title="" id="65" name="Picture"/>
             <a:graphic>
               <a:graphicData uri="http://schemas.openxmlformats.org/drawingml/2006/picture">
                 <pic:pic>
@@ -6144,7 +6144,7 @@
         <w:rPr>
           <w:rtl/>
         </w:rPr>
-        <w:t xml:space="preserve">اثر شرایط تکیه‌گاهیِ دو سر: ساده (S-S)، مخلوط (S-C) و گیردار (C-C).</w:t>
+        <w:t xml:space="preserve">شکل ۴-۱۵: اثر شرایط تکیه‌گاهیِ دو سر — ساده (S-S)، مخلوط (S-C) و گیردار (C-C) ‏[R_o/R_i=1.5، L=2.1 m، N_L=7، W_GPL=0.3٪، e_m3=0.8604، τ*=0.15، P_i=50 MPa]</w:t>
       </w:r>
     </w:p>
     <w:p>
@@ -6372,7 +6372,7 @@
           <w:bCs/>
           <w:rtl/>
         </w:rPr>
-        <w:t xml:space="preserve">شکل ۴-۱۶.</w:t>
+        <w:t xml:space="preserve">۴-۱۶</w:t>
       </w:r>
     </w:p>
     <w:p>
@@ -6383,9 +6383,9 @@
       <w:r>
         <w:drawing>
           <wp:inline>
-            <wp:extent cx="5334000" cy="3164350"/>
+            <wp:extent cx="5334000" cy="3708431"/>
             <wp:effectExtent b="0" l="0" r="0" t="0"/>
-            <wp:docPr descr="اثر فشار داخلی P_i = ۰ / ۱۰ / ۵۰ / ۱۰۰ مگاپاسکال؛ پاسخ مکانیکی خطی رشد می‌کند." title="" id="69" name="Picture"/>
+            <wp:docPr descr="شکل ۴-۱۶: اثر فشار داخلی P_i = ۰ / ۱۰ / ۵۰ / ۱۰۰ مگاپاسکال ‏[R_o/R_i=1.5، L=2.1 m، N_L=7، W_GPL=0.3٪، e_m3=0.8604، τ*=0.15، دو سر ساده]" title="" id="69" name="Picture"/>
             <a:graphic>
               <a:graphicData uri="http://schemas.openxmlformats.org/drawingml/2006/picture">
                 <pic:pic>
@@ -6404,7 +6404,7 @@
                   <pic:spPr bwMode="auto">
                     <a:xfrm>
                       <a:off x="0" y="0"/>
-                      <a:ext cx="5334000" cy="3164350"/>
+                      <a:ext cx="5334000" cy="3708431"/>
                     </a:xfrm>
                     <a:prstGeom prst="rect">
                       <a:avLst/>
@@ -6432,7 +6432,7 @@
         <w:rPr>
           <w:rtl/>
         </w:rPr>
-        <w:t xml:space="preserve">اثر فشار داخلی P_i = ۰ / ۱۰ / ۵۰ / ۱۰۰ مگاپاسکال؛ پاسخ مکانیکی خطی رشد می‌کند.</w:t>
+        <w:t xml:space="preserve">شکل ۴-۱۶: اثر فشار داخلی P_i = ۰ / ۱۰ / ۵۰ / ۱۰۰ مگاپاسکال ‏[R_o/R_i=1.5، L=2.1 m، N_L=7، W_GPL=0.3٪، e_m3=0.8604، τ*=0.15، دو سر ساده]</w:t>
       </w:r>
     </w:p>
     <w:p>
@@ -6590,7 +6590,7 @@
           <w:bCs/>
           <w:rtl/>
         </w:rPr>
-        <w:t xml:space="preserve">شکل ۴-۱۷.</w:t>
+        <w:t xml:space="preserve">۴-۱۷</w:t>
       </w:r>
     </w:p>
     <w:p>
@@ -6601,9 +6601,9 @@
       <w:r>
         <w:drawing>
           <wp:inline>
-            <wp:extent cx="5334000" cy="3164350"/>
+            <wp:extent cx="5334000" cy="3708431"/>
             <wp:effectExtent b="0" l="0" r="0" t="0"/>
-            <wp:docPr descr="اثر طول استوانه L = ۱ / ۲٫۱ / ۵ / ۱۰ متر و نزدیک‌شدن به حدِ استوانهٔ بلند." title="" id="73" name="Picture"/>
+            <wp:docPr descr="شکل ۴-۱۷: اثر طول استوانه L = ۱ / ۲٫۱ / ۵ / ۱۰ متر ‏[R_i=1، R_o=1.5، N_L=7، W_GPL=0.3٪، e_m3=0.8604، τ*=0.15، P_i=50 MPa، دو سر ساده]" title="" id="73" name="Picture"/>
             <a:graphic>
               <a:graphicData uri="http://schemas.openxmlformats.org/drawingml/2006/picture">
                 <pic:pic>
@@ -6622,7 +6622,7 @@
                   <pic:spPr bwMode="auto">
                     <a:xfrm>
                       <a:off x="0" y="0"/>
-                      <a:ext cx="5334000" cy="3164350"/>
+                      <a:ext cx="5334000" cy="3708431"/>
                     </a:xfrm>
                     <a:prstGeom prst="rect">
                       <a:avLst/>
@@ -6650,7 +6650,7 @@
         <w:rPr>
           <w:rtl/>
         </w:rPr>
-        <w:t xml:space="preserve">اثر طول استوانه L = ۱ / ۲٫۱ / ۵ / ۱۰ متر و نزدیک‌شدن به حدِ استوانهٔ بلند.</w:t>
+        <w:t xml:space="preserve">شکل ۴-۱۷: اثر طول استوانه L = ۱ / ۲٫۱ / ۵ / ۱۰ متر ‏[R_i=1، R_o=1.5، N_L=7، W_GPL=0.3٪، e_m3=0.8604، τ*=0.15، P_i=50 MPa، دو سر ساده]</w:t>
       </w:r>
     </w:p>
     <w:p>
@@ -6855,7 +6855,7 @@
           <w:bCs/>
           <w:rtl/>
         </w:rPr>
-        <w:t xml:space="preserve">شکل ۴-۱۸.</w:t>
+        <w:t xml:space="preserve">۴-۱۸</w:t>
       </w:r>
     </w:p>
     <w:p>
@@ -6866,9 +6866,9 @@
       <w:r>
         <w:drawing>
           <wp:inline>
-            <wp:extent cx="5334000" cy="3982720"/>
+            <wp:extent cx="5334000" cy="2695073"/>
             <wp:effectExtent b="0" l="0" r="0" t="0"/>
-            <wp:docPr descr="ماتریس کاملِ ۲۵حالتهٔ گرافن × تخلخل: دمای بی‌بعدِ عرضِ‌جدارهٔ T*(xi) برای هر جفت الگو؛ تخلخل A سد حرارتیِ سراسری است." title="" id="77" name="Picture"/>
+            <wp:docPr descr="شکل ۴-۱۸: ماتریس کاملِ ۲۵حالتهٔ گرافن × تخلخل — دمای بی‌بعدِ عرضِ‌جدارهٔ T*(ξ) برای هر جفت الگو (سطرها: الگوی گرافن؛ ستون‌ها: الگوی تخلخل) ‏[مرجع: W_GPL=0.3٪، e_m3=0.8604، τ*=0.15، P_i=50 MPa، دو سر ساده]" title="" id="77" name="Picture"/>
             <a:graphic>
               <a:graphicData uri="http://schemas.openxmlformats.org/drawingml/2006/picture">
                 <pic:pic>
@@ -6887,7 +6887,7 @@
                   <pic:spPr bwMode="auto">
                     <a:xfrm>
                       <a:off x="0" y="0"/>
-                      <a:ext cx="5334000" cy="3982720"/>
+                      <a:ext cx="5334000" cy="2695073"/>
                     </a:xfrm>
                     <a:prstGeom prst="rect">
                       <a:avLst/>
@@ -6915,7 +6915,7 @@
         <w:rPr>
           <w:rtl/>
         </w:rPr>
-        <w:t xml:space="preserve">ماتریس کاملِ ۲۵حالتهٔ گرافن × تخلخل: دمای بی‌بعدِ عرضِ‌جدارهٔ T*(xi) برای هر جفت الگو؛ تخلخل A سد حرارتیِ سراسری است.</w:t>
+        <w:t xml:space="preserve">شکل ۴-۱۸: ماتریس کاملِ ۲۵حالتهٔ گرافن × تخلخل — دمای بی‌بعدِ عرضِ‌جدارهٔ T*(ξ) برای هر جفت الگو (سطرها: الگوی گرافن؛ ستون‌ها: الگوی تخلخل) ‏[مرجع: W_GPL=0.3٪، e_m3=0.8604، τ*=0.15، P_i=50 MPa، دو سر ساده]</w:t>
       </w:r>
     </w:p>
     <w:p>
@@ -7025,7 +7025,7 @@
           <w:bCs/>
           <w:rtl/>
         </w:rPr>
-        <w:t xml:space="preserve">شکل ۴-۱۹.</w:t>
+        <w:t xml:space="preserve">۴-۱۹</w:t>
       </w:r>
     </w:p>
     <w:p>
@@ -7036,9 +7036,9 @@
       <w:r>
         <w:drawing>
           <wp:inline>
-            <wp:extent cx="5334000" cy="2724605"/>
+            <wp:extent cx="5334000" cy="2695073"/>
             <wp:effectExtent b="0" l="0" r="0" t="0"/>
-            <wp:docPr descr="ماتریس کاملِ ۲۵حالتهٔ گرافن × تخلخل: پروفیل تنش محیطیِ Sigma_thth(xi) برای هر جفت الگو." title="" id="80" name="Picture"/>
+            <wp:docPr descr="شکل ۴-۱۹: ماتریس کاملِ ۲۵حالتهٔ گرافن × تخلخل — پروفیل تنش محیطیِ Σθθ(ξ) برای هر جفت الگو (سطرها: الگوی گرافن؛ ستون‌ها: الگوی تخلخل) ‏[مرجع: W_GPL=0.3٪، e_m3=0.8604، τ*=0.15، P_i=50 MPa، دو سر ساده]" title="" id="80" name="Picture"/>
             <a:graphic>
               <a:graphicData uri="http://schemas.openxmlformats.org/drawingml/2006/picture">
                 <pic:pic>
@@ -7057,7 +7057,7 @@
                   <pic:spPr bwMode="auto">
                     <a:xfrm>
                       <a:off x="0" y="0"/>
-                      <a:ext cx="5334000" cy="2724605"/>
+                      <a:ext cx="5334000" cy="2695073"/>
                     </a:xfrm>
                     <a:prstGeom prst="rect">
                       <a:avLst/>
@@ -7085,7 +7085,7 @@
         <w:rPr>
           <w:rtl/>
         </w:rPr>
-        <w:t xml:space="preserve">ماتریس کاملِ ۲۵حالتهٔ گرافن × تخلخل: پروفیل تنش محیطیِ Sigma_thth(xi) برای هر جفت الگو.</w:t>
+        <w:t xml:space="preserve">شکل ۴-۱۹: ماتریس کاملِ ۲۵حالتهٔ گرافن × تخلخل — پروفیل تنش محیطیِ Σθθ(ξ) برای هر جفت الگو (سطرها: الگوی گرافن؛ ستون‌ها: الگوی تخلخل) ‏[مرجع: W_GPL=0.3٪، e_m3=0.8604، τ*=0.15، P_i=50 MPa، دو سر ساده]</w:t>
       </w:r>
     </w:p>
     <w:p>
@@ -7255,7 +7255,7 @@
           <w:bCs/>
           <w:rtl/>
         </w:rPr>
-        <w:t xml:space="preserve">شکل ۴-۲۰.</w:t>
+        <w:t xml:space="preserve">۴-۲۰</w:t>
       </w:r>
     </w:p>
     <w:p>
@@ -7268,7 +7268,7 @@
           <wp:inline>
             <wp:extent cx="5334000" cy="3708431"/>
             <wp:effectExtent b="0" l="0" r="0" t="0"/>
-            <wp:docPr descr="اثر ممزوج بودن معادلات: مدل کاملاً ممزوج در برابر معادلهٔ انرژیِ غیرممزوج." title="" id="84" name="Picture"/>
+            <wp:docPr descr="شکل ۴-۲۰: اثر ممزوج بودن معادلات — کاملاً ممزوج در برابر معادلهٔ انرژیِ غیرممزوج ‏[R_o/R_i=1.5، L=2.1 m، N_L=7، W_GPL=0.3٪، e_m3=0.8604، τ*=0.15، P_i=50 MPa، دو سر ساده]" title="" id="84" name="Picture"/>
             <a:graphic>
               <a:graphicData uri="http://schemas.openxmlformats.org/drawingml/2006/picture">
                 <pic:pic>
@@ -7315,7 +7315,7 @@
         <w:rPr>
           <w:rtl/>
         </w:rPr>
-        <w:t xml:space="preserve">اثر ممزوج بودن معادلات: مدل کاملاً ممزوج در برابر معادلهٔ انرژیِ غیرممزوج.</w:t>
+        <w:t xml:space="preserve">شکل ۴-۲۰: اثر ممزوج بودن معادلات — کاملاً ممزوج در برابر معادلهٔ انرژیِ غیرممزوج ‏[R_o/R_i=1.5، L=2.1 m، N_L=7، W_GPL=0.3٪، e_m3=0.8604، τ*=0.15، P_i=50 MPa، دو سر ساده]</w:t>
       </w:r>
     </w:p>
     <w:p>
@@ -7437,7 +7437,7 @@
           <w:bCs/>
           <w:rtl/>
         </w:rPr>
-        <w:t xml:space="preserve">شکل ۴-۲۱.</w:t>
+        <w:t xml:space="preserve">۴-۲۱</w:t>
       </w:r>
     </w:p>
     <w:p>
@@ -7450,7 +7450,7 @@
           <wp:inline>
             <wp:extent cx="5334000" cy="3708431"/>
             <wp:effectExtent b="0" l="0" r="0" t="0"/>
-            <wp:docPr descr="اثر ضریب همرفتِ سطح خارجی h_c = ۱۰ / ۱۰۰ / ۱۰۰۰ وات بر مترمربع‌کلوین." title="" id="88" name="Picture"/>
+            <wp:docPr descr="شکل ۴-۲۱: اثر ضریب همرفتِ سطح خارجی h_c = ۱۰ / ۱۰۰ / ۱۰۰۰ وات بر مترمربع‌کلوین ‏[R_o/R_i=1.5، L=2.1 m، N_L=7، W_GPL=0.3٪، e_m3=0.8604، τ*=0.15، P_i=50 MPa، دو سر ساده]" title="" id="88" name="Picture"/>
             <a:graphic>
               <a:graphicData uri="http://schemas.openxmlformats.org/drawingml/2006/picture">
                 <pic:pic>
@@ -7497,7 +7497,7 @@
         <w:rPr>
           <w:rtl/>
         </w:rPr>
-        <w:t xml:space="preserve">اثر ضریب همرفتِ سطح خارجی h_c = ۱۰ / ۱۰۰ / ۱۰۰۰ وات بر مترمربع‌کلوین.</w:t>
+        <w:t xml:space="preserve">شکل ۴-۲۱: اثر ضریب همرفتِ سطح خارجی h_c = ۱۰ / ۱۰۰ / ۱۰۰۰ وات بر مترمربع‌کلوین ‏[R_o/R_i=1.5، L=2.1 m، N_L=7، W_GPL=0.3٪، e_m3=0.8604، τ*=0.15، P_i=50 MPa، دو سر ساده]</w:t>
       </w:r>
     </w:p>
     <w:p>
@@ -7619,7 +7619,7 @@
           <w:bCs/>
           <w:rtl/>
         </w:rPr>
-        <w:t xml:space="preserve">شکل ۴-۲۲.</w:t>
+        <w:t xml:space="preserve">۴-۲۲</w:t>
       </w:r>
     </w:p>
     <w:p>
@@ -7632,7 +7632,7 @@
           <wp:inline>
             <wp:extent cx="5334000" cy="3708431"/>
             <wp:effectExtent b="0" l="0" r="0" t="0"/>
-            <wp:docPr descr="اثر ضخامت جداره، نسبت شعاعی R_o/R_i = ۱٫۲۵ / ۱٫۵ / ۲٫۰ (شعاع داخلی ثابت)." title="" id="92" name="Picture"/>
+            <wp:docPr descr="شکل ۴-۲۲: اثر ضخامت جداره، نسبت شعاعی R_o/R_i = ۱٫۲۵ / ۱٫۵ / ۲٫۰ (شعاع داخلیِ ثابتِ ۱ متر) ‏[L=2.1 m، N_L=7، W_GPL=0.3٪، e_m3=0.8604، τ*=0.15، P_i=50 MPa، دو سر ساده]" title="" id="92" name="Picture"/>
             <a:graphic>
               <a:graphicData uri="http://schemas.openxmlformats.org/drawingml/2006/picture">
                 <pic:pic>
@@ -7679,7 +7679,7 @@
         <w:rPr>
           <w:rtl/>
         </w:rPr>
-        <w:t xml:space="preserve">اثر ضخامت جداره، نسبت شعاعی R_o/R_i = ۱٫۲۵ / ۱٫۵ / ۲٫۰ (شعاع داخلی ثابت).</w:t>
+        <w:t xml:space="preserve">شکل ۴-۲۲: اثر ضخامت جداره، نسبت شعاعی R_o/R_i = ۱٫۲۵ / ۱٫۵ / ۲٫۰ (شعاع داخلیِ ثابتِ ۱ متر) ‏[L=2.1 m، N_L=7، W_GPL=0.3٪، e_m3=0.8604، τ*=0.15، P_i=50 MPa، دو سر ساده]</w:t>
       </w:r>
     </w:p>
     <w:p>
@@ -7837,7 +7837,7 @@
           <w:bCs/>
           <w:rtl/>
         </w:rPr>
-        <w:t xml:space="preserve">شکل ۴-۲۳.</w:t>
+        <w:t xml:space="preserve">۴-۲۳</w:t>
       </w:r>
     </w:p>
     <w:p>
@@ -7850,7 +7850,7 @@
           <wp:inline>
             <wp:extent cx="5334000" cy="3708431"/>
             <wp:effectExtent b="0" l="0" r="0" t="0"/>
-            <wp:docPr descr="پاسخ به شوک حرارتیِ گاوسی: لرد–شولمن در برابر فوریه؛ تپِ LS دیرتر، قوی‌تر و ماندگارتر می‌رسد." title="" id="96" name="Picture"/>
+            <wp:docPr descr="شکل ۴-۲۳: پاسخ به شوک حرارتیِ گاوسی — لرد–شولمن در برابر فوریه ‏[R_o/R_i=1.5، L=2.1 m، N_L=7، W_GPL=0.3٪، e_m3=0.8604، P_i=50 MPa، دو سر ساده]" title="" id="96" name="Picture"/>
             <a:graphic>
               <a:graphicData uri="http://schemas.openxmlformats.org/drawingml/2006/picture">
                 <pic:pic>
@@ -7897,7 +7897,7 @@
         <w:rPr>
           <w:rtl/>
         </w:rPr>
-        <w:t xml:space="preserve">پاسخ به شوک حرارتیِ گاوسی: لرد–شولمن در برابر فوریه؛ تپِ LS دیرتر، قوی‌تر و ماندگارتر می‌رسد.</w:t>
+        <w:t xml:space="preserve">شکل ۴-۲۳: پاسخ به شوک حرارتیِ گاوسی — لرد–شولمن در برابر فوریه ‏[R_o/R_i=1.5، L=2.1 m، N_L=7، W_GPL=0.3٪، e_m3=0.8604، P_i=50 MPa، دو سر ساده]</w:t>
       </w:r>
     </w:p>
     <w:p>
@@ -8701,7 +8701,7 @@
           <w:bCs/>
           <w:rtl/>
         </w:rPr>
-        <w:t xml:space="preserve">شکل ۴-۲۴.</w:t>
+        <w:t xml:space="preserve">۴-۲۴</w:t>
       </w:r>
     </w:p>
     <w:p>
@@ -8714,7 +8714,7 @@
           <wp:inline>
             <wp:extent cx="5334000" cy="3708431"/>
             <wp:effectExtent b="0" l="0" r="0" t="0"/>
-            <wp:docPr descr="مقایسهٔ نظریه‌های ترموالاستیسیتهٔ تعمیم‌یافته: فوریه / لرد–شولمن / تأخیر دوفازی / گرین–نگدی نوع سوم." title="" id="102" name="Picture"/>
+            <wp:docPr descr="شکل ۴-۲۴: مقایسهٔ نظریه‌های ترموالاستیسیتهٔ تعمیم‌یافته — فوریه، لرد–شولمن، تأخیر دوفازی و گرین–نگدی نوع سوم ‏[R_o/R_i=1.5، L=2.1 m، N_L=7، W_GPL=0.3٪، e_m3=0.8604، τ*=0.15، P_i=50 MPa، دو سر ساده]" title="" id="102" name="Picture"/>
             <a:graphic>
               <a:graphicData uri="http://schemas.openxmlformats.org/drawingml/2006/picture">
                 <pic:pic>
@@ -8761,7 +8761,7 @@
         <w:rPr>
           <w:rtl/>
         </w:rPr>
-        <w:t xml:space="preserve">مقایسهٔ نظریه‌های ترموالاستیسیتهٔ تعمیم‌یافته: فوریه / لرد–شولمن / تأخیر دوفازی / گرین–نگدی نوع سوم.</w:t>
+        <w:t xml:space="preserve">شکل ۴-۲۴: مقایسهٔ نظریه‌های ترموالاستیسیتهٔ تعمیم‌یافته — فوریه، لرد–شولمن، تأخیر دوفازی و گرین–نگدی نوع سوم ‏[R_o/R_i=1.5، L=2.1 m، N_L=7، W_GPL=0.3٪، e_m3=0.8604، τ*=0.15، P_i=50 MPa، دو سر ساده]</w:t>
       </w:r>
     </w:p>
     <w:p>
@@ -9012,7 +9012,7 @@
         <w:rPr>
           <w:rtl/>
         </w:rPr>
-        <w:t xml:space="preserve">تا T* = 1.271 در τ* = 0.87 — که زیر هدایت فوریه ناممکن است — با شکل مشخصهٔ قله-قعرِ</w:t>
+        <w:t xml:space="preserve">تا T* = 1.166 در τ* = 0.44 — که زیر هدایت فوریه ناممکن است — با شکل مشخصهٔ قله-قعرِ</w:t>
       </w:r>
       <w:r>
         <w:rPr>

--- a/claude/thesis_chapter/RESULTS_CHAPTER_FA_R4_color.docx
+++ b/claude/thesis_chapter/RESULTS_CHAPTER_FA_R4_color.docx
@@ -372,7 +372,7 @@
         <w:rPr>
           <w:rtl/>
         </w:rPr>
-        <w:t xml:space="preserve">برای کلیت، همهٔ نتایج به‌صورت بی‌بعد و مطابق قرارداد مرجع [x] (حیدرپور و همکاران)</w:t>
+        <w:t xml:space="preserve">برای کلیت، همهٔ نتایج به‌صورت بی‌بعد و مطابق قرارداد مرجع [69] (حیدرپور و همکاران)</w:t>
       </w:r>
       <w:r>
         <w:rPr>

--- a/claude/thesis_chapter/RESULTS_CHAPTER_FA_R4_color.docx
+++ b/claude/thesis_chapter/RESULTS_CHAPTER_FA_R4_color.docx
@@ -3586,7 +3586,7 @@
       <w:r>
         <w:drawing>
           <wp:inline>
-            <wp:extent cx="5334000" cy="3697845"/>
+            <wp:extent cx="5334000" cy="3700121"/>
             <wp:effectExtent b="0" l="0" r="0" t="0"/>
             <wp:docPr descr="شکل ۴-۵: صحت‌سنجی (حرارتی) — پروفیل‌های دمای گذرا از حل مربعات‌تفاضلی+نیومارکِ حاضر در برابر حل دقیق سریِ بسل در t = ۲، ۱۰ و ۴۰ ثانیه" title="" id="29" name="Picture"/>
             <a:graphic>
@@ -3607,7 +3607,7 @@
                   <pic:spPr bwMode="auto">
                     <a:xfrm>
                       <a:off x="0" y="0"/>
-                      <a:ext cx="5334000" cy="3697845"/>
+                      <a:ext cx="5334000" cy="3700121"/>
                     </a:xfrm>
                     <a:prstGeom prst="rect">
                       <a:avLst/>
